--- a/Реферат «Юридическая ответственность и правовой статус военнослужащих в РФ» .docx
+++ b/Реферат «Юридическая ответственность и правовой статус военнослужащих в РФ» .docx
@@ -6,65 +6,6 @@
       <w:pPr>
         <w:spacing w:line="360" w:lineRule="auto"/>
         <w:ind w:firstLine="709"/>
-        <w:jc w:val="both"/>
-        <w:rPr>
-          <w:rFonts w:ascii="Times New Roman" w:hAnsi="Times New Roman" w:cs="Times New Roman"/>
-          <w:sz w:val="28"/>
-          <w:szCs w:val="28"/>
-        </w:rPr>
-      </w:pPr>
-    </w:p>
-    <w:p>
-      <w:pPr>
-        <w:spacing w:line="360" w:lineRule="auto"/>
-        <w:ind w:firstLine="709"/>
-        <w:jc w:val="both"/>
-        <w:rPr>
-          <w:rFonts w:ascii="Times New Roman" w:hAnsi="Times New Roman" w:cs="Times New Roman"/>
-          <w:sz w:val="28"/>
-          <w:szCs w:val="28"/>
-        </w:rPr>
-      </w:pPr>
-    </w:p>
-    <w:p>
-      <w:pPr>
-        <w:spacing w:line="360" w:lineRule="auto"/>
-        <w:ind w:firstLine="709"/>
-        <w:jc w:val="both"/>
-        <w:rPr>
-          <w:rFonts w:ascii="Times New Roman" w:hAnsi="Times New Roman" w:cs="Times New Roman"/>
-          <w:sz w:val="28"/>
-          <w:szCs w:val="28"/>
-        </w:rPr>
-      </w:pPr>
-    </w:p>
-    <w:p>
-      <w:pPr>
-        <w:spacing w:line="360" w:lineRule="auto"/>
-        <w:jc w:val="both"/>
-        <w:rPr>
-          <w:rFonts w:ascii="Times New Roman" w:hAnsi="Times New Roman" w:cs="Times New Roman"/>
-          <w:sz w:val="28"/>
-          <w:szCs w:val="28"/>
-        </w:rPr>
-      </w:pPr>
-    </w:p>
-    <w:p>
-      <w:pPr>
-        <w:spacing w:line="360" w:lineRule="auto"/>
-        <w:ind w:firstLine="709"/>
-        <w:jc w:val="both"/>
-        <w:rPr>
-          <w:rFonts w:ascii="Times New Roman" w:hAnsi="Times New Roman" w:cs="Times New Roman"/>
-          <w:sz w:val="28"/>
-          <w:szCs w:val="28"/>
-        </w:rPr>
-      </w:pPr>
-    </w:p>
-    <w:p>
-      <w:pPr>
-        <w:spacing w:line="360" w:lineRule="auto"/>
-        <w:ind w:firstLine="709"/>
         <w:jc w:val="center"/>
         <w:rPr>
           <w:rFonts w:ascii="Times New Roman" w:hAnsi="Times New Roman" w:cs="Times New Roman"/>
@@ -78,6 +19,161 @@
           <w:sz w:val="28"/>
           <w:szCs w:val="28"/>
         </w:rPr>
+        <w:t>Министерство образования Свердловской области</w:t>
+      </w:r>
+    </w:p>
+    <w:p>
+      <w:pPr>
+        <w:spacing w:line="360" w:lineRule="auto"/>
+        <w:ind w:firstLine="709"/>
+        <w:jc w:val="center"/>
+        <w:rPr>
+          <w:rFonts w:ascii="Times New Roman" w:hAnsi="Times New Roman" w:cs="Times New Roman"/>
+          <w:b/>
+          <w:bCs/>
+          <w:i/>
+          <w:sz w:val="28"/>
+          <w:szCs w:val="28"/>
+        </w:rPr>
+      </w:pPr>
+      <w:r>
+        <w:rPr>
+          <w:rFonts w:ascii="Times New Roman" w:hAnsi="Times New Roman" w:cs="Times New Roman"/>
+          <w:b/>
+          <w:bCs/>
+          <w:sz w:val="28"/>
+          <w:szCs w:val="28"/>
+        </w:rPr>
+        <w:t>ГАПОУ СО «</w:t>
+      </w:r>
+      <w:r>
+        <w:rPr>
+          <w:rFonts w:ascii="Times New Roman" w:hAnsi="Times New Roman" w:cs="Times New Roman"/>
+          <w:b/>
+          <w:bCs/>
+          <w:i/>
+          <w:sz w:val="28"/>
+          <w:szCs w:val="28"/>
+        </w:rPr>
+        <w:t>ЕКАТЕРИНБУРГСКИЙ КОЛЛЕДЖ</w:t>
+      </w:r>
+    </w:p>
+    <w:p>
+      <w:pPr>
+        <w:spacing w:line="360" w:lineRule="auto"/>
+        <w:ind w:firstLine="709"/>
+        <w:jc w:val="center"/>
+        <w:rPr>
+          <w:rFonts w:ascii="Times New Roman" w:hAnsi="Times New Roman" w:cs="Times New Roman"/>
+          <w:b/>
+          <w:bCs/>
+          <w:i/>
+          <w:sz w:val="28"/>
+          <w:szCs w:val="28"/>
+        </w:rPr>
+      </w:pPr>
+      <w:r>
+        <w:rPr>
+          <w:rFonts w:ascii="Times New Roman" w:hAnsi="Times New Roman" w:cs="Times New Roman"/>
+          <w:b/>
+          <w:bCs/>
+          <w:i/>
+          <w:sz w:val="28"/>
+          <w:szCs w:val="28"/>
+        </w:rPr>
+        <w:t>ТРАНСПОРТНОГО СТРОИТЕЛЬСТВА»</w:t>
+      </w:r>
+    </w:p>
+    <w:p>
+      <w:pPr>
+        <w:spacing w:line="360" w:lineRule="auto"/>
+        <w:ind w:firstLine="709"/>
+        <w:jc w:val="center"/>
+        <w:rPr>
+          <w:rFonts w:ascii="Times New Roman" w:hAnsi="Times New Roman" w:cs="Times New Roman"/>
+          <w:b/>
+          <w:bCs/>
+          <w:sz w:val="28"/>
+          <w:szCs w:val="28"/>
+        </w:rPr>
+      </w:pPr>
+      <w:r>
+        <w:rPr>
+          <w:rFonts w:ascii="Times New Roman" w:hAnsi="Times New Roman" w:cs="Times New Roman"/>
+          <w:b/>
+          <w:bCs/>
+          <w:i/>
+          <w:sz w:val="28"/>
+          <w:szCs w:val="28"/>
+        </w:rPr>
+        <w:t>СПЕЦИАЛЬНОСТЬ ПР 09.02.07 «</w:t>
+      </w:r>
+      <w:r>
+        <w:rPr>
+          <w:rFonts w:ascii="Times New Roman" w:hAnsi="Times New Roman" w:cs="Times New Roman"/>
+          <w:b/>
+          <w:bCs/>
+          <w:i/>
+          <w:caps/>
+          <w:sz w:val="28"/>
+          <w:szCs w:val="28"/>
+        </w:rPr>
+        <w:t>Информационные системы и программирование</w:t>
+      </w:r>
+      <w:r>
+        <w:rPr>
+          <w:rFonts w:ascii="Times New Roman" w:hAnsi="Times New Roman" w:cs="Times New Roman"/>
+          <w:b/>
+          <w:bCs/>
+          <w:i/>
+          <w:sz w:val="28"/>
+          <w:szCs w:val="28"/>
+        </w:rPr>
+        <w:t>»</w:t>
+      </w:r>
+    </w:p>
+    <w:p>
+      <w:pPr>
+        <w:spacing w:line="360" w:lineRule="auto"/>
+        <w:jc w:val="both"/>
+        <w:rPr>
+          <w:rFonts w:ascii="Times New Roman" w:hAnsi="Times New Roman" w:cs="Times New Roman"/>
+          <w:sz w:val="28"/>
+          <w:szCs w:val="28"/>
+        </w:rPr>
+      </w:pPr>
+    </w:p>
+    <w:p>
+      <w:pPr>
+        <w:spacing w:line="360" w:lineRule="auto"/>
+        <w:ind w:firstLine="709"/>
+        <w:jc w:val="both"/>
+        <w:rPr>
+          <w:rFonts w:ascii="Times New Roman" w:hAnsi="Times New Roman" w:cs="Times New Roman"/>
+          <w:sz w:val="28"/>
+          <w:szCs w:val="28"/>
+        </w:rPr>
+      </w:pPr>
+    </w:p>
+    <w:p>
+      <w:pPr>
+        <w:spacing w:line="360" w:lineRule="auto"/>
+        <w:ind w:firstLine="709"/>
+        <w:jc w:val="center"/>
+        <w:rPr>
+          <w:rFonts w:ascii="Times New Roman" w:hAnsi="Times New Roman" w:cs="Times New Roman"/>
+          <w:caps/>
+          <w:sz w:val="28"/>
+          <w:szCs w:val="28"/>
+        </w:rPr>
+      </w:pPr>
+      <w:r>
+        <w:rPr>
+          <w:rFonts w:ascii="Times New Roman" w:hAnsi="Times New Roman" w:cs="Times New Roman"/>
+          <w:caps/>
+          <w:sz w:val="28"/>
+          <w:szCs w:val="28"/>
+        </w:rPr>
         <w:t>РЕФЕРАТ</w:t>
       </w:r>
     </w:p>
@@ -88,13 +184,15 @@
         <w:jc w:val="center"/>
         <w:rPr>
           <w:rFonts w:ascii="Times New Roman" w:hAnsi="Times New Roman" w:cs="Times New Roman"/>
-          <w:sz w:val="28"/>
-          <w:szCs w:val="28"/>
-        </w:rPr>
-      </w:pPr>
-      <w:r>
-        <w:rPr>
-          <w:rFonts w:ascii="Times New Roman" w:hAnsi="Times New Roman" w:cs="Times New Roman"/>
+          <w:caps/>
+          <w:sz w:val="28"/>
+          <w:szCs w:val="28"/>
+        </w:rPr>
+      </w:pPr>
+      <w:r>
+        <w:rPr>
+          <w:rFonts w:ascii="Times New Roman" w:hAnsi="Times New Roman" w:cs="Times New Roman"/>
+          <w:caps/>
           <w:sz w:val="28"/>
           <w:szCs w:val="28"/>
         </w:rPr>
@@ -108,13 +206,15 @@
         <w:jc w:val="center"/>
         <w:rPr>
           <w:rFonts w:ascii="Times New Roman" w:hAnsi="Times New Roman" w:cs="Times New Roman"/>
-          <w:sz w:val="28"/>
-          <w:szCs w:val="28"/>
-        </w:rPr>
-      </w:pPr>
-      <w:r>
-        <w:rPr>
-          <w:rFonts w:ascii="Times New Roman" w:hAnsi="Times New Roman" w:cs="Times New Roman"/>
+          <w:caps/>
+          <w:sz w:val="28"/>
+          <w:szCs w:val="28"/>
+        </w:rPr>
+      </w:pPr>
+      <w:r>
+        <w:rPr>
+          <w:rFonts w:ascii="Times New Roman" w:hAnsi="Times New Roman" w:cs="Times New Roman"/>
+          <w:caps/>
           <w:sz w:val="28"/>
           <w:szCs w:val="28"/>
         </w:rPr>
@@ -128,13 +228,15 @@
         <w:jc w:val="center"/>
         <w:rPr>
           <w:rFonts w:ascii="Times New Roman" w:hAnsi="Times New Roman" w:cs="Times New Roman"/>
-          <w:sz w:val="28"/>
-          <w:szCs w:val="28"/>
-        </w:rPr>
-      </w:pPr>
-      <w:r>
-        <w:rPr>
-          <w:rFonts w:ascii="Times New Roman" w:hAnsi="Times New Roman" w:cs="Times New Roman"/>
+          <w:caps/>
+          <w:sz w:val="28"/>
+          <w:szCs w:val="28"/>
+        </w:rPr>
+      </w:pPr>
+      <w:r>
+        <w:rPr>
+          <w:rFonts w:ascii="Times New Roman" w:hAnsi="Times New Roman" w:cs="Times New Roman"/>
+          <w:caps/>
           <w:sz w:val="28"/>
           <w:szCs w:val="28"/>
         </w:rPr>
@@ -168,31 +270,6 @@
     <w:p>
       <w:pPr>
         <w:spacing w:line="360" w:lineRule="auto"/>
-        <w:ind w:firstLine="709"/>
-        <w:jc w:val="both"/>
-        <w:rPr>
-          <w:rFonts w:ascii="Times New Roman" w:hAnsi="Times New Roman" w:cs="Times New Roman"/>
-          <w:sz w:val="28"/>
-          <w:szCs w:val="28"/>
-        </w:rPr>
-      </w:pPr>
-    </w:p>
-    <w:p>
-      <w:pPr>
-        <w:spacing w:line="360" w:lineRule="auto"/>
-        <w:ind w:firstLine="709"/>
-        <w:jc w:val="both"/>
-        <w:rPr>
-          <w:rFonts w:ascii="Times New Roman" w:hAnsi="Times New Roman" w:cs="Times New Roman"/>
-          <w:sz w:val="28"/>
-          <w:szCs w:val="28"/>
-        </w:rPr>
-      </w:pPr>
-    </w:p>
-    <w:p>
-      <w:pPr>
-        <w:spacing w:line="360" w:lineRule="auto"/>
-        <w:ind w:firstLine="709"/>
         <w:jc w:val="both"/>
         <w:rPr>
           <w:rFonts w:ascii="Times New Roman" w:hAnsi="Times New Roman" w:cs="Times New Roman"/>
@@ -265,6 +342,14 @@
           <w:sz w:val="28"/>
           <w:szCs w:val="28"/>
         </w:rPr>
+        <w:t xml:space="preserve">Подготовил: </w:t>
+      </w:r>
+      <w:r>
+        <w:rPr>
+          <w:rFonts w:ascii="Times New Roman" w:hAnsi="Times New Roman" w:cs="Times New Roman"/>
+          <w:sz w:val="28"/>
+          <w:szCs w:val="28"/>
+        </w:rPr>
         <w:t>Кириченко Илья</w:t>
       </w:r>
     </w:p>
@@ -285,6 +370,14 @@
           <w:sz w:val="28"/>
           <w:szCs w:val="28"/>
         </w:rPr>
+        <w:t xml:space="preserve">Студент группы: </w:t>
+      </w:r>
+      <w:r>
+        <w:rPr>
+          <w:rFonts w:ascii="Times New Roman" w:hAnsi="Times New Roman" w:cs="Times New Roman"/>
+          <w:sz w:val="28"/>
+          <w:szCs w:val="28"/>
+        </w:rPr>
         <w:t>ПР-41</w:t>
       </w:r>
     </w:p>
@@ -305,6 +398,26 @@
           <w:sz w:val="28"/>
           <w:szCs w:val="28"/>
         </w:rPr>
+        <w:t>Преподаватель: Росляков М.А</w:t>
+      </w:r>
+    </w:p>
+    <w:p>
+      <w:pPr>
+        <w:spacing w:line="360" w:lineRule="auto"/>
+        <w:ind w:firstLine="709"/>
+        <w:jc w:val="right"/>
+        <w:rPr>
+          <w:rFonts w:ascii="Times New Roman" w:hAnsi="Times New Roman" w:cs="Times New Roman"/>
+          <w:sz w:val="28"/>
+          <w:szCs w:val="28"/>
+        </w:rPr>
+      </w:pPr>
+      <w:r>
+        <w:rPr>
+          <w:rFonts w:ascii="Times New Roman" w:hAnsi="Times New Roman" w:cs="Times New Roman"/>
+          <w:sz w:val="28"/>
+          <w:szCs w:val="28"/>
+        </w:rPr>
         <w:t>2026</w:t>
       </w:r>
       <w:r>
@@ -319,47 +432,1369 @@
     <w:p>
       <w:pPr>
         <w:spacing w:line="360" w:lineRule="auto"/>
-        <w:ind w:firstLine="709"/>
-        <w:jc w:val="both"/>
-        <w:rPr>
-          <w:rFonts w:ascii="Times New Roman" w:hAnsi="Times New Roman" w:cs="Times New Roman"/>
-          <w:sz w:val="28"/>
-          <w:szCs w:val="28"/>
-        </w:rPr>
-      </w:pPr>
-    </w:p>
-    <w:p>
-      <w:pPr>
-        <w:spacing w:line="360" w:lineRule="auto"/>
-        <w:ind w:firstLine="709"/>
-        <w:jc w:val="both"/>
-        <w:rPr>
-          <w:rFonts w:ascii="Times New Roman" w:hAnsi="Times New Roman" w:cs="Times New Roman"/>
-          <w:sz w:val="28"/>
-          <w:szCs w:val="28"/>
-        </w:rPr>
-      </w:pPr>
-    </w:p>
-    <w:p>
-      <w:pPr>
-        <w:spacing w:line="360" w:lineRule="auto"/>
-        <w:ind w:firstLine="709"/>
-        <w:jc w:val="both"/>
-        <w:rPr>
-          <w:rFonts w:ascii="Times New Roman" w:hAnsi="Times New Roman" w:cs="Times New Roman"/>
-          <w:sz w:val="28"/>
-          <w:szCs w:val="28"/>
-        </w:rPr>
-      </w:pPr>
-      <w:r>
-        <w:rPr>
-          <w:rFonts w:ascii="Times New Roman" w:hAnsi="Times New Roman" w:cs="Times New Roman"/>
-          <w:sz w:val="28"/>
-          <w:szCs w:val="28"/>
-        </w:rPr>
-        <w:t>СОДЕРЖАНИЕ</w:t>
-      </w:r>
-    </w:p>
+        <w:jc w:val="both"/>
+        <w:rPr>
+          <w:rFonts w:ascii="Times New Roman" w:hAnsi="Times New Roman" w:cs="Times New Roman"/>
+          <w:sz w:val="28"/>
+          <w:szCs w:val="28"/>
+        </w:rPr>
+      </w:pPr>
+      <w:bookmarkStart w:id="0" w:name="_GoBack"/>
+      <w:bookmarkEnd w:id="0"/>
+    </w:p>
+    <w:sdt>
+      <w:sdtPr>
+        <w:id w:val="714089591"/>
+        <w:docPartObj>
+          <w:docPartGallery w:val="Table of Contents"/>
+          <w:docPartUnique/>
+        </w:docPartObj>
+      </w:sdtPr>
+      <w:sdtEndPr>
+        <w:rPr>
+          <w:rFonts w:asciiTheme="minorHAnsi" w:eastAsiaTheme="minorHAnsi" w:hAnsiTheme="minorHAnsi" w:cstheme="minorBidi"/>
+          <w:bCs/>
+          <w:color w:val="auto"/>
+          <w:sz w:val="22"/>
+          <w:szCs w:val="22"/>
+          <w:lang w:eastAsia="en-US"/>
+        </w:rPr>
+      </w:sdtEndPr>
+      <w:sdtContent>
+        <w:p>
+          <w:pPr>
+            <w:pStyle w:val="a7"/>
+            <w:jc w:val="center"/>
+            <w:rPr>
+              <w:rStyle w:val="10"/>
+              <w:rFonts w:cs="Times New Roman"/>
+              <w:b/>
+              <w:szCs w:val="28"/>
+            </w:rPr>
+          </w:pPr>
+          <w:r>
+            <w:rPr>
+              <w:rStyle w:val="10"/>
+              <w:rFonts w:cs="Times New Roman"/>
+              <w:b/>
+              <w:szCs w:val="28"/>
+            </w:rPr>
+            <w:t>СОДЕРЖАНИЕ</w:t>
+          </w:r>
+        </w:p>
+        <w:p>
+          <w:pPr>
+            <w:pStyle w:val="13"/>
+            <w:tabs>
+              <w:tab w:val="right" w:leader="dot" w:pos="9345"/>
+            </w:tabs>
+            <w:rPr>
+              <w:rFonts w:ascii="Times New Roman" w:eastAsiaTheme="minorEastAsia" w:hAnsi="Times New Roman" w:cs="Times New Roman"/>
+              <w:noProof/>
+              <w:sz w:val="28"/>
+              <w:szCs w:val="28"/>
+              <w:lang w:eastAsia="ru-RU"/>
+            </w:rPr>
+          </w:pPr>
+          <w:r>
+            <w:rPr>
+              <w:rStyle w:val="a8"/>
+              <w:rFonts w:ascii="Times New Roman" w:hAnsi="Times New Roman" w:cs="Times New Roman"/>
+              <w:sz w:val="28"/>
+              <w:szCs w:val="28"/>
+            </w:rPr>
+            <w:fldChar w:fldCharType="begin"/>
+          </w:r>
+          <w:r>
+            <w:rPr>
+              <w:rStyle w:val="a8"/>
+              <w:rFonts w:ascii="Times New Roman" w:hAnsi="Times New Roman" w:cs="Times New Roman"/>
+              <w:sz w:val="28"/>
+              <w:szCs w:val="28"/>
+            </w:rPr>
+            <w:instrText xml:space="preserve"> TOC \o "1-3" \h \z \u </w:instrText>
+          </w:r>
+          <w:r>
+            <w:rPr>
+              <w:rStyle w:val="a8"/>
+              <w:rFonts w:ascii="Times New Roman" w:hAnsi="Times New Roman" w:cs="Times New Roman"/>
+              <w:sz w:val="28"/>
+              <w:szCs w:val="28"/>
+            </w:rPr>
+            <w:fldChar w:fldCharType="separate"/>
+          </w:r>
+          <w:hyperlink w:anchor="_Toc241595944" w:history="1">
+            <w:r>
+              <w:rPr>
+                <w:rStyle w:val="aa"/>
+                <w:rFonts w:ascii="Times New Roman" w:hAnsi="Times New Roman" w:cs="Times New Roman"/>
+                <w:noProof/>
+                <w:sz w:val="28"/>
+                <w:szCs w:val="28"/>
+              </w:rPr>
+              <w:t>ВВЕДЕНИЕ</w:t>
+            </w:r>
+            <w:r>
+              <w:rPr>
+                <w:rFonts w:ascii="Times New Roman" w:hAnsi="Times New Roman" w:cs="Times New Roman"/>
+                <w:noProof/>
+                <w:webHidden/>
+                <w:sz w:val="28"/>
+                <w:szCs w:val="28"/>
+              </w:rPr>
+              <w:tab/>
+            </w:r>
+            <w:r>
+              <w:rPr>
+                <w:rFonts w:ascii="Times New Roman" w:hAnsi="Times New Roman" w:cs="Times New Roman"/>
+                <w:noProof/>
+                <w:webHidden/>
+                <w:sz w:val="28"/>
+                <w:szCs w:val="28"/>
+              </w:rPr>
+              <w:fldChar w:fldCharType="begin"/>
+            </w:r>
+            <w:r>
+              <w:rPr>
+                <w:rFonts w:ascii="Times New Roman" w:hAnsi="Times New Roman" w:cs="Times New Roman"/>
+                <w:noProof/>
+                <w:webHidden/>
+                <w:sz w:val="28"/>
+                <w:szCs w:val="28"/>
+              </w:rPr>
+              <w:instrText xml:space="preserve"> PAGEREF _Toc241595944 \h </w:instrText>
+            </w:r>
+            <w:r>
+              <w:rPr>
+                <w:rFonts w:ascii="Times New Roman" w:hAnsi="Times New Roman" w:cs="Times New Roman"/>
+                <w:noProof/>
+                <w:webHidden/>
+                <w:sz w:val="28"/>
+                <w:szCs w:val="28"/>
+              </w:rPr>
+            </w:r>
+            <w:r>
+              <w:rPr>
+                <w:rFonts w:ascii="Times New Roman" w:hAnsi="Times New Roman" w:cs="Times New Roman"/>
+                <w:noProof/>
+                <w:webHidden/>
+                <w:sz w:val="28"/>
+                <w:szCs w:val="28"/>
+              </w:rPr>
+              <w:fldChar w:fldCharType="separate"/>
+            </w:r>
+            <w:r>
+              <w:rPr>
+                <w:rFonts w:ascii="Times New Roman" w:hAnsi="Times New Roman" w:cs="Times New Roman"/>
+                <w:noProof/>
+                <w:webHidden/>
+                <w:sz w:val="28"/>
+                <w:szCs w:val="28"/>
+              </w:rPr>
+              <w:t>3</w:t>
+            </w:r>
+            <w:r>
+              <w:rPr>
+                <w:rFonts w:ascii="Times New Roman" w:hAnsi="Times New Roman" w:cs="Times New Roman"/>
+                <w:noProof/>
+                <w:webHidden/>
+                <w:sz w:val="28"/>
+                <w:szCs w:val="28"/>
+              </w:rPr>
+              <w:fldChar w:fldCharType="end"/>
+            </w:r>
+          </w:hyperlink>
+        </w:p>
+        <w:p>
+          <w:pPr>
+            <w:pStyle w:val="13"/>
+            <w:tabs>
+              <w:tab w:val="right" w:leader="dot" w:pos="9345"/>
+            </w:tabs>
+            <w:rPr>
+              <w:rFonts w:ascii="Times New Roman" w:eastAsiaTheme="minorEastAsia" w:hAnsi="Times New Roman" w:cs="Times New Roman"/>
+              <w:noProof/>
+              <w:sz w:val="28"/>
+              <w:szCs w:val="28"/>
+              <w:lang w:eastAsia="ru-RU"/>
+            </w:rPr>
+          </w:pPr>
+          <w:hyperlink w:anchor="_Toc241595945" w:history="1">
+            <w:r>
+              <w:rPr>
+                <w:rStyle w:val="aa"/>
+                <w:rFonts w:ascii="Times New Roman" w:hAnsi="Times New Roman" w:cs="Times New Roman"/>
+                <w:i/>
+                <w:iCs/>
+                <w:noProof/>
+                <w:sz w:val="28"/>
+                <w:szCs w:val="28"/>
+              </w:rPr>
+              <w:t>ГЛАВА 1. ПОНЯТИЕ И ЭЛЕМЕНТЫ ПРАВОВОГО СТАТУСА ВОЕННОСЛУЖАЩЕГО</w:t>
+            </w:r>
+            <w:r>
+              <w:rPr>
+                <w:rFonts w:ascii="Times New Roman" w:hAnsi="Times New Roman" w:cs="Times New Roman"/>
+                <w:noProof/>
+                <w:webHidden/>
+                <w:sz w:val="28"/>
+                <w:szCs w:val="28"/>
+              </w:rPr>
+              <w:tab/>
+            </w:r>
+            <w:r>
+              <w:rPr>
+                <w:rFonts w:ascii="Times New Roman" w:hAnsi="Times New Roman" w:cs="Times New Roman"/>
+                <w:noProof/>
+                <w:webHidden/>
+                <w:sz w:val="28"/>
+                <w:szCs w:val="28"/>
+              </w:rPr>
+              <w:fldChar w:fldCharType="begin"/>
+            </w:r>
+            <w:r>
+              <w:rPr>
+                <w:rFonts w:ascii="Times New Roman" w:hAnsi="Times New Roman" w:cs="Times New Roman"/>
+                <w:noProof/>
+                <w:webHidden/>
+                <w:sz w:val="28"/>
+                <w:szCs w:val="28"/>
+              </w:rPr>
+              <w:instrText xml:space="preserve"> PAGEREF _Toc241595945 \h </w:instrText>
+            </w:r>
+            <w:r>
+              <w:rPr>
+                <w:rFonts w:ascii="Times New Roman" w:hAnsi="Times New Roman" w:cs="Times New Roman"/>
+                <w:noProof/>
+                <w:webHidden/>
+                <w:sz w:val="28"/>
+                <w:szCs w:val="28"/>
+              </w:rPr>
+            </w:r>
+            <w:r>
+              <w:rPr>
+                <w:rFonts w:ascii="Times New Roman" w:hAnsi="Times New Roman" w:cs="Times New Roman"/>
+                <w:noProof/>
+                <w:webHidden/>
+                <w:sz w:val="28"/>
+                <w:szCs w:val="28"/>
+              </w:rPr>
+              <w:fldChar w:fldCharType="separate"/>
+            </w:r>
+            <w:r>
+              <w:rPr>
+                <w:rFonts w:ascii="Times New Roman" w:hAnsi="Times New Roman" w:cs="Times New Roman"/>
+                <w:noProof/>
+                <w:webHidden/>
+                <w:sz w:val="28"/>
+                <w:szCs w:val="28"/>
+              </w:rPr>
+              <w:t>4</w:t>
+            </w:r>
+            <w:r>
+              <w:rPr>
+                <w:rFonts w:ascii="Times New Roman" w:hAnsi="Times New Roman" w:cs="Times New Roman"/>
+                <w:noProof/>
+                <w:webHidden/>
+                <w:sz w:val="28"/>
+                <w:szCs w:val="28"/>
+              </w:rPr>
+              <w:fldChar w:fldCharType="end"/>
+            </w:r>
+          </w:hyperlink>
+        </w:p>
+        <w:p>
+          <w:pPr>
+            <w:pStyle w:val="13"/>
+            <w:tabs>
+              <w:tab w:val="right" w:leader="dot" w:pos="9345"/>
+            </w:tabs>
+            <w:rPr>
+              <w:rFonts w:ascii="Times New Roman" w:eastAsiaTheme="minorEastAsia" w:hAnsi="Times New Roman" w:cs="Times New Roman"/>
+              <w:noProof/>
+              <w:sz w:val="28"/>
+              <w:szCs w:val="28"/>
+              <w:lang w:eastAsia="ru-RU"/>
+            </w:rPr>
+          </w:pPr>
+          <w:hyperlink w:anchor="_Toc241595946" w:history="1">
+            <w:r>
+              <w:rPr>
+                <w:rStyle w:val="aa"/>
+                <w:rFonts w:ascii="Times New Roman" w:hAnsi="Times New Roman" w:cs="Times New Roman"/>
+                <w:i/>
+                <w:iCs/>
+                <w:noProof/>
+                <w:sz w:val="28"/>
+                <w:szCs w:val="28"/>
+              </w:rPr>
+              <w:t>ГЛАВА 2. НОРМАТИВНО-ПРАВОВОЕ РЕГУЛИРОВАНИЕ ВОЕННОЙ СЛУЖБЫ</w:t>
+            </w:r>
+            <w:r>
+              <w:rPr>
+                <w:rFonts w:ascii="Times New Roman" w:hAnsi="Times New Roman" w:cs="Times New Roman"/>
+                <w:noProof/>
+                <w:webHidden/>
+                <w:sz w:val="28"/>
+                <w:szCs w:val="28"/>
+              </w:rPr>
+              <w:tab/>
+            </w:r>
+            <w:r>
+              <w:rPr>
+                <w:rFonts w:ascii="Times New Roman" w:hAnsi="Times New Roman" w:cs="Times New Roman"/>
+                <w:noProof/>
+                <w:webHidden/>
+                <w:sz w:val="28"/>
+                <w:szCs w:val="28"/>
+              </w:rPr>
+              <w:fldChar w:fldCharType="begin"/>
+            </w:r>
+            <w:r>
+              <w:rPr>
+                <w:rFonts w:ascii="Times New Roman" w:hAnsi="Times New Roman" w:cs="Times New Roman"/>
+                <w:noProof/>
+                <w:webHidden/>
+                <w:sz w:val="28"/>
+                <w:szCs w:val="28"/>
+              </w:rPr>
+              <w:instrText xml:space="preserve"> PAGEREF _Toc241595946 \h </w:instrText>
+            </w:r>
+            <w:r>
+              <w:rPr>
+                <w:rFonts w:ascii="Times New Roman" w:hAnsi="Times New Roman" w:cs="Times New Roman"/>
+                <w:noProof/>
+                <w:webHidden/>
+                <w:sz w:val="28"/>
+                <w:szCs w:val="28"/>
+              </w:rPr>
+            </w:r>
+            <w:r>
+              <w:rPr>
+                <w:rFonts w:ascii="Times New Roman" w:hAnsi="Times New Roman" w:cs="Times New Roman"/>
+                <w:noProof/>
+                <w:webHidden/>
+                <w:sz w:val="28"/>
+                <w:szCs w:val="28"/>
+              </w:rPr>
+              <w:fldChar w:fldCharType="separate"/>
+            </w:r>
+            <w:r>
+              <w:rPr>
+                <w:rFonts w:ascii="Times New Roman" w:hAnsi="Times New Roman" w:cs="Times New Roman"/>
+                <w:noProof/>
+                <w:webHidden/>
+                <w:sz w:val="28"/>
+                <w:szCs w:val="28"/>
+              </w:rPr>
+              <w:t>6</w:t>
+            </w:r>
+            <w:r>
+              <w:rPr>
+                <w:rFonts w:ascii="Times New Roman" w:hAnsi="Times New Roman" w:cs="Times New Roman"/>
+                <w:noProof/>
+                <w:webHidden/>
+                <w:sz w:val="28"/>
+                <w:szCs w:val="28"/>
+              </w:rPr>
+              <w:fldChar w:fldCharType="end"/>
+            </w:r>
+          </w:hyperlink>
+        </w:p>
+        <w:p>
+          <w:pPr>
+            <w:pStyle w:val="13"/>
+            <w:tabs>
+              <w:tab w:val="right" w:leader="dot" w:pos="9345"/>
+            </w:tabs>
+            <w:rPr>
+              <w:rFonts w:ascii="Times New Roman" w:eastAsiaTheme="minorEastAsia" w:hAnsi="Times New Roman" w:cs="Times New Roman"/>
+              <w:noProof/>
+              <w:sz w:val="28"/>
+              <w:szCs w:val="28"/>
+              <w:lang w:eastAsia="ru-RU"/>
+            </w:rPr>
+          </w:pPr>
+          <w:hyperlink w:anchor="_Toc241595947" w:history="1">
+            <w:r>
+              <w:rPr>
+                <w:rStyle w:val="aa"/>
+                <w:rFonts w:ascii="Times New Roman" w:hAnsi="Times New Roman" w:cs="Times New Roman"/>
+                <w:i/>
+                <w:iCs/>
+                <w:noProof/>
+                <w:sz w:val="28"/>
+                <w:szCs w:val="28"/>
+              </w:rPr>
+              <w:t>ГЛАВА 3. ПРАВА, СВОБОДЫ И ОБЯЗАННОСТИ ВОЕННОСЛУЖАЩИХ</w:t>
+            </w:r>
+            <w:r>
+              <w:rPr>
+                <w:rFonts w:ascii="Times New Roman" w:hAnsi="Times New Roman" w:cs="Times New Roman"/>
+                <w:noProof/>
+                <w:webHidden/>
+                <w:sz w:val="28"/>
+                <w:szCs w:val="28"/>
+              </w:rPr>
+              <w:tab/>
+            </w:r>
+            <w:r>
+              <w:rPr>
+                <w:rFonts w:ascii="Times New Roman" w:hAnsi="Times New Roman" w:cs="Times New Roman"/>
+                <w:noProof/>
+                <w:webHidden/>
+                <w:sz w:val="28"/>
+                <w:szCs w:val="28"/>
+              </w:rPr>
+              <w:fldChar w:fldCharType="begin"/>
+            </w:r>
+            <w:r>
+              <w:rPr>
+                <w:rFonts w:ascii="Times New Roman" w:hAnsi="Times New Roman" w:cs="Times New Roman"/>
+                <w:noProof/>
+                <w:webHidden/>
+                <w:sz w:val="28"/>
+                <w:szCs w:val="28"/>
+              </w:rPr>
+              <w:instrText xml:space="preserve"> PAGEREF _Toc241595947 \h </w:instrText>
+            </w:r>
+            <w:r>
+              <w:rPr>
+                <w:rFonts w:ascii="Times New Roman" w:hAnsi="Times New Roman" w:cs="Times New Roman"/>
+                <w:noProof/>
+                <w:webHidden/>
+                <w:sz w:val="28"/>
+                <w:szCs w:val="28"/>
+              </w:rPr>
+            </w:r>
+            <w:r>
+              <w:rPr>
+                <w:rFonts w:ascii="Times New Roman" w:hAnsi="Times New Roman" w:cs="Times New Roman"/>
+                <w:noProof/>
+                <w:webHidden/>
+                <w:sz w:val="28"/>
+                <w:szCs w:val="28"/>
+              </w:rPr>
+              <w:fldChar w:fldCharType="separate"/>
+            </w:r>
+            <w:r>
+              <w:rPr>
+                <w:rFonts w:ascii="Times New Roman" w:hAnsi="Times New Roman" w:cs="Times New Roman"/>
+                <w:noProof/>
+                <w:webHidden/>
+                <w:sz w:val="28"/>
+                <w:szCs w:val="28"/>
+              </w:rPr>
+              <w:t>8</w:t>
+            </w:r>
+            <w:r>
+              <w:rPr>
+                <w:rFonts w:ascii="Times New Roman" w:hAnsi="Times New Roman" w:cs="Times New Roman"/>
+                <w:noProof/>
+                <w:webHidden/>
+                <w:sz w:val="28"/>
+                <w:szCs w:val="28"/>
+              </w:rPr>
+              <w:fldChar w:fldCharType="end"/>
+            </w:r>
+          </w:hyperlink>
+        </w:p>
+        <w:p>
+          <w:pPr>
+            <w:pStyle w:val="13"/>
+            <w:tabs>
+              <w:tab w:val="right" w:leader="dot" w:pos="9345"/>
+            </w:tabs>
+            <w:rPr>
+              <w:rFonts w:ascii="Times New Roman" w:eastAsiaTheme="minorEastAsia" w:hAnsi="Times New Roman" w:cs="Times New Roman"/>
+              <w:noProof/>
+              <w:sz w:val="28"/>
+              <w:szCs w:val="28"/>
+              <w:lang w:eastAsia="ru-RU"/>
+            </w:rPr>
+          </w:pPr>
+          <w:hyperlink w:anchor="_Toc241595948" w:history="1">
+            <w:r>
+              <w:rPr>
+                <w:rStyle w:val="aa"/>
+                <w:rFonts w:ascii="Times New Roman" w:hAnsi="Times New Roman" w:cs="Times New Roman"/>
+                <w:i/>
+                <w:iCs/>
+                <w:noProof/>
+                <w:sz w:val="28"/>
+                <w:szCs w:val="28"/>
+              </w:rPr>
+              <w:t>ГЛАВА 4. СОЦИАЛЬНЫЕ ГАРАНТИИ И КОМПЕНСАЦИИ</w:t>
+            </w:r>
+            <w:r>
+              <w:rPr>
+                <w:rFonts w:ascii="Times New Roman" w:hAnsi="Times New Roman" w:cs="Times New Roman"/>
+                <w:noProof/>
+                <w:webHidden/>
+                <w:sz w:val="28"/>
+                <w:szCs w:val="28"/>
+              </w:rPr>
+              <w:tab/>
+            </w:r>
+            <w:r>
+              <w:rPr>
+                <w:rFonts w:ascii="Times New Roman" w:hAnsi="Times New Roman" w:cs="Times New Roman"/>
+                <w:noProof/>
+                <w:webHidden/>
+                <w:sz w:val="28"/>
+                <w:szCs w:val="28"/>
+              </w:rPr>
+              <w:fldChar w:fldCharType="begin"/>
+            </w:r>
+            <w:r>
+              <w:rPr>
+                <w:rFonts w:ascii="Times New Roman" w:hAnsi="Times New Roman" w:cs="Times New Roman"/>
+                <w:noProof/>
+                <w:webHidden/>
+                <w:sz w:val="28"/>
+                <w:szCs w:val="28"/>
+              </w:rPr>
+              <w:instrText xml:space="preserve"> PAGEREF _Toc241595948 \h </w:instrText>
+            </w:r>
+            <w:r>
+              <w:rPr>
+                <w:rFonts w:ascii="Times New Roman" w:hAnsi="Times New Roman" w:cs="Times New Roman"/>
+                <w:noProof/>
+                <w:webHidden/>
+                <w:sz w:val="28"/>
+                <w:szCs w:val="28"/>
+              </w:rPr>
+            </w:r>
+            <w:r>
+              <w:rPr>
+                <w:rFonts w:ascii="Times New Roman" w:hAnsi="Times New Roman" w:cs="Times New Roman"/>
+                <w:noProof/>
+                <w:webHidden/>
+                <w:sz w:val="28"/>
+                <w:szCs w:val="28"/>
+              </w:rPr>
+              <w:fldChar w:fldCharType="separate"/>
+            </w:r>
+            <w:r>
+              <w:rPr>
+                <w:rFonts w:ascii="Times New Roman" w:hAnsi="Times New Roman" w:cs="Times New Roman"/>
+                <w:noProof/>
+                <w:webHidden/>
+                <w:sz w:val="28"/>
+                <w:szCs w:val="28"/>
+              </w:rPr>
+              <w:t>9</w:t>
+            </w:r>
+            <w:r>
+              <w:rPr>
+                <w:rFonts w:ascii="Times New Roman" w:hAnsi="Times New Roman" w:cs="Times New Roman"/>
+                <w:noProof/>
+                <w:webHidden/>
+                <w:sz w:val="28"/>
+                <w:szCs w:val="28"/>
+              </w:rPr>
+              <w:fldChar w:fldCharType="end"/>
+            </w:r>
+          </w:hyperlink>
+        </w:p>
+        <w:p>
+          <w:pPr>
+            <w:pStyle w:val="13"/>
+            <w:tabs>
+              <w:tab w:val="right" w:leader="dot" w:pos="9345"/>
+            </w:tabs>
+            <w:rPr>
+              <w:rFonts w:ascii="Times New Roman" w:eastAsiaTheme="minorEastAsia" w:hAnsi="Times New Roman" w:cs="Times New Roman"/>
+              <w:noProof/>
+              <w:sz w:val="28"/>
+              <w:szCs w:val="28"/>
+              <w:lang w:eastAsia="ru-RU"/>
+            </w:rPr>
+          </w:pPr>
+          <w:hyperlink w:anchor="_Toc241595949" w:history="1">
+            <w:r>
+              <w:rPr>
+                <w:rStyle w:val="aa"/>
+                <w:rFonts w:ascii="Times New Roman" w:hAnsi="Times New Roman" w:cs="Times New Roman"/>
+                <w:i/>
+                <w:iCs/>
+                <w:noProof/>
+                <w:sz w:val="28"/>
+                <w:szCs w:val="28"/>
+              </w:rPr>
+              <w:t>ГЛАВА 5. ДИСЦИПЛИНАРНАЯ ОТВЕТСТВЕННОСТЬ ВОЕННОСЛУЖАЩИХ</w:t>
+            </w:r>
+            <w:r>
+              <w:rPr>
+                <w:rFonts w:ascii="Times New Roman" w:hAnsi="Times New Roman" w:cs="Times New Roman"/>
+                <w:noProof/>
+                <w:webHidden/>
+                <w:sz w:val="28"/>
+                <w:szCs w:val="28"/>
+              </w:rPr>
+              <w:tab/>
+            </w:r>
+            <w:r>
+              <w:rPr>
+                <w:rFonts w:ascii="Times New Roman" w:hAnsi="Times New Roman" w:cs="Times New Roman"/>
+                <w:noProof/>
+                <w:webHidden/>
+                <w:sz w:val="28"/>
+                <w:szCs w:val="28"/>
+              </w:rPr>
+              <w:fldChar w:fldCharType="begin"/>
+            </w:r>
+            <w:r>
+              <w:rPr>
+                <w:rFonts w:ascii="Times New Roman" w:hAnsi="Times New Roman" w:cs="Times New Roman"/>
+                <w:noProof/>
+                <w:webHidden/>
+                <w:sz w:val="28"/>
+                <w:szCs w:val="28"/>
+              </w:rPr>
+              <w:instrText xml:space="preserve"> PAGEREF _Toc241595949 \h </w:instrText>
+            </w:r>
+            <w:r>
+              <w:rPr>
+                <w:rFonts w:ascii="Times New Roman" w:hAnsi="Times New Roman" w:cs="Times New Roman"/>
+                <w:noProof/>
+                <w:webHidden/>
+                <w:sz w:val="28"/>
+                <w:szCs w:val="28"/>
+              </w:rPr>
+            </w:r>
+            <w:r>
+              <w:rPr>
+                <w:rFonts w:ascii="Times New Roman" w:hAnsi="Times New Roman" w:cs="Times New Roman"/>
+                <w:noProof/>
+                <w:webHidden/>
+                <w:sz w:val="28"/>
+                <w:szCs w:val="28"/>
+              </w:rPr>
+              <w:fldChar w:fldCharType="separate"/>
+            </w:r>
+            <w:r>
+              <w:rPr>
+                <w:rFonts w:ascii="Times New Roman" w:hAnsi="Times New Roman" w:cs="Times New Roman"/>
+                <w:noProof/>
+                <w:webHidden/>
+                <w:sz w:val="28"/>
+                <w:szCs w:val="28"/>
+              </w:rPr>
+              <w:t>11</w:t>
+            </w:r>
+            <w:r>
+              <w:rPr>
+                <w:rFonts w:ascii="Times New Roman" w:hAnsi="Times New Roman" w:cs="Times New Roman"/>
+                <w:noProof/>
+                <w:webHidden/>
+                <w:sz w:val="28"/>
+                <w:szCs w:val="28"/>
+              </w:rPr>
+              <w:fldChar w:fldCharType="end"/>
+            </w:r>
+          </w:hyperlink>
+        </w:p>
+        <w:p>
+          <w:pPr>
+            <w:pStyle w:val="13"/>
+            <w:tabs>
+              <w:tab w:val="right" w:leader="dot" w:pos="9345"/>
+            </w:tabs>
+            <w:rPr>
+              <w:rFonts w:ascii="Times New Roman" w:eastAsiaTheme="minorEastAsia" w:hAnsi="Times New Roman" w:cs="Times New Roman"/>
+              <w:noProof/>
+              <w:sz w:val="28"/>
+              <w:szCs w:val="28"/>
+              <w:lang w:eastAsia="ru-RU"/>
+            </w:rPr>
+          </w:pPr>
+          <w:hyperlink w:anchor="_Toc241595950" w:history="1">
+            <w:r>
+              <w:rPr>
+                <w:rStyle w:val="aa"/>
+                <w:rFonts w:ascii="Times New Roman" w:hAnsi="Times New Roman" w:cs="Times New Roman"/>
+                <w:i/>
+                <w:iCs/>
+                <w:noProof/>
+                <w:sz w:val="28"/>
+                <w:szCs w:val="28"/>
+              </w:rPr>
+              <w:t>ГЛАВА 6. АДМИНИСТРАТИВНАЯ ОТВЕТСТВЕННОСТЬ ВОЕННОСЛУЖАЩИХ</w:t>
+            </w:r>
+            <w:r>
+              <w:rPr>
+                <w:rFonts w:ascii="Times New Roman" w:hAnsi="Times New Roman" w:cs="Times New Roman"/>
+                <w:noProof/>
+                <w:webHidden/>
+                <w:sz w:val="28"/>
+                <w:szCs w:val="28"/>
+              </w:rPr>
+              <w:tab/>
+            </w:r>
+            <w:r>
+              <w:rPr>
+                <w:rFonts w:ascii="Times New Roman" w:hAnsi="Times New Roman" w:cs="Times New Roman"/>
+                <w:noProof/>
+                <w:webHidden/>
+                <w:sz w:val="28"/>
+                <w:szCs w:val="28"/>
+              </w:rPr>
+              <w:fldChar w:fldCharType="begin"/>
+            </w:r>
+            <w:r>
+              <w:rPr>
+                <w:rFonts w:ascii="Times New Roman" w:hAnsi="Times New Roman" w:cs="Times New Roman"/>
+                <w:noProof/>
+                <w:webHidden/>
+                <w:sz w:val="28"/>
+                <w:szCs w:val="28"/>
+              </w:rPr>
+              <w:instrText xml:space="preserve"> PAGEREF _Toc241595950 \h </w:instrText>
+            </w:r>
+            <w:r>
+              <w:rPr>
+                <w:rFonts w:ascii="Times New Roman" w:hAnsi="Times New Roman" w:cs="Times New Roman"/>
+                <w:noProof/>
+                <w:webHidden/>
+                <w:sz w:val="28"/>
+                <w:szCs w:val="28"/>
+              </w:rPr>
+            </w:r>
+            <w:r>
+              <w:rPr>
+                <w:rFonts w:ascii="Times New Roman" w:hAnsi="Times New Roman" w:cs="Times New Roman"/>
+                <w:noProof/>
+                <w:webHidden/>
+                <w:sz w:val="28"/>
+                <w:szCs w:val="28"/>
+              </w:rPr>
+              <w:fldChar w:fldCharType="separate"/>
+            </w:r>
+            <w:r>
+              <w:rPr>
+                <w:rFonts w:ascii="Times New Roman" w:hAnsi="Times New Roman" w:cs="Times New Roman"/>
+                <w:noProof/>
+                <w:webHidden/>
+                <w:sz w:val="28"/>
+                <w:szCs w:val="28"/>
+              </w:rPr>
+              <w:t>13</w:t>
+            </w:r>
+            <w:r>
+              <w:rPr>
+                <w:rFonts w:ascii="Times New Roman" w:hAnsi="Times New Roman" w:cs="Times New Roman"/>
+                <w:noProof/>
+                <w:webHidden/>
+                <w:sz w:val="28"/>
+                <w:szCs w:val="28"/>
+              </w:rPr>
+              <w:fldChar w:fldCharType="end"/>
+            </w:r>
+          </w:hyperlink>
+        </w:p>
+        <w:p>
+          <w:pPr>
+            <w:pStyle w:val="13"/>
+            <w:tabs>
+              <w:tab w:val="right" w:leader="dot" w:pos="9345"/>
+            </w:tabs>
+            <w:rPr>
+              <w:rFonts w:ascii="Times New Roman" w:eastAsiaTheme="minorEastAsia" w:hAnsi="Times New Roman" w:cs="Times New Roman"/>
+              <w:noProof/>
+              <w:sz w:val="28"/>
+              <w:szCs w:val="28"/>
+              <w:lang w:eastAsia="ru-RU"/>
+            </w:rPr>
+          </w:pPr>
+          <w:hyperlink w:anchor="_Toc241595951" w:history="1">
+            <w:r>
+              <w:rPr>
+                <w:rStyle w:val="aa"/>
+                <w:rFonts w:ascii="Times New Roman" w:hAnsi="Times New Roman" w:cs="Times New Roman"/>
+                <w:i/>
+                <w:iCs/>
+                <w:noProof/>
+                <w:sz w:val="28"/>
+                <w:szCs w:val="28"/>
+              </w:rPr>
+              <w:t>ГЛАВА 7. УГОЛОВНАЯ ОТВЕТСТВЕННОСТЬ И ПРЕСТУПЛЕНИЯ ПРОТИВ ВОЕННОЙ СЛУЖБЫ</w:t>
+            </w:r>
+            <w:r>
+              <w:rPr>
+                <w:rFonts w:ascii="Times New Roman" w:hAnsi="Times New Roman" w:cs="Times New Roman"/>
+                <w:noProof/>
+                <w:webHidden/>
+                <w:sz w:val="28"/>
+                <w:szCs w:val="28"/>
+              </w:rPr>
+              <w:tab/>
+            </w:r>
+            <w:r>
+              <w:rPr>
+                <w:rFonts w:ascii="Times New Roman" w:hAnsi="Times New Roman" w:cs="Times New Roman"/>
+                <w:noProof/>
+                <w:webHidden/>
+                <w:sz w:val="28"/>
+                <w:szCs w:val="28"/>
+              </w:rPr>
+              <w:fldChar w:fldCharType="begin"/>
+            </w:r>
+            <w:r>
+              <w:rPr>
+                <w:rFonts w:ascii="Times New Roman" w:hAnsi="Times New Roman" w:cs="Times New Roman"/>
+                <w:noProof/>
+                <w:webHidden/>
+                <w:sz w:val="28"/>
+                <w:szCs w:val="28"/>
+              </w:rPr>
+              <w:instrText xml:space="preserve"> PAGEREF _Toc241595951 \h </w:instrText>
+            </w:r>
+            <w:r>
+              <w:rPr>
+                <w:rFonts w:ascii="Times New Roman" w:hAnsi="Times New Roman" w:cs="Times New Roman"/>
+                <w:noProof/>
+                <w:webHidden/>
+                <w:sz w:val="28"/>
+                <w:szCs w:val="28"/>
+              </w:rPr>
+            </w:r>
+            <w:r>
+              <w:rPr>
+                <w:rFonts w:ascii="Times New Roman" w:hAnsi="Times New Roman" w:cs="Times New Roman"/>
+                <w:noProof/>
+                <w:webHidden/>
+                <w:sz w:val="28"/>
+                <w:szCs w:val="28"/>
+              </w:rPr>
+              <w:fldChar w:fldCharType="separate"/>
+            </w:r>
+            <w:r>
+              <w:rPr>
+                <w:rFonts w:ascii="Times New Roman" w:hAnsi="Times New Roman" w:cs="Times New Roman"/>
+                <w:noProof/>
+                <w:webHidden/>
+                <w:sz w:val="28"/>
+                <w:szCs w:val="28"/>
+              </w:rPr>
+              <w:t>15</w:t>
+            </w:r>
+            <w:r>
+              <w:rPr>
+                <w:rFonts w:ascii="Times New Roman" w:hAnsi="Times New Roman" w:cs="Times New Roman"/>
+                <w:noProof/>
+                <w:webHidden/>
+                <w:sz w:val="28"/>
+                <w:szCs w:val="28"/>
+              </w:rPr>
+              <w:fldChar w:fldCharType="end"/>
+            </w:r>
+          </w:hyperlink>
+        </w:p>
+        <w:p>
+          <w:pPr>
+            <w:pStyle w:val="13"/>
+            <w:tabs>
+              <w:tab w:val="right" w:leader="dot" w:pos="9345"/>
+            </w:tabs>
+            <w:rPr>
+              <w:rFonts w:ascii="Times New Roman" w:eastAsiaTheme="minorEastAsia" w:hAnsi="Times New Roman" w:cs="Times New Roman"/>
+              <w:noProof/>
+              <w:sz w:val="28"/>
+              <w:szCs w:val="28"/>
+              <w:lang w:eastAsia="ru-RU"/>
+            </w:rPr>
+          </w:pPr>
+          <w:hyperlink w:anchor="_Toc241595952" w:history="1">
+            <w:r>
+              <w:rPr>
+                <w:rStyle w:val="aa"/>
+                <w:rFonts w:ascii="Times New Roman" w:hAnsi="Times New Roman" w:cs="Times New Roman"/>
+                <w:i/>
+                <w:iCs/>
+                <w:noProof/>
+                <w:sz w:val="28"/>
+                <w:szCs w:val="28"/>
+              </w:rPr>
+              <w:t>ГЛАВА 8. МАТЕРИАЛЬНАЯ ОТВЕТСТВЕННОСТЬ ВОЕННОСЛУЖАЩИХ</w:t>
+            </w:r>
+            <w:r>
+              <w:rPr>
+                <w:rFonts w:ascii="Times New Roman" w:hAnsi="Times New Roman" w:cs="Times New Roman"/>
+                <w:noProof/>
+                <w:webHidden/>
+                <w:sz w:val="28"/>
+                <w:szCs w:val="28"/>
+              </w:rPr>
+              <w:tab/>
+            </w:r>
+            <w:r>
+              <w:rPr>
+                <w:rFonts w:ascii="Times New Roman" w:hAnsi="Times New Roman" w:cs="Times New Roman"/>
+                <w:noProof/>
+                <w:webHidden/>
+                <w:sz w:val="28"/>
+                <w:szCs w:val="28"/>
+              </w:rPr>
+              <w:fldChar w:fldCharType="begin"/>
+            </w:r>
+            <w:r>
+              <w:rPr>
+                <w:rFonts w:ascii="Times New Roman" w:hAnsi="Times New Roman" w:cs="Times New Roman"/>
+                <w:noProof/>
+                <w:webHidden/>
+                <w:sz w:val="28"/>
+                <w:szCs w:val="28"/>
+              </w:rPr>
+              <w:instrText xml:space="preserve"> PAGEREF _Toc241595952 \h </w:instrText>
+            </w:r>
+            <w:r>
+              <w:rPr>
+                <w:rFonts w:ascii="Times New Roman" w:hAnsi="Times New Roman" w:cs="Times New Roman"/>
+                <w:noProof/>
+                <w:webHidden/>
+                <w:sz w:val="28"/>
+                <w:szCs w:val="28"/>
+              </w:rPr>
+            </w:r>
+            <w:r>
+              <w:rPr>
+                <w:rFonts w:ascii="Times New Roman" w:hAnsi="Times New Roman" w:cs="Times New Roman"/>
+                <w:noProof/>
+                <w:webHidden/>
+                <w:sz w:val="28"/>
+                <w:szCs w:val="28"/>
+              </w:rPr>
+              <w:fldChar w:fldCharType="separate"/>
+            </w:r>
+            <w:r>
+              <w:rPr>
+                <w:rFonts w:ascii="Times New Roman" w:hAnsi="Times New Roman" w:cs="Times New Roman"/>
+                <w:noProof/>
+                <w:webHidden/>
+                <w:sz w:val="28"/>
+                <w:szCs w:val="28"/>
+              </w:rPr>
+              <w:t>16</w:t>
+            </w:r>
+            <w:r>
+              <w:rPr>
+                <w:rFonts w:ascii="Times New Roman" w:hAnsi="Times New Roman" w:cs="Times New Roman"/>
+                <w:noProof/>
+                <w:webHidden/>
+                <w:sz w:val="28"/>
+                <w:szCs w:val="28"/>
+              </w:rPr>
+              <w:fldChar w:fldCharType="end"/>
+            </w:r>
+          </w:hyperlink>
+        </w:p>
+        <w:p>
+          <w:pPr>
+            <w:pStyle w:val="13"/>
+            <w:tabs>
+              <w:tab w:val="right" w:leader="dot" w:pos="9345"/>
+            </w:tabs>
+            <w:rPr>
+              <w:rFonts w:ascii="Times New Roman" w:eastAsiaTheme="minorEastAsia" w:hAnsi="Times New Roman" w:cs="Times New Roman"/>
+              <w:noProof/>
+              <w:sz w:val="28"/>
+              <w:szCs w:val="28"/>
+              <w:lang w:eastAsia="ru-RU"/>
+            </w:rPr>
+          </w:pPr>
+          <w:hyperlink w:anchor="_Toc241595953" w:history="1">
+            <w:r>
+              <w:rPr>
+                <w:rStyle w:val="aa"/>
+                <w:rFonts w:ascii="Times New Roman" w:hAnsi="Times New Roman" w:cs="Times New Roman"/>
+                <w:i/>
+                <w:iCs/>
+                <w:noProof/>
+                <w:sz w:val="28"/>
+                <w:szCs w:val="28"/>
+              </w:rPr>
+              <w:t>ГЛАВА 9. ОСОБЕННОСТИ ВОЕННОЙ ЮСТИЦИИ И СУДОПРОИЗВОДСТВА</w:t>
+            </w:r>
+            <w:r>
+              <w:rPr>
+                <w:rFonts w:ascii="Times New Roman" w:hAnsi="Times New Roman" w:cs="Times New Roman"/>
+                <w:noProof/>
+                <w:webHidden/>
+                <w:sz w:val="28"/>
+                <w:szCs w:val="28"/>
+              </w:rPr>
+              <w:tab/>
+            </w:r>
+            <w:r>
+              <w:rPr>
+                <w:rFonts w:ascii="Times New Roman" w:hAnsi="Times New Roman" w:cs="Times New Roman"/>
+                <w:noProof/>
+                <w:webHidden/>
+                <w:sz w:val="28"/>
+                <w:szCs w:val="28"/>
+              </w:rPr>
+              <w:fldChar w:fldCharType="begin"/>
+            </w:r>
+            <w:r>
+              <w:rPr>
+                <w:rFonts w:ascii="Times New Roman" w:hAnsi="Times New Roman" w:cs="Times New Roman"/>
+                <w:noProof/>
+                <w:webHidden/>
+                <w:sz w:val="28"/>
+                <w:szCs w:val="28"/>
+              </w:rPr>
+              <w:instrText xml:space="preserve"> PAGEREF _Toc241595953 \h </w:instrText>
+            </w:r>
+            <w:r>
+              <w:rPr>
+                <w:rFonts w:ascii="Times New Roman" w:hAnsi="Times New Roman" w:cs="Times New Roman"/>
+                <w:noProof/>
+                <w:webHidden/>
+                <w:sz w:val="28"/>
+                <w:szCs w:val="28"/>
+              </w:rPr>
+            </w:r>
+            <w:r>
+              <w:rPr>
+                <w:rFonts w:ascii="Times New Roman" w:hAnsi="Times New Roman" w:cs="Times New Roman"/>
+                <w:noProof/>
+                <w:webHidden/>
+                <w:sz w:val="28"/>
+                <w:szCs w:val="28"/>
+              </w:rPr>
+              <w:fldChar w:fldCharType="separate"/>
+            </w:r>
+            <w:r>
+              <w:rPr>
+                <w:rFonts w:ascii="Times New Roman" w:hAnsi="Times New Roman" w:cs="Times New Roman"/>
+                <w:noProof/>
+                <w:webHidden/>
+                <w:sz w:val="28"/>
+                <w:szCs w:val="28"/>
+              </w:rPr>
+              <w:t>18</w:t>
+            </w:r>
+            <w:r>
+              <w:rPr>
+                <w:rFonts w:ascii="Times New Roman" w:hAnsi="Times New Roman" w:cs="Times New Roman"/>
+                <w:noProof/>
+                <w:webHidden/>
+                <w:sz w:val="28"/>
+                <w:szCs w:val="28"/>
+              </w:rPr>
+              <w:fldChar w:fldCharType="end"/>
+            </w:r>
+          </w:hyperlink>
+        </w:p>
+        <w:p>
+          <w:pPr>
+            <w:pStyle w:val="13"/>
+            <w:tabs>
+              <w:tab w:val="right" w:leader="dot" w:pos="9345"/>
+            </w:tabs>
+            <w:rPr>
+              <w:rFonts w:ascii="Times New Roman" w:eastAsiaTheme="minorEastAsia" w:hAnsi="Times New Roman" w:cs="Times New Roman"/>
+              <w:noProof/>
+              <w:sz w:val="28"/>
+              <w:szCs w:val="28"/>
+              <w:lang w:eastAsia="ru-RU"/>
+            </w:rPr>
+          </w:pPr>
+          <w:hyperlink w:anchor="_Toc241595954" w:history="1">
+            <w:r>
+              <w:rPr>
+                <w:rStyle w:val="aa"/>
+                <w:rFonts w:ascii="Times New Roman" w:hAnsi="Times New Roman" w:cs="Times New Roman"/>
+                <w:i/>
+                <w:iCs/>
+                <w:noProof/>
+                <w:sz w:val="28"/>
+                <w:szCs w:val="28"/>
+              </w:rPr>
+              <w:t>ГЛАВА 10. СОВРЕМЕННЫЕ ПРОБЛЕМЫ ПРАВОВОГО РЕГУЛИРОВАНИЯ</w:t>
+            </w:r>
+            <w:r>
+              <w:rPr>
+                <w:rFonts w:ascii="Times New Roman" w:hAnsi="Times New Roman" w:cs="Times New Roman"/>
+                <w:noProof/>
+                <w:webHidden/>
+                <w:sz w:val="28"/>
+                <w:szCs w:val="28"/>
+              </w:rPr>
+              <w:tab/>
+            </w:r>
+            <w:r>
+              <w:rPr>
+                <w:rFonts w:ascii="Times New Roman" w:hAnsi="Times New Roman" w:cs="Times New Roman"/>
+                <w:noProof/>
+                <w:webHidden/>
+                <w:sz w:val="28"/>
+                <w:szCs w:val="28"/>
+              </w:rPr>
+              <w:fldChar w:fldCharType="begin"/>
+            </w:r>
+            <w:r>
+              <w:rPr>
+                <w:rFonts w:ascii="Times New Roman" w:hAnsi="Times New Roman" w:cs="Times New Roman"/>
+                <w:noProof/>
+                <w:webHidden/>
+                <w:sz w:val="28"/>
+                <w:szCs w:val="28"/>
+              </w:rPr>
+              <w:instrText xml:space="preserve"> PAGEREF _Toc241595954 \h </w:instrText>
+            </w:r>
+            <w:r>
+              <w:rPr>
+                <w:rFonts w:ascii="Times New Roman" w:hAnsi="Times New Roman" w:cs="Times New Roman"/>
+                <w:noProof/>
+                <w:webHidden/>
+                <w:sz w:val="28"/>
+                <w:szCs w:val="28"/>
+              </w:rPr>
+            </w:r>
+            <w:r>
+              <w:rPr>
+                <w:rFonts w:ascii="Times New Roman" w:hAnsi="Times New Roman" w:cs="Times New Roman"/>
+                <w:noProof/>
+                <w:webHidden/>
+                <w:sz w:val="28"/>
+                <w:szCs w:val="28"/>
+              </w:rPr>
+              <w:fldChar w:fldCharType="separate"/>
+            </w:r>
+            <w:r>
+              <w:rPr>
+                <w:rFonts w:ascii="Times New Roman" w:hAnsi="Times New Roman" w:cs="Times New Roman"/>
+                <w:noProof/>
+                <w:webHidden/>
+                <w:sz w:val="28"/>
+                <w:szCs w:val="28"/>
+              </w:rPr>
+              <w:t>19</w:t>
+            </w:r>
+            <w:r>
+              <w:rPr>
+                <w:rFonts w:ascii="Times New Roman" w:hAnsi="Times New Roman" w:cs="Times New Roman"/>
+                <w:noProof/>
+                <w:webHidden/>
+                <w:sz w:val="28"/>
+                <w:szCs w:val="28"/>
+              </w:rPr>
+              <w:fldChar w:fldCharType="end"/>
+            </w:r>
+          </w:hyperlink>
+        </w:p>
+        <w:p>
+          <w:pPr>
+            <w:pStyle w:val="13"/>
+            <w:tabs>
+              <w:tab w:val="right" w:leader="dot" w:pos="9345"/>
+            </w:tabs>
+            <w:rPr>
+              <w:rFonts w:ascii="Times New Roman" w:eastAsiaTheme="minorEastAsia" w:hAnsi="Times New Roman" w:cs="Times New Roman"/>
+              <w:noProof/>
+              <w:sz w:val="28"/>
+              <w:szCs w:val="28"/>
+              <w:lang w:eastAsia="ru-RU"/>
+            </w:rPr>
+          </w:pPr>
+          <w:hyperlink w:anchor="_Toc241595955" w:history="1">
+            <w:r>
+              <w:rPr>
+                <w:rStyle w:val="aa"/>
+                <w:rFonts w:ascii="Times New Roman" w:hAnsi="Times New Roman" w:cs="Times New Roman"/>
+                <w:i/>
+                <w:iCs/>
+                <w:noProof/>
+                <w:sz w:val="28"/>
+                <w:szCs w:val="28"/>
+              </w:rPr>
+              <w:t>ЗАКЛЮЧЕНИЕ</w:t>
+            </w:r>
+            <w:r>
+              <w:rPr>
+                <w:rFonts w:ascii="Times New Roman" w:hAnsi="Times New Roman" w:cs="Times New Roman"/>
+                <w:noProof/>
+                <w:webHidden/>
+                <w:sz w:val="28"/>
+                <w:szCs w:val="28"/>
+              </w:rPr>
+              <w:tab/>
+            </w:r>
+            <w:r>
+              <w:rPr>
+                <w:rFonts w:ascii="Times New Roman" w:hAnsi="Times New Roman" w:cs="Times New Roman"/>
+                <w:noProof/>
+                <w:webHidden/>
+                <w:sz w:val="28"/>
+                <w:szCs w:val="28"/>
+              </w:rPr>
+              <w:fldChar w:fldCharType="begin"/>
+            </w:r>
+            <w:r>
+              <w:rPr>
+                <w:rFonts w:ascii="Times New Roman" w:hAnsi="Times New Roman" w:cs="Times New Roman"/>
+                <w:noProof/>
+                <w:webHidden/>
+                <w:sz w:val="28"/>
+                <w:szCs w:val="28"/>
+              </w:rPr>
+              <w:instrText xml:space="preserve"> PAGEREF _Toc241595955 \h </w:instrText>
+            </w:r>
+            <w:r>
+              <w:rPr>
+                <w:rFonts w:ascii="Times New Roman" w:hAnsi="Times New Roman" w:cs="Times New Roman"/>
+                <w:noProof/>
+                <w:webHidden/>
+                <w:sz w:val="28"/>
+                <w:szCs w:val="28"/>
+              </w:rPr>
+            </w:r>
+            <w:r>
+              <w:rPr>
+                <w:rFonts w:ascii="Times New Roman" w:hAnsi="Times New Roman" w:cs="Times New Roman"/>
+                <w:noProof/>
+                <w:webHidden/>
+                <w:sz w:val="28"/>
+                <w:szCs w:val="28"/>
+              </w:rPr>
+              <w:fldChar w:fldCharType="separate"/>
+            </w:r>
+            <w:r>
+              <w:rPr>
+                <w:rFonts w:ascii="Times New Roman" w:hAnsi="Times New Roman" w:cs="Times New Roman"/>
+                <w:noProof/>
+                <w:webHidden/>
+                <w:sz w:val="28"/>
+                <w:szCs w:val="28"/>
+              </w:rPr>
+              <w:t>21</w:t>
+            </w:r>
+            <w:r>
+              <w:rPr>
+                <w:rFonts w:ascii="Times New Roman" w:hAnsi="Times New Roman" w:cs="Times New Roman"/>
+                <w:noProof/>
+                <w:webHidden/>
+                <w:sz w:val="28"/>
+                <w:szCs w:val="28"/>
+              </w:rPr>
+              <w:fldChar w:fldCharType="end"/>
+            </w:r>
+          </w:hyperlink>
+        </w:p>
+        <w:p>
+          <w:pPr>
+            <w:pStyle w:val="13"/>
+            <w:tabs>
+              <w:tab w:val="right" w:leader="dot" w:pos="9345"/>
+            </w:tabs>
+            <w:rPr>
+              <w:rFonts w:ascii="Times New Roman" w:eastAsiaTheme="minorEastAsia" w:hAnsi="Times New Roman" w:cs="Times New Roman"/>
+              <w:noProof/>
+              <w:sz w:val="28"/>
+              <w:szCs w:val="28"/>
+              <w:lang w:eastAsia="ru-RU"/>
+            </w:rPr>
+          </w:pPr>
+          <w:hyperlink w:anchor="_Toc241595956" w:history="1">
+            <w:r>
+              <w:rPr>
+                <w:rStyle w:val="aa"/>
+                <w:rFonts w:ascii="Times New Roman" w:hAnsi="Times New Roman" w:cs="Times New Roman"/>
+                <w:i/>
+                <w:iCs/>
+                <w:noProof/>
+                <w:sz w:val="28"/>
+                <w:szCs w:val="28"/>
+              </w:rPr>
+              <w:t>СПИСОК ИСПОЛЬЗОВАННОЙ ЛИТЕРАТУРЫ</w:t>
+            </w:r>
+            <w:r>
+              <w:rPr>
+                <w:rFonts w:ascii="Times New Roman" w:hAnsi="Times New Roman" w:cs="Times New Roman"/>
+                <w:noProof/>
+                <w:webHidden/>
+                <w:sz w:val="28"/>
+                <w:szCs w:val="28"/>
+              </w:rPr>
+              <w:tab/>
+            </w:r>
+            <w:r>
+              <w:rPr>
+                <w:rFonts w:ascii="Times New Roman" w:hAnsi="Times New Roman" w:cs="Times New Roman"/>
+                <w:noProof/>
+                <w:webHidden/>
+                <w:sz w:val="28"/>
+                <w:szCs w:val="28"/>
+              </w:rPr>
+              <w:fldChar w:fldCharType="begin"/>
+            </w:r>
+            <w:r>
+              <w:rPr>
+                <w:rFonts w:ascii="Times New Roman" w:hAnsi="Times New Roman" w:cs="Times New Roman"/>
+                <w:noProof/>
+                <w:webHidden/>
+                <w:sz w:val="28"/>
+                <w:szCs w:val="28"/>
+              </w:rPr>
+              <w:instrText xml:space="preserve"> PAGEREF _Toc241595956 \h </w:instrText>
+            </w:r>
+            <w:r>
+              <w:rPr>
+                <w:rFonts w:ascii="Times New Roman" w:hAnsi="Times New Roman" w:cs="Times New Roman"/>
+                <w:noProof/>
+                <w:webHidden/>
+                <w:sz w:val="28"/>
+                <w:szCs w:val="28"/>
+              </w:rPr>
+            </w:r>
+            <w:r>
+              <w:rPr>
+                <w:rFonts w:ascii="Times New Roman" w:hAnsi="Times New Roman" w:cs="Times New Roman"/>
+                <w:noProof/>
+                <w:webHidden/>
+                <w:sz w:val="28"/>
+                <w:szCs w:val="28"/>
+              </w:rPr>
+              <w:fldChar w:fldCharType="separate"/>
+            </w:r>
+            <w:r>
+              <w:rPr>
+                <w:rFonts w:ascii="Times New Roman" w:hAnsi="Times New Roman" w:cs="Times New Roman"/>
+                <w:noProof/>
+                <w:webHidden/>
+                <w:sz w:val="28"/>
+                <w:szCs w:val="28"/>
+              </w:rPr>
+              <w:t>22</w:t>
+            </w:r>
+            <w:r>
+              <w:rPr>
+                <w:rFonts w:ascii="Times New Roman" w:hAnsi="Times New Roman" w:cs="Times New Roman"/>
+                <w:noProof/>
+                <w:webHidden/>
+                <w:sz w:val="28"/>
+                <w:szCs w:val="28"/>
+              </w:rPr>
+              <w:fldChar w:fldCharType="end"/>
+            </w:r>
+          </w:hyperlink>
+        </w:p>
+        <w:p>
+          <w:r>
+            <w:rPr>
+              <w:rFonts w:ascii="Times New Roman" w:hAnsi="Times New Roman" w:cs="Times New Roman"/>
+              <w:b/>
+              <w:bCs/>
+              <w:sz w:val="28"/>
+              <w:szCs w:val="28"/>
+            </w:rPr>
+            <w:fldChar w:fldCharType="end"/>
+          </w:r>
+        </w:p>
+      </w:sdtContent>
+    </w:sdt>
     <w:p>
       <w:pPr>
         <w:tabs>
@@ -374,481 +1809,106 @@
           <w:szCs w:val="28"/>
         </w:rPr>
       </w:pPr>
-      <w:r>
-        <w:rPr>
-          <w:rFonts w:ascii="Times New Roman" w:hAnsi="Times New Roman" w:cs="Times New Roman"/>
-          <w:sz w:val="28"/>
-          <w:szCs w:val="28"/>
-        </w:rPr>
-        <w:t xml:space="preserve">Введение </w:t>
-      </w:r>
-      <w:r>
-        <w:rPr>
-          <w:rFonts w:ascii="Times New Roman" w:hAnsi="Times New Roman" w:cs="Times New Roman"/>
-          <w:sz w:val="28"/>
-          <w:szCs w:val="28"/>
-        </w:rPr>
-        <w:tab/>
-      </w:r>
-      <w:r>
-        <w:rPr>
-          <w:rFonts w:ascii="Times New Roman" w:hAnsi="Times New Roman" w:cs="Times New Roman"/>
-          <w:sz w:val="28"/>
-          <w:szCs w:val="28"/>
-        </w:rPr>
-        <w:t xml:space="preserve"> 3</w:t>
-      </w:r>
-      <w:r>
-        <w:rPr>
-          <w:rFonts w:ascii="Times New Roman" w:hAnsi="Times New Roman" w:cs="Times New Roman"/>
-          <w:sz w:val="28"/>
-          <w:szCs w:val="28"/>
-        </w:rPr>
-        <w:br/>
-        <w:t xml:space="preserve">Глава 1. Понятие и элементы правового статуса военнослужащего </w:t>
-      </w:r>
-      <w:r>
-        <w:rPr>
-          <w:rFonts w:ascii="Times New Roman" w:hAnsi="Times New Roman" w:cs="Times New Roman"/>
-          <w:sz w:val="28"/>
-          <w:szCs w:val="28"/>
-        </w:rPr>
-        <w:tab/>
-      </w:r>
-      <w:r>
-        <w:rPr>
-          <w:rFonts w:ascii="Times New Roman" w:hAnsi="Times New Roman" w:cs="Times New Roman"/>
-          <w:sz w:val="28"/>
-          <w:szCs w:val="28"/>
-        </w:rPr>
-        <w:t xml:space="preserve"> 4</w:t>
-      </w:r>
-      <w:r>
-        <w:rPr>
-          <w:rFonts w:ascii="Times New Roman" w:hAnsi="Times New Roman" w:cs="Times New Roman"/>
-          <w:sz w:val="28"/>
-          <w:szCs w:val="28"/>
-        </w:rPr>
-        <w:br/>
-        <w:t xml:space="preserve">Глава 2. Нормативно-правовое регулирование военной службы </w:t>
-      </w:r>
-      <w:r>
-        <w:rPr>
-          <w:rFonts w:ascii="Times New Roman" w:hAnsi="Times New Roman" w:cs="Times New Roman"/>
-          <w:sz w:val="28"/>
-          <w:szCs w:val="28"/>
-        </w:rPr>
-        <w:tab/>
-      </w:r>
-      <w:r>
-        <w:rPr>
-          <w:rFonts w:ascii="Times New Roman" w:hAnsi="Times New Roman" w:cs="Times New Roman"/>
-          <w:sz w:val="28"/>
-          <w:szCs w:val="28"/>
-        </w:rPr>
-        <w:t xml:space="preserve"> 6</w:t>
-      </w:r>
-      <w:r>
-        <w:rPr>
-          <w:rFonts w:ascii="Times New Roman" w:hAnsi="Times New Roman" w:cs="Times New Roman"/>
-          <w:sz w:val="28"/>
-          <w:szCs w:val="28"/>
-        </w:rPr>
-        <w:br/>
-        <w:t xml:space="preserve">Глава 3. Права, свободы и обязанности военнослужащих </w:t>
-      </w:r>
-      <w:r>
-        <w:rPr>
-          <w:rFonts w:ascii="Times New Roman" w:hAnsi="Times New Roman" w:cs="Times New Roman"/>
-          <w:sz w:val="28"/>
-          <w:szCs w:val="28"/>
-        </w:rPr>
-        <w:tab/>
-      </w:r>
-      <w:r>
-        <w:rPr>
-          <w:rFonts w:ascii="Times New Roman" w:hAnsi="Times New Roman" w:cs="Times New Roman"/>
-          <w:sz w:val="28"/>
-          <w:szCs w:val="28"/>
-        </w:rPr>
-        <w:t xml:space="preserve"> 8</w:t>
-      </w:r>
-      <w:r>
-        <w:rPr>
-          <w:rFonts w:ascii="Times New Roman" w:hAnsi="Times New Roman" w:cs="Times New Roman"/>
-          <w:sz w:val="28"/>
-          <w:szCs w:val="28"/>
-        </w:rPr>
-        <w:br/>
-        <w:t xml:space="preserve">Глава 4. Социальные гарантии и компенсации </w:t>
-      </w:r>
-      <w:r>
-        <w:rPr>
-          <w:rFonts w:ascii="Times New Roman" w:hAnsi="Times New Roman" w:cs="Times New Roman"/>
-          <w:sz w:val="28"/>
-          <w:szCs w:val="28"/>
-        </w:rPr>
-        <w:tab/>
-      </w:r>
-      <w:r>
-        <w:rPr>
-          <w:rFonts w:ascii="Times New Roman" w:hAnsi="Times New Roman" w:cs="Times New Roman"/>
-          <w:sz w:val="28"/>
-          <w:szCs w:val="28"/>
-        </w:rPr>
-        <w:t xml:space="preserve"> 10</w:t>
-      </w:r>
-      <w:r>
-        <w:rPr>
-          <w:rFonts w:ascii="Times New Roman" w:hAnsi="Times New Roman" w:cs="Times New Roman"/>
-          <w:sz w:val="28"/>
-          <w:szCs w:val="28"/>
-        </w:rPr>
-        <w:br/>
-        <w:t xml:space="preserve">Глава 5. Дисциплинарная ответственность военнослужащих </w:t>
-      </w:r>
-      <w:r>
-        <w:rPr>
-          <w:rFonts w:ascii="Times New Roman" w:hAnsi="Times New Roman" w:cs="Times New Roman"/>
-          <w:sz w:val="28"/>
-          <w:szCs w:val="28"/>
-        </w:rPr>
-        <w:tab/>
-      </w:r>
-      <w:r>
-        <w:rPr>
-          <w:rFonts w:ascii="Times New Roman" w:hAnsi="Times New Roman" w:cs="Times New Roman"/>
-          <w:sz w:val="28"/>
-          <w:szCs w:val="28"/>
-        </w:rPr>
-        <w:t xml:space="preserve"> 12</w:t>
-      </w:r>
-      <w:r>
-        <w:rPr>
-          <w:rFonts w:ascii="Times New Roman" w:hAnsi="Times New Roman" w:cs="Times New Roman"/>
-          <w:sz w:val="28"/>
-          <w:szCs w:val="28"/>
-        </w:rPr>
-        <w:br/>
-        <w:t xml:space="preserve">Глава 6. Административная ответственность военнослужащих </w:t>
-      </w:r>
-      <w:r>
-        <w:rPr>
-          <w:rFonts w:ascii="Times New Roman" w:hAnsi="Times New Roman" w:cs="Times New Roman"/>
-          <w:sz w:val="28"/>
-          <w:szCs w:val="28"/>
-        </w:rPr>
-        <w:tab/>
-      </w:r>
-      <w:r>
-        <w:rPr>
-          <w:rFonts w:ascii="Times New Roman" w:hAnsi="Times New Roman" w:cs="Times New Roman"/>
-          <w:sz w:val="28"/>
-          <w:szCs w:val="28"/>
-        </w:rPr>
-        <w:t xml:space="preserve"> 14</w:t>
-      </w:r>
-      <w:r>
-        <w:rPr>
-          <w:rFonts w:ascii="Times New Roman" w:hAnsi="Times New Roman" w:cs="Times New Roman"/>
-          <w:sz w:val="28"/>
-          <w:szCs w:val="28"/>
-        </w:rPr>
-        <w:br/>
-        <w:t>Глава 7. Уголовная ответственность и преступления против военной сл</w:t>
-      </w:r>
-      <w:r>
-        <w:rPr>
-          <w:rFonts w:ascii="Times New Roman" w:hAnsi="Times New Roman" w:cs="Times New Roman"/>
-          <w:sz w:val="28"/>
-          <w:szCs w:val="28"/>
-        </w:rPr>
-        <w:t>ужб</w:t>
-      </w:r>
-      <w:r>
-        <w:rPr>
-          <w:rFonts w:ascii="Times New Roman" w:hAnsi="Times New Roman" w:cs="Times New Roman"/>
-          <w:sz w:val="28"/>
-          <w:szCs w:val="28"/>
-        </w:rPr>
-        <w:tab/>
-      </w:r>
-      <w:r>
-        <w:rPr>
-          <w:rFonts w:ascii="Times New Roman" w:hAnsi="Times New Roman" w:cs="Times New Roman"/>
-          <w:sz w:val="28"/>
-          <w:szCs w:val="28"/>
-        </w:rPr>
-        <w:t>16</w:t>
-      </w:r>
-      <w:r>
-        <w:rPr>
-          <w:rFonts w:ascii="Times New Roman" w:hAnsi="Times New Roman" w:cs="Times New Roman"/>
-          <w:sz w:val="28"/>
-          <w:szCs w:val="28"/>
-        </w:rPr>
-        <w:br/>
-        <w:t xml:space="preserve">Глава 8. Материальная ответственность военнослужащих </w:t>
-      </w:r>
-      <w:r>
-        <w:rPr>
-          <w:rFonts w:ascii="Times New Roman" w:hAnsi="Times New Roman" w:cs="Times New Roman"/>
-          <w:sz w:val="28"/>
-          <w:szCs w:val="28"/>
-        </w:rPr>
-        <w:tab/>
-      </w:r>
-      <w:r>
-        <w:rPr>
-          <w:rFonts w:ascii="Times New Roman" w:hAnsi="Times New Roman" w:cs="Times New Roman"/>
-          <w:sz w:val="28"/>
-          <w:szCs w:val="28"/>
-        </w:rPr>
-        <w:t xml:space="preserve"> 18</w:t>
-      </w:r>
-      <w:r>
-        <w:rPr>
-          <w:rFonts w:ascii="Times New Roman" w:hAnsi="Times New Roman" w:cs="Times New Roman"/>
-          <w:sz w:val="28"/>
-          <w:szCs w:val="28"/>
-        </w:rPr>
-        <w:br/>
-        <w:t xml:space="preserve">Глава 9. Особенности военной юстиции и судопроизводства </w:t>
-      </w:r>
-      <w:r>
-        <w:rPr>
-          <w:rFonts w:ascii="Times New Roman" w:hAnsi="Times New Roman" w:cs="Times New Roman"/>
-          <w:sz w:val="28"/>
-          <w:szCs w:val="28"/>
-        </w:rPr>
-        <w:tab/>
-      </w:r>
-      <w:r>
-        <w:rPr>
-          <w:rFonts w:ascii="Times New Roman" w:hAnsi="Times New Roman" w:cs="Times New Roman"/>
-          <w:sz w:val="28"/>
-          <w:szCs w:val="28"/>
-        </w:rPr>
-        <w:t xml:space="preserve"> 20</w:t>
-      </w:r>
-      <w:r>
-        <w:rPr>
-          <w:rFonts w:ascii="Times New Roman" w:hAnsi="Times New Roman" w:cs="Times New Roman"/>
-          <w:sz w:val="28"/>
-          <w:szCs w:val="28"/>
-        </w:rPr>
-        <w:br/>
-        <w:t xml:space="preserve">Глава 10. Современные проблемы правового регулирования </w:t>
-      </w:r>
-      <w:r>
-        <w:rPr>
-          <w:rFonts w:ascii="Times New Roman" w:hAnsi="Times New Roman" w:cs="Times New Roman"/>
-          <w:sz w:val="28"/>
-          <w:szCs w:val="28"/>
-        </w:rPr>
-        <w:tab/>
-      </w:r>
-      <w:r>
-        <w:rPr>
-          <w:rFonts w:ascii="Times New Roman" w:hAnsi="Times New Roman" w:cs="Times New Roman"/>
-          <w:sz w:val="28"/>
-          <w:szCs w:val="28"/>
-        </w:rPr>
-        <w:t xml:space="preserve"> 22</w:t>
-      </w:r>
-      <w:r>
-        <w:rPr>
-          <w:rFonts w:ascii="Times New Roman" w:hAnsi="Times New Roman" w:cs="Times New Roman"/>
-          <w:sz w:val="28"/>
-          <w:szCs w:val="28"/>
-        </w:rPr>
-        <w:br/>
-        <w:t xml:space="preserve">Заключение </w:t>
-      </w:r>
-      <w:r>
-        <w:rPr>
-          <w:rFonts w:ascii="Times New Roman" w:hAnsi="Times New Roman" w:cs="Times New Roman"/>
-          <w:sz w:val="28"/>
-          <w:szCs w:val="28"/>
-        </w:rPr>
-        <w:tab/>
-      </w:r>
-      <w:r>
-        <w:rPr>
-          <w:rFonts w:ascii="Times New Roman" w:hAnsi="Times New Roman" w:cs="Times New Roman"/>
-          <w:sz w:val="28"/>
-          <w:szCs w:val="28"/>
-        </w:rPr>
-        <w:t xml:space="preserve"> 24</w:t>
-      </w:r>
-      <w:r>
-        <w:rPr>
-          <w:rFonts w:ascii="Times New Roman" w:hAnsi="Times New Roman" w:cs="Times New Roman"/>
-          <w:sz w:val="28"/>
-          <w:szCs w:val="28"/>
-        </w:rPr>
-        <w:br/>
-        <w:t xml:space="preserve">Список использованной литературы </w:t>
-      </w:r>
-      <w:r>
-        <w:rPr>
-          <w:rFonts w:ascii="Times New Roman" w:hAnsi="Times New Roman" w:cs="Times New Roman"/>
-          <w:sz w:val="28"/>
-          <w:szCs w:val="28"/>
-        </w:rPr>
-        <w:tab/>
-      </w:r>
-      <w:r>
-        <w:rPr>
-          <w:rFonts w:ascii="Times New Roman" w:hAnsi="Times New Roman" w:cs="Times New Roman"/>
-          <w:sz w:val="28"/>
-          <w:szCs w:val="28"/>
-        </w:rPr>
-        <w:t xml:space="preserve"> 25</w:t>
-      </w:r>
-    </w:p>
-    <w:p>
-      <w:pPr>
-        <w:spacing w:line="360" w:lineRule="auto"/>
-        <w:ind w:firstLine="709"/>
-        <w:jc w:val="both"/>
-        <w:rPr>
-          <w:rFonts w:ascii="Times New Roman" w:hAnsi="Times New Roman" w:cs="Times New Roman"/>
-          <w:sz w:val="28"/>
-          <w:szCs w:val="28"/>
-        </w:rPr>
-      </w:pPr>
-    </w:p>
-    <w:p>
-      <w:pPr>
-        <w:spacing w:line="360" w:lineRule="auto"/>
-        <w:ind w:firstLine="709"/>
-        <w:jc w:val="both"/>
-        <w:rPr>
-          <w:rFonts w:ascii="Times New Roman" w:hAnsi="Times New Roman" w:cs="Times New Roman"/>
-          <w:sz w:val="28"/>
-          <w:szCs w:val="28"/>
-        </w:rPr>
-      </w:pPr>
-    </w:p>
-    <w:p>
-      <w:pPr>
-        <w:spacing w:line="360" w:lineRule="auto"/>
-        <w:ind w:firstLine="709"/>
-        <w:jc w:val="both"/>
-        <w:rPr>
-          <w:rFonts w:ascii="Times New Roman" w:hAnsi="Times New Roman" w:cs="Times New Roman"/>
-          <w:sz w:val="28"/>
-          <w:szCs w:val="28"/>
-        </w:rPr>
-      </w:pPr>
-    </w:p>
-    <w:p>
-      <w:pPr>
-        <w:spacing w:line="360" w:lineRule="auto"/>
-        <w:ind w:firstLine="709"/>
-        <w:jc w:val="both"/>
-        <w:rPr>
-          <w:rFonts w:ascii="Times New Roman" w:hAnsi="Times New Roman" w:cs="Times New Roman"/>
-          <w:sz w:val="28"/>
-          <w:szCs w:val="28"/>
-        </w:rPr>
-      </w:pPr>
-    </w:p>
-    <w:p>
-      <w:pPr>
-        <w:spacing w:line="360" w:lineRule="auto"/>
-        <w:ind w:firstLine="709"/>
-        <w:jc w:val="both"/>
-        <w:rPr>
-          <w:rFonts w:ascii="Times New Roman" w:hAnsi="Times New Roman" w:cs="Times New Roman"/>
-          <w:sz w:val="28"/>
-          <w:szCs w:val="28"/>
-        </w:rPr>
-      </w:pPr>
-    </w:p>
-    <w:p>
-      <w:pPr>
-        <w:spacing w:line="360" w:lineRule="auto"/>
-        <w:ind w:firstLine="709"/>
-        <w:jc w:val="both"/>
-        <w:rPr>
-          <w:rFonts w:ascii="Times New Roman" w:hAnsi="Times New Roman" w:cs="Times New Roman"/>
-          <w:sz w:val="28"/>
-          <w:szCs w:val="28"/>
-        </w:rPr>
-      </w:pPr>
-    </w:p>
-    <w:p>
-      <w:pPr>
-        <w:spacing w:line="360" w:lineRule="auto"/>
-        <w:ind w:firstLine="709"/>
-        <w:jc w:val="both"/>
-        <w:rPr>
-          <w:rFonts w:ascii="Times New Roman" w:hAnsi="Times New Roman" w:cs="Times New Roman"/>
-          <w:sz w:val="28"/>
-          <w:szCs w:val="28"/>
-        </w:rPr>
-      </w:pPr>
-    </w:p>
-    <w:p>
-      <w:pPr>
-        <w:spacing w:line="360" w:lineRule="auto"/>
-        <w:ind w:firstLine="709"/>
-        <w:jc w:val="both"/>
-        <w:rPr>
-          <w:rFonts w:ascii="Times New Roman" w:hAnsi="Times New Roman" w:cs="Times New Roman"/>
-          <w:sz w:val="28"/>
-          <w:szCs w:val="28"/>
-        </w:rPr>
-      </w:pPr>
-    </w:p>
-    <w:p>
-      <w:pPr>
-        <w:spacing w:line="360" w:lineRule="auto"/>
-        <w:ind w:firstLine="709"/>
-        <w:jc w:val="both"/>
-        <w:rPr>
-          <w:rFonts w:ascii="Times New Roman" w:hAnsi="Times New Roman" w:cs="Times New Roman"/>
-          <w:sz w:val="28"/>
-          <w:szCs w:val="28"/>
-        </w:rPr>
-      </w:pPr>
-    </w:p>
-    <w:p>
-      <w:pPr>
-        <w:spacing w:line="360" w:lineRule="auto"/>
-        <w:ind w:firstLine="709"/>
-        <w:jc w:val="both"/>
-        <w:rPr>
-          <w:rFonts w:ascii="Times New Roman" w:hAnsi="Times New Roman" w:cs="Times New Roman"/>
-          <w:sz w:val="28"/>
-          <w:szCs w:val="28"/>
-        </w:rPr>
-      </w:pPr>
-    </w:p>
-    <w:p>
-      <w:pPr>
-        <w:spacing w:line="360" w:lineRule="auto"/>
-        <w:ind w:firstLine="709"/>
-        <w:jc w:val="both"/>
-        <w:rPr>
-          <w:rFonts w:ascii="Times New Roman" w:hAnsi="Times New Roman" w:cs="Times New Roman"/>
-          <w:sz w:val="28"/>
-          <w:szCs w:val="28"/>
-        </w:rPr>
-      </w:pPr>
-      <w:r>
-        <w:rPr>
-          <w:rFonts w:ascii="Times New Roman" w:hAnsi="Times New Roman" w:cs="Times New Roman"/>
-          <w:b/>
-          <w:bCs/>
-          <w:sz w:val="28"/>
-          <w:szCs w:val="28"/>
-        </w:rPr>
+    </w:p>
+    <w:p>
+      <w:pPr>
+        <w:tabs>
+          <w:tab w:val="right" w:leader="dot" w:pos="9072"/>
+        </w:tabs>
+        <w:spacing w:after="0" w:line="360" w:lineRule="auto"/>
+        <w:ind w:left="709"/>
+        <w:jc w:val="both"/>
+        <w:rPr>
+          <w:rFonts w:ascii="Times New Roman" w:hAnsi="Times New Roman" w:cs="Times New Roman"/>
+          <w:sz w:val="28"/>
+          <w:szCs w:val="28"/>
+        </w:rPr>
+      </w:pPr>
+    </w:p>
+    <w:p>
+      <w:pPr>
+        <w:spacing w:line="360" w:lineRule="auto"/>
+        <w:ind w:firstLine="709"/>
+        <w:jc w:val="both"/>
+        <w:rPr>
+          <w:rFonts w:ascii="Times New Roman" w:hAnsi="Times New Roman" w:cs="Times New Roman"/>
+          <w:sz w:val="28"/>
+          <w:szCs w:val="28"/>
+        </w:rPr>
+      </w:pPr>
+    </w:p>
+    <w:p>
+      <w:pPr>
+        <w:spacing w:line="360" w:lineRule="auto"/>
+        <w:ind w:firstLine="709"/>
+        <w:jc w:val="both"/>
+        <w:rPr>
+          <w:rFonts w:ascii="Times New Roman" w:hAnsi="Times New Roman" w:cs="Times New Roman"/>
+          <w:sz w:val="28"/>
+          <w:szCs w:val="28"/>
+        </w:rPr>
+      </w:pPr>
+    </w:p>
+    <w:p>
+      <w:pPr>
+        <w:spacing w:line="360" w:lineRule="auto"/>
+        <w:ind w:firstLine="709"/>
+        <w:jc w:val="both"/>
+        <w:rPr>
+          <w:rFonts w:ascii="Times New Roman" w:hAnsi="Times New Roman" w:cs="Times New Roman"/>
+          <w:sz w:val="28"/>
+          <w:szCs w:val="28"/>
+        </w:rPr>
+      </w:pPr>
+    </w:p>
+    <w:p>
+      <w:pPr>
+        <w:spacing w:line="360" w:lineRule="auto"/>
+        <w:ind w:firstLine="709"/>
+        <w:jc w:val="both"/>
+        <w:rPr>
+          <w:rFonts w:ascii="Times New Roman" w:hAnsi="Times New Roman" w:cs="Times New Roman"/>
+          <w:sz w:val="28"/>
+          <w:szCs w:val="28"/>
+        </w:rPr>
+      </w:pPr>
+    </w:p>
+    <w:p>
+      <w:pPr>
+        <w:spacing w:line="360" w:lineRule="auto"/>
+        <w:ind w:firstLine="709"/>
+        <w:jc w:val="both"/>
+        <w:rPr>
+          <w:rFonts w:ascii="Times New Roman" w:hAnsi="Times New Roman" w:cs="Times New Roman"/>
+          <w:sz w:val="28"/>
+          <w:szCs w:val="28"/>
+        </w:rPr>
+      </w:pPr>
+    </w:p>
+    <w:p>
+      <w:pPr>
+        <w:spacing w:line="360" w:lineRule="auto"/>
+        <w:jc w:val="both"/>
+        <w:rPr>
+          <w:rFonts w:ascii="Times New Roman" w:hAnsi="Times New Roman" w:cs="Times New Roman"/>
+          <w:sz w:val="28"/>
+          <w:szCs w:val="28"/>
+        </w:rPr>
+      </w:pPr>
+    </w:p>
+    <w:p>
+      <w:pPr>
+        <w:pStyle w:val="1"/>
+        <w:rPr>
+          <w:rStyle w:val="a9"/>
+        </w:rPr>
+      </w:pPr>
+      <w:bookmarkStart w:id="1" w:name="_Toc241595944"/>
+      <w:r>
         <w:lastRenderedPageBreak/>
         <w:t>ВВЕДЕНИЕ</w:t>
       </w:r>
+      <w:bookmarkEnd w:id="1"/>
     </w:p>
     <w:p>
       <w:pPr>
@@ -909,16 +1969,14 @@
         </w:rPr>
         <w:t xml:space="preserve">Цель работы — провести комплексный анализ правового статуса и системы юридической ответственности военнослужащих в Российской Федерации. Для достижения этой цели поставлены следующие задачи: раскрыть понятие и элементы правового статуса; изучить нормативную базу; детально описать права и обязанности; рассмотреть специфику дисциплинарной, административной, уголовной и материальной ответственности; проанализировать особенности военной юстиции и современные проблемы </w:t>
       </w:r>
-      <w:proofErr w:type="spellStart"/>
-      <w:r>
-        <w:rPr>
-          <w:rFonts w:ascii="Times New Roman" w:hAnsi="Times New Roman" w:cs="Times New Roman"/>
-          <w:sz w:val="28"/>
-          <w:szCs w:val="28"/>
-        </w:rPr>
-        <w:t>правоприменения</w:t>
-      </w:r>
-      <w:proofErr w:type="spellEnd"/>
+      <w:r>
+        <w:rPr>
+          <w:rFonts w:ascii="Times New Roman" w:hAnsi="Times New Roman" w:cs="Times New Roman"/>
+          <w:sz w:val="28"/>
+          <w:szCs w:val="28"/>
+        </w:rPr>
+        <w:t>право применения</w:t>
+      </w:r>
       <w:r>
         <w:rPr>
           <w:rFonts w:ascii="Times New Roman" w:hAnsi="Times New Roman" w:cs="Times New Roman"/>
@@ -1003,25 +2061,19 @@
     </w:p>
     <w:p>
       <w:pPr>
-        <w:spacing w:line="360" w:lineRule="auto"/>
-        <w:ind w:firstLine="709"/>
-        <w:jc w:val="both"/>
-        <w:rPr>
-          <w:rFonts w:ascii="Times New Roman" w:hAnsi="Times New Roman" w:cs="Times New Roman"/>
-          <w:sz w:val="28"/>
-          <w:szCs w:val="28"/>
-        </w:rPr>
-      </w:pPr>
-      <w:r>
-        <w:rPr>
-          <w:rFonts w:ascii="Times New Roman" w:hAnsi="Times New Roman" w:cs="Times New Roman"/>
-          <w:b/>
-          <w:bCs/>
-          <w:sz w:val="28"/>
-          <w:szCs w:val="28"/>
+        <w:pStyle w:val="1"/>
+        <w:rPr>
+          <w:rStyle w:val="a9"/>
+        </w:rPr>
+      </w:pPr>
+      <w:bookmarkStart w:id="2" w:name="_Toc241595945"/>
+      <w:r>
+        <w:rPr>
+          <w:rStyle w:val="a9"/>
         </w:rPr>
         <w:t>ГЛАВА 1. ПОНЯТИЕ И ЭЛЕМЕНТЫ ПРАВОВОГО СТАТУСА ВОЕННОСЛУЖАЩЕГО</w:t>
       </w:r>
+      <w:bookmarkEnd w:id="2"/>
     </w:p>
     <w:p>
       <w:pPr>
@@ -1141,85 +2193,36 @@
           <w:sz w:val="28"/>
           <w:szCs w:val="28"/>
         </w:rPr>
-        <w:t xml:space="preserve">Кроме того, правовой статус военнослужащих тесно связан с их </w:t>
-      </w:r>
-      <w:proofErr w:type="spellStart"/>
-      <w:r>
-        <w:rPr>
-          <w:rFonts w:ascii="Times New Roman" w:hAnsi="Times New Roman" w:cs="Times New Roman"/>
-          <w:sz w:val="28"/>
-          <w:szCs w:val="28"/>
-        </w:rPr>
-        <w:t>правосубъектностью</w:t>
-      </w:r>
-      <w:proofErr w:type="spellEnd"/>
-      <w:r>
-        <w:rPr>
-          <w:rFonts w:ascii="Times New Roman" w:hAnsi="Times New Roman" w:cs="Times New Roman"/>
-          <w:sz w:val="28"/>
-          <w:szCs w:val="28"/>
-        </w:rPr>
-        <w:t xml:space="preserve">. Военнослужащие обладают общей </w:t>
-      </w:r>
-      <w:proofErr w:type="spellStart"/>
-      <w:r>
-        <w:rPr>
-          <w:rFonts w:ascii="Times New Roman" w:hAnsi="Times New Roman" w:cs="Times New Roman"/>
-          <w:sz w:val="28"/>
-          <w:szCs w:val="28"/>
-        </w:rPr>
-        <w:t>правосубъектностью</w:t>
-      </w:r>
-      <w:proofErr w:type="spellEnd"/>
-      <w:r>
-        <w:rPr>
-          <w:rFonts w:ascii="Times New Roman" w:hAnsi="Times New Roman" w:cs="Times New Roman"/>
-          <w:sz w:val="28"/>
-          <w:szCs w:val="28"/>
-        </w:rPr>
-        <w:t xml:space="preserve"> как граждане государства, но одновременно наделяются специальной </w:t>
-      </w:r>
-      <w:proofErr w:type="spellStart"/>
-      <w:r>
-        <w:rPr>
-          <w:rFonts w:ascii="Times New Roman" w:hAnsi="Times New Roman" w:cs="Times New Roman"/>
-          <w:sz w:val="28"/>
-          <w:szCs w:val="28"/>
-        </w:rPr>
-        <w:t>правосубъектностью</w:t>
-      </w:r>
-      <w:proofErr w:type="spellEnd"/>
-      <w:r>
-        <w:rPr>
-          <w:rFonts w:ascii="Times New Roman" w:hAnsi="Times New Roman" w:cs="Times New Roman"/>
-          <w:sz w:val="28"/>
-          <w:szCs w:val="28"/>
-        </w:rPr>
-        <w:t>, которая определяется их должностным положением, воинским званием и характером выполняемых задач. Это создаёт двойственность их правового положения, требующую особого внимания при правовом регулировании.</w:t>
-      </w:r>
-    </w:p>
-    <w:p>
-      <w:pPr>
-        <w:spacing w:line="360" w:lineRule="auto"/>
-        <w:ind w:firstLine="709"/>
-        <w:jc w:val="both"/>
-        <w:rPr>
-          <w:rFonts w:ascii="Times New Roman" w:hAnsi="Times New Roman" w:cs="Times New Roman"/>
-          <w:sz w:val="28"/>
-          <w:szCs w:val="28"/>
-        </w:rPr>
-      </w:pPr>
-      <w:r>
-        <w:rPr>
-          <w:rFonts w:ascii="Times New Roman" w:hAnsi="Times New Roman" w:cs="Times New Roman"/>
-          <w:b/>
-          <w:bCs/>
-          <w:sz w:val="28"/>
-          <w:szCs w:val="28"/>
-        </w:rPr>
-        <w:lastRenderedPageBreak/>
+        <w:t>Кроме того, правовой статус военнослужащих тесно связан с их правосубъектностью. Военнослужащие обладают общей правосубъектностью как граждане государства, но одновременно наделяются специальной правосубъектностью, которая определяется их должностным положением, воинским званием и характером выполняемых задач. Это создаёт двойственность их правового положения, требующую особого внимания при правовом регулировании.</w:t>
+      </w:r>
+    </w:p>
+    <w:p>
+      <w:pPr>
+        <w:spacing w:line="360" w:lineRule="auto"/>
+        <w:ind w:firstLine="709"/>
+        <w:jc w:val="both"/>
+        <w:rPr>
+          <w:rFonts w:ascii="Times New Roman" w:hAnsi="Times New Roman" w:cs="Times New Roman"/>
+          <w:sz w:val="28"/>
+          <w:szCs w:val="28"/>
+        </w:rPr>
+      </w:pPr>
+    </w:p>
+    <w:p>
+      <w:pPr>
+        <w:pStyle w:val="1"/>
+        <w:rPr>
+          <w:rStyle w:val="a9"/>
+        </w:rPr>
+      </w:pPr>
+      <w:bookmarkStart w:id="3" w:name="_Toc241595946"/>
+      <w:r>
+        <w:rPr>
+          <w:rStyle w:val="a9"/>
+        </w:rPr>
         <w:t>ГЛАВА 2. НОРМАТИВНО-ПРАВОВОЕ РЕГУЛИРОВАНИЕ ВОЕННОЙ СЛУЖБЫ</w:t>
       </w:r>
+      <w:bookmarkEnd w:id="3"/>
     </w:p>
     <w:p>
       <w:pPr>
@@ -1404,38 +2407,20 @@
     </w:p>
     <w:p>
       <w:pPr>
-        <w:spacing w:line="360" w:lineRule="auto"/>
-        <w:ind w:firstLine="709"/>
-        <w:jc w:val="both"/>
-        <w:rPr>
-          <w:rFonts w:ascii="Times New Roman" w:hAnsi="Times New Roman" w:cs="Times New Roman"/>
-          <w:sz w:val="28"/>
-          <w:szCs w:val="28"/>
-        </w:rPr>
-      </w:pPr>
-    </w:p>
-    <w:p>
-      <w:pPr>
-        <w:spacing w:line="360" w:lineRule="auto"/>
-        <w:ind w:firstLine="709"/>
-        <w:jc w:val="both"/>
-        <w:rPr>
-          <w:rFonts w:ascii="Times New Roman" w:hAnsi="Times New Roman" w:cs="Times New Roman"/>
-          <w:sz w:val="28"/>
-          <w:szCs w:val="28"/>
-        </w:rPr>
-      </w:pPr>
-      <w:r>
-        <w:rPr>
-          <w:rFonts w:ascii="Times New Roman" w:hAnsi="Times New Roman" w:cs="Times New Roman"/>
-          <w:b/>
-          <w:bCs/>
-          <w:sz w:val="28"/>
-          <w:szCs w:val="28"/>
+        <w:pStyle w:val="1"/>
+        <w:rPr>
+          <w:rStyle w:val="a9"/>
+        </w:rPr>
+      </w:pPr>
+      <w:bookmarkStart w:id="4" w:name="_Toc241595947"/>
+      <w:r>
+        <w:rPr>
+          <w:rStyle w:val="a9"/>
         </w:rPr>
         <w:lastRenderedPageBreak/>
         <w:t>ГЛАВА 3. ПРАВА, СВОБОДЫ И ОБЯЗАННОСТИ ВОЕННОСЛУЖАЩИХ</w:t>
       </w:r>
+      <w:bookmarkEnd w:id="4"/>
     </w:p>
     <w:p>
       <w:pPr>
@@ -1514,8 +2499,20 @@
           <w:sz w:val="28"/>
           <w:szCs w:val="28"/>
         </w:rPr>
-        <w:t xml:space="preserve">Обязанности военнослужащих подразделяются на общие, должностные и специальные. Общие обязанности закреплены в Уставе внутренней службы и касаются всех военнослужащих независимо от должности и звания. Должностные обязанности определяются конкретной воинской должностью и закрепляются в должностных инструкциях. Специальные обязанности </w:t>
-      </w:r>
+        <w:t>Обязанности военнослужащих подразделяются на общие, должностные и специальные. Общие обязанности закреплены в Уставе внутренней службы и касаются всех военнослужащих независимо от должности и звания. Должностные обязанности определяются конкретной воинской должностью и закрепляются в должностных инструкциях. Специальные обязанности возникают при несении боевого дежурства, караульной службы, внутренней службы и других видов службы.</w:t>
+      </w:r>
+    </w:p>
+    <w:p>
+      <w:pPr>
+        <w:spacing w:line="360" w:lineRule="auto"/>
+        <w:ind w:firstLine="709"/>
+        <w:jc w:val="both"/>
+        <w:rPr>
+          <w:rFonts w:ascii="Times New Roman" w:hAnsi="Times New Roman" w:cs="Times New Roman"/>
+          <w:sz w:val="28"/>
+          <w:szCs w:val="28"/>
+        </w:rPr>
+      </w:pPr>
       <w:r>
         <w:rPr>
           <w:rFonts w:ascii="Times New Roman" w:hAnsi="Times New Roman" w:cs="Times New Roman"/>
@@ -1523,26 +2520,6 @@
           <w:szCs w:val="28"/>
         </w:rPr>
         <w:lastRenderedPageBreak/>
-        <w:t>возникают при несении боевого дежурства, караульной службы, внутренней службы и других видов службы.</w:t>
-      </w:r>
-    </w:p>
-    <w:p>
-      <w:pPr>
-        <w:spacing w:line="360" w:lineRule="auto"/>
-        <w:ind w:firstLine="709"/>
-        <w:jc w:val="both"/>
-        <w:rPr>
-          <w:rFonts w:ascii="Times New Roman" w:hAnsi="Times New Roman" w:cs="Times New Roman"/>
-          <w:sz w:val="28"/>
-          <w:szCs w:val="28"/>
-        </w:rPr>
-      </w:pPr>
-      <w:r>
-        <w:rPr>
-          <w:rFonts w:ascii="Times New Roman" w:hAnsi="Times New Roman" w:cs="Times New Roman"/>
-          <w:sz w:val="28"/>
-          <w:szCs w:val="28"/>
-        </w:rPr>
         <w:t>Военнослужащие также несут ответственность за соблюдение норм международного гуманитарного права. В частности, они обязаны гуманно обращаться с военнопленными, защищать гражданское население, не применять запрещённые виды оружия. Нарушение этих норм влечёт уголовную ответственность по соответствующим статьям УК РФ.</w:t>
       </w:r>
     </w:p>
@@ -1600,119 +2577,67 @@
     </w:p>
     <w:p>
       <w:pPr>
-        <w:spacing w:line="360" w:lineRule="auto"/>
-        <w:ind w:firstLine="709"/>
-        <w:jc w:val="both"/>
-        <w:rPr>
-          <w:rFonts w:ascii="Times New Roman" w:hAnsi="Times New Roman" w:cs="Times New Roman"/>
-          <w:sz w:val="28"/>
-          <w:szCs w:val="28"/>
-        </w:rPr>
-      </w:pPr>
-    </w:p>
-    <w:p>
-      <w:pPr>
-        <w:spacing w:line="360" w:lineRule="auto"/>
-        <w:ind w:firstLine="709"/>
-        <w:jc w:val="both"/>
-        <w:rPr>
-          <w:rFonts w:ascii="Times New Roman" w:hAnsi="Times New Roman" w:cs="Times New Roman"/>
-          <w:sz w:val="28"/>
-          <w:szCs w:val="28"/>
-        </w:rPr>
-      </w:pPr>
-    </w:p>
-    <w:p>
-      <w:pPr>
-        <w:spacing w:line="360" w:lineRule="auto"/>
-        <w:ind w:firstLine="709"/>
-        <w:jc w:val="both"/>
-        <w:rPr>
-          <w:rFonts w:ascii="Times New Roman" w:hAnsi="Times New Roman" w:cs="Times New Roman"/>
-          <w:sz w:val="28"/>
-          <w:szCs w:val="28"/>
-        </w:rPr>
-      </w:pPr>
-    </w:p>
-    <w:p>
-      <w:pPr>
-        <w:spacing w:line="360" w:lineRule="auto"/>
-        <w:ind w:firstLine="709"/>
-        <w:jc w:val="both"/>
-        <w:rPr>
-          <w:rFonts w:ascii="Times New Roman" w:hAnsi="Times New Roman" w:cs="Times New Roman"/>
-          <w:sz w:val="28"/>
-          <w:szCs w:val="28"/>
-        </w:rPr>
-      </w:pPr>
-      <w:r>
-        <w:rPr>
-          <w:rFonts w:ascii="Times New Roman" w:hAnsi="Times New Roman" w:cs="Times New Roman"/>
-          <w:b/>
-          <w:bCs/>
+        <w:pStyle w:val="1"/>
+        <w:rPr>
+          <w:rStyle w:val="a9"/>
+        </w:rPr>
+      </w:pPr>
+      <w:bookmarkStart w:id="5" w:name="_Toc241595948"/>
+      <w:r>
+        <w:rPr>
+          <w:rStyle w:val="a9"/>
+        </w:rPr>
+        <w:t>ГЛАВА 4. СОЦИАЛЬНЫЕ ГАРАНТИИ И КОМПЕНСАЦИИ</w:t>
+      </w:r>
+      <w:bookmarkEnd w:id="5"/>
+    </w:p>
+    <w:p>
+      <w:pPr>
+        <w:spacing w:line="360" w:lineRule="auto"/>
+        <w:ind w:firstLine="709"/>
+        <w:jc w:val="both"/>
+        <w:rPr>
+          <w:rFonts w:ascii="Times New Roman" w:hAnsi="Times New Roman" w:cs="Times New Roman"/>
+          <w:sz w:val="28"/>
+          <w:szCs w:val="28"/>
+        </w:rPr>
+      </w:pPr>
+      <w:r>
+        <w:rPr>
+          <w:rFonts w:ascii="Times New Roman" w:hAnsi="Times New Roman" w:cs="Times New Roman"/>
+          <w:sz w:val="28"/>
+          <w:szCs w:val="28"/>
+        </w:rPr>
+        <w:t xml:space="preserve">Государство компенсирует ограничения прав военнослужащих развитой системой социальных гарантий. Денежное довольствие состоит из оклада по званию, оклада по должности и различных надбавок. К надбавкам относятся: за выслугу лет, за особые условия службы, за работу с секретными </w:t>
+      </w:r>
+      <w:r>
+        <w:rPr>
+          <w:rFonts w:ascii="Times New Roman" w:hAnsi="Times New Roman" w:cs="Times New Roman"/>
           <w:sz w:val="28"/>
           <w:szCs w:val="28"/>
         </w:rPr>
         <w:lastRenderedPageBreak/>
-        <w:t>ГЛАВА 4. СОЦИАЛЬНЫЕ ГАРАНТИИ И КОМПЕНСАЦИИ</w:t>
-      </w:r>
-    </w:p>
-    <w:p>
-      <w:pPr>
-        <w:spacing w:line="360" w:lineRule="auto"/>
-        <w:ind w:firstLine="709"/>
-        <w:jc w:val="both"/>
-        <w:rPr>
-          <w:rFonts w:ascii="Times New Roman" w:hAnsi="Times New Roman" w:cs="Times New Roman"/>
-          <w:sz w:val="28"/>
-          <w:szCs w:val="28"/>
-        </w:rPr>
-      </w:pPr>
-      <w:r>
-        <w:rPr>
-          <w:rFonts w:ascii="Times New Roman" w:hAnsi="Times New Roman" w:cs="Times New Roman"/>
-          <w:sz w:val="28"/>
-          <w:szCs w:val="28"/>
-        </w:rPr>
-        <w:t>Государство компенсирует ограничения прав военнослужащих развитой системой социальных гарантий. Денежное довольствие состоит из оклада по званию, оклада по должности и различных надбавок. К надбавкам относятся: за выслугу лет, за особые условия службы, за работу с секретными материалами, за командование подразделением и другие. Размер денежного довольствия регулярно индексируется с учётом инфляции.</w:t>
-      </w:r>
-    </w:p>
-    <w:p>
-      <w:pPr>
-        <w:spacing w:line="360" w:lineRule="auto"/>
-        <w:ind w:firstLine="709"/>
-        <w:jc w:val="both"/>
-        <w:rPr>
-          <w:rFonts w:ascii="Times New Roman" w:hAnsi="Times New Roman" w:cs="Times New Roman"/>
-          <w:sz w:val="28"/>
-          <w:szCs w:val="28"/>
-        </w:rPr>
-      </w:pPr>
-      <w:r>
-        <w:rPr>
-          <w:rFonts w:ascii="Times New Roman" w:hAnsi="Times New Roman" w:cs="Times New Roman"/>
-          <w:sz w:val="28"/>
-          <w:szCs w:val="28"/>
-        </w:rPr>
-        <w:t xml:space="preserve">Жилищное обеспечение включает предоставление служебного жилья, а для контрактников — участие в </w:t>
-      </w:r>
-      <w:proofErr w:type="spellStart"/>
-      <w:r>
-        <w:rPr>
-          <w:rFonts w:ascii="Times New Roman" w:hAnsi="Times New Roman" w:cs="Times New Roman"/>
-          <w:sz w:val="28"/>
-          <w:szCs w:val="28"/>
-        </w:rPr>
-        <w:t>накопительно</w:t>
-      </w:r>
-      <w:proofErr w:type="spellEnd"/>
-      <w:r>
-        <w:rPr>
-          <w:rFonts w:ascii="Times New Roman" w:hAnsi="Times New Roman" w:cs="Times New Roman"/>
-          <w:sz w:val="28"/>
-          <w:szCs w:val="28"/>
-        </w:rPr>
-        <w:t>-ипотечной системе (НИС). НИС позволяет военнослужащим накапливать средства на приобретение собственного жилья за счёт государства. После определённого срока службы военнослужащий может использовать накопленные средства для покупки квартиры или дома. Для военнослужащих, нуждающихся в улучшении жилищных условий, предусмотрены жилищные субсидии.</w:t>
+        <w:t>материалами, за командование подразделением и другие. Размер денежного довольствия регулярно индексируется с учётом инфляции.</w:t>
+      </w:r>
+    </w:p>
+    <w:p>
+      <w:pPr>
+        <w:spacing w:line="360" w:lineRule="auto"/>
+        <w:ind w:firstLine="709"/>
+        <w:jc w:val="both"/>
+        <w:rPr>
+          <w:rFonts w:ascii="Times New Roman" w:hAnsi="Times New Roman" w:cs="Times New Roman"/>
+          <w:sz w:val="28"/>
+          <w:szCs w:val="28"/>
+        </w:rPr>
+      </w:pPr>
+      <w:r>
+        <w:rPr>
+          <w:rFonts w:ascii="Times New Roman" w:hAnsi="Times New Roman" w:cs="Times New Roman"/>
+          <w:sz w:val="28"/>
+          <w:szCs w:val="28"/>
+        </w:rPr>
+        <w:t>Жилищное обеспечение включает предоставление служебного жилья, а для контрактников — участие в накопительно-ипотечной системе (НИС). НИС позволяет военнослужащим накапливать средства на приобретение собственного жилья за счёт государства. После определённого срока службы военнослужащий может использовать накопленные средства для покупки квартиры или дома. Для военнослужащих, нуждающихся в улучшении жилищных условий, предусмотрены жилищные субсидии.</w:t>
       </w:r>
     </w:p>
     <w:p>
@@ -1772,7 +2697,27 @@
           <w:sz w:val="28"/>
           <w:szCs w:val="28"/>
         </w:rPr>
-        <w:t>Пенсионное обеспечение гарантирует право на пенсию за выслугу лет или по инвалидности. Выслуга лет для назначения пенсии составляет 20 лет и более. При увольнении по состоянию здоровья или в связи с организационно-</w:t>
+        <w:t>Пенсионное обеспечение гарантирует право на пенсию за выслугу лет или по инвалидности. Выслуга лет для назначения пенсии составляет 20 лет и более. При увольнении по состоянию здоровья или в связи с организационно-штатными мероприятиями возможен перерасчёт выслуги в льготном исчислении. Пенсии военнослужащих регулярно индексируются.</w:t>
+      </w:r>
+    </w:p>
+    <w:p>
+      <w:pPr>
+        <w:spacing w:line="360" w:lineRule="auto"/>
+        <w:ind w:firstLine="709"/>
+        <w:jc w:val="both"/>
+        <w:rPr>
+          <w:rFonts w:ascii="Times New Roman" w:hAnsi="Times New Roman" w:cs="Times New Roman"/>
+          <w:sz w:val="28"/>
+          <w:szCs w:val="28"/>
+        </w:rPr>
+      </w:pPr>
+      <w:r>
+        <w:rPr>
+          <w:rFonts w:ascii="Times New Roman" w:hAnsi="Times New Roman" w:cs="Times New Roman"/>
+          <w:sz w:val="28"/>
+          <w:szCs w:val="28"/>
+        </w:rPr>
+        <w:t xml:space="preserve">Также осуществляется обязательное государственное страхование жизни и здоровья военнослужащих за счёт федерального бюджета. При наступлении страхового случая (гибель, инвалидность, тяжёлое заболевание) </w:t>
       </w:r>
       <w:r>
         <w:rPr>
@@ -1781,27 +2726,7 @@
           <w:szCs w:val="28"/>
         </w:rPr>
         <w:lastRenderedPageBreak/>
-        <w:t>штатными мероприятиями возможен перерасчёт выслуги в льготном исчислении. Пенсии военнослужащих регулярно индексируются.</w:t>
-      </w:r>
-    </w:p>
-    <w:p>
-      <w:pPr>
-        <w:spacing w:line="360" w:lineRule="auto"/>
-        <w:ind w:firstLine="709"/>
-        <w:jc w:val="both"/>
-        <w:rPr>
-          <w:rFonts w:ascii="Times New Roman" w:hAnsi="Times New Roman" w:cs="Times New Roman"/>
-          <w:sz w:val="28"/>
-          <w:szCs w:val="28"/>
-        </w:rPr>
-      </w:pPr>
-      <w:r>
-        <w:rPr>
-          <w:rFonts w:ascii="Times New Roman" w:hAnsi="Times New Roman" w:cs="Times New Roman"/>
-          <w:sz w:val="28"/>
-          <w:szCs w:val="28"/>
-        </w:rPr>
-        <w:t>Также осуществляется обязательное государственное страхование жизни и здоровья военнослужащих за счёт федерального бюджета. При наступлении страхового случая (гибель, инвалидность, тяжёлое заболевание) военнослужащий или его семья получают страховую выплату. Предусмотрены единовременные пособия при увольнении, а также компенсации членам семей погибших военнослужащих.</w:t>
+        <w:t>военнослужащий или его семья получают страховую выплату. Предусмотрены единовременные пособия при увольнении, а также компенсации членам семей погибших военнослужащих.</w:t>
       </w:r>
     </w:p>
     <w:p>
@@ -1847,68 +2772,61 @@
     <w:p>
       <w:pPr>
         <w:spacing w:line="360" w:lineRule="auto"/>
-        <w:ind w:firstLine="709"/>
-        <w:jc w:val="both"/>
-        <w:rPr>
-          <w:rFonts w:ascii="Times New Roman" w:hAnsi="Times New Roman" w:cs="Times New Roman"/>
-          <w:sz w:val="28"/>
-          <w:szCs w:val="28"/>
-        </w:rPr>
-      </w:pPr>
-    </w:p>
-    <w:p>
-      <w:pPr>
-        <w:spacing w:line="360" w:lineRule="auto"/>
-        <w:ind w:firstLine="709"/>
-        <w:jc w:val="both"/>
-        <w:rPr>
-          <w:rFonts w:ascii="Times New Roman" w:hAnsi="Times New Roman" w:cs="Times New Roman"/>
-          <w:sz w:val="28"/>
-          <w:szCs w:val="28"/>
-        </w:rPr>
-      </w:pPr>
-    </w:p>
-    <w:p>
-      <w:pPr>
-        <w:spacing w:line="360" w:lineRule="auto"/>
-        <w:ind w:firstLine="709"/>
-        <w:jc w:val="both"/>
-        <w:rPr>
-          <w:rFonts w:ascii="Times New Roman" w:hAnsi="Times New Roman" w:cs="Times New Roman"/>
-          <w:sz w:val="28"/>
-          <w:szCs w:val="28"/>
-        </w:rPr>
-      </w:pPr>
-      <w:r>
-        <w:rPr>
-          <w:rFonts w:ascii="Times New Roman" w:hAnsi="Times New Roman" w:cs="Times New Roman"/>
-          <w:b/>
-          <w:bCs/>
-          <w:sz w:val="28"/>
-          <w:szCs w:val="28"/>
+        <w:jc w:val="both"/>
+        <w:rPr>
+          <w:rFonts w:ascii="Times New Roman" w:hAnsi="Times New Roman" w:cs="Times New Roman"/>
+          <w:sz w:val="28"/>
+          <w:szCs w:val="28"/>
+        </w:rPr>
+      </w:pPr>
+    </w:p>
+    <w:p>
+      <w:pPr>
+        <w:pStyle w:val="1"/>
+        <w:rPr>
+          <w:rStyle w:val="a9"/>
+        </w:rPr>
+      </w:pPr>
+      <w:bookmarkStart w:id="6" w:name="_Toc241595949"/>
+      <w:r>
+        <w:rPr>
+          <w:rStyle w:val="a9"/>
         </w:rPr>
         <w:t>ГЛАВА 5. ДИСЦИПЛИНАРНАЯ ОТВЕТСТВЕННОСТЬ ВОЕННОСЛУЖАЩИХ</w:t>
       </w:r>
-    </w:p>
-    <w:p>
-      <w:pPr>
-        <w:spacing w:line="360" w:lineRule="auto"/>
-        <w:ind w:firstLine="709"/>
-        <w:jc w:val="both"/>
-        <w:rPr>
-          <w:rFonts w:ascii="Times New Roman" w:hAnsi="Times New Roman" w:cs="Times New Roman"/>
-          <w:sz w:val="28"/>
-          <w:szCs w:val="28"/>
-        </w:rPr>
-      </w:pPr>
-      <w:r>
-        <w:rPr>
-          <w:rFonts w:ascii="Times New Roman" w:hAnsi="Times New Roman" w:cs="Times New Roman"/>
-          <w:sz w:val="28"/>
-          <w:szCs w:val="28"/>
-        </w:rPr>
-        <w:t xml:space="preserve">Дисциплинарная ответственность является основным видом внутриармейского принуждения, применяемым за совершение </w:t>
-      </w:r>
+      <w:bookmarkEnd w:id="6"/>
+    </w:p>
+    <w:p>
+      <w:pPr>
+        <w:spacing w:line="360" w:lineRule="auto"/>
+        <w:ind w:firstLine="709"/>
+        <w:jc w:val="both"/>
+        <w:rPr>
+          <w:rFonts w:ascii="Times New Roman" w:hAnsi="Times New Roman" w:cs="Times New Roman"/>
+          <w:sz w:val="28"/>
+          <w:szCs w:val="28"/>
+        </w:rPr>
+      </w:pPr>
+      <w:r>
+        <w:rPr>
+          <w:rFonts w:ascii="Times New Roman" w:hAnsi="Times New Roman" w:cs="Times New Roman"/>
+          <w:sz w:val="28"/>
+          <w:szCs w:val="28"/>
+        </w:rPr>
+        <w:t>Дисциплинарная ответственность является основным видом внутриармейского принуждения, применяемым за совершение дисциплинарного проступка. Основным источником является Дисциплинарный устав Вооружённых Сил РФ, утверждённый Указом Президента РФ от 10.11.2007 № 1495. Дисциплинарный проступок — это противоправное, виновное действие (бездействие), не влекущее уголовной или административной ответственности, но нарушающее воинскую дисциплину.</w:t>
+      </w:r>
+    </w:p>
+    <w:p>
+      <w:pPr>
+        <w:spacing w:line="360" w:lineRule="auto"/>
+        <w:ind w:firstLine="709"/>
+        <w:jc w:val="both"/>
+        <w:rPr>
+          <w:rFonts w:ascii="Times New Roman" w:hAnsi="Times New Roman" w:cs="Times New Roman"/>
+          <w:sz w:val="28"/>
+          <w:szCs w:val="28"/>
+        </w:rPr>
+      </w:pPr>
       <w:r>
         <w:rPr>
           <w:rFonts w:ascii="Times New Roman" w:hAnsi="Times New Roman" w:cs="Times New Roman"/>
@@ -1916,26 +2834,6 @@
           <w:szCs w:val="28"/>
         </w:rPr>
         <w:lastRenderedPageBreak/>
-        <w:t>дисциплинарного проступка. Основным источником является Дисциплинарный устав Вооружённых Сил РФ, утверждённый Указом Президента РФ от 10.11.2007 № 1495. Дисциплинарный проступок — это противоправное, виновное действие (бездействие), не влекущее уголовной или административной ответственности, но нарушающее воинскую дисциплину.</w:t>
-      </w:r>
-    </w:p>
-    <w:p>
-      <w:pPr>
-        <w:spacing w:line="360" w:lineRule="auto"/>
-        <w:ind w:firstLine="709"/>
-        <w:jc w:val="both"/>
-        <w:rPr>
-          <w:rFonts w:ascii="Times New Roman" w:hAnsi="Times New Roman" w:cs="Times New Roman"/>
-          <w:sz w:val="28"/>
-          <w:szCs w:val="28"/>
-        </w:rPr>
-      </w:pPr>
-      <w:r>
-        <w:rPr>
-          <w:rFonts w:ascii="Times New Roman" w:hAnsi="Times New Roman" w:cs="Times New Roman"/>
-          <w:sz w:val="28"/>
-          <w:szCs w:val="28"/>
-        </w:rPr>
         <w:t>Виды дисциплинарных взысканий включают: замечание, выговор, строгий выговор, лишение нагрудного знака отличия, предупреждение о неполном служебном соответствии, отчисление из военной образовательной организации, увольнение с военной службы по отрицательным мотивам и гауптвахту. Гауптвахта применяется только к солдатам, матросам, сержантам и старшинам. Офицеры к гауптвахте не привлекаются.</w:t>
       </w:r>
     </w:p>
@@ -1996,7 +2894,27 @@
           <w:sz w:val="28"/>
           <w:szCs w:val="28"/>
         </w:rPr>
-        <w:t xml:space="preserve">Военнослужащий имеет право обжаловать наложенное взыскание вышестоящему командиру или в военный суд. Жалоба должна быть рассмотрена в установленные сроки. Подача жалобы не приостанавливает </w:t>
+        <w:t>Военнослужащий имеет право обжаловать наложенное взыскание вышестоящему командиру или в военный суд. Жалоба должна быть рассмотрена в установленные сроки. Подача жалобы не приостанавливает исполнение взыскания, если командир не примет иного решения. Это обеспечивает баланс между дисциплиной и правом на защиту.</w:t>
+      </w:r>
+    </w:p>
+    <w:p>
+      <w:pPr>
+        <w:spacing w:line="360" w:lineRule="auto"/>
+        <w:ind w:firstLine="709"/>
+        <w:jc w:val="both"/>
+        <w:rPr>
+          <w:rFonts w:ascii="Times New Roman" w:hAnsi="Times New Roman" w:cs="Times New Roman"/>
+          <w:sz w:val="28"/>
+          <w:szCs w:val="28"/>
+        </w:rPr>
+      </w:pPr>
+      <w:r>
+        <w:rPr>
+          <w:rFonts w:ascii="Times New Roman" w:hAnsi="Times New Roman" w:cs="Times New Roman"/>
+          <w:sz w:val="28"/>
+          <w:szCs w:val="28"/>
+        </w:rPr>
+        <w:t xml:space="preserve">Порядок применения дисциплинарных взысканий строго регламентирован. Перед наложением взыскания командир обязан провести разбирательство, истребовать объяснения от военнослужащего, выяснить все обстоятельства проступка. При наложении взыскания учитываются характер </w:t>
       </w:r>
       <w:r>
         <w:rPr>
@@ -2005,27 +2923,7 @@
           <w:szCs w:val="28"/>
         </w:rPr>
         <w:lastRenderedPageBreak/>
-        <w:t>исполнение взыскания, если командир не примет иного решения. Это обеспечивает баланс между дисциплиной и правом на защиту.</w:t>
-      </w:r>
-    </w:p>
-    <w:p>
-      <w:pPr>
-        <w:spacing w:line="360" w:lineRule="auto"/>
-        <w:ind w:firstLine="709"/>
-        <w:jc w:val="both"/>
-        <w:rPr>
-          <w:rFonts w:ascii="Times New Roman" w:hAnsi="Times New Roman" w:cs="Times New Roman"/>
-          <w:sz w:val="28"/>
-          <w:szCs w:val="28"/>
-        </w:rPr>
-      </w:pPr>
-      <w:r>
-        <w:rPr>
-          <w:rFonts w:ascii="Times New Roman" w:hAnsi="Times New Roman" w:cs="Times New Roman"/>
-          <w:sz w:val="28"/>
-          <w:szCs w:val="28"/>
-        </w:rPr>
-        <w:t>Порядок применения дисциплинарных взысканий строго регламентирован. Перед наложением взыскания командир обязан провести разбирательство, истребовать объяснения от военнослужащего, выяснить все обстоятельства проступка. При наложении взыскания учитываются характер проступка, его последствия, личность военнослужащего, его предыдущее поведение и отношение к службе. Недопустимо наложение взыскания без достаточных оснований, а также за проступок, совершённый другим лицом.</w:t>
+        <w:t>проступка, его последствия, личность военнослужащего, его предыдущее поведение и отношение к службе. Недопустимо наложение взыскания без достаточных оснований, а также за проступок, совершённый другим лицом.</w:t>
       </w:r>
     </w:p>
     <w:p>
@@ -2062,37 +2960,19 @@
     </w:p>
     <w:p>
       <w:pPr>
-        <w:spacing w:line="360" w:lineRule="auto"/>
-        <w:ind w:firstLine="709"/>
-        <w:jc w:val="both"/>
-        <w:rPr>
-          <w:rFonts w:ascii="Times New Roman" w:hAnsi="Times New Roman" w:cs="Times New Roman"/>
-          <w:sz w:val="28"/>
-          <w:szCs w:val="28"/>
-        </w:rPr>
-      </w:pPr>
-    </w:p>
-    <w:p>
-      <w:pPr>
-        <w:spacing w:line="360" w:lineRule="auto"/>
-        <w:ind w:firstLine="709"/>
-        <w:jc w:val="both"/>
-        <w:rPr>
-          <w:rFonts w:ascii="Times New Roman" w:hAnsi="Times New Roman" w:cs="Times New Roman"/>
-          <w:sz w:val="28"/>
-          <w:szCs w:val="28"/>
-        </w:rPr>
-      </w:pPr>
-      <w:r>
-        <w:rPr>
-          <w:rFonts w:ascii="Times New Roman" w:hAnsi="Times New Roman" w:cs="Times New Roman"/>
-          <w:b/>
-          <w:bCs/>
-          <w:sz w:val="28"/>
-          <w:szCs w:val="28"/>
+        <w:pStyle w:val="1"/>
+        <w:rPr>
+          <w:rStyle w:val="a9"/>
+        </w:rPr>
+      </w:pPr>
+      <w:bookmarkStart w:id="7" w:name="_Toc241595950"/>
+      <w:r>
+        <w:rPr>
+          <w:rStyle w:val="a9"/>
         </w:rPr>
         <w:t>ГЛАВА 6. АДМИНИСТРАТИВНАЯ ОТВЕТСТВЕННОСТЬ ВОЕННОСЛУЖАЩИХ</w:t>
       </w:r>
+      <w:bookmarkEnd w:id="7"/>
     </w:p>
     <w:p>
       <w:pPr>
@@ -2131,28 +3011,84 @@
           <w:sz w:val="28"/>
           <w:szCs w:val="28"/>
         </w:rPr>
+        <w:t>Дела об административных правонарушениях военнослужащих рассматривают не общие суды, а военные суды или командиры в порядке дисциплинарного производства. Это обеспечивает учёт военной специфики и поддержание дисциплины. Примерами правонарушений являются нарушение правил дорожного движения, мелкое хулиганство, нарушение правил пожарной безопасности, незаконное ношение оружия.</w:t>
+      </w:r>
+    </w:p>
+    <w:p>
+      <w:pPr>
+        <w:spacing w:line="360" w:lineRule="auto"/>
+        <w:ind w:firstLine="709"/>
+        <w:jc w:val="both"/>
+        <w:rPr>
+          <w:rFonts w:ascii="Times New Roman" w:hAnsi="Times New Roman" w:cs="Times New Roman"/>
+          <w:sz w:val="28"/>
+          <w:szCs w:val="28"/>
+        </w:rPr>
+      </w:pPr>
+      <w:r>
+        <w:rPr>
+          <w:rFonts w:ascii="Times New Roman" w:hAnsi="Times New Roman" w:cs="Times New Roman"/>
+          <w:sz w:val="28"/>
+          <w:szCs w:val="28"/>
+        </w:rPr>
+        <w:t xml:space="preserve">Особенностью административной ответственности военнослужащих является то, что за некоторые правонарушения они могут быть привлечены к ответственности на общих основаниях. Например, за управление </w:t>
+      </w:r>
+      <w:r>
+        <w:rPr>
+          <w:rFonts w:ascii="Times New Roman" w:hAnsi="Times New Roman" w:cs="Times New Roman"/>
+          <w:sz w:val="28"/>
+          <w:szCs w:val="28"/>
+        </w:rPr>
         <w:lastRenderedPageBreak/>
-        <w:t>Дела об административных правонарушениях военнослужащих рассматривают не общие суды, а военные суды или командиры в порядке дисциплинарного производства. Это обеспечивает учёт военной специфики и поддержание дисциплины. Примерами правонарушений являются нарушение правил дорожного движения, мелкое хулиганство, нарушение правил пожарной безопасности, незаконное ношение оружия.</w:t>
-      </w:r>
-    </w:p>
-    <w:p>
-      <w:pPr>
-        <w:spacing w:line="360" w:lineRule="auto"/>
-        <w:ind w:firstLine="709"/>
-        <w:jc w:val="both"/>
-        <w:rPr>
-          <w:rFonts w:ascii="Times New Roman" w:hAnsi="Times New Roman" w:cs="Times New Roman"/>
-          <w:sz w:val="28"/>
-          <w:szCs w:val="28"/>
-        </w:rPr>
-      </w:pPr>
-      <w:r>
-        <w:rPr>
-          <w:rFonts w:ascii="Times New Roman" w:hAnsi="Times New Roman" w:cs="Times New Roman"/>
-          <w:sz w:val="28"/>
-          <w:szCs w:val="28"/>
-        </w:rPr>
-        <w:t>Особенностью административной ответственности военнослужащих является то, что за некоторые правонарушения они могут быть привлечены к ответственности на общих основаниях. Например, за управление транспортным средством в состоянии опьянения военнослужащий может быть лишён права управления, но не оштрафован. За нарушение общественного порядка военнослужащий может быть подвергнут административному задержанию с последующим дисциплинарным взысканием.</w:t>
+        <w:t>транспортным средством в состоянии опьянения военнослужащий может быть лишён пра</w:t>
+      </w:r>
+      <w:r>
+        <w:rPr>
+          <w:rFonts w:ascii="Times New Roman" w:hAnsi="Times New Roman" w:cs="Times New Roman"/>
+          <w:sz w:val="28"/>
+          <w:szCs w:val="28"/>
+        </w:rPr>
+        <w:t xml:space="preserve">ва управления, но не оштрафован, </w:t>
+      </w:r>
+      <w:r>
+        <w:rPr>
+          <w:rFonts w:ascii="Times New Roman" w:hAnsi="Times New Roman" w:cs="Times New Roman"/>
+          <w:sz w:val="28"/>
+          <w:szCs w:val="28"/>
+        </w:rPr>
+        <w:t>нарушение правил дорожного движения, повлёкшее причинение вреда здоровью, военнослужащий может быть лишён права управления транспортным средством.</w:t>
+      </w:r>
+      <w:r>
+        <w:rPr>
+          <w:rFonts w:ascii="Times New Roman" w:hAnsi="Times New Roman" w:cs="Times New Roman"/>
+          <w:sz w:val="28"/>
+          <w:szCs w:val="28"/>
+        </w:rPr>
+        <w:t xml:space="preserve"> </w:t>
+      </w:r>
+      <w:r>
+        <w:rPr>
+          <w:rFonts w:ascii="Times New Roman" w:hAnsi="Times New Roman" w:cs="Times New Roman"/>
+          <w:sz w:val="28"/>
+          <w:szCs w:val="28"/>
+        </w:rPr>
+        <w:t>За нарушение общественного порядка военнослужащий может быть подвергнут административному задержанию с последующим дисциплинарным взысканием.</w:t>
+      </w:r>
+      <w:r>
+        <w:rPr>
+          <w:rFonts w:ascii="Times New Roman" w:hAnsi="Times New Roman" w:cs="Times New Roman"/>
+          <w:sz w:val="28"/>
+          <w:szCs w:val="28"/>
+        </w:rPr>
+        <w:t xml:space="preserve"> </w:t>
+      </w:r>
+      <w:r>
+        <w:rPr>
+          <w:rFonts w:ascii="Times New Roman" w:hAnsi="Times New Roman" w:cs="Times New Roman"/>
+          <w:sz w:val="28"/>
+          <w:szCs w:val="28"/>
+        </w:rPr>
+        <w:t>За незаконное хранение наркотических средств — привлечён к административной ответственности с последующим увольнением с военной службы.</w:t>
       </w:r>
     </w:p>
     <w:p>
@@ -2228,71 +3164,37 @@
           <w:sz w:val="28"/>
           <w:szCs w:val="28"/>
         </w:rPr>
-        <w:t xml:space="preserve">Особенностью административной ответственности военнослужащих является то, что за ряд правонарушений они привлекаются к ответственности на общих основаниях. Например, за нарушение правил дорожного движения, </w:t>
-      </w:r>
-      <w:r>
-        <w:rPr>
-          <w:rFonts w:ascii="Times New Roman" w:hAnsi="Times New Roman" w:cs="Times New Roman"/>
-          <w:sz w:val="28"/>
-          <w:szCs w:val="28"/>
+        <w:t>Кроме того, военнослужащие могут быть привлечены к административной ответственности за нарушение требований пожарной безопасности, за незаконную охоту и рыболовство, за нарушение правил охраны окружающей среды. При этом командиры обязаны создавать условия для соблюдения военнослужащими административного законодательства и не допускать случаев правонарушений.</w:t>
+      </w:r>
+    </w:p>
+    <w:p>
+      <w:pPr>
+        <w:spacing w:line="360" w:lineRule="auto"/>
+        <w:ind w:firstLine="709"/>
+        <w:jc w:val="both"/>
+        <w:rPr>
+          <w:rFonts w:ascii="Times New Roman" w:hAnsi="Times New Roman" w:cs="Times New Roman"/>
+          <w:sz w:val="28"/>
+          <w:szCs w:val="28"/>
+        </w:rPr>
+      </w:pPr>
+    </w:p>
+    <w:p>
+      <w:pPr>
+        <w:pStyle w:val="1"/>
+        <w:rPr>
+          <w:rStyle w:val="a9"/>
+        </w:rPr>
+      </w:pPr>
+      <w:bookmarkStart w:id="8" w:name="_Toc241595951"/>
+      <w:r>
+        <w:rPr>
+          <w:rStyle w:val="a9"/>
         </w:rPr>
         <w:lastRenderedPageBreak/>
-        <w:t>повлёкшее причинение вреда здоровью, военнослужащий может быть лишён права управления транспортным средством. За незаконное хранение наркотических средств — привлечён к административной ответственности с последующим увольнением с военной службы.</w:t>
-      </w:r>
-    </w:p>
-    <w:p>
-      <w:pPr>
-        <w:spacing w:line="360" w:lineRule="auto"/>
-        <w:ind w:firstLine="709"/>
-        <w:jc w:val="both"/>
-        <w:rPr>
-          <w:rFonts w:ascii="Times New Roman" w:hAnsi="Times New Roman" w:cs="Times New Roman"/>
-          <w:sz w:val="28"/>
-          <w:szCs w:val="28"/>
-        </w:rPr>
-      </w:pPr>
-      <w:r>
-        <w:rPr>
-          <w:rFonts w:ascii="Times New Roman" w:hAnsi="Times New Roman" w:cs="Times New Roman"/>
-          <w:sz w:val="28"/>
-          <w:szCs w:val="28"/>
-        </w:rPr>
-        <w:t>Кроме того, военнослужащие могут быть привлечены к административной ответственности за нарушение требований пожарной безопасности, за незаконную охоту и рыболовство, за нарушение правил охраны окружающей среды. При этом командиры обязаны создавать условия для соблюдения военнослужащими административного законодательства и не допускать случаев правонарушений.</w:t>
-      </w:r>
-    </w:p>
-    <w:p>
-      <w:pPr>
-        <w:spacing w:line="360" w:lineRule="auto"/>
-        <w:ind w:firstLine="709"/>
-        <w:jc w:val="both"/>
-        <w:rPr>
-          <w:rFonts w:ascii="Times New Roman" w:hAnsi="Times New Roman" w:cs="Times New Roman"/>
-          <w:sz w:val="28"/>
-          <w:szCs w:val="28"/>
-        </w:rPr>
-      </w:pPr>
-    </w:p>
-    <w:p>
-      <w:pPr>
-        <w:spacing w:line="360" w:lineRule="auto"/>
-        <w:ind w:firstLine="709"/>
-        <w:jc w:val="both"/>
-        <w:rPr>
-          <w:rFonts w:ascii="Times New Roman" w:hAnsi="Times New Roman" w:cs="Times New Roman"/>
-          <w:sz w:val="28"/>
-          <w:szCs w:val="28"/>
-        </w:rPr>
-      </w:pPr>
-      <w:r>
-        <w:rPr>
-          <w:rFonts w:ascii="Times New Roman" w:hAnsi="Times New Roman" w:cs="Times New Roman"/>
-          <w:b/>
-          <w:bCs/>
-          <w:sz w:val="28"/>
-          <w:szCs w:val="28"/>
-        </w:rPr>
         <w:t>ГЛАВА 7. УГОЛОВНАЯ ОТВЕТСТВЕННОСТЬ И ПРЕСТУПЛЕНИЯ ПРОТИВ ВОЕННОЙ СЛУЖБЫ</w:t>
       </w:r>
+      <w:bookmarkEnd w:id="8"/>
     </w:p>
     <w:p>
       <w:pPr>
@@ -2351,7 +3253,47 @@
           <w:sz w:val="28"/>
           <w:szCs w:val="28"/>
         </w:rPr>
-        <w:t xml:space="preserve">Неисполнение приказа (ст. 332 УК РФ) — одно из самых опасных воинских преступлений, поскольку подрывает основы воинской дисциплины и боеготовности. Санкции зависят от тяжести последствий: от ограничения по </w:t>
+        <w:t>Неисполнение приказа (ст. 332 УК РФ) — одно из самых опасных воинских преступлений, поскольку подрывает основы воинской дисциплины и боеготовности. Санкции зависят от тяжести последствий: от ограничения по военной службе до лишения свободы на срок до 10 лет. Сопротивление начальнику (ст. 333 УК РФ) также относится к тяжким преступлениям против военной службы.</w:t>
+      </w:r>
+    </w:p>
+    <w:p>
+      <w:pPr>
+        <w:spacing w:line="360" w:lineRule="auto"/>
+        <w:ind w:firstLine="709"/>
+        <w:jc w:val="both"/>
+        <w:rPr>
+          <w:rFonts w:ascii="Times New Roman" w:hAnsi="Times New Roman" w:cs="Times New Roman"/>
+          <w:sz w:val="28"/>
+          <w:szCs w:val="28"/>
+        </w:rPr>
+      </w:pPr>
+      <w:r>
+        <w:rPr>
+          <w:rFonts w:ascii="Times New Roman" w:hAnsi="Times New Roman" w:cs="Times New Roman"/>
+          <w:sz w:val="28"/>
+          <w:szCs w:val="28"/>
+        </w:rPr>
+        <w:t>Нарушение уставных правил взаимоотношений (ст. 335 УК РФ) — так называемая «дедовщина» — остаётся одной из серьёзных проблем современной армии. Это преступление наносит вред не только конкретным потерпевшим, но и подрывает морально-психологический климат в воинских коллективах. Санкции за это преступление ужесточены, вплоть до лишения свободы на срок до 12 лет при тяжких последствиях.</w:t>
+      </w:r>
+    </w:p>
+    <w:p>
+      <w:pPr>
+        <w:spacing w:line="360" w:lineRule="auto"/>
+        <w:ind w:firstLine="709"/>
+        <w:jc w:val="both"/>
+        <w:rPr>
+          <w:rFonts w:ascii="Times New Roman" w:hAnsi="Times New Roman" w:cs="Times New Roman"/>
+          <w:sz w:val="28"/>
+          <w:szCs w:val="28"/>
+        </w:rPr>
+      </w:pPr>
+      <w:r>
+        <w:rPr>
+          <w:rFonts w:ascii="Times New Roman" w:hAnsi="Times New Roman" w:cs="Times New Roman"/>
+          <w:sz w:val="28"/>
+          <w:szCs w:val="28"/>
+        </w:rPr>
+        <w:t xml:space="preserve">Самовольное оставление части (ст. 337 УК РФ) и дезертирство (ст. 338 УК РФ) — это преступления, связанные с уклонением от прохождения </w:t>
       </w:r>
       <w:r>
         <w:rPr>
@@ -2360,47 +3302,7 @@
           <w:szCs w:val="28"/>
         </w:rPr>
         <w:lastRenderedPageBreak/>
-        <w:t>военной службе до лишения свободы на срок до 10 лет. Сопротивление начальнику (ст. 333 УК РФ) также относится к тяжким преступлениям против военной службы.</w:t>
-      </w:r>
-    </w:p>
-    <w:p>
-      <w:pPr>
-        <w:spacing w:line="360" w:lineRule="auto"/>
-        <w:ind w:firstLine="709"/>
-        <w:jc w:val="both"/>
-        <w:rPr>
-          <w:rFonts w:ascii="Times New Roman" w:hAnsi="Times New Roman" w:cs="Times New Roman"/>
-          <w:sz w:val="28"/>
-          <w:szCs w:val="28"/>
-        </w:rPr>
-      </w:pPr>
-      <w:r>
-        <w:rPr>
-          <w:rFonts w:ascii="Times New Roman" w:hAnsi="Times New Roman" w:cs="Times New Roman"/>
-          <w:sz w:val="28"/>
-          <w:szCs w:val="28"/>
-        </w:rPr>
-        <w:t>Нарушение уставных правил взаимоотношений (ст. 335 УК РФ) — так называемая «дедовщина» — остаётся одной из серьёзных проблем современной армии. Это преступление наносит вред не только конкретным потерпевшим, но и подрывает морально-психологический климат в воинских коллективах. Санкции за это преступление ужесточены, вплоть до лишения свободы на срок до 12 лет при тяжких последствиях.</w:t>
-      </w:r>
-    </w:p>
-    <w:p>
-      <w:pPr>
-        <w:spacing w:line="360" w:lineRule="auto"/>
-        <w:ind w:firstLine="709"/>
-        <w:jc w:val="both"/>
-        <w:rPr>
-          <w:rFonts w:ascii="Times New Roman" w:hAnsi="Times New Roman" w:cs="Times New Roman"/>
-          <w:sz w:val="28"/>
-          <w:szCs w:val="28"/>
-        </w:rPr>
-      </w:pPr>
-      <w:r>
-        <w:rPr>
-          <w:rFonts w:ascii="Times New Roman" w:hAnsi="Times New Roman" w:cs="Times New Roman"/>
-          <w:sz w:val="28"/>
-          <w:szCs w:val="28"/>
-        </w:rPr>
-        <w:t>Самовольное оставление части (ст. 337 УК РФ) и дезертирство (ст. 338 УК РФ) — это преступления, связанные с уклонением от прохождения военной службы. Дезертирство считается особо тяжким преступлением, поскольку предполагает намерение вовсе уклониться от службы. Санкции за дезертирство — до 15 лет лишения свободы.</w:t>
+        <w:t>военной службы. Дезертирство считается особо тяжким преступлением, поскольку предполагает намерение вовсе уклониться от службы. Санкции за дезертирство — до 15 лет лишения свободы.</w:t>
       </w:r>
     </w:p>
     <w:p>
@@ -2460,7 +3362,55 @@
           <w:sz w:val="28"/>
           <w:szCs w:val="28"/>
         </w:rPr>
-        <w:t xml:space="preserve">Кроме того, уголовная ответственность наступает за утрату военного имущества, за нарушение правил обращения с оружием и опасными </w:t>
+        <w:t>Кроме того, уголовная ответственность наступает за утрату военного имущества, за нарушение правил обращения с оружием и опасными веществами, за уничтожение или повреждение военного имущества. Субъектами этих преступлений являются военнослужащие, а также граждане, пребывающие на военных сборах. Уголовные дела рассматриваются военными судами с учётом особенностей военной службы.</w:t>
+      </w:r>
+    </w:p>
+    <w:p>
+      <w:pPr>
+        <w:spacing w:line="360" w:lineRule="auto"/>
+        <w:ind w:firstLine="709"/>
+        <w:jc w:val="both"/>
+        <w:rPr>
+          <w:rFonts w:ascii="Times New Roman" w:hAnsi="Times New Roman" w:cs="Times New Roman"/>
+          <w:sz w:val="28"/>
+          <w:szCs w:val="28"/>
+        </w:rPr>
+      </w:pPr>
+    </w:p>
+    <w:p>
+      <w:pPr>
+        <w:pStyle w:val="1"/>
+        <w:rPr>
+          <w:rStyle w:val="a9"/>
+        </w:rPr>
+      </w:pPr>
+      <w:bookmarkStart w:id="9" w:name="_Toc241595952"/>
+      <w:r>
+        <w:rPr>
+          <w:rStyle w:val="a9"/>
+        </w:rPr>
+        <w:t>ГЛАВА 8. МАТЕРИАЛЬНАЯ ОТВЕТСТВЕННОСТЬ ВОЕННОСЛУЖАЩИХ</w:t>
+      </w:r>
+      <w:bookmarkEnd w:id="9"/>
+    </w:p>
+    <w:p>
+      <w:pPr>
+        <w:spacing w:line="360" w:lineRule="auto"/>
+        <w:ind w:firstLine="709"/>
+        <w:jc w:val="both"/>
+        <w:rPr>
+          <w:rFonts w:ascii="Times New Roman" w:hAnsi="Times New Roman" w:cs="Times New Roman"/>
+          <w:sz w:val="28"/>
+          <w:szCs w:val="28"/>
+        </w:rPr>
+      </w:pPr>
+      <w:r>
+        <w:rPr>
+          <w:rFonts w:ascii="Times New Roman" w:hAnsi="Times New Roman" w:cs="Times New Roman"/>
+          <w:sz w:val="28"/>
+          <w:szCs w:val="28"/>
+        </w:rPr>
+        <w:t xml:space="preserve">Материальная ответственность наступает за прямой действительный ущерб, причинённый государству, например, за утрату вооружения, техники или обмундирования. Она регулируется специальным Положением о материальной ответственности военнослужащих, утверждённым </w:t>
       </w:r>
       <w:r>
         <w:rPr>
@@ -2469,61 +3419,7 @@
           <w:szCs w:val="28"/>
         </w:rPr>
         <w:lastRenderedPageBreak/>
-        <w:t>веществами, за уничтожение или повреждение военного имущества. Субъектами этих преступлений являются военнослужащие, а также граждане, пребывающие на военных сборах. Уголовные дела рассматриваются военными судами с учётом особенностей военной службы.</w:t>
-      </w:r>
-    </w:p>
-    <w:p>
-      <w:pPr>
-        <w:spacing w:line="360" w:lineRule="auto"/>
-        <w:ind w:firstLine="709"/>
-        <w:jc w:val="both"/>
-        <w:rPr>
-          <w:rFonts w:ascii="Times New Roman" w:hAnsi="Times New Roman" w:cs="Times New Roman"/>
-          <w:sz w:val="28"/>
-          <w:szCs w:val="28"/>
-        </w:rPr>
-      </w:pPr>
-    </w:p>
-    <w:p>
-      <w:pPr>
-        <w:spacing w:line="360" w:lineRule="auto"/>
-        <w:ind w:firstLine="709"/>
-        <w:jc w:val="both"/>
-        <w:rPr>
-          <w:rFonts w:ascii="Times New Roman" w:hAnsi="Times New Roman" w:cs="Times New Roman"/>
-          <w:sz w:val="28"/>
-          <w:szCs w:val="28"/>
-        </w:rPr>
-      </w:pPr>
-      <w:r>
-        <w:rPr>
-          <w:rFonts w:ascii="Times New Roman" w:hAnsi="Times New Roman" w:cs="Times New Roman"/>
-          <w:b/>
-          <w:bCs/>
-          <w:sz w:val="28"/>
-          <w:szCs w:val="28"/>
-        </w:rPr>
-        <w:t>ГЛАВА 8. МАТЕРИАЛЬНАЯ ОТВЕТСТВЕННОСТЬ ВОЕННОСЛУЖАЩИХ</w:t>
-      </w:r>
-    </w:p>
-    <w:p>
-      <w:pPr>
-        <w:spacing w:line="360" w:lineRule="auto"/>
-        <w:ind w:firstLine="709"/>
-        <w:jc w:val="both"/>
-        <w:rPr>
-          <w:rFonts w:ascii="Times New Roman" w:hAnsi="Times New Roman" w:cs="Times New Roman"/>
-          <w:sz w:val="28"/>
-          <w:szCs w:val="28"/>
-        </w:rPr>
-      </w:pPr>
-      <w:r>
-        <w:rPr>
-          <w:rFonts w:ascii="Times New Roman" w:hAnsi="Times New Roman" w:cs="Times New Roman"/>
-          <w:sz w:val="28"/>
-          <w:szCs w:val="28"/>
-        </w:rPr>
-        <w:t>Материальная ответственность наступает за прямой действительный ущерб, причинённый государству, например, за утрату вооружения, техники или обмундирования. Она регулируется специальным Положением о материальной ответственности военнослужащих, утверждённым Постановлением Правительства РФ. Материальная ответственность носит восстановительный характер и направлена на возмещение причинённого ущерба.</w:t>
+        <w:t>Постановлением Правительства РФ. Материальная ответственность носит восстановительный характер и направлена на возмещение причинённого ущерба.</w:t>
       </w:r>
     </w:p>
     <w:p>
@@ -2583,7 +3479,43 @@
           <w:sz w:val="28"/>
           <w:szCs w:val="28"/>
         </w:rPr>
-        <w:t xml:space="preserve">Материальная ответственность не наступает, если ущерб причинён вследствие непреодолимой силы, крайней необходимости, необходимой </w:t>
+        <w:t>Материальная ответственность не наступает, если ущерб причинён вследствие непреодолимой силы, крайней необходимости, необходимой обороны, а также в результате правомерных действий. Командиры несут ответственность за организацию учёта и хранения военного имущества, за создание условий, исключающих его утрату или повреждение.</w:t>
+      </w:r>
+      <w:r>
+        <w:rPr>
+          <w:rFonts w:ascii="Times New Roman" w:hAnsi="Times New Roman" w:cs="Times New Roman"/>
+          <w:sz w:val="28"/>
+          <w:szCs w:val="28"/>
+        </w:rPr>
+        <w:t xml:space="preserve"> </w:t>
+      </w:r>
+      <w:r>
+        <w:rPr>
+          <w:rFonts w:ascii="Times New Roman" w:hAnsi="Times New Roman" w:cs="Times New Roman"/>
+          <w:sz w:val="28"/>
+          <w:szCs w:val="28"/>
+        </w:rPr>
+        <w:t>Военнослужащий освобождается от ответственности, если ущерб причинён в результате выполнения приказа командира, если сам приказ был законным. В случае причинения ущерба по вине командира, отдавшего незаконный приказ, ответственность несёт командир.</w:t>
+      </w:r>
+    </w:p>
+    <w:p>
+      <w:pPr>
+        <w:spacing w:line="360" w:lineRule="auto"/>
+        <w:ind w:firstLine="709"/>
+        <w:jc w:val="both"/>
+        <w:rPr>
+          <w:rFonts w:ascii="Times New Roman" w:hAnsi="Times New Roman" w:cs="Times New Roman"/>
+          <w:sz w:val="28"/>
+          <w:szCs w:val="28"/>
+        </w:rPr>
+      </w:pPr>
+      <w:r>
+        <w:rPr>
+          <w:rFonts w:ascii="Times New Roman" w:hAnsi="Times New Roman" w:cs="Times New Roman"/>
+          <w:sz w:val="28"/>
+          <w:szCs w:val="28"/>
+        </w:rPr>
+        <w:t xml:space="preserve">Определение размера ущерба производится по фактическим затратам на восстановление или приобретение утраченного имущества с учётом износа. При этом учитывается стоимость имущества на момент причинения ущерба. </w:t>
       </w:r>
       <w:r>
         <w:rPr>
@@ -2592,82 +3524,36 @@
           <w:szCs w:val="28"/>
         </w:rPr>
         <w:lastRenderedPageBreak/>
-        <w:t>обороны, а также в результате правомерных действий. Командиры несут ответственность за организацию учёта и хранения военного имущества, за создание условий, исключающих его утрату или повреждение.</w:t>
-      </w:r>
-    </w:p>
-    <w:p>
-      <w:pPr>
-        <w:spacing w:line="360" w:lineRule="auto"/>
-        <w:ind w:firstLine="709"/>
-        <w:jc w:val="both"/>
-        <w:rPr>
-          <w:rFonts w:ascii="Times New Roman" w:hAnsi="Times New Roman" w:cs="Times New Roman"/>
-          <w:sz w:val="28"/>
-          <w:szCs w:val="28"/>
-        </w:rPr>
-      </w:pPr>
-      <w:r>
-        <w:rPr>
-          <w:rFonts w:ascii="Times New Roman" w:hAnsi="Times New Roman" w:cs="Times New Roman"/>
-          <w:sz w:val="28"/>
-          <w:szCs w:val="28"/>
-        </w:rPr>
-        <w:t>Определение размера ущерба производится по фактическим затратам на восстановление или приобретение утраченного имущества с учётом износа. При этом учитывается стоимость имущества на момент причинения ущерба. Если ущерб причинён в результате хищения, уничтожения или повреждения, размер определяется исходя из рыночной стоимости аналогичного имущества.</w:t>
-      </w:r>
-    </w:p>
-    <w:p>
-      <w:pPr>
-        <w:spacing w:line="360" w:lineRule="auto"/>
-        <w:ind w:firstLine="709"/>
-        <w:jc w:val="both"/>
-        <w:rPr>
-          <w:rFonts w:ascii="Times New Roman" w:hAnsi="Times New Roman" w:cs="Times New Roman"/>
-          <w:sz w:val="28"/>
-          <w:szCs w:val="28"/>
-        </w:rPr>
-      </w:pPr>
-      <w:r>
-        <w:rPr>
-          <w:rFonts w:ascii="Times New Roman" w:hAnsi="Times New Roman" w:cs="Times New Roman"/>
-          <w:sz w:val="28"/>
-          <w:szCs w:val="28"/>
-        </w:rPr>
-        <w:t>Материальная ответственность не наступает, если ущерб причинён вследствие непреодолимой силы, крайней необходимости, необходимой обороны, а также в результате правомерных действий. Военнослужащий освобождается от ответственности, если ущерб причинён в результате выполнения приказа командира, если сам приказ был законным. В случае причинения ущерба по вине командира, отдавшего незаконный приказ, ответственность несёт командир.</w:t>
-      </w:r>
-    </w:p>
-    <w:p>
-      <w:pPr>
-        <w:spacing w:line="360" w:lineRule="auto"/>
-        <w:ind w:firstLine="709"/>
-        <w:jc w:val="both"/>
-        <w:rPr>
-          <w:rFonts w:ascii="Times New Roman" w:hAnsi="Times New Roman" w:cs="Times New Roman"/>
-          <w:sz w:val="28"/>
-          <w:szCs w:val="28"/>
-        </w:rPr>
-      </w:pPr>
-    </w:p>
-    <w:p>
-      <w:pPr>
-        <w:spacing w:line="360" w:lineRule="auto"/>
-        <w:ind w:firstLine="709"/>
-        <w:jc w:val="both"/>
-        <w:rPr>
-          <w:rFonts w:ascii="Times New Roman" w:hAnsi="Times New Roman" w:cs="Times New Roman"/>
-          <w:sz w:val="28"/>
-          <w:szCs w:val="28"/>
-        </w:rPr>
-      </w:pPr>
-      <w:r>
-        <w:rPr>
-          <w:rFonts w:ascii="Times New Roman" w:hAnsi="Times New Roman" w:cs="Times New Roman"/>
-          <w:b/>
-          <w:bCs/>
-          <w:sz w:val="28"/>
-          <w:szCs w:val="28"/>
+        <w:t>Если ущерб причинён в результате хищения, уничтожения или повреждения, размер определяется исходя из рыночной стоимости аналогичного имущества.</w:t>
+      </w:r>
+    </w:p>
+    <w:p>
+      <w:pPr>
+        <w:spacing w:line="360" w:lineRule="auto"/>
+        <w:ind w:firstLine="709"/>
+        <w:jc w:val="both"/>
+        <w:rPr>
+          <w:rFonts w:ascii="Times New Roman" w:hAnsi="Times New Roman" w:cs="Times New Roman"/>
+          <w:sz w:val="28"/>
+          <w:szCs w:val="28"/>
+        </w:rPr>
+      </w:pPr>
+    </w:p>
+    <w:p>
+      <w:pPr>
+        <w:pStyle w:val="1"/>
+        <w:rPr>
+          <w:rStyle w:val="a9"/>
+        </w:rPr>
+      </w:pPr>
+      <w:bookmarkStart w:id="10" w:name="_Toc241595953"/>
+      <w:r>
+        <w:rPr>
+          <w:rStyle w:val="a9"/>
         </w:rPr>
         <w:t>ГЛАВА 9. ОСОБЕННОСТИ ВОЕННОЙ ЮСТИЦИИ И СУДОПРОИЗВОДСТВА</w:t>
       </w:r>
+      <w:bookmarkEnd w:id="10"/>
     </w:p>
     <w:p>
       <w:pPr>
@@ -2706,7 +3592,67 @@
           <w:sz w:val="28"/>
           <w:szCs w:val="28"/>
         </w:rPr>
-        <w:t xml:space="preserve">Особенности военной юстиции включают рассмотрение дел о преступлениях против военной службы исключительно военными судами. Это обеспечивает учёт военной специфики и сохранение государственной тайны. </w:t>
+        <w:t>Особенности военной юстиции включают рассмотрение дел о преступлениях против военной службы исключительно военными судами. Это обеспечивает учёт военной специфики и сохранение государственной тайны. Военные судьи обладают специальными знаниями в области военного права и проходят соответствующую подготовку.</w:t>
+      </w:r>
+    </w:p>
+    <w:p>
+      <w:pPr>
+        <w:spacing w:line="360" w:lineRule="auto"/>
+        <w:ind w:firstLine="709"/>
+        <w:jc w:val="both"/>
+        <w:rPr>
+          <w:rFonts w:ascii="Times New Roman" w:hAnsi="Times New Roman" w:cs="Times New Roman"/>
+          <w:sz w:val="28"/>
+          <w:szCs w:val="28"/>
+        </w:rPr>
+      </w:pPr>
+      <w:r>
+        <w:rPr>
+          <w:rFonts w:ascii="Times New Roman" w:hAnsi="Times New Roman" w:cs="Times New Roman"/>
+          <w:sz w:val="28"/>
+          <w:szCs w:val="28"/>
+        </w:rPr>
+        <w:t>При расследовании преступлений следственные действия часто проводятся следователями Следственного комитета РФ по военным следственным управлениям. Прокурорский надзор осуществляют военные прокуроры. Такая система обеспечивает сохранение государственной тайны и учёт специфики военной службы.</w:t>
+      </w:r>
+    </w:p>
+    <w:p>
+      <w:pPr>
+        <w:spacing w:line="360" w:lineRule="auto"/>
+        <w:ind w:firstLine="709"/>
+        <w:jc w:val="both"/>
+        <w:rPr>
+          <w:rFonts w:ascii="Times New Roman" w:hAnsi="Times New Roman" w:cs="Times New Roman"/>
+          <w:sz w:val="28"/>
+          <w:szCs w:val="28"/>
+        </w:rPr>
+      </w:pPr>
+      <w:r>
+        <w:rPr>
+          <w:rFonts w:ascii="Times New Roman" w:hAnsi="Times New Roman" w:cs="Times New Roman"/>
+          <w:sz w:val="28"/>
+          <w:szCs w:val="28"/>
+        </w:rPr>
+        <w:t>Военнослужащие имеют право на защиту, на участие защитника, на обжалование судебных решений. Судебные решения могут быть обжалованы в апелляционном, кассационном и надзорном порядке. Высшей инстанцией является Верховный Суд РФ, в составе которого действует Военная коллегия.</w:t>
+      </w:r>
+    </w:p>
+    <w:p>
+      <w:pPr>
+        <w:spacing w:line="360" w:lineRule="auto"/>
+        <w:ind w:firstLine="709"/>
+        <w:jc w:val="both"/>
+        <w:rPr>
+          <w:rFonts w:ascii="Times New Roman" w:hAnsi="Times New Roman" w:cs="Times New Roman"/>
+          <w:sz w:val="28"/>
+          <w:szCs w:val="28"/>
+        </w:rPr>
+      </w:pPr>
+      <w:r>
+        <w:rPr>
+          <w:rFonts w:ascii="Times New Roman" w:hAnsi="Times New Roman" w:cs="Times New Roman"/>
+          <w:sz w:val="28"/>
+          <w:szCs w:val="28"/>
+        </w:rPr>
+        <w:t xml:space="preserve">Особенностью военного судопроизводства является возможность рассмотрения дел в закрытом режиме, если это связано с государственной тайной. Также предусмотрены особенности при рассмотрении дел о </w:t>
       </w:r>
       <w:r>
         <w:rPr>
@@ -2715,67 +3661,7 @@
           <w:szCs w:val="28"/>
         </w:rPr>
         <w:lastRenderedPageBreak/>
-        <w:t>Военные судьи обладают специальными знаниями в области военного права и проходят соответствующую подготовку.</w:t>
-      </w:r>
-    </w:p>
-    <w:p>
-      <w:pPr>
-        <w:spacing w:line="360" w:lineRule="auto"/>
-        <w:ind w:firstLine="709"/>
-        <w:jc w:val="both"/>
-        <w:rPr>
-          <w:rFonts w:ascii="Times New Roman" w:hAnsi="Times New Roman" w:cs="Times New Roman"/>
-          <w:sz w:val="28"/>
-          <w:szCs w:val="28"/>
-        </w:rPr>
-      </w:pPr>
-      <w:r>
-        <w:rPr>
-          <w:rFonts w:ascii="Times New Roman" w:hAnsi="Times New Roman" w:cs="Times New Roman"/>
-          <w:sz w:val="28"/>
-          <w:szCs w:val="28"/>
-        </w:rPr>
-        <w:t>При расследовании преступлений следственные действия часто проводятся следователями Следственного комитета РФ по военным следственным управлениям. Прокурорский надзор осуществляют военные прокуроры. Такая система обеспечивает сохранение государственной тайны и учёт специфики военной службы.</w:t>
-      </w:r>
-    </w:p>
-    <w:p>
-      <w:pPr>
-        <w:spacing w:line="360" w:lineRule="auto"/>
-        <w:ind w:firstLine="709"/>
-        <w:jc w:val="both"/>
-        <w:rPr>
-          <w:rFonts w:ascii="Times New Roman" w:hAnsi="Times New Roman" w:cs="Times New Roman"/>
-          <w:sz w:val="28"/>
-          <w:szCs w:val="28"/>
-        </w:rPr>
-      </w:pPr>
-      <w:r>
-        <w:rPr>
-          <w:rFonts w:ascii="Times New Roman" w:hAnsi="Times New Roman" w:cs="Times New Roman"/>
-          <w:sz w:val="28"/>
-          <w:szCs w:val="28"/>
-        </w:rPr>
-        <w:t>Военнослужащие имеют право на защиту, на участие защитника, на обжалование судебных решений. Судебные решения могут быть обжалованы в апелляционном, кассационном и надзорном порядке. Высшей инстанцией является Верховный Суд РФ, в составе которого действует Военная коллегия.</w:t>
-      </w:r>
-    </w:p>
-    <w:p>
-      <w:pPr>
-        <w:spacing w:line="360" w:lineRule="auto"/>
-        <w:ind w:firstLine="709"/>
-        <w:jc w:val="both"/>
-        <w:rPr>
-          <w:rFonts w:ascii="Times New Roman" w:hAnsi="Times New Roman" w:cs="Times New Roman"/>
-          <w:sz w:val="28"/>
-          <w:szCs w:val="28"/>
-        </w:rPr>
-      </w:pPr>
-      <w:r>
-        <w:rPr>
-          <w:rFonts w:ascii="Times New Roman" w:hAnsi="Times New Roman" w:cs="Times New Roman"/>
-          <w:sz w:val="28"/>
-          <w:szCs w:val="28"/>
-        </w:rPr>
-        <w:t>Особенностью военного судопроизводства является возможность рассмотрения дел в закрытом режиме, если это связано с государственной тайной. Также предусмотрены особенности при рассмотрении дел о преступлениях, совершённых в условиях боевых действий. Это требует от судей не только юридических знаний, но и понимания военной обстановки.</w:t>
+        <w:t>преступлениях, совершённых в условиях боевых действий. Это требует от судей не только юридических знаний, но и понимания военной обстановки.</w:t>
       </w:r>
     </w:p>
     <w:p>
@@ -2832,25 +3718,19 @@
     </w:p>
     <w:p>
       <w:pPr>
-        <w:spacing w:line="360" w:lineRule="auto"/>
-        <w:ind w:firstLine="709"/>
-        <w:jc w:val="both"/>
-        <w:rPr>
-          <w:rFonts w:ascii="Times New Roman" w:hAnsi="Times New Roman" w:cs="Times New Roman"/>
-          <w:sz w:val="28"/>
-          <w:szCs w:val="28"/>
-        </w:rPr>
-      </w:pPr>
-      <w:r>
-        <w:rPr>
-          <w:rFonts w:ascii="Times New Roman" w:hAnsi="Times New Roman" w:cs="Times New Roman"/>
-          <w:b/>
-          <w:bCs/>
-          <w:sz w:val="28"/>
-          <w:szCs w:val="28"/>
+        <w:pStyle w:val="1"/>
+        <w:rPr>
+          <w:rStyle w:val="a9"/>
+        </w:rPr>
+      </w:pPr>
+      <w:bookmarkStart w:id="11" w:name="_Toc241595954"/>
+      <w:r>
+        <w:rPr>
+          <w:rStyle w:val="a9"/>
         </w:rPr>
         <w:t>ГЛАВА 10. СОВРЕМЕННЫЕ ПРОБЛЕМЫ ПРАВОВОГО РЕГУЛИРОВАНИЯ</w:t>
       </w:r>
+      <w:bookmarkEnd w:id="11"/>
     </w:p>
     <w:p>
       <w:pPr>
@@ -2889,44 +3769,27 @@
           <w:sz w:val="28"/>
           <w:szCs w:val="28"/>
         </w:rPr>
-        <w:t xml:space="preserve">Существует проблема жилищного вопроса, несмотря на систему НИС. Не все военнослужащие могут воспользоваться </w:t>
-      </w:r>
-      <w:proofErr w:type="spellStart"/>
-      <w:r>
-        <w:rPr>
-          <w:rFonts w:ascii="Times New Roman" w:hAnsi="Times New Roman" w:cs="Times New Roman"/>
-          <w:sz w:val="28"/>
-          <w:szCs w:val="28"/>
-        </w:rPr>
-        <w:t>накопительно</w:t>
-      </w:r>
-      <w:proofErr w:type="spellEnd"/>
-      <w:r>
-        <w:rPr>
-          <w:rFonts w:ascii="Times New Roman" w:hAnsi="Times New Roman" w:cs="Times New Roman"/>
-          <w:sz w:val="28"/>
-          <w:szCs w:val="28"/>
-        </w:rPr>
-        <w:t>-ипотечной системой из-за недостаточного срока службы. Кроме того, стоимость жилья в некоторых регионах превышает накопленные средства. Требуется дальнейшее совершенствование механизмов жилищного обеспечения.</w:t>
-      </w:r>
-    </w:p>
-    <w:p>
-      <w:pPr>
-        <w:spacing w:line="360" w:lineRule="auto"/>
-        <w:ind w:firstLine="709"/>
-        <w:jc w:val="both"/>
-        <w:rPr>
-          <w:rFonts w:ascii="Times New Roman" w:hAnsi="Times New Roman" w:cs="Times New Roman"/>
-          <w:sz w:val="28"/>
-          <w:szCs w:val="28"/>
-        </w:rPr>
-      </w:pPr>
-      <w:r>
-        <w:rPr>
-          <w:rFonts w:ascii="Times New Roman" w:hAnsi="Times New Roman" w:cs="Times New Roman"/>
-          <w:sz w:val="28"/>
-          <w:szCs w:val="28"/>
-        </w:rPr>
+        <w:t>Существует проблема жилищного вопроса, несмотря на систему НИС. Не все военнослужащие могут воспользоваться накопительно-ипотечной системой из-за недостаточного срока службы. Кроме того, стоимость жилья в некоторых регионах превышает накопленные средства. Требуется дальнейшее совершенствование механизмов жилищного обеспечения.</w:t>
+      </w:r>
+    </w:p>
+    <w:p>
+      <w:pPr>
+        <w:spacing w:line="360" w:lineRule="auto"/>
+        <w:ind w:firstLine="709"/>
+        <w:jc w:val="both"/>
+        <w:rPr>
+          <w:rFonts w:ascii="Times New Roman" w:hAnsi="Times New Roman" w:cs="Times New Roman"/>
+          <w:sz w:val="28"/>
+          <w:szCs w:val="28"/>
+        </w:rPr>
+      </w:pPr>
+      <w:r>
+        <w:rPr>
+          <w:rFonts w:ascii="Times New Roman" w:hAnsi="Times New Roman" w:cs="Times New Roman"/>
+          <w:sz w:val="28"/>
+          <w:szCs w:val="28"/>
+        </w:rPr>
+        <w:lastRenderedPageBreak/>
         <w:t>Высокий уровень суицидов среди военнослужащих по призыву указывает на недостаточную психологическую подготовку и адаптацию молодого пополнения. Необходимо развивать систему психологической помощи, проводить регулярные тренинги и мониторинг психологического состояния военнослужащих.</w:t>
       </w:r>
     </w:p>
@@ -2967,38 +3830,68 @@
           <w:sz w:val="28"/>
           <w:szCs w:val="28"/>
         </w:rPr>
-        <w:t xml:space="preserve">Требуется дальнейшая </w:t>
-      </w:r>
-      <w:proofErr w:type="spellStart"/>
-      <w:r>
-        <w:rPr>
-          <w:rFonts w:ascii="Times New Roman" w:hAnsi="Times New Roman" w:cs="Times New Roman"/>
-          <w:sz w:val="28"/>
-          <w:szCs w:val="28"/>
-        </w:rPr>
-        <w:t>цифровизация</w:t>
-      </w:r>
-      <w:proofErr w:type="spellEnd"/>
-      <w:r>
-        <w:rPr>
-          <w:rFonts w:ascii="Times New Roman" w:hAnsi="Times New Roman" w:cs="Times New Roman"/>
-          <w:sz w:val="28"/>
-          <w:szCs w:val="28"/>
-        </w:rPr>
-        <w:t xml:space="preserve"> воинского учёта и совершенствование системы психологической реабилитации. Внедрение электронных документов, автоматизированных систем управления и телемедицины может повысить эффективность военного управления и улучшить качество жизни военнослужащих.</w:t>
-      </w:r>
-    </w:p>
-    <w:p>
-      <w:pPr>
-        <w:spacing w:line="360" w:lineRule="auto"/>
-        <w:ind w:firstLine="709"/>
-        <w:jc w:val="both"/>
-        <w:rPr>
-          <w:rFonts w:ascii="Times New Roman" w:hAnsi="Times New Roman" w:cs="Times New Roman"/>
-          <w:sz w:val="28"/>
-          <w:szCs w:val="28"/>
-        </w:rPr>
-      </w:pPr>
+        <w:t>Требуется дальнейшая цифровизация воинского учёта и совершенствование системы психологической реабилитации. Внедрение электронных документов, автоматизированных систем управления и телемедицины может повысить эффективность военного управления и улучшить качество жизни военнослужащих.</w:t>
+      </w:r>
+    </w:p>
+    <w:p>
+      <w:pPr>
+        <w:spacing w:line="360" w:lineRule="auto"/>
+        <w:ind w:firstLine="709"/>
+        <w:jc w:val="both"/>
+        <w:rPr>
+          <w:rFonts w:ascii="Times New Roman" w:hAnsi="Times New Roman" w:cs="Times New Roman"/>
+          <w:sz w:val="28"/>
+          <w:szCs w:val="28"/>
+        </w:rPr>
+      </w:pPr>
+      <w:r>
+        <w:rPr>
+          <w:rFonts w:ascii="Times New Roman" w:hAnsi="Times New Roman" w:cs="Times New Roman"/>
+          <w:sz w:val="28"/>
+          <w:szCs w:val="28"/>
+        </w:rPr>
+        <w:t>Отдельной проблемой является правовая защита военнослужащих, участвующих в боевых действиях. Необходимо совершенствовать законодательство о социальных гарантиях ветеранов, о статусе участников боевых действий, о медицинской и психологической реабилитации.</w:t>
+      </w:r>
+    </w:p>
+    <w:p>
+      <w:pPr>
+        <w:spacing w:line="360" w:lineRule="auto"/>
+        <w:ind w:firstLine="709"/>
+        <w:jc w:val="both"/>
+        <w:rPr>
+          <w:rFonts w:ascii="Times New Roman" w:hAnsi="Times New Roman" w:cs="Times New Roman"/>
+          <w:sz w:val="28"/>
+          <w:szCs w:val="28"/>
+        </w:rPr>
+      </w:pPr>
+      <w:r>
+        <w:rPr>
+          <w:rFonts w:ascii="Times New Roman" w:hAnsi="Times New Roman" w:cs="Times New Roman"/>
+          <w:sz w:val="28"/>
+          <w:szCs w:val="28"/>
+        </w:rPr>
+        <w:t>Ещё одной проблемой является несовершенство механизмов контроля за соблюдением прав военнослужащих. Военная прокуратура и командование не всегда оперативно реагируют на жалобы военнослужащих, что приводит к нарушению их прав и законных интересов. Требуется усиление прокурорского надзора, повышение правовой грамотности самих военнослужащих, создание эффективных механизмов защиты их прав.</w:t>
+      </w:r>
+    </w:p>
+    <w:p>
+      <w:pPr>
+        <w:spacing w:line="360" w:lineRule="auto"/>
+        <w:ind w:firstLine="709"/>
+        <w:jc w:val="both"/>
+        <w:rPr>
+          <w:rFonts w:ascii="Times New Roman" w:hAnsi="Times New Roman" w:cs="Times New Roman"/>
+          <w:sz w:val="28"/>
+          <w:szCs w:val="28"/>
+        </w:rPr>
+      </w:pPr>
+      <w:r>
+        <w:rPr>
+          <w:rFonts w:ascii="Times New Roman" w:hAnsi="Times New Roman" w:cs="Times New Roman"/>
+          <w:sz w:val="28"/>
+          <w:szCs w:val="28"/>
+        </w:rPr>
+        <w:t xml:space="preserve">Также актуальной остаётся проблема адаптации военнослужащих, уволенных с военной службы, к гражданской жизни. Многие из них испытывают трудности с трудоустройством, получением медицинской помощи, социальной поддержкой. Необходимо развивать систему </w:t>
+      </w:r>
       <w:r>
         <w:rPr>
           <w:rFonts w:ascii="Times New Roman" w:hAnsi="Times New Roman" w:cs="Times New Roman"/>
@@ -3006,82 +3899,48 @@
           <w:szCs w:val="28"/>
         </w:rPr>
         <w:lastRenderedPageBreak/>
-        <w:t>Отдельной проблемой является правовая защита военнослужащих, участвующих в боевых действиях. Необходимо совершенствовать законодательство о социальных гарантиях ветеранов, о статусе участников боевых действий, о медицинской и психологической реабилитации.</w:t>
-      </w:r>
-    </w:p>
-    <w:p>
-      <w:pPr>
-        <w:spacing w:line="360" w:lineRule="auto"/>
-        <w:ind w:firstLine="709"/>
-        <w:jc w:val="both"/>
-        <w:rPr>
-          <w:rFonts w:ascii="Times New Roman" w:hAnsi="Times New Roman" w:cs="Times New Roman"/>
-          <w:sz w:val="28"/>
-          <w:szCs w:val="28"/>
-        </w:rPr>
-      </w:pPr>
-      <w:r>
-        <w:rPr>
-          <w:rFonts w:ascii="Times New Roman" w:hAnsi="Times New Roman" w:cs="Times New Roman"/>
-          <w:sz w:val="28"/>
-          <w:szCs w:val="28"/>
-        </w:rPr>
-        <w:t>Ещё одной проблемой является несовершенство механизмов контроля за соблюдением прав военнослужащих. Военная прокуратура и командование не всегда оперативно реагируют на жалобы военнослужащих, что приводит к нарушению их прав и законных интересов. Требуется усиление прокурорского надзора, повышение правовой грамотности самих военнослужащих, создание эффективных механизмов защиты их прав.</w:t>
-      </w:r>
-    </w:p>
-    <w:p>
-      <w:pPr>
-        <w:spacing w:line="360" w:lineRule="auto"/>
-        <w:ind w:firstLine="709"/>
-        <w:jc w:val="both"/>
-        <w:rPr>
-          <w:rFonts w:ascii="Times New Roman" w:hAnsi="Times New Roman" w:cs="Times New Roman"/>
-          <w:sz w:val="28"/>
-          <w:szCs w:val="28"/>
-        </w:rPr>
-      </w:pPr>
-      <w:r>
-        <w:rPr>
-          <w:rFonts w:ascii="Times New Roman" w:hAnsi="Times New Roman" w:cs="Times New Roman"/>
-          <w:sz w:val="28"/>
-          <w:szCs w:val="28"/>
-        </w:rPr>
-        <w:t>Также актуальной остаётся проблема адаптации военнослужащих, уволенных с военной службы, к гражданской жизни. Многие из них испытывают трудности с трудоустройством, получением медицинской помощи, социальной поддержкой. Необходимо развивать систему переподготовки кадров, создавать центры социальной адаптации, совершенствовать законодательство о статусе ветеранов.</w:t>
-      </w:r>
-    </w:p>
-    <w:p>
-      <w:pPr>
-        <w:spacing w:line="360" w:lineRule="auto"/>
-        <w:ind w:firstLine="709"/>
-        <w:jc w:val="both"/>
-        <w:rPr>
-          <w:rFonts w:ascii="Times New Roman" w:hAnsi="Times New Roman" w:cs="Times New Roman"/>
-          <w:sz w:val="28"/>
-          <w:szCs w:val="28"/>
-        </w:rPr>
-      </w:pPr>
-    </w:p>
-    <w:p>
-      <w:pPr>
-        <w:spacing w:line="360" w:lineRule="auto"/>
-        <w:ind w:firstLine="709"/>
-        <w:jc w:val="both"/>
-        <w:rPr>
-          <w:rFonts w:ascii="Times New Roman" w:hAnsi="Times New Roman" w:cs="Times New Roman"/>
-          <w:sz w:val="28"/>
-          <w:szCs w:val="28"/>
-        </w:rPr>
-      </w:pPr>
-      <w:r>
-        <w:rPr>
-          <w:rFonts w:ascii="Times New Roman" w:hAnsi="Times New Roman" w:cs="Times New Roman"/>
-          <w:b/>
-          <w:bCs/>
-          <w:sz w:val="28"/>
-          <w:szCs w:val="28"/>
+        <w:t>переподготовки кадров, создавать центры социальной адаптации, совершенствовать законодательство о статусе ветеранов.</w:t>
+      </w:r>
+    </w:p>
+    <w:p>
+      <w:pPr>
+        <w:spacing w:line="360" w:lineRule="auto"/>
+        <w:ind w:firstLine="709"/>
+        <w:jc w:val="both"/>
+        <w:rPr>
+          <w:rFonts w:ascii="Times New Roman" w:hAnsi="Times New Roman" w:cs="Times New Roman"/>
+          <w:sz w:val="28"/>
+          <w:szCs w:val="28"/>
+        </w:rPr>
+      </w:pPr>
+    </w:p>
+    <w:p>
+      <w:pPr>
+        <w:spacing w:line="360" w:lineRule="auto"/>
+        <w:ind w:firstLine="709"/>
+        <w:jc w:val="both"/>
+        <w:rPr>
+          <w:rFonts w:ascii="Times New Roman" w:hAnsi="Times New Roman" w:cs="Times New Roman"/>
+          <w:sz w:val="28"/>
+          <w:szCs w:val="28"/>
+        </w:rPr>
+      </w:pPr>
+    </w:p>
+    <w:p>
+      <w:pPr>
+        <w:pStyle w:val="1"/>
+        <w:rPr>
+          <w:rStyle w:val="a9"/>
+        </w:rPr>
+      </w:pPr>
+      <w:bookmarkStart w:id="12" w:name="_Toc241595955"/>
+      <w:r>
+        <w:rPr>
+          <w:rStyle w:val="a9"/>
         </w:rPr>
         <w:t>ЗАКЛЮЧЕНИЕ</w:t>
       </w:r>
+      <w:bookmarkEnd w:id="12"/>
     </w:p>
     <w:p>
       <w:pPr>
@@ -3120,7 +3979,47 @@
           <w:sz w:val="28"/>
           <w:szCs w:val="28"/>
         </w:rPr>
-        <w:t xml:space="preserve">Система юридической ответственности военнослужащих носит многоуровневый характер. Дисциплинарная ответственность обеспечивает поддержание повседневного порядка; административная регулирует проступки в сфере общественного порядка; уголовная защищает основы </w:t>
+        <w:t>Система юридической ответственности военнослужащих носит многоуровневый характер. Дисциплинарная ответственность обеспечивает поддержание повседневного порядка; административная регулирует проступки в сфере общественного порядка; уголовная защищает основы военной службы; материальная обеспечивает сохранность вверенного имущества. Особое место занимает военная юстиция, которая обеспечивает специализированное рассмотрение дел.</w:t>
+      </w:r>
+    </w:p>
+    <w:p>
+      <w:pPr>
+        <w:spacing w:line="360" w:lineRule="auto"/>
+        <w:ind w:firstLine="709"/>
+        <w:jc w:val="both"/>
+        <w:rPr>
+          <w:rFonts w:ascii="Times New Roman" w:hAnsi="Times New Roman" w:cs="Times New Roman"/>
+          <w:sz w:val="28"/>
+          <w:szCs w:val="28"/>
+        </w:rPr>
+      </w:pPr>
+      <w:r>
+        <w:rPr>
+          <w:rFonts w:ascii="Times New Roman" w:hAnsi="Times New Roman" w:cs="Times New Roman"/>
+          <w:sz w:val="28"/>
+          <w:szCs w:val="28"/>
+        </w:rPr>
+        <w:t>Дальнейшее развитие правового статуса должно быть направлено на усиление социальной защиты и улучшение психологического климата в воинских коллективах. Необходимо продолжать работу по совершенствованию законодательства, повышению правовой грамотности военнослужащих, укреплению дисциплины и правопорядка.</w:t>
+      </w:r>
+    </w:p>
+    <w:p>
+      <w:pPr>
+        <w:spacing w:line="360" w:lineRule="auto"/>
+        <w:ind w:firstLine="709"/>
+        <w:jc w:val="both"/>
+        <w:rPr>
+          <w:rFonts w:ascii="Times New Roman" w:hAnsi="Times New Roman" w:cs="Times New Roman"/>
+          <w:sz w:val="28"/>
+          <w:szCs w:val="28"/>
+        </w:rPr>
+      </w:pPr>
+      <w:r>
+        <w:rPr>
+          <w:rFonts w:ascii="Times New Roman" w:hAnsi="Times New Roman" w:cs="Times New Roman"/>
+          <w:sz w:val="28"/>
+          <w:szCs w:val="28"/>
+        </w:rPr>
+        <w:t xml:space="preserve">Таким образом, правовое регулирование статуса и ответственности военнослужащих представляет собой динамично развивающуюся систему, которая требует постоянного внимания со стороны государства и общества. Совершенствование этой системы должно быть направлено на укрепление </w:t>
       </w:r>
       <w:r>
         <w:rPr>
@@ -3129,84 +4028,48 @@
           <w:szCs w:val="28"/>
         </w:rPr>
         <w:lastRenderedPageBreak/>
-        <w:t>военной службы; материальная обеспечивает сохранность вверенного имущества. Особое место занимает военная юстиция, которая обеспечивает специализированное рассмотрение дел.</w:t>
-      </w:r>
-    </w:p>
-    <w:p>
-      <w:pPr>
-        <w:spacing w:line="360" w:lineRule="auto"/>
-        <w:ind w:firstLine="709"/>
-        <w:jc w:val="both"/>
-        <w:rPr>
-          <w:rFonts w:ascii="Times New Roman" w:hAnsi="Times New Roman" w:cs="Times New Roman"/>
-          <w:sz w:val="28"/>
-          <w:szCs w:val="28"/>
-        </w:rPr>
-      </w:pPr>
-      <w:r>
-        <w:rPr>
-          <w:rFonts w:ascii="Times New Roman" w:hAnsi="Times New Roman" w:cs="Times New Roman"/>
-          <w:sz w:val="28"/>
-          <w:szCs w:val="28"/>
-        </w:rPr>
-        <w:t>Дальнейшее развитие правового статуса должно быть направлено на усиление социальной защиты и улучшение психологического климата в воинских коллективах. Необходимо продолжать работу по совершенствованию законодательства, повышению правовой грамотности военнослужащих, укреплению дисциплины и правопорядка.</w:t>
-      </w:r>
-    </w:p>
-    <w:p>
-      <w:pPr>
-        <w:spacing w:line="360" w:lineRule="auto"/>
-        <w:ind w:firstLine="709"/>
-        <w:jc w:val="both"/>
-        <w:rPr>
-          <w:rFonts w:ascii="Times New Roman" w:hAnsi="Times New Roman" w:cs="Times New Roman"/>
-          <w:sz w:val="28"/>
-          <w:szCs w:val="28"/>
-        </w:rPr>
-      </w:pPr>
-      <w:r>
-        <w:rPr>
-          <w:rFonts w:ascii="Times New Roman" w:hAnsi="Times New Roman" w:cs="Times New Roman"/>
-          <w:sz w:val="28"/>
-          <w:szCs w:val="28"/>
-        </w:rPr>
-        <w:t>Таким образом, правовое регулирование статуса и ответственности военнослужащих представляет собой динамично развивающуюся систему, которая требует постоянного внимания со стороны государства и общества. Совершенствование этой системы должно быть направлено на укрепление обороноспособности страны, повышение престижа военной службы и обеспечение правовой защищённости военнослужащих.</w:t>
-      </w:r>
-    </w:p>
-    <w:p>
-      <w:pPr>
-        <w:spacing w:line="360" w:lineRule="auto"/>
-        <w:ind w:firstLine="709"/>
-        <w:jc w:val="both"/>
-        <w:rPr>
-          <w:rFonts w:ascii="Times New Roman" w:hAnsi="Times New Roman" w:cs="Times New Roman"/>
-          <w:sz w:val="28"/>
-          <w:szCs w:val="28"/>
-        </w:rPr>
-      </w:pPr>
-      <w:bookmarkStart w:id="0" w:name="_GoBack"/>
-      <w:bookmarkEnd w:id="0"/>
-    </w:p>
-    <w:p>
-      <w:pPr>
-        <w:spacing w:line="360" w:lineRule="auto"/>
-        <w:ind w:firstLine="709"/>
-        <w:jc w:val="both"/>
-        <w:rPr>
-          <w:rFonts w:ascii="Times New Roman" w:hAnsi="Times New Roman" w:cs="Times New Roman"/>
-          <w:sz w:val="28"/>
-          <w:szCs w:val="28"/>
-        </w:rPr>
-      </w:pPr>
-      <w:r>
-        <w:rPr>
-          <w:rFonts w:ascii="Times New Roman" w:hAnsi="Times New Roman" w:cs="Times New Roman"/>
-          <w:b/>
-          <w:bCs/>
-          <w:sz w:val="28"/>
-          <w:szCs w:val="28"/>
+        <w:t>обороноспособности страны, повышение престижа военной службы и обеспечение правовой защищённости военнослужащих.</w:t>
+      </w:r>
+    </w:p>
+    <w:p>
+      <w:pPr>
+        <w:spacing w:line="360" w:lineRule="auto"/>
+        <w:ind w:firstLine="709"/>
+        <w:jc w:val="both"/>
+        <w:rPr>
+          <w:rFonts w:ascii="Times New Roman" w:hAnsi="Times New Roman" w:cs="Times New Roman"/>
+          <w:sz w:val="28"/>
+          <w:szCs w:val="28"/>
+        </w:rPr>
+      </w:pPr>
+    </w:p>
+    <w:p>
+      <w:pPr>
+        <w:spacing w:line="360" w:lineRule="auto"/>
+        <w:ind w:firstLine="709"/>
+        <w:jc w:val="both"/>
+        <w:rPr>
+          <w:rFonts w:ascii="Times New Roman" w:hAnsi="Times New Roman" w:cs="Times New Roman"/>
+          <w:sz w:val="28"/>
+          <w:szCs w:val="28"/>
+        </w:rPr>
+      </w:pPr>
+    </w:p>
+    <w:p>
+      <w:pPr>
+        <w:pStyle w:val="1"/>
+        <w:rPr>
+          <w:rStyle w:val="a9"/>
+        </w:rPr>
+      </w:pPr>
+      <w:bookmarkStart w:id="13" w:name="_Toc241595956"/>
+      <w:r>
+        <w:rPr>
+          <w:rStyle w:val="a9"/>
         </w:rPr>
         <w:t>СПИСОК ИСПОЛЬЗОВАННОЙ ЛИТЕРАТУРЫ</w:t>
       </w:r>
+      <w:bookmarkEnd w:id="13"/>
     </w:p>
     <w:p>
       <w:pPr>
@@ -3343,7 +4206,6 @@
           <w:sz w:val="28"/>
           <w:szCs w:val="28"/>
         </w:rPr>
-        <w:lastRenderedPageBreak/>
         <w:t>Дисциплинарный устав Вооружённых Сил Российской Федерации (утв. Указом Президента РФ от 10.11.2007 № 1495). — 2007.</w:t>
       </w:r>
     </w:p>
@@ -3553,6 +4415,7 @@
           <w:sz w:val="28"/>
           <w:szCs w:val="28"/>
         </w:rPr>
+        <w:lastRenderedPageBreak/>
         <w:t>Корякин В.М. Военное право: курс лекций. — 2022.</w:t>
       </w:r>
     </w:p>
@@ -3709,6 +4572,7 @@
         <w:docPartUnique/>
       </w:docPartObj>
     </w:sdtPr>
+    <w:sdtEndPr/>
     <w:sdtContent>
       <w:p>
         <w:pPr>
@@ -3728,7 +4592,7 @@
           <w:rPr>
             <w:noProof/>
           </w:rPr>
-          <w:t>21</w:t>
+          <w:t>2</w:t>
         </w:r>
         <w:r>
           <w:fldChar w:fldCharType="end"/>
@@ -4284,6 +5148,52 @@
     <w:name w:val="Normal"/>
     <w:qFormat/>
   </w:style>
+  <w:style w:type="paragraph" w:styleId="1">
+    <w:name w:val="heading 1"/>
+    <w:basedOn w:val="a"/>
+    <w:next w:val="a"/>
+    <w:link w:val="10"/>
+    <w:uiPriority w:val="9"/>
+    <w:qFormat/>
+    <w:rsid w:val="00EC7525"/>
+    <w:pPr>
+      <w:keepNext/>
+      <w:keepLines/>
+      <w:spacing w:before="240" w:after="0" w:line="360" w:lineRule="auto"/>
+      <w:jc w:val="both"/>
+      <w:outlineLvl w:val="0"/>
+    </w:pPr>
+    <w:rPr>
+      <w:rFonts w:ascii="Times New Roman" w:eastAsiaTheme="majorEastAsia" w:hAnsi="Times New Roman" w:cstheme="majorBidi"/>
+      <w:b/>
+      <w:color w:val="000000" w:themeColor="text1"/>
+      <w:sz w:val="28"/>
+      <w:szCs w:val="32"/>
+    </w:rPr>
+  </w:style>
+  <w:style w:type="paragraph" w:styleId="7">
+    <w:name w:val="heading 7"/>
+    <w:basedOn w:val="a"/>
+    <w:next w:val="a"/>
+    <w:link w:val="70"/>
+    <w:uiPriority w:val="9"/>
+    <w:semiHidden/>
+    <w:unhideWhenUsed/>
+    <w:qFormat/>
+    <w:rsid w:val="00D1415E"/>
+    <w:pPr>
+      <w:keepNext/>
+      <w:keepLines/>
+      <w:spacing w:before="40" w:after="0"/>
+      <w:outlineLvl w:val="6"/>
+    </w:pPr>
+    <w:rPr>
+      <w:rFonts w:asciiTheme="majorHAnsi" w:eastAsiaTheme="majorEastAsia" w:hAnsiTheme="majorHAnsi" w:cstheme="majorBidi"/>
+      <w:i/>
+      <w:iCs/>
+      <w:color w:val="1F4D78" w:themeColor="accent1" w:themeShade="7F"/>
+    </w:rPr>
+  </w:style>
   <w:style w:type="character" w:default="1" w:styleId="a0">
     <w:name w:val="Default Paragraph Font"/>
     <w:uiPriority w:val="1"/>
@@ -4353,6 +5263,126 @@
     <w:link w:val="a5"/>
     <w:uiPriority w:val="99"/>
     <w:rsid w:val="00256B2A"/>
+  </w:style>
+  <w:style w:type="paragraph" w:customStyle="1" w:styleId="11">
+    <w:name w:val="Стиль1"/>
+    <w:basedOn w:val="a"/>
+    <w:link w:val="12"/>
+    <w:qFormat/>
+    <w:rsid w:val="00EF0D8D"/>
+    <w:pPr>
+      <w:spacing w:line="360" w:lineRule="auto"/>
+      <w:ind w:firstLine="709"/>
+      <w:jc w:val="both"/>
+    </w:pPr>
+    <w:rPr>
+      <w:rFonts w:ascii="Times New Roman" w:hAnsi="Times New Roman" w:cs="Times New Roman"/>
+      <w:b/>
+      <w:bCs/>
+      <w:sz w:val="28"/>
+      <w:szCs w:val="28"/>
+    </w:rPr>
+  </w:style>
+  <w:style w:type="character" w:customStyle="1" w:styleId="10">
+    <w:name w:val="Заголовок 1 Знак"/>
+    <w:basedOn w:val="a0"/>
+    <w:link w:val="1"/>
+    <w:uiPriority w:val="9"/>
+    <w:rsid w:val="00EC7525"/>
+    <w:rPr>
+      <w:rFonts w:ascii="Times New Roman" w:eastAsiaTheme="majorEastAsia" w:hAnsi="Times New Roman" w:cstheme="majorBidi"/>
+      <w:b/>
+      <w:color w:val="000000" w:themeColor="text1"/>
+      <w:sz w:val="28"/>
+      <w:szCs w:val="32"/>
+    </w:rPr>
+  </w:style>
+  <w:style w:type="character" w:customStyle="1" w:styleId="12">
+    <w:name w:val="Стиль1 Знак"/>
+    <w:basedOn w:val="a0"/>
+    <w:link w:val="11"/>
+    <w:rsid w:val="00EF0D8D"/>
+    <w:rPr>
+      <w:rFonts w:ascii="Times New Roman" w:hAnsi="Times New Roman" w:cs="Times New Roman"/>
+      <w:b/>
+      <w:bCs/>
+      <w:sz w:val="28"/>
+      <w:szCs w:val="28"/>
+    </w:rPr>
+  </w:style>
+  <w:style w:type="paragraph" w:styleId="a7">
+    <w:name w:val="TOC Heading"/>
+    <w:basedOn w:val="1"/>
+    <w:next w:val="a"/>
+    <w:uiPriority w:val="39"/>
+    <w:unhideWhenUsed/>
+    <w:qFormat/>
+    <w:rsid w:val="00EF0D8D"/>
+    <w:pPr>
+      <w:outlineLvl w:val="9"/>
+    </w:pPr>
+    <w:rPr>
+      <w:lang w:eastAsia="ru-RU"/>
+    </w:rPr>
+  </w:style>
+  <w:style w:type="character" w:styleId="a8">
+    <w:name w:val="Strong"/>
+    <w:basedOn w:val="a0"/>
+    <w:uiPriority w:val="22"/>
+    <w:qFormat/>
+    <w:rsid w:val="00EF0D8D"/>
+    <w:rPr>
+      <w:b/>
+      <w:bCs/>
+    </w:rPr>
+  </w:style>
+  <w:style w:type="character" w:styleId="a9">
+    <w:name w:val="Emphasis"/>
+    <w:basedOn w:val="a0"/>
+    <w:uiPriority w:val="20"/>
+    <w:qFormat/>
+    <w:rsid w:val="00EF0D8D"/>
+    <w:rPr>
+      <w:i/>
+      <w:iCs/>
+    </w:rPr>
+  </w:style>
+  <w:style w:type="paragraph" w:styleId="13">
+    <w:name w:val="toc 1"/>
+    <w:basedOn w:val="a"/>
+    <w:next w:val="a"/>
+    <w:autoRedefine/>
+    <w:uiPriority w:val="39"/>
+    <w:unhideWhenUsed/>
+    <w:rsid w:val="00EF0D8D"/>
+    <w:pPr>
+      <w:spacing w:after="100"/>
+    </w:pPr>
+  </w:style>
+  <w:style w:type="character" w:styleId="aa">
+    <w:name w:val="Hyperlink"/>
+    <w:basedOn w:val="a0"/>
+    <w:uiPriority w:val="99"/>
+    <w:unhideWhenUsed/>
+    <w:rsid w:val="00EF0D8D"/>
+    <w:rPr>
+      <w:color w:val="0563C1" w:themeColor="hyperlink"/>
+      <w:u w:val="single"/>
+    </w:rPr>
+  </w:style>
+  <w:style w:type="character" w:customStyle="1" w:styleId="70">
+    <w:name w:val="Заголовок 7 Знак"/>
+    <w:basedOn w:val="a0"/>
+    <w:link w:val="7"/>
+    <w:uiPriority w:val="9"/>
+    <w:semiHidden/>
+    <w:rsid w:val="00D1415E"/>
+    <w:rPr>
+      <w:rFonts w:asciiTheme="majorHAnsi" w:eastAsiaTheme="majorEastAsia" w:hAnsiTheme="majorHAnsi" w:cstheme="majorBidi"/>
+      <w:i/>
+      <w:iCs/>
+      <w:color w:val="1F4D78" w:themeColor="accent1" w:themeShade="7F"/>
+    </w:rPr>
   </w:style>
 </w:styles>
 </file>
@@ -4623,7 +5653,7 @@
 </file>
 
 <file path=customXml/itemProps1.xml><?xml version="1.0" encoding="utf-8"?>
-<ds:datastoreItem xmlns:ds="http://schemas.openxmlformats.org/officeDocument/2006/customXml" ds:itemID="{146120C9-FBC3-4B14-94F5-C368F507A9D2}">
+<ds:datastoreItem xmlns:ds="http://schemas.openxmlformats.org/officeDocument/2006/customXml" ds:itemID="{B745403E-7F81-48ED-8CCF-161AC542374C}">
   <ds:schemaRefs>
     <ds:schemaRef ds:uri="http://schemas.openxmlformats.org/officeDocument/2006/bibliography"/>
   </ds:schemaRefs>

--- a/Реферат «Юридическая ответственность и правовой статус военнослужащих в РФ» .docx
+++ b/Реферат «Юридическая ответственность и правовой статус военнослужащих в РФ» .docx
@@ -5,7 +5,6 @@
     <w:p>
       <w:pPr>
         <w:spacing w:line="360" w:lineRule="auto"/>
-        <w:ind w:firstLine="709"/>
         <w:jc w:val="center"/>
         <w:rPr>
           <w:rFonts w:ascii="Times New Roman" w:hAnsi="Times New Roman" w:cs="Times New Roman"/>
@@ -25,7 +24,6 @@
     <w:p>
       <w:pPr>
         <w:spacing w:line="360" w:lineRule="auto"/>
-        <w:ind w:firstLine="709"/>
         <w:jc w:val="center"/>
         <w:rPr>
           <w:rFonts w:ascii="Times New Roman" w:hAnsi="Times New Roman" w:cs="Times New Roman"/>
@@ -61,7 +59,6 @@
     <w:p>
       <w:pPr>
         <w:spacing w:line="360" w:lineRule="auto"/>
-        <w:ind w:firstLine="709"/>
         <w:jc w:val="center"/>
         <w:rPr>
           <w:rFonts w:ascii="Times New Roman" w:hAnsi="Times New Roman" w:cs="Times New Roman"/>
@@ -87,7 +84,6 @@
     <w:p>
       <w:pPr>
         <w:spacing w:line="360" w:lineRule="auto"/>
-        <w:ind w:firstLine="709"/>
         <w:jc w:val="center"/>
         <w:rPr>
           <w:rFonts w:ascii="Times New Roman" w:hAnsi="Times New Roman" w:cs="Times New Roman"/>
@@ -146,19 +142,17 @@
     <w:p>
       <w:pPr>
         <w:spacing w:line="360" w:lineRule="auto"/>
-        <w:ind w:firstLine="709"/>
-        <w:jc w:val="both"/>
-        <w:rPr>
-          <w:rFonts w:ascii="Times New Roman" w:hAnsi="Times New Roman" w:cs="Times New Roman"/>
-          <w:sz w:val="28"/>
-          <w:szCs w:val="28"/>
-        </w:rPr>
-      </w:pPr>
-    </w:p>
-    <w:p>
-      <w:pPr>
-        <w:spacing w:line="360" w:lineRule="auto"/>
-        <w:ind w:firstLine="709"/>
+        <w:jc w:val="both"/>
+        <w:rPr>
+          <w:rFonts w:ascii="Times New Roman" w:hAnsi="Times New Roman" w:cs="Times New Roman"/>
+          <w:sz w:val="28"/>
+          <w:szCs w:val="28"/>
+        </w:rPr>
+      </w:pPr>
+    </w:p>
+    <w:p>
+      <w:pPr>
+        <w:spacing w:line="360" w:lineRule="auto"/>
         <w:jc w:val="center"/>
         <w:rPr>
           <w:rFonts w:ascii="Times New Roman" w:hAnsi="Times New Roman" w:cs="Times New Roman"/>
@@ -180,7 +174,6 @@
     <w:p>
       <w:pPr>
         <w:spacing w:line="360" w:lineRule="auto"/>
-        <w:ind w:firstLine="709"/>
         <w:jc w:val="center"/>
         <w:rPr>
           <w:rFonts w:ascii="Times New Roman" w:hAnsi="Times New Roman" w:cs="Times New Roman"/>
@@ -202,7 +195,6 @@
     <w:p>
       <w:pPr>
         <w:spacing w:line="360" w:lineRule="auto"/>
-        <w:ind w:firstLine="709"/>
         <w:jc w:val="center"/>
         <w:rPr>
           <w:rFonts w:ascii="Times New Roman" w:hAnsi="Times New Roman" w:cs="Times New Roman"/>
@@ -224,7 +216,6 @@
     <w:p>
       <w:pPr>
         <w:spacing w:line="360" w:lineRule="auto"/>
-        <w:ind w:firstLine="709"/>
         <w:jc w:val="center"/>
         <w:rPr>
           <w:rFonts w:ascii="Times New Roman" w:hAnsi="Times New Roman" w:cs="Times New Roman"/>
@@ -247,191 +238,6 @@
       <w:pPr>
         <w:spacing w:line="360" w:lineRule="auto"/>
         <w:ind w:firstLine="709"/>
-        <w:jc w:val="both"/>
-        <w:rPr>
-          <w:rFonts w:ascii="Times New Roman" w:hAnsi="Times New Roman" w:cs="Times New Roman"/>
-          <w:sz w:val="28"/>
-          <w:szCs w:val="28"/>
-        </w:rPr>
-      </w:pPr>
-    </w:p>
-    <w:p>
-      <w:pPr>
-        <w:spacing w:line="360" w:lineRule="auto"/>
-        <w:ind w:firstLine="709"/>
-        <w:jc w:val="both"/>
-        <w:rPr>
-          <w:rFonts w:ascii="Times New Roman" w:hAnsi="Times New Roman" w:cs="Times New Roman"/>
-          <w:sz w:val="28"/>
-          <w:szCs w:val="28"/>
-        </w:rPr>
-      </w:pPr>
-    </w:p>
-    <w:p>
-      <w:pPr>
-        <w:spacing w:line="360" w:lineRule="auto"/>
-        <w:jc w:val="both"/>
-        <w:rPr>
-          <w:rFonts w:ascii="Times New Roman" w:hAnsi="Times New Roman" w:cs="Times New Roman"/>
-          <w:sz w:val="28"/>
-          <w:szCs w:val="28"/>
-        </w:rPr>
-      </w:pPr>
-    </w:p>
-    <w:p>
-      <w:pPr>
-        <w:spacing w:line="360" w:lineRule="auto"/>
-        <w:jc w:val="both"/>
-        <w:rPr>
-          <w:rFonts w:ascii="Times New Roman" w:hAnsi="Times New Roman" w:cs="Times New Roman"/>
-          <w:sz w:val="28"/>
-          <w:szCs w:val="28"/>
-        </w:rPr>
-      </w:pPr>
-    </w:p>
-    <w:p>
-      <w:pPr>
-        <w:spacing w:line="360" w:lineRule="auto"/>
-        <w:ind w:firstLine="709"/>
-        <w:jc w:val="both"/>
-        <w:rPr>
-          <w:rFonts w:ascii="Times New Roman" w:hAnsi="Times New Roman" w:cs="Times New Roman"/>
-          <w:sz w:val="28"/>
-          <w:szCs w:val="28"/>
-        </w:rPr>
-      </w:pPr>
-    </w:p>
-    <w:p>
-      <w:pPr>
-        <w:spacing w:line="360" w:lineRule="auto"/>
-        <w:ind w:firstLine="709"/>
-        <w:jc w:val="both"/>
-        <w:rPr>
-          <w:rFonts w:ascii="Times New Roman" w:hAnsi="Times New Roman" w:cs="Times New Roman"/>
-          <w:sz w:val="28"/>
-          <w:szCs w:val="28"/>
-        </w:rPr>
-      </w:pPr>
-    </w:p>
-    <w:p>
-      <w:pPr>
-        <w:spacing w:line="360" w:lineRule="auto"/>
-        <w:ind w:firstLine="709"/>
-        <w:jc w:val="both"/>
-        <w:rPr>
-          <w:rFonts w:ascii="Times New Roman" w:hAnsi="Times New Roman" w:cs="Times New Roman"/>
-          <w:sz w:val="28"/>
-          <w:szCs w:val="28"/>
-        </w:rPr>
-      </w:pPr>
-    </w:p>
-    <w:p>
-      <w:pPr>
-        <w:spacing w:line="360" w:lineRule="auto"/>
-        <w:ind w:firstLine="709"/>
-        <w:jc w:val="right"/>
-        <w:rPr>
-          <w:rFonts w:ascii="Times New Roman" w:hAnsi="Times New Roman" w:cs="Times New Roman"/>
-          <w:sz w:val="28"/>
-          <w:szCs w:val="28"/>
-        </w:rPr>
-      </w:pPr>
-      <w:r>
-        <w:rPr>
-          <w:rFonts w:ascii="Times New Roman" w:hAnsi="Times New Roman" w:cs="Times New Roman"/>
-          <w:sz w:val="28"/>
-          <w:szCs w:val="28"/>
-        </w:rPr>
-        <w:t xml:space="preserve">Подготовил: </w:t>
-      </w:r>
-      <w:r>
-        <w:rPr>
-          <w:rFonts w:ascii="Times New Roman" w:hAnsi="Times New Roman" w:cs="Times New Roman"/>
-          <w:sz w:val="28"/>
-          <w:szCs w:val="28"/>
-        </w:rPr>
-        <w:t>Кириченко Илья</w:t>
-      </w:r>
-    </w:p>
-    <w:p>
-      <w:pPr>
-        <w:spacing w:line="360" w:lineRule="auto"/>
-        <w:ind w:firstLine="709"/>
-        <w:jc w:val="right"/>
-        <w:rPr>
-          <w:rFonts w:ascii="Times New Roman" w:hAnsi="Times New Roman" w:cs="Times New Roman"/>
-          <w:sz w:val="28"/>
-          <w:szCs w:val="28"/>
-        </w:rPr>
-      </w:pPr>
-      <w:r>
-        <w:rPr>
-          <w:rFonts w:ascii="Times New Roman" w:hAnsi="Times New Roman" w:cs="Times New Roman"/>
-          <w:sz w:val="28"/>
-          <w:szCs w:val="28"/>
-        </w:rPr>
-        <w:t xml:space="preserve">Студент группы: </w:t>
-      </w:r>
-      <w:r>
-        <w:rPr>
-          <w:rFonts w:ascii="Times New Roman" w:hAnsi="Times New Roman" w:cs="Times New Roman"/>
-          <w:sz w:val="28"/>
-          <w:szCs w:val="28"/>
-        </w:rPr>
-        <w:t>ПР-41</w:t>
-      </w:r>
-    </w:p>
-    <w:p>
-      <w:pPr>
-        <w:spacing w:line="360" w:lineRule="auto"/>
-        <w:ind w:firstLine="709"/>
-        <w:jc w:val="right"/>
-        <w:rPr>
-          <w:rFonts w:ascii="Times New Roman" w:hAnsi="Times New Roman" w:cs="Times New Roman"/>
-          <w:sz w:val="28"/>
-          <w:szCs w:val="28"/>
-        </w:rPr>
-      </w:pPr>
-      <w:r>
-        <w:rPr>
-          <w:rFonts w:ascii="Times New Roman" w:hAnsi="Times New Roman" w:cs="Times New Roman"/>
-          <w:sz w:val="28"/>
-          <w:szCs w:val="28"/>
-        </w:rPr>
-        <w:t>Преподаватель: Росляков М.А</w:t>
-      </w:r>
-    </w:p>
-    <w:p>
-      <w:pPr>
-        <w:spacing w:line="360" w:lineRule="auto"/>
-        <w:ind w:firstLine="709"/>
-        <w:jc w:val="right"/>
-        <w:rPr>
-          <w:rFonts w:ascii="Times New Roman" w:hAnsi="Times New Roman" w:cs="Times New Roman"/>
-          <w:sz w:val="28"/>
-          <w:szCs w:val="28"/>
-        </w:rPr>
-      </w:pPr>
-      <w:r>
-        <w:rPr>
-          <w:rFonts w:ascii="Times New Roman" w:hAnsi="Times New Roman" w:cs="Times New Roman"/>
-          <w:sz w:val="28"/>
-          <w:szCs w:val="28"/>
-        </w:rPr>
-        <w:t>2026</w:t>
-      </w:r>
-      <w:r>
-        <w:rPr>
-          <w:rFonts w:ascii="Times New Roman" w:hAnsi="Times New Roman" w:cs="Times New Roman"/>
-          <w:sz w:val="28"/>
-          <w:szCs w:val="28"/>
-        </w:rPr>
-        <w:t xml:space="preserve"> г.</w:t>
-      </w:r>
-    </w:p>
-    <w:p>
-      <w:pPr>
-        <w:spacing w:line="360" w:lineRule="auto"/>
         <w:jc w:val="both"/>
         <w:rPr>
           <w:rFonts w:ascii="Times New Roman" w:hAnsi="Times New Roman" w:cs="Times New Roman"/>
@@ -442,8 +248,201 @@
       <w:bookmarkStart w:id="0" w:name="_GoBack"/>
       <w:bookmarkEnd w:id="0"/>
     </w:p>
+    <w:p>
+      <w:pPr>
+        <w:spacing w:line="360" w:lineRule="auto"/>
+        <w:ind w:firstLine="709"/>
+        <w:jc w:val="both"/>
+        <w:rPr>
+          <w:rFonts w:ascii="Times New Roman" w:hAnsi="Times New Roman" w:cs="Times New Roman"/>
+          <w:sz w:val="28"/>
+          <w:szCs w:val="28"/>
+        </w:rPr>
+      </w:pPr>
+    </w:p>
+    <w:p>
+      <w:pPr>
+        <w:spacing w:line="360" w:lineRule="auto"/>
+        <w:jc w:val="both"/>
+        <w:rPr>
+          <w:rFonts w:ascii="Times New Roman" w:hAnsi="Times New Roman" w:cs="Times New Roman"/>
+          <w:sz w:val="28"/>
+          <w:szCs w:val="28"/>
+        </w:rPr>
+      </w:pPr>
+    </w:p>
+    <w:p>
+      <w:pPr>
+        <w:spacing w:line="360" w:lineRule="auto"/>
+        <w:jc w:val="both"/>
+        <w:rPr>
+          <w:rFonts w:ascii="Times New Roman" w:hAnsi="Times New Roman" w:cs="Times New Roman"/>
+          <w:sz w:val="28"/>
+          <w:szCs w:val="28"/>
+        </w:rPr>
+      </w:pPr>
+    </w:p>
+    <w:p>
+      <w:pPr>
+        <w:spacing w:line="360" w:lineRule="auto"/>
+        <w:ind w:firstLine="709"/>
+        <w:jc w:val="both"/>
+        <w:rPr>
+          <w:rFonts w:ascii="Times New Roman" w:hAnsi="Times New Roman" w:cs="Times New Roman"/>
+          <w:sz w:val="28"/>
+          <w:szCs w:val="28"/>
+        </w:rPr>
+      </w:pPr>
+    </w:p>
+    <w:p>
+      <w:pPr>
+        <w:spacing w:line="360" w:lineRule="auto"/>
+        <w:ind w:firstLine="709"/>
+        <w:jc w:val="both"/>
+        <w:rPr>
+          <w:rFonts w:ascii="Times New Roman" w:hAnsi="Times New Roman" w:cs="Times New Roman"/>
+          <w:sz w:val="28"/>
+          <w:szCs w:val="28"/>
+        </w:rPr>
+      </w:pPr>
+    </w:p>
+    <w:p>
+      <w:pPr>
+        <w:spacing w:line="360" w:lineRule="auto"/>
+        <w:ind w:firstLine="709"/>
+        <w:jc w:val="both"/>
+        <w:rPr>
+          <w:rFonts w:ascii="Times New Roman" w:hAnsi="Times New Roman" w:cs="Times New Roman"/>
+          <w:sz w:val="28"/>
+          <w:szCs w:val="28"/>
+        </w:rPr>
+      </w:pPr>
+    </w:p>
+    <w:p>
+      <w:pPr>
+        <w:spacing w:line="360" w:lineRule="auto"/>
+        <w:ind w:firstLine="709"/>
+        <w:jc w:val="right"/>
+        <w:rPr>
+          <w:rFonts w:ascii="Times New Roman" w:hAnsi="Times New Roman" w:cs="Times New Roman"/>
+          <w:sz w:val="28"/>
+          <w:szCs w:val="28"/>
+        </w:rPr>
+      </w:pPr>
+      <w:r>
+        <w:rPr>
+          <w:rFonts w:ascii="Times New Roman" w:hAnsi="Times New Roman" w:cs="Times New Roman"/>
+          <w:sz w:val="28"/>
+          <w:szCs w:val="28"/>
+        </w:rPr>
+        <w:t xml:space="preserve">Подготовил: </w:t>
+      </w:r>
+      <w:r>
+        <w:rPr>
+          <w:rFonts w:ascii="Times New Roman" w:hAnsi="Times New Roman" w:cs="Times New Roman"/>
+          <w:sz w:val="28"/>
+          <w:szCs w:val="28"/>
+        </w:rPr>
+        <w:t>Кириченко Илья</w:t>
+      </w:r>
+    </w:p>
+    <w:p>
+      <w:pPr>
+        <w:spacing w:line="360" w:lineRule="auto"/>
+        <w:ind w:firstLine="709"/>
+        <w:jc w:val="right"/>
+        <w:rPr>
+          <w:rFonts w:ascii="Times New Roman" w:hAnsi="Times New Roman" w:cs="Times New Roman"/>
+          <w:sz w:val="28"/>
+          <w:szCs w:val="28"/>
+        </w:rPr>
+      </w:pPr>
+      <w:r>
+        <w:rPr>
+          <w:rFonts w:ascii="Times New Roman" w:hAnsi="Times New Roman" w:cs="Times New Roman"/>
+          <w:sz w:val="28"/>
+          <w:szCs w:val="28"/>
+        </w:rPr>
+        <w:t xml:space="preserve">Студент группы: </w:t>
+      </w:r>
+      <w:r>
+        <w:rPr>
+          <w:rFonts w:ascii="Times New Roman" w:hAnsi="Times New Roman" w:cs="Times New Roman"/>
+          <w:sz w:val="28"/>
+          <w:szCs w:val="28"/>
+        </w:rPr>
+        <w:t>ПР-41</w:t>
+      </w:r>
+    </w:p>
+    <w:p>
+      <w:pPr>
+        <w:spacing w:line="360" w:lineRule="auto"/>
+        <w:ind w:firstLine="709"/>
+        <w:jc w:val="right"/>
+        <w:rPr>
+          <w:rFonts w:ascii="Times New Roman" w:hAnsi="Times New Roman" w:cs="Times New Roman"/>
+          <w:sz w:val="28"/>
+          <w:szCs w:val="28"/>
+        </w:rPr>
+      </w:pPr>
+      <w:r>
+        <w:rPr>
+          <w:rFonts w:ascii="Times New Roman" w:hAnsi="Times New Roman" w:cs="Times New Roman"/>
+          <w:sz w:val="28"/>
+          <w:szCs w:val="28"/>
+        </w:rPr>
+        <w:t>Преподаватель: Росляков М.А</w:t>
+      </w:r>
+    </w:p>
+    <w:p>
+      <w:pPr>
+        <w:spacing w:line="360" w:lineRule="auto"/>
+        <w:ind w:firstLine="709"/>
+        <w:jc w:val="right"/>
+        <w:rPr>
+          <w:rFonts w:ascii="Times New Roman" w:hAnsi="Times New Roman" w:cs="Times New Roman"/>
+          <w:sz w:val="28"/>
+          <w:szCs w:val="28"/>
+        </w:rPr>
+      </w:pPr>
+      <w:r>
+        <w:rPr>
+          <w:rFonts w:ascii="Times New Roman" w:hAnsi="Times New Roman" w:cs="Times New Roman"/>
+          <w:sz w:val="28"/>
+          <w:szCs w:val="28"/>
+        </w:rPr>
+        <w:t>2026</w:t>
+      </w:r>
+      <w:r>
+        <w:rPr>
+          <w:rFonts w:ascii="Times New Roman" w:hAnsi="Times New Roman" w:cs="Times New Roman"/>
+          <w:sz w:val="28"/>
+          <w:szCs w:val="28"/>
+        </w:rPr>
+        <w:t xml:space="preserve"> г.</w:t>
+      </w:r>
+    </w:p>
+    <w:p>
+      <w:pPr>
+        <w:spacing w:line="360" w:lineRule="auto"/>
+        <w:jc w:val="both"/>
+        <w:rPr>
+          <w:rFonts w:ascii="Times New Roman" w:hAnsi="Times New Roman" w:cs="Times New Roman"/>
+          <w:sz w:val="28"/>
+          <w:szCs w:val="28"/>
+        </w:rPr>
+      </w:pPr>
+    </w:p>
     <w:sdt>
       <w:sdtPr>
+        <w:rPr>
+          <w:rFonts w:asciiTheme="minorHAnsi" w:eastAsiaTheme="minorHAnsi" w:hAnsiTheme="minorHAnsi" w:cstheme="minorBidi"/>
+          <w:b w:val="0"/>
+          <w:color w:val="auto"/>
+          <w:sz w:val="22"/>
+          <w:szCs w:val="22"/>
+          <w:lang w:eastAsia="en-US"/>
+        </w:rPr>
         <w:id w:val="714089591"/>
         <w:docPartObj>
           <w:docPartGallery w:val="Table of Contents"/>
@@ -452,12 +451,10 @@
       </w:sdtPr>
       <w:sdtEndPr>
         <w:rPr>
-          <w:rFonts w:asciiTheme="minorHAnsi" w:eastAsiaTheme="minorHAnsi" w:hAnsiTheme="minorHAnsi" w:cstheme="minorBidi"/>
+          <w:rFonts w:ascii="Times New Roman" w:hAnsi="Times New Roman" w:cs="Times New Roman"/>
           <w:bCs/>
-          <w:color w:val="auto"/>
-          <w:sz w:val="22"/>
-          <w:szCs w:val="22"/>
-          <w:lang w:eastAsia="en-US"/>
+          <w:sz w:val="28"/>
+          <w:szCs w:val="28"/>
         </w:rPr>
       </w:sdtEndPr>
       <w:sdtContent>
@@ -479,7 +476,7 @@
               <w:b/>
               <w:szCs w:val="28"/>
             </w:rPr>
-            <w:t>СОДЕРЖАНИЕ</w:t>
+            <w:t>ОГЛАВЛЕНИЕ</w:t>
           </w:r>
         </w:p>
         <w:p>
@@ -523,7 +520,7 @@
             </w:rPr>
             <w:fldChar w:fldCharType="separate"/>
           </w:r>
-          <w:hyperlink w:anchor="_Toc241595944" w:history="1">
+          <w:hyperlink w:anchor="_Toc241597214" w:history="1">
             <w:r>
               <w:rPr>
                 <w:rStyle w:val="aa"/>
@@ -562,7 +559,7 @@
                 <w:sz w:val="28"/>
                 <w:szCs w:val="28"/>
               </w:rPr>
-              <w:instrText xml:space="preserve"> PAGEREF _Toc241595944 \h </w:instrText>
+              <w:instrText xml:space="preserve"> PAGEREF _Toc241597214 \h </w:instrText>
             </w:r>
             <w:r>
               <w:rPr>
@@ -619,7 +616,7 @@
               <w:lang w:eastAsia="ru-RU"/>
             </w:rPr>
           </w:pPr>
-          <w:hyperlink w:anchor="_Toc241595945" w:history="1">
+          <w:hyperlink w:anchor="_Toc241597215" w:history="1">
             <w:r>
               <w:rPr>
                 <w:rStyle w:val="aa"/>
@@ -660,7 +657,7 @@
                 <w:sz w:val="28"/>
                 <w:szCs w:val="28"/>
               </w:rPr>
-              <w:instrText xml:space="preserve"> PAGEREF _Toc241595945 \h </w:instrText>
+              <w:instrText xml:space="preserve"> PAGEREF _Toc241597215 \h </w:instrText>
             </w:r>
             <w:r>
               <w:rPr>
@@ -717,7 +714,7 @@
               <w:lang w:eastAsia="ru-RU"/>
             </w:rPr>
           </w:pPr>
-          <w:hyperlink w:anchor="_Toc241595946" w:history="1">
+          <w:hyperlink w:anchor="_Toc241597216" w:history="1">
             <w:r>
               <w:rPr>
                 <w:rStyle w:val="aa"/>
@@ -758,7 +755,7 @@
                 <w:sz w:val="28"/>
                 <w:szCs w:val="28"/>
               </w:rPr>
-              <w:instrText xml:space="preserve"> PAGEREF _Toc241595946 \h </w:instrText>
+              <w:instrText xml:space="preserve"> PAGEREF _Toc241597216 \h </w:instrText>
             </w:r>
             <w:r>
               <w:rPr>
@@ -787,7 +784,7 @@
                 <w:sz w:val="28"/>
                 <w:szCs w:val="28"/>
               </w:rPr>
-              <w:t>6</w:t>
+              <w:t>5</w:t>
             </w:r>
             <w:r>
               <w:rPr>
@@ -815,7 +812,7 @@
               <w:lang w:eastAsia="ru-RU"/>
             </w:rPr>
           </w:pPr>
-          <w:hyperlink w:anchor="_Toc241595947" w:history="1">
+          <w:hyperlink w:anchor="_Toc241597217" w:history="1">
             <w:r>
               <w:rPr>
                 <w:rStyle w:val="aa"/>
@@ -856,7 +853,7 @@
                 <w:sz w:val="28"/>
                 <w:szCs w:val="28"/>
               </w:rPr>
-              <w:instrText xml:space="preserve"> PAGEREF _Toc241595947 \h </w:instrText>
+              <w:instrText xml:space="preserve"> PAGEREF _Toc241597217 \h </w:instrText>
             </w:r>
             <w:r>
               <w:rPr>
@@ -885,7 +882,7 @@
                 <w:sz w:val="28"/>
                 <w:szCs w:val="28"/>
               </w:rPr>
-              <w:t>8</w:t>
+              <w:t>7</w:t>
             </w:r>
             <w:r>
               <w:rPr>
@@ -913,7 +910,7 @@
               <w:lang w:eastAsia="ru-RU"/>
             </w:rPr>
           </w:pPr>
-          <w:hyperlink w:anchor="_Toc241595948" w:history="1">
+          <w:hyperlink w:anchor="_Toc241597218" w:history="1">
             <w:r>
               <w:rPr>
                 <w:rStyle w:val="aa"/>
@@ -954,7 +951,7 @@
                 <w:sz w:val="28"/>
                 <w:szCs w:val="28"/>
               </w:rPr>
-              <w:instrText xml:space="preserve"> PAGEREF _Toc241595948 \h </w:instrText>
+              <w:instrText xml:space="preserve"> PAGEREF _Toc241597218 \h </w:instrText>
             </w:r>
             <w:r>
               <w:rPr>
@@ -1011,7 +1008,7 @@
               <w:lang w:eastAsia="ru-RU"/>
             </w:rPr>
           </w:pPr>
-          <w:hyperlink w:anchor="_Toc241595949" w:history="1">
+          <w:hyperlink w:anchor="_Toc241597219" w:history="1">
             <w:r>
               <w:rPr>
                 <w:rStyle w:val="aa"/>
@@ -1052,7 +1049,7 @@
                 <w:sz w:val="28"/>
                 <w:szCs w:val="28"/>
               </w:rPr>
-              <w:instrText xml:space="preserve"> PAGEREF _Toc241595949 \h </w:instrText>
+              <w:instrText xml:space="preserve"> PAGEREF _Toc241597219 \h </w:instrText>
             </w:r>
             <w:r>
               <w:rPr>
@@ -1109,7 +1106,7 @@
               <w:lang w:eastAsia="ru-RU"/>
             </w:rPr>
           </w:pPr>
-          <w:hyperlink w:anchor="_Toc241595950" w:history="1">
+          <w:hyperlink w:anchor="_Toc241597220" w:history="1">
             <w:r>
               <w:rPr>
                 <w:rStyle w:val="aa"/>
@@ -1150,7 +1147,7 @@
                 <w:sz w:val="28"/>
                 <w:szCs w:val="28"/>
               </w:rPr>
-              <w:instrText xml:space="preserve"> PAGEREF _Toc241595950 \h </w:instrText>
+              <w:instrText xml:space="preserve"> PAGEREF _Toc241597220 \h </w:instrText>
             </w:r>
             <w:r>
               <w:rPr>
@@ -1179,7 +1176,7 @@
                 <w:sz w:val="28"/>
                 <w:szCs w:val="28"/>
               </w:rPr>
-              <w:t>13</w:t>
+              <w:t>12</w:t>
             </w:r>
             <w:r>
               <w:rPr>
@@ -1207,7 +1204,7 @@
               <w:lang w:eastAsia="ru-RU"/>
             </w:rPr>
           </w:pPr>
-          <w:hyperlink w:anchor="_Toc241595951" w:history="1">
+          <w:hyperlink w:anchor="_Toc241597221" w:history="1">
             <w:r>
               <w:rPr>
                 <w:rStyle w:val="aa"/>
@@ -1248,7 +1245,7 @@
                 <w:sz w:val="28"/>
                 <w:szCs w:val="28"/>
               </w:rPr>
-              <w:instrText xml:space="preserve"> PAGEREF _Toc241595951 \h </w:instrText>
+              <w:instrText xml:space="preserve"> PAGEREF _Toc241597221 \h </w:instrText>
             </w:r>
             <w:r>
               <w:rPr>
@@ -1277,7 +1274,7 @@
                 <w:sz w:val="28"/>
                 <w:szCs w:val="28"/>
               </w:rPr>
-              <w:t>15</w:t>
+              <w:t>14</w:t>
             </w:r>
             <w:r>
               <w:rPr>
@@ -1305,7 +1302,7 @@
               <w:lang w:eastAsia="ru-RU"/>
             </w:rPr>
           </w:pPr>
-          <w:hyperlink w:anchor="_Toc241595952" w:history="1">
+          <w:hyperlink w:anchor="_Toc241597222" w:history="1">
             <w:r>
               <w:rPr>
                 <w:rStyle w:val="aa"/>
@@ -1346,7 +1343,7 @@
                 <w:sz w:val="28"/>
                 <w:szCs w:val="28"/>
               </w:rPr>
-              <w:instrText xml:space="preserve"> PAGEREF _Toc241595952 \h </w:instrText>
+              <w:instrText xml:space="preserve"> PAGEREF _Toc241597222 \h </w:instrText>
             </w:r>
             <w:r>
               <w:rPr>
@@ -1403,7 +1400,7 @@
               <w:lang w:eastAsia="ru-RU"/>
             </w:rPr>
           </w:pPr>
-          <w:hyperlink w:anchor="_Toc241595953" w:history="1">
+          <w:hyperlink w:anchor="_Toc241597223" w:history="1">
             <w:r>
               <w:rPr>
                 <w:rStyle w:val="aa"/>
@@ -1444,7 +1441,7 @@
                 <w:sz w:val="28"/>
                 <w:szCs w:val="28"/>
               </w:rPr>
-              <w:instrText xml:space="preserve"> PAGEREF _Toc241595953 \h </w:instrText>
+              <w:instrText xml:space="preserve"> PAGEREF _Toc241597223 \h </w:instrText>
             </w:r>
             <w:r>
               <w:rPr>
@@ -1473,7 +1470,7 @@
                 <w:sz w:val="28"/>
                 <w:szCs w:val="28"/>
               </w:rPr>
-              <w:t>18</w:t>
+              <w:t>17</w:t>
             </w:r>
             <w:r>
               <w:rPr>
@@ -1501,7 +1498,7 @@
               <w:lang w:eastAsia="ru-RU"/>
             </w:rPr>
           </w:pPr>
-          <w:hyperlink w:anchor="_Toc241595954" w:history="1">
+          <w:hyperlink w:anchor="_Toc241597224" w:history="1">
             <w:r>
               <w:rPr>
                 <w:rStyle w:val="aa"/>
@@ -1542,7 +1539,7 @@
                 <w:sz w:val="28"/>
                 <w:szCs w:val="28"/>
               </w:rPr>
-              <w:instrText xml:space="preserve"> PAGEREF _Toc241595954 \h </w:instrText>
+              <w:instrText xml:space="preserve"> PAGEREF _Toc241597224 \h </w:instrText>
             </w:r>
             <w:r>
               <w:rPr>
@@ -1571,7 +1568,7 @@
                 <w:sz w:val="28"/>
                 <w:szCs w:val="28"/>
               </w:rPr>
-              <w:t>19</w:t>
+              <w:t>18</w:t>
             </w:r>
             <w:r>
               <w:rPr>
@@ -1599,7 +1596,7 @@
               <w:lang w:eastAsia="ru-RU"/>
             </w:rPr>
           </w:pPr>
-          <w:hyperlink w:anchor="_Toc241595955" w:history="1">
+          <w:hyperlink w:anchor="_Toc241597225" w:history="1">
             <w:r>
               <w:rPr>
                 <w:rStyle w:val="aa"/>
@@ -1640,7 +1637,7 @@
                 <w:sz w:val="28"/>
                 <w:szCs w:val="28"/>
               </w:rPr>
-              <w:instrText xml:space="preserve"> PAGEREF _Toc241595955 \h </w:instrText>
+              <w:instrText xml:space="preserve"> PAGEREF _Toc241597225 \h </w:instrText>
             </w:r>
             <w:r>
               <w:rPr>
@@ -1669,7 +1666,7 @@
                 <w:sz w:val="28"/>
                 <w:szCs w:val="28"/>
               </w:rPr>
-              <w:t>21</w:t>
+              <w:t>20</w:t>
             </w:r>
             <w:r>
               <w:rPr>
@@ -1697,7 +1694,7 @@
               <w:lang w:eastAsia="ru-RU"/>
             </w:rPr>
           </w:pPr>
-          <w:hyperlink w:anchor="_Toc241595956" w:history="1">
+          <w:hyperlink w:anchor="_Toc241597226" w:history="1">
             <w:r>
               <w:rPr>
                 <w:rStyle w:val="aa"/>
@@ -1738,7 +1735,7 @@
                 <w:sz w:val="28"/>
                 <w:szCs w:val="28"/>
               </w:rPr>
-              <w:instrText xml:space="preserve"> PAGEREF _Toc241595956 \h </w:instrText>
+              <w:instrText xml:space="preserve"> PAGEREF _Toc241597226 \h </w:instrText>
             </w:r>
             <w:r>
               <w:rPr>
@@ -1767,7 +1764,7 @@
                 <w:sz w:val="28"/>
                 <w:szCs w:val="28"/>
               </w:rPr>
-              <w:t>22</w:t>
+              <w:t>21</w:t>
             </w:r>
             <w:r>
               <w:rPr>
@@ -1782,6 +1779,109 @@
           </w:hyperlink>
         </w:p>
         <w:p>
+          <w:pPr>
+            <w:pStyle w:val="13"/>
+            <w:tabs>
+              <w:tab w:val="right" w:leader="dot" w:pos="9345"/>
+            </w:tabs>
+            <w:rPr>
+              <w:rFonts w:ascii="Times New Roman" w:eastAsiaTheme="minorEastAsia" w:hAnsi="Times New Roman" w:cs="Times New Roman"/>
+              <w:noProof/>
+              <w:sz w:val="28"/>
+              <w:szCs w:val="28"/>
+              <w:lang w:eastAsia="ru-RU"/>
+            </w:rPr>
+          </w:pPr>
+          <w:hyperlink w:anchor="_Toc241597227" w:history="1">
+            <w:r>
+              <w:rPr>
+                <w:rStyle w:val="aa"/>
+                <w:rFonts w:ascii="Times New Roman" w:hAnsi="Times New Roman" w:cs="Times New Roman"/>
+                <w:noProof/>
+                <w:sz w:val="28"/>
+                <w:szCs w:val="28"/>
+              </w:rPr>
+              <w:t>Схема 1 – Виды юридической ответственности военнослужащих</w:t>
+            </w:r>
+            <w:r>
+              <w:rPr>
+                <w:rFonts w:ascii="Times New Roman" w:hAnsi="Times New Roman" w:cs="Times New Roman"/>
+                <w:noProof/>
+                <w:webHidden/>
+                <w:sz w:val="28"/>
+                <w:szCs w:val="28"/>
+              </w:rPr>
+              <w:tab/>
+            </w:r>
+            <w:r>
+              <w:rPr>
+                <w:rFonts w:ascii="Times New Roman" w:hAnsi="Times New Roman" w:cs="Times New Roman"/>
+                <w:noProof/>
+                <w:webHidden/>
+                <w:sz w:val="28"/>
+                <w:szCs w:val="28"/>
+              </w:rPr>
+              <w:fldChar w:fldCharType="begin"/>
+            </w:r>
+            <w:r>
+              <w:rPr>
+                <w:rFonts w:ascii="Times New Roman" w:hAnsi="Times New Roman" w:cs="Times New Roman"/>
+                <w:noProof/>
+                <w:webHidden/>
+                <w:sz w:val="28"/>
+                <w:szCs w:val="28"/>
+              </w:rPr>
+              <w:instrText xml:space="preserve"> PAGEREF _Toc241597227 \h </w:instrText>
+            </w:r>
+            <w:r>
+              <w:rPr>
+                <w:rFonts w:ascii="Times New Roman" w:hAnsi="Times New Roman" w:cs="Times New Roman"/>
+                <w:noProof/>
+                <w:webHidden/>
+                <w:sz w:val="28"/>
+                <w:szCs w:val="28"/>
+              </w:rPr>
+            </w:r>
+            <w:r>
+              <w:rPr>
+                <w:rFonts w:ascii="Times New Roman" w:hAnsi="Times New Roman" w:cs="Times New Roman"/>
+                <w:noProof/>
+                <w:webHidden/>
+                <w:sz w:val="28"/>
+                <w:szCs w:val="28"/>
+              </w:rPr>
+              <w:fldChar w:fldCharType="separate"/>
+            </w:r>
+            <w:r>
+              <w:rPr>
+                <w:rFonts w:ascii="Times New Roman" w:hAnsi="Times New Roman" w:cs="Times New Roman"/>
+                <w:noProof/>
+                <w:webHidden/>
+                <w:sz w:val="28"/>
+                <w:szCs w:val="28"/>
+              </w:rPr>
+              <w:t>22</w:t>
+            </w:r>
+            <w:r>
+              <w:rPr>
+                <w:rFonts w:ascii="Times New Roman" w:hAnsi="Times New Roman" w:cs="Times New Roman"/>
+                <w:noProof/>
+                <w:webHidden/>
+                <w:sz w:val="28"/>
+                <w:szCs w:val="28"/>
+              </w:rPr>
+              <w:fldChar w:fldCharType="end"/>
+            </w:r>
+          </w:hyperlink>
+        </w:p>
+        <w:p>
+          <w:pPr>
+            <w:rPr>
+              <w:rFonts w:ascii="Times New Roman" w:hAnsi="Times New Roman" w:cs="Times New Roman"/>
+              <w:sz w:val="28"/>
+              <w:szCs w:val="28"/>
+            </w:rPr>
+          </w:pPr>
           <w:r>
             <w:rPr>
               <w:rFonts w:ascii="Times New Roman" w:hAnsi="Times New Roman" w:cs="Times New Roman"/>
@@ -1876,18 +1976,6 @@
     <w:p>
       <w:pPr>
         <w:spacing w:line="360" w:lineRule="auto"/>
-        <w:ind w:firstLine="709"/>
-        <w:jc w:val="both"/>
-        <w:rPr>
-          <w:rFonts w:ascii="Times New Roman" w:hAnsi="Times New Roman" w:cs="Times New Roman"/>
-          <w:sz w:val="28"/>
-          <w:szCs w:val="28"/>
-        </w:rPr>
-      </w:pPr>
-    </w:p>
-    <w:p>
-      <w:pPr>
-        <w:spacing w:line="360" w:lineRule="auto"/>
         <w:jc w:val="both"/>
         <w:rPr>
           <w:rFonts w:ascii="Times New Roman" w:hAnsi="Times New Roman" w:cs="Times New Roman"/>
@@ -1903,7 +1991,7 @@
           <w:rStyle w:val="a9"/>
         </w:rPr>
       </w:pPr>
-      <w:bookmarkStart w:id="1" w:name="_Toc241595944"/>
+      <w:bookmarkStart w:id="1" w:name="_Toc241597214"/>
       <w:r>
         <w:lastRenderedPageBreak/>
         <w:t>ВВЕДЕНИЕ</w:t>
@@ -2066,7 +2154,7 @@
           <w:rStyle w:val="a9"/>
         </w:rPr>
       </w:pPr>
-      <w:bookmarkStart w:id="2" w:name="_Toc241595945"/>
+      <w:bookmarkStart w:id="2" w:name="_Toc241597215"/>
       <w:r>
         <w:rPr>
           <w:rStyle w:val="a9"/>
@@ -2187,26 +2275,6 @@
           <w:szCs w:val="28"/>
         </w:rPr>
       </w:pPr>
-      <w:r>
-        <w:rPr>
-          <w:rFonts w:ascii="Times New Roman" w:hAnsi="Times New Roman" w:cs="Times New Roman"/>
-          <w:sz w:val="28"/>
-          <w:szCs w:val="28"/>
-        </w:rPr>
-        <w:t>Кроме того, правовой статус военнослужащих тесно связан с их правосубъектностью. Военнослужащие обладают общей правосубъектностью как граждане государства, но одновременно наделяются специальной правосубъектностью, которая определяется их должностным положением, воинским званием и характером выполняемых задач. Это создаёт двойственность их правового положения, требующую особого внимания при правовом регулировании.</w:t>
-      </w:r>
-    </w:p>
-    <w:p>
-      <w:pPr>
-        <w:spacing w:line="360" w:lineRule="auto"/>
-        <w:ind w:firstLine="709"/>
-        <w:jc w:val="both"/>
-        <w:rPr>
-          <w:rFonts w:ascii="Times New Roman" w:hAnsi="Times New Roman" w:cs="Times New Roman"/>
-          <w:sz w:val="28"/>
-          <w:szCs w:val="28"/>
-        </w:rPr>
-      </w:pPr>
     </w:p>
     <w:p>
       <w:pPr>
@@ -2215,7 +2283,7 @@
           <w:rStyle w:val="a9"/>
         </w:rPr>
       </w:pPr>
-      <w:bookmarkStart w:id="3" w:name="_Toc241595946"/>
+      <w:bookmarkStart w:id="3" w:name="_Toc241597216"/>
       <w:r>
         <w:rPr>
           <w:rStyle w:val="a9"/>
@@ -2241,7 +2309,16 @@
           <w:sz w:val="28"/>
           <w:szCs w:val="28"/>
         </w:rPr>
-        <w:t>Правовой статус военнослужащих регулируется многоуровневой системой нормативных актов. Высшую юридическую силу имеет Конституция РФ, статья 59 которой устанавливает защиту Отечества как долг и обязанность гражданина. Конституция также закрепляет основные права и свободы, которые распространяются на военнослужащих с учётом особенностей их статуса.</w:t>
+        <w:t xml:space="preserve">Правовой статус военнослужащих регулируется многоуровневой системой нормативных актов. Высшую юридическую силу имеет Конституция РФ, статья 59 которой устанавливает защиту Отечества как долг </w:t>
+      </w:r>
+      <w:r>
+        <w:rPr>
+          <w:rFonts w:ascii="Times New Roman" w:hAnsi="Times New Roman" w:cs="Times New Roman"/>
+          <w:sz w:val="28"/>
+          <w:szCs w:val="28"/>
+        </w:rPr>
+        <w:lastRenderedPageBreak/>
+        <w:t>и обязанность гражданина. Конституция также закрепляет основные права и свободы, которые распространяются на военнослужащих с учётом особенностей их статуса.</w:t>
       </w:r>
     </w:p>
     <w:p>
@@ -2301,7 +2378,27 @@
           <w:sz w:val="28"/>
           <w:szCs w:val="28"/>
         </w:rPr>
-        <w:t xml:space="preserve">Иерархию нормативных актов замыкают указы Президента РФ, постановления Правительства РФ и приказы Министра обороны РФ. Указы Президента, как Верховного Главнокомандующего, определяют стратегические направления военного строительства. Постановления Правительства регулируют вопросы материального обеспечения, жилищного </w:t>
+        <w:t>Иерархию нормативных актов замыкают указы Президента РФ, постановления Правительства РФ и приказы Министра обороны РФ. Указы Президента, как Верховного Главнокомандующего, определяют стратегические направления военного строительства. Постановления Правительства регулируют вопросы материального обеспечения, жилищного обеспечения и социальной защиты. Приказы Министра обороны носят оперативный характер и касаются конкретных аспектов военной службы.</w:t>
+      </w:r>
+    </w:p>
+    <w:p>
+      <w:pPr>
+        <w:spacing w:line="360" w:lineRule="auto"/>
+        <w:ind w:firstLine="709"/>
+        <w:jc w:val="both"/>
+        <w:rPr>
+          <w:rFonts w:ascii="Times New Roman" w:hAnsi="Times New Roman" w:cs="Times New Roman"/>
+          <w:sz w:val="28"/>
+          <w:szCs w:val="28"/>
+        </w:rPr>
+      </w:pPr>
+      <w:r>
+        <w:rPr>
+          <w:rFonts w:ascii="Times New Roman" w:hAnsi="Times New Roman" w:cs="Times New Roman"/>
+          <w:sz w:val="28"/>
+          <w:szCs w:val="28"/>
+        </w:rPr>
+        <w:t xml:space="preserve">Кроме того, на военнослужащих распространяются общегражданские кодексы: Уголовный кодекс РФ, Кодекс РФ об административных правонарушениях, Трудовой кодекс РФ (в части, не противоречащей законодательству о военной службе). Это создаёт сложную систему правового </w:t>
       </w:r>
       <w:r>
         <w:rPr>
@@ -2310,27 +2407,7 @@
           <w:szCs w:val="28"/>
         </w:rPr>
         <w:lastRenderedPageBreak/>
-        <w:t>обеспечения и социальной защиты. Приказы Министра обороны носят оперативный характер и касаются конкретных аспектов военной службы.</w:t>
-      </w:r>
-    </w:p>
-    <w:p>
-      <w:pPr>
-        <w:spacing w:line="360" w:lineRule="auto"/>
-        <w:ind w:firstLine="709"/>
-        <w:jc w:val="both"/>
-        <w:rPr>
-          <w:rFonts w:ascii="Times New Roman" w:hAnsi="Times New Roman" w:cs="Times New Roman"/>
-          <w:sz w:val="28"/>
-          <w:szCs w:val="28"/>
-        </w:rPr>
-      </w:pPr>
-      <w:r>
-        <w:rPr>
-          <w:rFonts w:ascii="Times New Roman" w:hAnsi="Times New Roman" w:cs="Times New Roman"/>
-          <w:sz w:val="28"/>
-          <w:szCs w:val="28"/>
-        </w:rPr>
-        <w:t>Кроме того, на военнослужащих распространяются общегражданские кодексы: Уголовный кодекс РФ, Кодекс РФ об административных правонарушениях, Трудовой кодекс РФ (в части, не противоречащей законодательству о военной службе). Это создаёт сложную систему правового регулирования, требующую от военнослужащих и командиров глубоких юридических знаний.</w:t>
+        <w:t>регулирования, требующую от военнослужащих и командиров глубоких юридических знаний.</w:t>
       </w:r>
     </w:p>
     <w:p>
@@ -2384,26 +2461,6 @@
           <w:szCs w:val="28"/>
         </w:rPr>
       </w:pPr>
-      <w:r>
-        <w:rPr>
-          <w:rFonts w:ascii="Times New Roman" w:hAnsi="Times New Roman" w:cs="Times New Roman"/>
-          <w:sz w:val="28"/>
-          <w:szCs w:val="28"/>
-        </w:rPr>
-        <w:t>Важную роль играют также нормативные акты субъектов Российской Федерации и органов местного самоуправления, которые регулируют вопросы социальной поддержки военнослужащих, их семей и ветеранов. В отдельных регионах приняты дополнительные меры поддержки, такие как компенсации за аренду жилья, льготы по оплате коммунальных услуг, помощь в трудоустройстве супругов военнослужащих.</w:t>
-      </w:r>
-    </w:p>
-    <w:p>
-      <w:pPr>
-        <w:spacing w:line="360" w:lineRule="auto"/>
-        <w:ind w:firstLine="709"/>
-        <w:jc w:val="both"/>
-        <w:rPr>
-          <w:rFonts w:ascii="Times New Roman" w:hAnsi="Times New Roman" w:cs="Times New Roman"/>
-          <w:sz w:val="28"/>
-          <w:szCs w:val="28"/>
-        </w:rPr>
-      </w:pPr>
     </w:p>
     <w:p>
       <w:pPr>
@@ -2412,54 +2469,62 @@
           <w:rStyle w:val="a9"/>
         </w:rPr>
       </w:pPr>
-      <w:bookmarkStart w:id="4" w:name="_Toc241595947"/>
+      <w:bookmarkStart w:id="4" w:name="_Toc241597217"/>
       <w:r>
         <w:rPr>
           <w:rStyle w:val="a9"/>
         </w:rPr>
+        <w:t>ГЛАВА 3. ПРАВА, СВОБОДЫ И ОБЯЗАННОСТИ ВОЕННОСЛУЖАЩИХ</w:t>
+      </w:r>
+      <w:bookmarkEnd w:id="4"/>
+    </w:p>
+    <w:p>
+      <w:pPr>
+        <w:spacing w:line="360" w:lineRule="auto"/>
+        <w:ind w:firstLine="709"/>
+        <w:jc w:val="both"/>
+        <w:rPr>
+          <w:rFonts w:ascii="Times New Roman" w:hAnsi="Times New Roman" w:cs="Times New Roman"/>
+          <w:sz w:val="28"/>
+          <w:szCs w:val="28"/>
+        </w:rPr>
+      </w:pPr>
+      <w:r>
+        <w:rPr>
+          <w:rFonts w:ascii="Times New Roman" w:hAnsi="Times New Roman" w:cs="Times New Roman"/>
+          <w:sz w:val="28"/>
+          <w:szCs w:val="28"/>
+        </w:rPr>
+        <w:t>Права и свободы военнослужащих делятся на общегражданские и специальные. Общегражданские права — это конституционные права, которые военнослужащие реализуют наравне с другими гражданами: право на жизнь, свободу, личную неприкосновенность, свободу совести, право на образование, право на охрану здоровья. Однако реализация некоторых из них имеет особенности. Например, свобода передвижения ограничена необходимостью находиться в расположении воинской части, а свобода слова — требованиями воинской дисциплины и государственной тайны.</w:t>
+      </w:r>
+    </w:p>
+    <w:p>
+      <w:pPr>
+        <w:spacing w:line="360" w:lineRule="auto"/>
+        <w:ind w:firstLine="709"/>
+        <w:jc w:val="both"/>
+        <w:rPr>
+          <w:rFonts w:ascii="Times New Roman" w:hAnsi="Times New Roman" w:cs="Times New Roman"/>
+          <w:sz w:val="28"/>
+          <w:szCs w:val="28"/>
+        </w:rPr>
+      </w:pPr>
+      <w:r>
+        <w:rPr>
+          <w:rFonts w:ascii="Times New Roman" w:hAnsi="Times New Roman" w:cs="Times New Roman"/>
+          <w:sz w:val="28"/>
+          <w:szCs w:val="28"/>
+        </w:rPr>
+        <w:t xml:space="preserve">Специальные права военнослужащих обусловлены их особым статусом. К ним относятся: право на получение денежного довольствия, обеспечение жильём, бесплатную медицинскую помощь, бесплатное обучение в военных </w:t>
+      </w:r>
+      <w:r>
+        <w:rPr>
+          <w:rFonts w:ascii="Times New Roman" w:hAnsi="Times New Roman" w:cs="Times New Roman"/>
+          <w:sz w:val="28"/>
+          <w:szCs w:val="28"/>
+        </w:rPr>
         <w:lastRenderedPageBreak/>
-        <w:t>ГЛАВА 3. ПРАВА, СВОБОДЫ И ОБЯЗАННОСТИ ВОЕННОСЛУЖАЩИХ</w:t>
-      </w:r>
-      <w:bookmarkEnd w:id="4"/>
-    </w:p>
-    <w:p>
-      <w:pPr>
-        <w:spacing w:line="360" w:lineRule="auto"/>
-        <w:ind w:firstLine="709"/>
-        <w:jc w:val="both"/>
-        <w:rPr>
-          <w:rFonts w:ascii="Times New Roman" w:hAnsi="Times New Roman" w:cs="Times New Roman"/>
-          <w:sz w:val="28"/>
-          <w:szCs w:val="28"/>
-        </w:rPr>
-      </w:pPr>
-      <w:r>
-        <w:rPr>
-          <w:rFonts w:ascii="Times New Roman" w:hAnsi="Times New Roman" w:cs="Times New Roman"/>
-          <w:sz w:val="28"/>
-          <w:szCs w:val="28"/>
-        </w:rPr>
-        <w:t>Права и свободы военнослужащих делятся на общегражданские и специальные. Общегражданские права — это конституционные права, которые военнослужащие реализуют наравне с другими гражданами: право на жизнь, свободу, личную неприкосновенность, свободу совести, право на образование, право на охрану здоровья. Однако реализация некоторых из них имеет особенности. Например, свобода передвижения ограничена необходимостью находиться в расположении воинской части, а свобода слова — требованиями воинской дисциплины и государственной тайны.</w:t>
-      </w:r>
-    </w:p>
-    <w:p>
-      <w:pPr>
-        <w:spacing w:line="360" w:lineRule="auto"/>
-        <w:ind w:firstLine="709"/>
-        <w:jc w:val="both"/>
-        <w:rPr>
-          <w:rFonts w:ascii="Times New Roman" w:hAnsi="Times New Roman" w:cs="Times New Roman"/>
-          <w:sz w:val="28"/>
-          <w:szCs w:val="28"/>
-        </w:rPr>
-      </w:pPr>
-      <w:r>
-        <w:rPr>
-          <w:rFonts w:ascii="Times New Roman" w:hAnsi="Times New Roman" w:cs="Times New Roman"/>
-          <w:sz w:val="28"/>
-          <w:szCs w:val="28"/>
-        </w:rPr>
-        <w:t>Специальные права военнослужащих обусловлены их особым статусом. К ним относятся: право на получение денежного довольствия, обеспечение жильём, бесплатную медицинскую помощь, бесплатное обучение в военных образовательных организациях, защиту чести и достоинства, право на ношение оружия и применение силы в установленных законом случаях.</w:t>
+        <w:t>образовательных организациях, защиту чести и достоинства, право на ношение оружия и применение силы в установленных законом случаях.</w:t>
       </w:r>
     </w:p>
     <w:p>
@@ -2519,28 +2584,36 @@
           <w:sz w:val="28"/>
           <w:szCs w:val="28"/>
         </w:rPr>
+        <w:t>Военнослужащие также несут ответственность за соблюдение норм международного гуманитарного права. В частности, они обязаны гуманно обращаться с военнопленными, защищать гражданское население, не применять запрещённые виды оружия. Нарушение этих норм влечёт уголовную ответственность по соответствующим статьям УК РФ.</w:t>
+      </w:r>
+    </w:p>
+    <w:p>
+      <w:pPr>
+        <w:spacing w:line="360" w:lineRule="auto"/>
+        <w:ind w:firstLine="709"/>
+        <w:jc w:val="both"/>
+        <w:rPr>
+          <w:rFonts w:ascii="Times New Roman" w:hAnsi="Times New Roman" w:cs="Times New Roman"/>
+          <w:sz w:val="28"/>
+          <w:szCs w:val="28"/>
+        </w:rPr>
+      </w:pPr>
+      <w:r>
+        <w:rPr>
+          <w:rFonts w:ascii="Times New Roman" w:hAnsi="Times New Roman" w:cs="Times New Roman"/>
+          <w:sz w:val="28"/>
+          <w:szCs w:val="28"/>
+        </w:rPr>
+        <w:t xml:space="preserve">Следует отметить, что права военнослужащих не являются абсолютными. Они могут быть ограничены федеральным законом в той мере, в какой это необходимо для защиты основ конституционного строя, обороны страны и безопасности государства. Ограничения касаются свободы слова, права на участие в митингах и демонстрациях, права на создание политических партий и общественных объединений, преследующих политические цели. Военнослужащие не вправе заниматься </w:t>
+      </w:r>
+      <w:r>
+        <w:rPr>
+          <w:rFonts w:ascii="Times New Roman" w:hAnsi="Times New Roman" w:cs="Times New Roman"/>
+          <w:sz w:val="28"/>
+          <w:szCs w:val="28"/>
+        </w:rPr>
         <w:lastRenderedPageBreak/>
-        <w:t>Военнослужащие также несут ответственность за соблюдение норм международного гуманитарного права. В частности, они обязаны гуманно обращаться с военнопленными, защищать гражданское население, не применять запрещённые виды оружия. Нарушение этих норм влечёт уголовную ответственность по соответствующим статьям УК РФ.</w:t>
-      </w:r>
-    </w:p>
-    <w:p>
-      <w:pPr>
-        <w:spacing w:line="360" w:lineRule="auto"/>
-        <w:ind w:firstLine="709"/>
-        <w:jc w:val="both"/>
-        <w:rPr>
-          <w:rFonts w:ascii="Times New Roman" w:hAnsi="Times New Roman" w:cs="Times New Roman"/>
-          <w:sz w:val="28"/>
-          <w:szCs w:val="28"/>
-        </w:rPr>
-      </w:pPr>
-      <w:r>
-        <w:rPr>
-          <w:rFonts w:ascii="Times New Roman" w:hAnsi="Times New Roman" w:cs="Times New Roman"/>
-          <w:sz w:val="28"/>
-          <w:szCs w:val="28"/>
-        </w:rPr>
-        <w:t>Следует отметить, что права военнослужащих не являются абсолютными. Они могут быть ограничены федеральным законом в той мере, в какой это необходимо для защиты основ конституционного строя, обороны страны и безопасности государства. Ограничения касаются свободы слова, права на участие в митингах и демонстрациях, права на создание политических партий и общественных объединений, преследующих политические цели. Военнослужащие не вправе заниматься предпринимательской деятельностью, приобретать ценные бумаги, по которым может быть получен доход, а также получать вознаграждение за публичные выступления.</w:t>
+        <w:t>предпринимательской деятельностью, приобретать ценные бумаги, по которым может быть получен доход, а также получать вознаграждение за публичные выступления.</w:t>
       </w:r>
     </w:p>
     <w:p>
@@ -2582,7 +2655,7 @@
           <w:rStyle w:val="a9"/>
         </w:rPr>
       </w:pPr>
-      <w:bookmarkStart w:id="5" w:name="_Toc241595948"/>
+      <w:bookmarkStart w:id="5" w:name="_Toc241597218"/>
       <w:r>
         <w:rPr>
           <w:rStyle w:val="a9"/>
@@ -2608,7 +2681,47 @@
           <w:sz w:val="28"/>
           <w:szCs w:val="28"/>
         </w:rPr>
-        <w:t xml:space="preserve">Государство компенсирует ограничения прав военнослужащих развитой системой социальных гарантий. Денежное довольствие состоит из оклада по званию, оклада по должности и различных надбавок. К надбавкам относятся: за выслугу лет, за особые условия службы, за работу с секретными </w:t>
+        <w:t>Государство компенсирует ограничения прав военнослужащих развитой системой социальных гарантий. Денежное довольствие состоит из оклада по званию, оклада по должности и различных надбавок. К надбавкам относятся: за выслугу лет, за особые условия службы, за работу с секретными материалами, за командование подразделением и другие. Размер денежного довольствия регулярно индексируется с учётом инфляции.</w:t>
+      </w:r>
+    </w:p>
+    <w:p>
+      <w:pPr>
+        <w:spacing w:line="360" w:lineRule="auto"/>
+        <w:ind w:firstLine="709"/>
+        <w:jc w:val="both"/>
+        <w:rPr>
+          <w:rFonts w:ascii="Times New Roman" w:hAnsi="Times New Roman" w:cs="Times New Roman"/>
+          <w:sz w:val="28"/>
+          <w:szCs w:val="28"/>
+        </w:rPr>
+      </w:pPr>
+      <w:r>
+        <w:rPr>
+          <w:rFonts w:ascii="Times New Roman" w:hAnsi="Times New Roman" w:cs="Times New Roman"/>
+          <w:sz w:val="28"/>
+          <w:szCs w:val="28"/>
+        </w:rPr>
+        <w:t>Жилищное обеспечение включает предоставление служебного жилья, а для контрактников — участие в накопительно-ипотечной системе (НИС). НИС позволяет военнослужащим накапливать средства на приобретение собственного жилья за счёт государства. После определённого срока службы военнослужащий может использовать накопленные средства для покупки квартиры или дома. Для военнослужащих, нуждающихся в улучшении жилищных условий, предусмотрены жилищные субсидии.</w:t>
+      </w:r>
+    </w:p>
+    <w:p>
+      <w:pPr>
+        <w:spacing w:line="360" w:lineRule="auto"/>
+        <w:ind w:firstLine="709"/>
+        <w:jc w:val="both"/>
+        <w:rPr>
+          <w:rFonts w:ascii="Times New Roman" w:hAnsi="Times New Roman" w:cs="Times New Roman"/>
+          <w:sz w:val="28"/>
+          <w:szCs w:val="28"/>
+        </w:rPr>
+      </w:pPr>
+      <w:r>
+        <w:rPr>
+          <w:rFonts w:ascii="Times New Roman" w:hAnsi="Times New Roman" w:cs="Times New Roman"/>
+          <w:sz w:val="28"/>
+          <w:szCs w:val="28"/>
+        </w:rPr>
+        <w:t xml:space="preserve">Продовольственное и вещевое обеспечение предполагает бесплатное питание и выдачу форменной одежды. Военнослужащие обеспечиваются полным комплектом обмундирования в соответствии с установленными </w:t>
       </w:r>
       <w:r>
         <w:rPr>
@@ -2617,47 +2730,7 @@
           <w:szCs w:val="28"/>
         </w:rPr>
         <w:lastRenderedPageBreak/>
-        <w:t>материалами, за командование подразделением и другие. Размер денежного довольствия регулярно индексируется с учётом инфляции.</w:t>
-      </w:r>
-    </w:p>
-    <w:p>
-      <w:pPr>
-        <w:spacing w:line="360" w:lineRule="auto"/>
-        <w:ind w:firstLine="709"/>
-        <w:jc w:val="both"/>
-        <w:rPr>
-          <w:rFonts w:ascii="Times New Roman" w:hAnsi="Times New Roman" w:cs="Times New Roman"/>
-          <w:sz w:val="28"/>
-          <w:szCs w:val="28"/>
-        </w:rPr>
-      </w:pPr>
-      <w:r>
-        <w:rPr>
-          <w:rFonts w:ascii="Times New Roman" w:hAnsi="Times New Roman" w:cs="Times New Roman"/>
-          <w:sz w:val="28"/>
-          <w:szCs w:val="28"/>
-        </w:rPr>
-        <w:t>Жилищное обеспечение включает предоставление служебного жилья, а для контрактников — участие в накопительно-ипотечной системе (НИС). НИС позволяет военнослужащим накапливать средства на приобретение собственного жилья за счёт государства. После определённого срока службы военнослужащий может использовать накопленные средства для покупки квартиры или дома. Для военнослужащих, нуждающихся в улучшении жилищных условий, предусмотрены жилищные субсидии.</w:t>
-      </w:r>
-    </w:p>
-    <w:p>
-      <w:pPr>
-        <w:spacing w:line="360" w:lineRule="auto"/>
-        <w:ind w:firstLine="709"/>
-        <w:jc w:val="both"/>
-        <w:rPr>
-          <w:rFonts w:ascii="Times New Roman" w:hAnsi="Times New Roman" w:cs="Times New Roman"/>
-          <w:sz w:val="28"/>
-          <w:szCs w:val="28"/>
-        </w:rPr>
-      </w:pPr>
-      <w:r>
-        <w:rPr>
-          <w:rFonts w:ascii="Times New Roman" w:hAnsi="Times New Roman" w:cs="Times New Roman"/>
-          <w:sz w:val="28"/>
-          <w:szCs w:val="28"/>
-        </w:rPr>
-        <w:t>Продовольственное и вещевое обеспечение предполагает бесплатное питание и выдачу форменной одежды. Военнослужащие обеспечиваются полным комплектом обмундирования в соответствии с установленными нормами. В отдельных случаях предусмотрена денежная компенсация взамен положенного довольствия.</w:t>
+        <w:t>нормами. В отдельных случаях предусмотрена денежная компенсация взамен положенного довольствия.</w:t>
       </w:r>
     </w:p>
     <w:p>
@@ -2717,61 +2790,182 @@
           <w:sz w:val="28"/>
           <w:szCs w:val="28"/>
         </w:rPr>
-        <w:t xml:space="preserve">Также осуществляется обязательное государственное страхование жизни и здоровья военнослужащих за счёт федерального бюджета. При наступлении страхового случая (гибель, инвалидность, тяжёлое заболевание) </w:t>
-      </w:r>
-      <w:r>
-        <w:rPr>
-          <w:rFonts w:ascii="Times New Roman" w:hAnsi="Times New Roman" w:cs="Times New Roman"/>
-          <w:sz w:val="28"/>
-          <w:szCs w:val="28"/>
+        <w:t>Также осуществляется обязательное государственное страхование жизни и здоровья военнослужащих за счёт федерального бюджета. При наступлении страхового случая (гибель, инвалидность, тяжёлое заболевание) военнослужащий или его семья получают страховую выплату. Предусмотрены единовременные пособия при увольнении, а также компенсации членам семей погибших военнослужащих.</w:t>
+      </w:r>
+    </w:p>
+    <w:p>
+      <w:pPr>
+        <w:spacing w:line="360" w:lineRule="auto"/>
+        <w:ind w:firstLine="709"/>
+        <w:jc w:val="both"/>
+        <w:rPr>
+          <w:rFonts w:ascii="Times New Roman" w:hAnsi="Times New Roman" w:cs="Times New Roman"/>
+          <w:sz w:val="28"/>
+          <w:szCs w:val="28"/>
+        </w:rPr>
+      </w:pPr>
+      <w:r>
+        <w:rPr>
+          <w:rFonts w:ascii="Times New Roman" w:hAnsi="Times New Roman" w:cs="Times New Roman"/>
+          <w:sz w:val="28"/>
+          <w:szCs w:val="28"/>
+        </w:rPr>
+        <w:t>Важным элементом социальной защиты является обеспечение военнослужащих служебным жильём. Служебные жилые помещения предоставляются на период прохождения военной службы и не подлежат приватизации. При переводе к новому месту службы военнослужащий обязан освободить ранее предоставленное жильё. Для военнослужащих, проходящих службу по контракту, предусмотрена возможность получения жилищной субсидии на приобретение собственного жилья.</w:t>
+      </w:r>
+    </w:p>
+    <w:p>
+      <w:pPr>
+        <w:spacing w:line="360" w:lineRule="auto"/>
+        <w:jc w:val="both"/>
+        <w:rPr>
+          <w:rFonts w:ascii="Times New Roman" w:hAnsi="Times New Roman" w:cs="Times New Roman"/>
+          <w:sz w:val="28"/>
+          <w:szCs w:val="28"/>
+        </w:rPr>
+      </w:pPr>
+    </w:p>
+    <w:p>
+      <w:pPr>
+        <w:pStyle w:val="1"/>
+        <w:rPr>
+          <w:rStyle w:val="a9"/>
+        </w:rPr>
+      </w:pPr>
+      <w:bookmarkStart w:id="6" w:name="_Toc241597219"/>
+      <w:r>
+        <w:rPr>
+          <w:rStyle w:val="a9"/>
         </w:rPr>
         <w:lastRenderedPageBreak/>
-        <w:t>военнослужащий или его семья получают страховую выплату. Предусмотрены единовременные пособия при увольнении, а также компенсации членам семей погибших военнослужащих.</w:t>
-      </w:r>
-    </w:p>
-    <w:p>
-      <w:pPr>
-        <w:spacing w:line="360" w:lineRule="auto"/>
-        <w:ind w:firstLine="709"/>
-        <w:jc w:val="both"/>
-        <w:rPr>
-          <w:rFonts w:ascii="Times New Roman" w:hAnsi="Times New Roman" w:cs="Times New Roman"/>
-          <w:sz w:val="28"/>
-          <w:szCs w:val="28"/>
-        </w:rPr>
-      </w:pPr>
-      <w:r>
-        <w:rPr>
-          <w:rFonts w:ascii="Times New Roman" w:hAnsi="Times New Roman" w:cs="Times New Roman"/>
-          <w:sz w:val="28"/>
-          <w:szCs w:val="28"/>
-        </w:rPr>
-        <w:t>Важным элементом социальной защиты является обеспечение военнослужащих служебным жильём. Служебные жилые помещения предоставляются на период прохождения военной службы и не подлежат приватизации. При переводе к новому месту службы военнослужащий обязан освободить ранее предоставленное жильё. Для военнослужащих, проходящих службу по контракту, предусмотрена возможность получения жилищной субсидии на приобретение собственного жилья.</w:t>
-      </w:r>
-    </w:p>
-    <w:p>
-      <w:pPr>
-        <w:spacing w:line="360" w:lineRule="auto"/>
-        <w:ind w:firstLine="709"/>
-        <w:jc w:val="both"/>
-        <w:rPr>
-          <w:rFonts w:ascii="Times New Roman" w:hAnsi="Times New Roman" w:cs="Times New Roman"/>
-          <w:sz w:val="28"/>
-          <w:szCs w:val="28"/>
-        </w:rPr>
-      </w:pPr>
-      <w:r>
-        <w:rPr>
-          <w:rFonts w:ascii="Times New Roman" w:hAnsi="Times New Roman" w:cs="Times New Roman"/>
-          <w:sz w:val="28"/>
-          <w:szCs w:val="28"/>
-        </w:rPr>
-        <w:t>Кроме того, военнослужащие имеют право на бесплатный проезд к месту проведения отпуска и обратно, в том числе на членов семьи. Предусмотрены компенсации за проезд к новому месту службы, за перевозку личного имущества. Военнослужащим, проходящим службу в районах Крайнего Севера и приравненных к ним местностях, выплачиваются районные коэффициенты и процентные надбавки.</w:t>
-      </w:r>
-    </w:p>
-    <w:p>
-      <w:pPr>
-        <w:spacing w:line="360" w:lineRule="auto"/>
+        <w:t>ГЛАВА 5. ДИСЦИПЛИНАРНАЯ ОТВЕТСТВЕННОСТЬ ВОЕННОСЛУЖАЩИХ</w:t>
+      </w:r>
+      <w:bookmarkEnd w:id="6"/>
+    </w:p>
+    <w:p>
+      <w:pPr>
+        <w:spacing w:line="360" w:lineRule="auto"/>
+        <w:ind w:firstLine="709"/>
+        <w:jc w:val="both"/>
+        <w:rPr>
+          <w:rFonts w:ascii="Times New Roman" w:hAnsi="Times New Roman" w:cs="Times New Roman"/>
+          <w:sz w:val="28"/>
+          <w:szCs w:val="28"/>
+        </w:rPr>
+      </w:pPr>
+      <w:r>
+        <w:rPr>
+          <w:rFonts w:ascii="Times New Roman" w:hAnsi="Times New Roman" w:cs="Times New Roman"/>
+          <w:sz w:val="28"/>
+          <w:szCs w:val="28"/>
+        </w:rPr>
+        <w:t>Дисциплинарная ответственность является основным видом внутриармейского принуждения, применяемым за совершение дисциплинарного проступка. Основным источником является Дисциплинарный устав Вооружённых Сил РФ, утверждённый Указом Президента РФ от 10.11.2007 № 1495. Дисциплинарный проступок — это противоправное, виновное действие (бездействие), не влекущее уголовной или административной ответственности, но нарушающее воинскую дисциплину.</w:t>
+      </w:r>
+    </w:p>
+    <w:p>
+      <w:pPr>
+        <w:spacing w:line="360" w:lineRule="auto"/>
+        <w:ind w:firstLine="709"/>
+        <w:jc w:val="both"/>
+        <w:rPr>
+          <w:rFonts w:ascii="Times New Roman" w:hAnsi="Times New Roman" w:cs="Times New Roman"/>
+          <w:sz w:val="28"/>
+          <w:szCs w:val="28"/>
+        </w:rPr>
+      </w:pPr>
+      <w:r>
+        <w:rPr>
+          <w:rFonts w:ascii="Times New Roman" w:hAnsi="Times New Roman" w:cs="Times New Roman"/>
+          <w:sz w:val="28"/>
+          <w:szCs w:val="28"/>
+        </w:rPr>
+        <w:t>Виды дисциплинарных взысканий включают: замечание, выговор, строгий выговор, лишение нагрудного знака отличия, предупреждение о неполном служебном соответствии, отчисление из военной образовательной организации, увольнение с военной службы по отрицательным мотивам и гауптвахту. Гауптвахта применяется только к солдатам, матросам, сержантам и старшинам. Офицеры к гауптвахте не привлекаются.</w:t>
+      </w:r>
+    </w:p>
+    <w:p>
+      <w:pPr>
+        <w:spacing w:line="360" w:lineRule="auto"/>
+        <w:ind w:firstLine="709"/>
+        <w:jc w:val="both"/>
+        <w:rPr>
+          <w:rFonts w:ascii="Times New Roman" w:hAnsi="Times New Roman" w:cs="Times New Roman"/>
+          <w:sz w:val="28"/>
+          <w:szCs w:val="28"/>
+        </w:rPr>
+      </w:pPr>
+      <w:r>
+        <w:rPr>
+          <w:rFonts w:ascii="Times New Roman" w:hAnsi="Times New Roman" w:cs="Times New Roman"/>
+          <w:sz w:val="28"/>
+          <w:szCs w:val="28"/>
+        </w:rPr>
+        <w:t>Особенности наложения взысканий включают правило «одно правонарушение — одно взыскание» и учёт тяжести проступка. При наложении взыскания учитываются обстоятельства совершения проступка, предыдущее поведение военнослужащего, его отношение к службе. Срок действия взыскания составляет один год. Если в течение года военнослужащий не совершит нового проступка, взыскание снимается автоматически или досрочно по ходатайству командира.</w:t>
+      </w:r>
+    </w:p>
+    <w:p>
+      <w:pPr>
+        <w:spacing w:line="360" w:lineRule="auto"/>
+        <w:ind w:firstLine="709"/>
+        <w:jc w:val="both"/>
+        <w:rPr>
+          <w:rFonts w:ascii="Times New Roman" w:hAnsi="Times New Roman" w:cs="Times New Roman"/>
+          <w:sz w:val="28"/>
+          <w:szCs w:val="28"/>
+        </w:rPr>
+      </w:pPr>
+      <w:r>
+        <w:rPr>
+          <w:rFonts w:ascii="Times New Roman" w:hAnsi="Times New Roman" w:cs="Times New Roman"/>
+          <w:sz w:val="28"/>
+          <w:szCs w:val="28"/>
+        </w:rPr>
+        <w:t>Командиры (начальники) обладают дисциплинарной властью, объём которой зависит от их должности и воинского звания. Например, командир отделения может объявлять замечание и выговор, командир роты — строгий выговор, командир батальона — предупреждение о неполном служебном соответствии, командир полка — увольнение с военной службы. Превышение дисциплинарной власти влечёт ответственность командира.</w:t>
+      </w:r>
+    </w:p>
+    <w:p>
+      <w:pPr>
+        <w:spacing w:line="360" w:lineRule="auto"/>
+        <w:ind w:firstLine="709"/>
+        <w:jc w:val="both"/>
+        <w:rPr>
+          <w:rFonts w:ascii="Times New Roman" w:hAnsi="Times New Roman" w:cs="Times New Roman"/>
+          <w:sz w:val="28"/>
+          <w:szCs w:val="28"/>
+        </w:rPr>
+      </w:pPr>
+      <w:r>
+        <w:rPr>
+          <w:rFonts w:ascii="Times New Roman" w:hAnsi="Times New Roman" w:cs="Times New Roman"/>
+          <w:sz w:val="28"/>
+          <w:szCs w:val="28"/>
+        </w:rPr>
+        <w:lastRenderedPageBreak/>
+        <w:t>Военнослужащий имеет право обжаловать наложенное взыскание вышестоящему командиру или в военный суд. Жалоба должна быть рассмотрена в установленные сроки. Подача жалобы не приостанавливает исполнение взыскания, если командир не примет иного решения. Это обеспечивает баланс между дисциплиной и правом на защиту.</w:t>
+      </w:r>
+    </w:p>
+    <w:p>
+      <w:pPr>
+        <w:spacing w:line="360" w:lineRule="auto"/>
+        <w:ind w:firstLine="709"/>
+        <w:jc w:val="both"/>
+        <w:rPr>
+          <w:rFonts w:ascii="Times New Roman" w:hAnsi="Times New Roman" w:cs="Times New Roman"/>
+          <w:sz w:val="28"/>
+          <w:szCs w:val="28"/>
+        </w:rPr>
+      </w:pPr>
+      <w:r>
+        <w:rPr>
+          <w:rFonts w:ascii="Times New Roman" w:hAnsi="Times New Roman" w:cs="Times New Roman"/>
+          <w:sz w:val="28"/>
+          <w:szCs w:val="28"/>
+        </w:rPr>
+        <w:t>Порядок применения дисциплинарных взысканий строго регламентирован. Перед наложением взыскания командир обязан провести разбирательство, истребовать объяснения от военнослужащего, выяснить все обстоятельства проступка. При наложении взыскания учитываются характер проступка, его последствия, личность военнослужащего, его предыдущее поведение и отношение к службе. Недопустимо наложение взыскания без достаточных оснований, а также за проступок, совершённый другим лицом.</w:t>
+      </w:r>
+    </w:p>
+    <w:p>
+      <w:pPr>
+        <w:spacing w:line="360" w:lineRule="auto"/>
+        <w:ind w:firstLine="709"/>
         <w:jc w:val="both"/>
         <w:rPr>
           <w:rFonts w:ascii="Times New Roman" w:hAnsi="Times New Roman" w:cs="Times New Roman"/>
@@ -2787,33 +2981,53 @@
           <w:rStyle w:val="a9"/>
         </w:rPr>
       </w:pPr>
-      <w:bookmarkStart w:id="6" w:name="_Toc241595949"/>
+      <w:bookmarkStart w:id="7" w:name="_Toc241597220"/>
       <w:r>
         <w:rPr>
           <w:rStyle w:val="a9"/>
         </w:rPr>
-        <w:t>ГЛАВА 5. ДИСЦИПЛИНАРНАЯ ОТВЕТСТВЕННОСТЬ ВОЕННОСЛУЖАЩИХ</w:t>
-      </w:r>
-      <w:bookmarkEnd w:id="6"/>
-    </w:p>
-    <w:p>
-      <w:pPr>
-        <w:spacing w:line="360" w:lineRule="auto"/>
-        <w:ind w:firstLine="709"/>
-        <w:jc w:val="both"/>
-        <w:rPr>
-          <w:rFonts w:ascii="Times New Roman" w:hAnsi="Times New Roman" w:cs="Times New Roman"/>
-          <w:sz w:val="28"/>
-          <w:szCs w:val="28"/>
-        </w:rPr>
-      </w:pPr>
-      <w:r>
-        <w:rPr>
-          <w:rFonts w:ascii="Times New Roman" w:hAnsi="Times New Roman" w:cs="Times New Roman"/>
-          <w:sz w:val="28"/>
-          <w:szCs w:val="28"/>
-        </w:rPr>
-        <w:t>Дисциплинарная ответственность является основным видом внутриармейского принуждения, применяемым за совершение дисциплинарного проступка. Основным источником является Дисциплинарный устав Вооружённых Сил РФ, утверждённый Указом Президента РФ от 10.11.2007 № 1495. Дисциплинарный проступок — это противоправное, виновное действие (бездействие), не влекущее уголовной или административной ответственности, но нарушающее воинскую дисциплину.</w:t>
+        <w:t>ГЛАВА 6. АДМИНИСТРАТИВНАЯ ОТВЕТСТВЕННОСТЬ ВОЕННОСЛУЖАЩИХ</w:t>
+      </w:r>
+      <w:bookmarkEnd w:id="7"/>
+    </w:p>
+    <w:p>
+      <w:pPr>
+        <w:spacing w:line="360" w:lineRule="auto"/>
+        <w:ind w:firstLine="709"/>
+        <w:jc w:val="both"/>
+        <w:rPr>
+          <w:rFonts w:ascii="Times New Roman" w:hAnsi="Times New Roman" w:cs="Times New Roman"/>
+          <w:sz w:val="28"/>
+          <w:szCs w:val="28"/>
+        </w:rPr>
+      </w:pPr>
+      <w:r>
+        <w:rPr>
+          <w:rFonts w:ascii="Times New Roman" w:hAnsi="Times New Roman" w:cs="Times New Roman"/>
+          <w:sz w:val="28"/>
+          <w:szCs w:val="28"/>
+        </w:rPr>
+        <w:t>Военнослужащие несут административную ответственность на общих основаниях, но с существенными особенностями, предусмотренными КоАП РФ. К военнослужащим не применяются такие виды наказаний, как штраф, обязательные работы и административный арест. Вместо них применяется дисциплинарное взыскание. Это связано с тем, что военнослужащие находятся на государственном обеспечении и не могут быть подвергнуты наказаниям, несовместимым с их статусом.</w:t>
+      </w:r>
+    </w:p>
+    <w:p>
+      <w:pPr>
+        <w:spacing w:line="360" w:lineRule="auto"/>
+        <w:ind w:firstLine="709"/>
+        <w:jc w:val="both"/>
+        <w:rPr>
+          <w:rFonts w:ascii="Times New Roman" w:hAnsi="Times New Roman" w:cs="Times New Roman"/>
+          <w:sz w:val="28"/>
+          <w:szCs w:val="28"/>
+        </w:rPr>
+      </w:pPr>
+      <w:r>
+        <w:rPr>
+          <w:rFonts w:ascii="Times New Roman" w:hAnsi="Times New Roman" w:cs="Times New Roman"/>
+          <w:sz w:val="28"/>
+          <w:szCs w:val="28"/>
+        </w:rPr>
+        <w:t>Дела об административных правонарушениях военнослужащих рассматривают не общие суды, а военные суды или командиры в порядке дисциплинарного производства. Это обеспечивает учёт военной специфики и поддержание дисциплины. Примерами правонарушений являются нарушение правил дорожного движения, мелкое хулиганство, нарушение правил пожарной безопасности, незаконное ношение оружия.</w:t>
       </w:r>
     </w:p>
     <w:p>
@@ -2834,87 +3048,131 @@
           <w:szCs w:val="28"/>
         </w:rPr>
         <w:lastRenderedPageBreak/>
-        <w:t>Виды дисциплинарных взысканий включают: замечание, выговор, строгий выговор, лишение нагрудного знака отличия, предупреждение о неполном служебном соответствии, отчисление из военной образовательной организации, увольнение с военной службы по отрицательным мотивам и гауптвахту. Гауптвахта применяется только к солдатам, матросам, сержантам и старшинам. Офицеры к гауптвахте не привлекаются.</w:t>
-      </w:r>
-    </w:p>
-    <w:p>
-      <w:pPr>
-        <w:spacing w:line="360" w:lineRule="auto"/>
-        <w:ind w:firstLine="709"/>
-        <w:jc w:val="both"/>
-        <w:rPr>
-          <w:rFonts w:ascii="Times New Roman" w:hAnsi="Times New Roman" w:cs="Times New Roman"/>
-          <w:sz w:val="28"/>
-          <w:szCs w:val="28"/>
-        </w:rPr>
-      </w:pPr>
-      <w:r>
-        <w:rPr>
-          <w:rFonts w:ascii="Times New Roman" w:hAnsi="Times New Roman" w:cs="Times New Roman"/>
-          <w:sz w:val="28"/>
-          <w:szCs w:val="28"/>
-        </w:rPr>
-        <w:t>Особенности наложения взысканий включают правило «одно правонарушение — одно взыскание» и учёт тяжести проступка. При наложении взыскания учитываются обстоятельства совершения проступка, предыдущее поведение военнослужащего, его отношение к службе. Срок действия взыскания составляет один год. Если в течение года военнослужащий не совершит нового проступка, взыскание снимается автоматически или досрочно по ходатайству командира.</w:t>
-      </w:r>
-    </w:p>
-    <w:p>
-      <w:pPr>
-        <w:spacing w:line="360" w:lineRule="auto"/>
-        <w:ind w:firstLine="709"/>
-        <w:jc w:val="both"/>
-        <w:rPr>
-          <w:rFonts w:ascii="Times New Roman" w:hAnsi="Times New Roman" w:cs="Times New Roman"/>
-          <w:sz w:val="28"/>
-          <w:szCs w:val="28"/>
-        </w:rPr>
-      </w:pPr>
-      <w:r>
-        <w:rPr>
-          <w:rFonts w:ascii="Times New Roman" w:hAnsi="Times New Roman" w:cs="Times New Roman"/>
-          <w:sz w:val="28"/>
-          <w:szCs w:val="28"/>
-        </w:rPr>
-        <w:t>Командиры (начальники) обладают дисциплинарной властью, объём которой зависит от их должности и воинского звания. Например, командир отделения может объявлять замечание и выговор, командир роты — строгий выговор, командир батальона — предупреждение о неполном служебном соответствии, командир полка — увольнение с военной службы. Превышение дисциплинарной власти влечёт ответственность командира.</w:t>
-      </w:r>
-    </w:p>
-    <w:p>
-      <w:pPr>
-        <w:spacing w:line="360" w:lineRule="auto"/>
-        <w:ind w:firstLine="709"/>
-        <w:jc w:val="both"/>
-        <w:rPr>
-          <w:rFonts w:ascii="Times New Roman" w:hAnsi="Times New Roman" w:cs="Times New Roman"/>
-          <w:sz w:val="28"/>
-          <w:szCs w:val="28"/>
-        </w:rPr>
-      </w:pPr>
-      <w:r>
-        <w:rPr>
-          <w:rFonts w:ascii="Times New Roman" w:hAnsi="Times New Roman" w:cs="Times New Roman"/>
-          <w:sz w:val="28"/>
-          <w:szCs w:val="28"/>
-        </w:rPr>
-        <w:t>Военнослужащий имеет право обжаловать наложенное взыскание вышестоящему командиру или в военный суд. Жалоба должна быть рассмотрена в установленные сроки. Подача жалобы не приостанавливает исполнение взыскания, если командир не примет иного решения. Это обеспечивает баланс между дисциплиной и правом на защиту.</w:t>
-      </w:r>
-    </w:p>
-    <w:p>
-      <w:pPr>
-        <w:spacing w:line="360" w:lineRule="auto"/>
-        <w:ind w:firstLine="709"/>
-        <w:jc w:val="both"/>
-        <w:rPr>
-          <w:rFonts w:ascii="Times New Roman" w:hAnsi="Times New Roman" w:cs="Times New Roman"/>
-          <w:sz w:val="28"/>
-          <w:szCs w:val="28"/>
-        </w:rPr>
-      </w:pPr>
-      <w:r>
-        <w:rPr>
-          <w:rFonts w:ascii="Times New Roman" w:hAnsi="Times New Roman" w:cs="Times New Roman"/>
-          <w:sz w:val="28"/>
-          <w:szCs w:val="28"/>
-        </w:rPr>
-        <w:t xml:space="preserve">Порядок применения дисциплинарных взысканий строго регламентирован. Перед наложением взыскания командир обязан провести разбирательство, истребовать объяснения от военнослужащего, выяснить все обстоятельства проступка. При наложении взыскания учитываются характер </w:t>
+        <w:t>Особенностью административной ответственности военнослужащих является то, что за некоторые правонарушения они могут быть привлечены к ответственности на общих основаниях. Например, за управление транспортным средством в состоянии опьянения военнослужащий может быть лишён пра</w:t>
+      </w:r>
+      <w:r>
+        <w:rPr>
+          <w:rFonts w:ascii="Times New Roman" w:hAnsi="Times New Roman" w:cs="Times New Roman"/>
+          <w:sz w:val="28"/>
+          <w:szCs w:val="28"/>
+        </w:rPr>
+        <w:t xml:space="preserve">ва управления, но не оштрафован, </w:t>
+      </w:r>
+      <w:r>
+        <w:rPr>
+          <w:rFonts w:ascii="Times New Roman" w:hAnsi="Times New Roman" w:cs="Times New Roman"/>
+          <w:sz w:val="28"/>
+          <w:szCs w:val="28"/>
+        </w:rPr>
+        <w:t>нарушение правил дорожного движения, повлёкшее причинение вреда здоровью, военнослужащий может быть лишён права управления транспортным средством.</w:t>
+      </w:r>
+      <w:r>
+        <w:rPr>
+          <w:rFonts w:ascii="Times New Roman" w:hAnsi="Times New Roman" w:cs="Times New Roman"/>
+          <w:sz w:val="28"/>
+          <w:szCs w:val="28"/>
+        </w:rPr>
+        <w:t xml:space="preserve"> </w:t>
+      </w:r>
+      <w:r>
+        <w:rPr>
+          <w:rFonts w:ascii="Times New Roman" w:hAnsi="Times New Roman" w:cs="Times New Roman"/>
+          <w:sz w:val="28"/>
+          <w:szCs w:val="28"/>
+        </w:rPr>
+        <w:t>За нарушение общественного порядка военнослужащий может быть подвергнут административному задержанию с последующим дисциплинарным взысканием.</w:t>
+      </w:r>
+      <w:r>
+        <w:rPr>
+          <w:rFonts w:ascii="Times New Roman" w:hAnsi="Times New Roman" w:cs="Times New Roman"/>
+          <w:sz w:val="28"/>
+          <w:szCs w:val="28"/>
+        </w:rPr>
+        <w:t xml:space="preserve"> </w:t>
+      </w:r>
+      <w:r>
+        <w:rPr>
+          <w:rFonts w:ascii="Times New Roman" w:hAnsi="Times New Roman" w:cs="Times New Roman"/>
+          <w:sz w:val="28"/>
+          <w:szCs w:val="28"/>
+        </w:rPr>
+        <w:t>За незаконное хранение наркотических средств — привлечён к административной ответственности с последующим увольнением с военной службы.</w:t>
+      </w:r>
+    </w:p>
+    <w:p>
+      <w:pPr>
+        <w:spacing w:line="360" w:lineRule="auto"/>
+        <w:ind w:firstLine="709"/>
+        <w:jc w:val="both"/>
+        <w:rPr>
+          <w:rFonts w:ascii="Times New Roman" w:hAnsi="Times New Roman" w:cs="Times New Roman"/>
+          <w:sz w:val="28"/>
+          <w:szCs w:val="28"/>
+        </w:rPr>
+      </w:pPr>
+      <w:r>
+        <w:rPr>
+          <w:rFonts w:ascii="Times New Roman" w:hAnsi="Times New Roman" w:cs="Times New Roman"/>
+          <w:sz w:val="28"/>
+          <w:szCs w:val="28"/>
+        </w:rPr>
+        <w:t>Военнослужащие также несут ответственность за правонарушения, связанные с исполнением служебных обязанностей. Например, за невыполнение требований пожарной безопасности, за нарушение правил охраны труда, за незаконное использование служебного положения. Эти правонарушения рассматриваются в рамках дисциплинарного производства или в военном суде.</w:t>
+      </w:r>
+    </w:p>
+    <w:p>
+      <w:pPr>
+        <w:spacing w:line="360" w:lineRule="auto"/>
+        <w:ind w:firstLine="709"/>
+        <w:jc w:val="both"/>
+        <w:rPr>
+          <w:rFonts w:ascii="Times New Roman" w:hAnsi="Times New Roman" w:cs="Times New Roman"/>
+          <w:sz w:val="28"/>
+          <w:szCs w:val="28"/>
+        </w:rPr>
+      </w:pPr>
+      <w:r>
+        <w:rPr>
+          <w:rFonts w:ascii="Times New Roman" w:hAnsi="Times New Roman" w:cs="Times New Roman"/>
+          <w:sz w:val="28"/>
+          <w:szCs w:val="28"/>
+        </w:rPr>
+        <w:t xml:space="preserve">Следует отметить, что административная ответственность военнослужащих постоянно совершенствуется. В КоАП РФ вносятся изменения, направленные на ужесточение ответственности за правонарушения, посягающие на воинскую дисциплину и общественный порядок. Это </w:t>
+      </w:r>
+      <w:r>
+        <w:rPr>
+          <w:rFonts w:ascii="Times New Roman" w:hAnsi="Times New Roman" w:cs="Times New Roman"/>
+          <w:sz w:val="28"/>
+          <w:szCs w:val="28"/>
+        </w:rPr>
+        <w:t>отражает</w:t>
+      </w:r>
+      <w:r>
+        <w:rPr>
+          <w:rFonts w:ascii="Times New Roman" w:hAnsi="Times New Roman" w:cs="Times New Roman"/>
+          <w:sz w:val="28"/>
+          <w:szCs w:val="28"/>
+        </w:rPr>
+        <w:t xml:space="preserve"> общую тенденцию к усилению правопорядка в воинской среде.</w:t>
+      </w:r>
+    </w:p>
+    <w:p>
+      <w:pPr>
+        <w:spacing w:line="360" w:lineRule="auto"/>
+        <w:ind w:firstLine="709"/>
+        <w:jc w:val="both"/>
+        <w:rPr>
+          <w:rFonts w:ascii="Times New Roman" w:hAnsi="Times New Roman" w:cs="Times New Roman"/>
+          <w:sz w:val="28"/>
+          <w:szCs w:val="28"/>
+        </w:rPr>
+      </w:pPr>
+      <w:r>
+        <w:rPr>
+          <w:rFonts w:ascii="Times New Roman" w:hAnsi="Times New Roman" w:cs="Times New Roman"/>
+          <w:sz w:val="28"/>
+          <w:szCs w:val="28"/>
+        </w:rPr>
+        <w:t xml:space="preserve">Кроме того, военнослужащие могут быть привлечены к административной ответственности за нарушение требований пожарной безопасности, за незаконную охоту и рыболовство, за нарушение правил охраны окружающей среды. При этом командиры обязаны создавать условия </w:t>
       </w:r>
       <w:r>
         <w:rPr>
@@ -2923,27 +3181,7 @@
           <w:szCs w:val="28"/>
         </w:rPr>
         <w:lastRenderedPageBreak/>
-        <w:t>проступка, его последствия, личность военнослужащего, его предыдущее поведение и отношение к службе. Недопустимо наложение взыскания без достаточных оснований, а также за проступок, совершённый другим лицом.</w:t>
-      </w:r>
-    </w:p>
-    <w:p>
-      <w:pPr>
-        <w:spacing w:line="360" w:lineRule="auto"/>
-        <w:ind w:firstLine="709"/>
-        <w:jc w:val="both"/>
-        <w:rPr>
-          <w:rFonts w:ascii="Times New Roman" w:hAnsi="Times New Roman" w:cs="Times New Roman"/>
-          <w:sz w:val="28"/>
-          <w:szCs w:val="28"/>
-        </w:rPr>
-      </w:pPr>
-      <w:r>
-        <w:rPr>
-          <w:rFonts w:ascii="Times New Roman" w:hAnsi="Times New Roman" w:cs="Times New Roman"/>
-          <w:sz w:val="28"/>
-          <w:szCs w:val="28"/>
-        </w:rPr>
-        <w:t>Военнослужащий имеет право на обжалование взыскания в течение десяти суток со дня его объявления. Жалоба подаётся вышестоящему командиру или в военный суд. Подача жалобы не приостанавливает исполнение взыскания, за исключением случаев, когда командир примет иное решение. Взыскание может быть снято досрочно, если военнослужащий проявил высокие показатели в службе и не совершил новых проступков.</w:t>
+        <w:t>для соблюдения военнослужащими административного законодательства и не допускать случаев правонарушений.</w:t>
       </w:r>
     </w:p>
     <w:p>
@@ -2965,73 +3203,93 @@
           <w:rStyle w:val="a9"/>
         </w:rPr>
       </w:pPr>
-      <w:bookmarkStart w:id="7" w:name="_Toc241595950"/>
+      <w:bookmarkStart w:id="8" w:name="_Toc241597221"/>
       <w:r>
         <w:rPr>
           <w:rStyle w:val="a9"/>
         </w:rPr>
-        <w:t>ГЛАВА 6. АДМИНИСТРАТИВНАЯ ОТВЕТСТВЕННОСТЬ ВОЕННОСЛУЖАЩИХ</w:t>
-      </w:r>
-      <w:bookmarkEnd w:id="7"/>
-    </w:p>
-    <w:p>
-      <w:pPr>
-        <w:spacing w:line="360" w:lineRule="auto"/>
-        <w:ind w:firstLine="709"/>
-        <w:jc w:val="both"/>
-        <w:rPr>
-          <w:rFonts w:ascii="Times New Roman" w:hAnsi="Times New Roman" w:cs="Times New Roman"/>
-          <w:sz w:val="28"/>
-          <w:szCs w:val="28"/>
-        </w:rPr>
-      </w:pPr>
-      <w:r>
-        <w:rPr>
-          <w:rFonts w:ascii="Times New Roman" w:hAnsi="Times New Roman" w:cs="Times New Roman"/>
-          <w:sz w:val="28"/>
-          <w:szCs w:val="28"/>
-        </w:rPr>
-        <w:t>Военнослужащие несут административную ответственность на общих основаниях, но с существенными особенностями, предусмотренными КоАП РФ. К военнослужащим не применяются такие виды наказаний, как штраф, обязательные работы и административный арест. Вместо них применяется дисциплинарное взыскание. Это связано с тем, что военнослужащие находятся на государственном обеспечении и не могут быть подвергнуты наказаниям, несовместимым с их статусом.</w:t>
-      </w:r>
-    </w:p>
-    <w:p>
-      <w:pPr>
-        <w:spacing w:line="360" w:lineRule="auto"/>
-        <w:ind w:firstLine="709"/>
-        <w:jc w:val="both"/>
-        <w:rPr>
-          <w:rFonts w:ascii="Times New Roman" w:hAnsi="Times New Roman" w:cs="Times New Roman"/>
-          <w:sz w:val="28"/>
-          <w:szCs w:val="28"/>
-        </w:rPr>
-      </w:pPr>
-      <w:r>
-        <w:rPr>
-          <w:rFonts w:ascii="Times New Roman" w:hAnsi="Times New Roman" w:cs="Times New Roman"/>
-          <w:sz w:val="28"/>
-          <w:szCs w:val="28"/>
-        </w:rPr>
-        <w:t>Дела об административных правонарушениях военнослужащих рассматривают не общие суды, а военные суды или командиры в порядке дисциплинарного производства. Это обеспечивает учёт военной специфики и поддержание дисциплины. Примерами правонарушений являются нарушение правил дорожного движения, мелкое хулиганство, нарушение правил пожарной безопасности, незаконное ношение оружия.</w:t>
-      </w:r>
-    </w:p>
-    <w:p>
-      <w:pPr>
-        <w:spacing w:line="360" w:lineRule="auto"/>
-        <w:ind w:firstLine="709"/>
-        <w:jc w:val="both"/>
-        <w:rPr>
-          <w:rFonts w:ascii="Times New Roman" w:hAnsi="Times New Roman" w:cs="Times New Roman"/>
-          <w:sz w:val="28"/>
-          <w:szCs w:val="28"/>
-        </w:rPr>
-      </w:pPr>
-      <w:r>
-        <w:rPr>
-          <w:rFonts w:ascii="Times New Roman" w:hAnsi="Times New Roman" w:cs="Times New Roman"/>
-          <w:sz w:val="28"/>
-          <w:szCs w:val="28"/>
-        </w:rPr>
-        <w:t xml:space="preserve">Особенностью административной ответственности военнослужащих является то, что за некоторые правонарушения они могут быть привлечены к ответственности на общих основаниях. Например, за управление </w:t>
+        <w:t>ГЛАВА 7. УГОЛОВНАЯ ОТВЕТСТВЕННОСТЬ И ПРЕСТУПЛЕНИЯ ПРОТИВ ВОЕННОЙ СЛУЖБЫ</w:t>
+      </w:r>
+      <w:bookmarkEnd w:id="8"/>
+    </w:p>
+    <w:p>
+      <w:pPr>
+        <w:spacing w:line="360" w:lineRule="auto"/>
+        <w:ind w:firstLine="709"/>
+        <w:jc w:val="both"/>
+        <w:rPr>
+          <w:rFonts w:ascii="Times New Roman" w:hAnsi="Times New Roman" w:cs="Times New Roman"/>
+          <w:sz w:val="28"/>
+          <w:szCs w:val="28"/>
+        </w:rPr>
+      </w:pPr>
+      <w:r>
+        <w:rPr>
+          <w:rFonts w:ascii="Times New Roman" w:hAnsi="Times New Roman" w:cs="Times New Roman"/>
+          <w:sz w:val="28"/>
+          <w:szCs w:val="28"/>
+        </w:rPr>
+        <w:t>Уголовная ответственность наступает за совершение преступлений, предусмотренных Уголовным кодексом РФ. Особенностью является наличие специальной главы 33 «Преступления против военной службы», устанавливающей ответственность за деяния, посягающие на порядок прохождения военной службы. Субъектом этих преступлений могут быть только военнослужащие и граждане, пребывающие на сборах.</w:t>
+      </w:r>
+    </w:p>
+    <w:p>
+      <w:pPr>
+        <w:spacing w:line="360" w:lineRule="auto"/>
+        <w:ind w:firstLine="709"/>
+        <w:jc w:val="both"/>
+        <w:rPr>
+          <w:rFonts w:ascii="Times New Roman" w:hAnsi="Times New Roman" w:cs="Times New Roman"/>
+          <w:sz w:val="28"/>
+          <w:szCs w:val="28"/>
+        </w:rPr>
+      </w:pPr>
+      <w:r>
+        <w:rPr>
+          <w:rFonts w:ascii="Times New Roman" w:hAnsi="Times New Roman" w:cs="Times New Roman"/>
+          <w:sz w:val="28"/>
+          <w:szCs w:val="28"/>
+        </w:rPr>
+        <w:t>К общим воинским преступлениям относятся: неисполнение приказа, сопротивление начальнику, нарушение уставных правил взаимоотношений («дедовщина»), оскорбление военнослужащего, самовольное оставление части, дезертирство, уклонение от военной службы, нарушение правил несения боевого дежурства, караульной и внутренней службы. Каждое из этих деяний имеет свои квалифицирующие признаки и санкции.</w:t>
+      </w:r>
+    </w:p>
+    <w:p>
+      <w:pPr>
+        <w:spacing w:line="360" w:lineRule="auto"/>
+        <w:ind w:firstLine="709"/>
+        <w:jc w:val="both"/>
+        <w:rPr>
+          <w:rFonts w:ascii="Times New Roman" w:hAnsi="Times New Roman" w:cs="Times New Roman"/>
+          <w:sz w:val="28"/>
+          <w:szCs w:val="28"/>
+        </w:rPr>
+      </w:pPr>
+      <w:r>
+        <w:rPr>
+          <w:rFonts w:ascii="Times New Roman" w:hAnsi="Times New Roman" w:cs="Times New Roman"/>
+          <w:sz w:val="28"/>
+          <w:szCs w:val="28"/>
+        </w:rPr>
+        <w:t>Неисполнение приказа (ст. 332 УК РФ) — одно из самых опасных воинских преступлений, поскольку подрывает основы воинской дисциплины и боеготовности. Санкции зависят от тяжести последствий: от ограничения по военной службе до лишения свободы на срок до 10 лет. Сопротивление начальнику (ст. 333 УК РФ) также относится к тяжким преступлениям против военной службы.</w:t>
+      </w:r>
+    </w:p>
+    <w:p>
+      <w:pPr>
+        <w:spacing w:line="360" w:lineRule="auto"/>
+        <w:ind w:firstLine="709"/>
+        <w:jc w:val="both"/>
+        <w:rPr>
+          <w:rFonts w:ascii="Times New Roman" w:hAnsi="Times New Roman" w:cs="Times New Roman"/>
+          <w:sz w:val="28"/>
+          <w:szCs w:val="28"/>
+        </w:rPr>
+      </w:pPr>
+      <w:r>
+        <w:rPr>
+          <w:rFonts w:ascii="Times New Roman" w:hAnsi="Times New Roman" w:cs="Times New Roman"/>
+          <w:sz w:val="28"/>
+          <w:szCs w:val="28"/>
+        </w:rPr>
+        <w:t xml:space="preserve">Нарушение уставных правил взаимоотношений (ст. 335 УК РФ) — так называемая «дедовщина» — остаётся одной из серьёзных проблем современной армии. Это преступление наносит вред не только конкретным потерпевшим, но и подрывает морально-психологический климат в воинских </w:t>
       </w:r>
       <w:r>
         <w:rPr>
@@ -3040,23 +3298,196 @@
           <w:szCs w:val="28"/>
         </w:rPr>
         <w:lastRenderedPageBreak/>
-        <w:t>транспортным средством в состоянии опьянения военнослужащий может быть лишён пра</w:t>
-      </w:r>
-      <w:r>
-        <w:rPr>
-          <w:rFonts w:ascii="Times New Roman" w:hAnsi="Times New Roman" w:cs="Times New Roman"/>
-          <w:sz w:val="28"/>
-          <w:szCs w:val="28"/>
-        </w:rPr>
-        <w:t xml:space="preserve">ва управления, но не оштрафован, </w:t>
-      </w:r>
-      <w:r>
-        <w:rPr>
-          <w:rFonts w:ascii="Times New Roman" w:hAnsi="Times New Roman" w:cs="Times New Roman"/>
-          <w:sz w:val="28"/>
-          <w:szCs w:val="28"/>
-        </w:rPr>
-        <w:t>нарушение правил дорожного движения, повлёкшее причинение вреда здоровью, военнослужащий может быть лишён права управления транспортным средством.</w:t>
+        <w:t>коллективах. Санкции за это преступление ужесточены, вплоть до лишения свободы на срок до 12 лет при тяжких последствиях.</w:t>
+      </w:r>
+    </w:p>
+    <w:p>
+      <w:pPr>
+        <w:spacing w:line="360" w:lineRule="auto"/>
+        <w:ind w:firstLine="709"/>
+        <w:jc w:val="both"/>
+        <w:rPr>
+          <w:rFonts w:ascii="Times New Roman" w:hAnsi="Times New Roman" w:cs="Times New Roman"/>
+          <w:sz w:val="28"/>
+          <w:szCs w:val="28"/>
+        </w:rPr>
+      </w:pPr>
+      <w:r>
+        <w:rPr>
+          <w:rFonts w:ascii="Times New Roman" w:hAnsi="Times New Roman" w:cs="Times New Roman"/>
+          <w:sz w:val="28"/>
+          <w:szCs w:val="28"/>
+        </w:rPr>
+        <w:t>Самовольное оставление части (ст. 337 УК РФ) и дезертирство (ст. 338 УК РФ) — это преступления, связанные с уклонением от прохождения военной службы. Дезертирство считается особо тяжким преступлением, поскольку предполагает намерение вовсе уклониться от службы. Санкции за дезертирство — до 15 лет лишения свободы.</w:t>
+      </w:r>
+    </w:p>
+    <w:p>
+      <w:pPr>
+        <w:spacing w:line="360" w:lineRule="auto"/>
+        <w:ind w:firstLine="709"/>
+        <w:jc w:val="both"/>
+        <w:rPr>
+          <w:rFonts w:ascii="Times New Roman" w:hAnsi="Times New Roman" w:cs="Times New Roman"/>
+          <w:sz w:val="28"/>
+          <w:szCs w:val="28"/>
+        </w:rPr>
+      </w:pPr>
+      <w:r>
+        <w:rPr>
+          <w:rFonts w:ascii="Times New Roman" w:hAnsi="Times New Roman" w:cs="Times New Roman"/>
+          <w:sz w:val="28"/>
+          <w:szCs w:val="28"/>
+        </w:rPr>
+        <w:t>Если военнослужащий совершает общеуголовное преступление (убийство, грабёж, разбой, наркотики), он несёт ответственность по соответствующим статьям Общей части УК РФ. Однако при назначении наказания учитывается его статус военнослужащего. В некоторых случаях военнослужащие могут быть приговорены к содержанию в дисциплинарной воинской части.</w:t>
+      </w:r>
+    </w:p>
+    <w:p>
+      <w:pPr>
+        <w:spacing w:line="360" w:lineRule="auto"/>
+        <w:ind w:firstLine="709"/>
+        <w:jc w:val="both"/>
+        <w:rPr>
+          <w:rFonts w:ascii="Times New Roman" w:hAnsi="Times New Roman" w:cs="Times New Roman"/>
+          <w:sz w:val="28"/>
+          <w:szCs w:val="28"/>
+        </w:rPr>
+      </w:pPr>
+      <w:r>
+        <w:rPr>
+          <w:rFonts w:ascii="Times New Roman" w:hAnsi="Times New Roman" w:cs="Times New Roman"/>
+          <w:sz w:val="28"/>
+          <w:szCs w:val="28"/>
+        </w:rPr>
+        <w:t>Отдельного внимания заслуживают преступления, связанные с нарушением правил несения боевого дежурства и караульной службы. Эти преступления посягают на порядок обеспечения безопасности государства и могут повлечь тяжкие последствия. Санкции за них предусматривают лишение свободы на срок до семи лет, а при наступлении тяжких последствий — до десяти лет.</w:t>
+      </w:r>
+    </w:p>
+    <w:p>
+      <w:pPr>
+        <w:spacing w:line="360" w:lineRule="auto"/>
+        <w:ind w:firstLine="709"/>
+        <w:jc w:val="both"/>
+        <w:rPr>
+          <w:rFonts w:ascii="Times New Roman" w:hAnsi="Times New Roman" w:cs="Times New Roman"/>
+          <w:sz w:val="28"/>
+          <w:szCs w:val="28"/>
+        </w:rPr>
+      </w:pPr>
+      <w:r>
+        <w:rPr>
+          <w:rFonts w:ascii="Times New Roman" w:hAnsi="Times New Roman" w:cs="Times New Roman"/>
+          <w:sz w:val="28"/>
+          <w:szCs w:val="28"/>
+        </w:rPr>
+        <w:t>Кроме того, уголовная ответственность наступает за утрату военного имущества, за нарушение правил обращения с оружием и опасными веществами, за уничтожение или повреждение военного имущества. Субъектами этих преступлений являются военнослужащие, а также граждане, пребывающие на военных сборах. Уголовные дела рассматриваются военными судами с учётом особенностей военной службы.</w:t>
+      </w:r>
+    </w:p>
+    <w:p>
+      <w:pPr>
+        <w:spacing w:line="360" w:lineRule="auto"/>
+        <w:ind w:firstLine="709"/>
+        <w:jc w:val="both"/>
+        <w:rPr>
+          <w:rFonts w:ascii="Times New Roman" w:hAnsi="Times New Roman" w:cs="Times New Roman"/>
+          <w:sz w:val="28"/>
+          <w:szCs w:val="28"/>
+        </w:rPr>
+      </w:pPr>
+    </w:p>
+    <w:p>
+      <w:pPr>
+        <w:pStyle w:val="1"/>
+        <w:rPr>
+          <w:rStyle w:val="a9"/>
+        </w:rPr>
+      </w:pPr>
+      <w:bookmarkStart w:id="9" w:name="_Toc241597222"/>
+      <w:r>
+        <w:rPr>
+          <w:rStyle w:val="a9"/>
+        </w:rPr>
+        <w:lastRenderedPageBreak/>
+        <w:t>ГЛАВА 8. МАТЕРИАЛЬНАЯ ОТВЕТСТВЕННОСТЬ ВОЕННОСЛУЖАЩИХ</w:t>
+      </w:r>
+      <w:bookmarkEnd w:id="9"/>
+    </w:p>
+    <w:p>
+      <w:pPr>
+        <w:spacing w:line="360" w:lineRule="auto"/>
+        <w:ind w:firstLine="709"/>
+        <w:jc w:val="both"/>
+        <w:rPr>
+          <w:rFonts w:ascii="Times New Roman" w:hAnsi="Times New Roman" w:cs="Times New Roman"/>
+          <w:sz w:val="28"/>
+          <w:szCs w:val="28"/>
+        </w:rPr>
+      </w:pPr>
+      <w:r>
+        <w:rPr>
+          <w:rFonts w:ascii="Times New Roman" w:hAnsi="Times New Roman" w:cs="Times New Roman"/>
+          <w:sz w:val="28"/>
+          <w:szCs w:val="28"/>
+        </w:rPr>
+        <w:t>Материальная ответственность наступает за прямой действительный ущерб, причинённый государству, например, за утрату вооружения, техники или обмундирования. Она регулируется специальным Положением о материальной ответственности военнослужащих, утверждённым Постановлением Правительства РФ. Материальная ответственность носит восстановительный характер и направлена на возмещение причинённого ущерба.</w:t>
+      </w:r>
+    </w:p>
+    <w:p>
+      <w:pPr>
+        <w:spacing w:line="360" w:lineRule="auto"/>
+        <w:ind w:firstLine="709"/>
+        <w:jc w:val="both"/>
+        <w:rPr>
+          <w:rFonts w:ascii="Times New Roman" w:hAnsi="Times New Roman" w:cs="Times New Roman"/>
+          <w:sz w:val="28"/>
+          <w:szCs w:val="28"/>
+        </w:rPr>
+      </w:pPr>
+      <w:r>
+        <w:rPr>
+          <w:rFonts w:ascii="Times New Roman" w:hAnsi="Times New Roman" w:cs="Times New Roman"/>
+          <w:sz w:val="28"/>
+          <w:szCs w:val="28"/>
+        </w:rPr>
+        <w:t>Виды материальной ответственности делятся на ограниченную и полную. Ограниченная ответственность предполагает возмещение ущерба в пределах среднего месячного довольствия. Она применяется за большинство случаев причинения ущерба по неосторожности. Полная ответственность применяется, если ущерб причинён в состоянии опьянения, умышленно или в результате преступных действий. В этих случаях военнослужащий возмещает ущерб в полном объёме.</w:t>
+      </w:r>
+    </w:p>
+    <w:p>
+      <w:pPr>
+        <w:spacing w:line="360" w:lineRule="auto"/>
+        <w:ind w:firstLine="709"/>
+        <w:jc w:val="both"/>
+        <w:rPr>
+          <w:rFonts w:ascii="Times New Roman" w:hAnsi="Times New Roman" w:cs="Times New Roman"/>
+          <w:sz w:val="28"/>
+          <w:szCs w:val="28"/>
+        </w:rPr>
+      </w:pPr>
+      <w:r>
+        <w:rPr>
+          <w:rFonts w:ascii="Times New Roman" w:hAnsi="Times New Roman" w:cs="Times New Roman"/>
+          <w:sz w:val="28"/>
+          <w:szCs w:val="28"/>
+        </w:rPr>
+        <w:t>Ущерб возмещается по распоряжению командира части путём удержания из довольствия или добровольного внесения средств. При этом размер удержаний не может превышать установленных законом пределов. Военнослужащий имеет право обжаловать решение о привлечении к материальной ответственности.</w:t>
+      </w:r>
+    </w:p>
+    <w:p>
+      <w:pPr>
+        <w:spacing w:line="360" w:lineRule="auto"/>
+        <w:ind w:firstLine="709"/>
+        <w:jc w:val="both"/>
+        <w:rPr>
+          <w:rFonts w:ascii="Times New Roman" w:hAnsi="Times New Roman" w:cs="Times New Roman"/>
+          <w:sz w:val="28"/>
+          <w:szCs w:val="28"/>
+        </w:rPr>
+      </w:pPr>
+      <w:r>
+        <w:rPr>
+          <w:rFonts w:ascii="Times New Roman" w:hAnsi="Times New Roman" w:cs="Times New Roman"/>
+          <w:sz w:val="28"/>
+          <w:szCs w:val="28"/>
+        </w:rPr>
+        <w:t>Материальная ответственность не наступает, если ущерб причинён вследствие непреодолимой силы, крайней необходимости, необходимой обороны, а также в результате правомерных действий. Командиры несут ответственность за организацию учёта и хранения военного имущества, за создание условий, исключающих его утрату или повреждение.</w:t>
       </w:r>
       <w:r>
         <w:rPr>
@@ -3072,99 +3503,36 @@
           <w:sz w:val="28"/>
           <w:szCs w:val="28"/>
         </w:rPr>
-        <w:t>За нарушение общественного порядка военнослужащий может быть подвергнут административному задержанию с последующим дисциплинарным взысканием.</w:t>
-      </w:r>
-      <w:r>
-        <w:rPr>
-          <w:rFonts w:ascii="Times New Roman" w:hAnsi="Times New Roman" w:cs="Times New Roman"/>
-          <w:sz w:val="28"/>
-          <w:szCs w:val="28"/>
-        </w:rPr>
-        <w:t xml:space="preserve"> </w:t>
-      </w:r>
-      <w:r>
-        <w:rPr>
-          <w:rFonts w:ascii="Times New Roman" w:hAnsi="Times New Roman" w:cs="Times New Roman"/>
-          <w:sz w:val="28"/>
-          <w:szCs w:val="28"/>
-        </w:rPr>
-        <w:t>За незаконное хранение наркотических средств — привлечён к административной ответственности с последующим увольнением с военной службы.</w:t>
-      </w:r>
-    </w:p>
-    <w:p>
-      <w:pPr>
-        <w:spacing w:line="360" w:lineRule="auto"/>
-        <w:ind w:firstLine="709"/>
-        <w:jc w:val="both"/>
-        <w:rPr>
-          <w:rFonts w:ascii="Times New Roman" w:hAnsi="Times New Roman" w:cs="Times New Roman"/>
-          <w:sz w:val="28"/>
-          <w:szCs w:val="28"/>
-        </w:rPr>
-      </w:pPr>
-      <w:r>
-        <w:rPr>
-          <w:rFonts w:ascii="Times New Roman" w:hAnsi="Times New Roman" w:cs="Times New Roman"/>
-          <w:sz w:val="28"/>
-          <w:szCs w:val="28"/>
-        </w:rPr>
-        <w:t>Военнослужащие также несут ответственность за правонарушения, связанные с исполнением служебных обязанностей. Например, за невыполнение требований пожарной безопасности, за нарушение правил охраны труда, за незаконное использование служебного положения. Эти правонарушения рассматриваются в рамках дисциплинарного производства или в военном суде.</w:t>
-      </w:r>
-    </w:p>
-    <w:p>
-      <w:pPr>
-        <w:spacing w:line="360" w:lineRule="auto"/>
-        <w:ind w:firstLine="709"/>
-        <w:jc w:val="both"/>
-        <w:rPr>
-          <w:rFonts w:ascii="Times New Roman" w:hAnsi="Times New Roman" w:cs="Times New Roman"/>
-          <w:sz w:val="28"/>
-          <w:szCs w:val="28"/>
-        </w:rPr>
-      </w:pPr>
-      <w:r>
-        <w:rPr>
-          <w:rFonts w:ascii="Times New Roman" w:hAnsi="Times New Roman" w:cs="Times New Roman"/>
-          <w:sz w:val="28"/>
-          <w:szCs w:val="28"/>
-        </w:rPr>
-        <w:t xml:space="preserve">Следует отметить, что административная ответственность военнослужащих постоянно совершенствуется. В КоАП РФ вносятся изменения, направленные на ужесточение ответственности за правонарушения, посягающие на воинскую дисциплину и общественный порядок. Это </w:t>
-      </w:r>
-      <w:r>
-        <w:rPr>
-          <w:rFonts w:ascii="Times New Roman" w:hAnsi="Times New Roman" w:cs="Times New Roman"/>
-          <w:sz w:val="28"/>
-          <w:szCs w:val="28"/>
-        </w:rPr>
-        <w:t>отражает</w:t>
-      </w:r>
-      <w:r>
-        <w:rPr>
-          <w:rFonts w:ascii="Times New Roman" w:hAnsi="Times New Roman" w:cs="Times New Roman"/>
-          <w:sz w:val="28"/>
-          <w:szCs w:val="28"/>
-        </w:rPr>
-        <w:t xml:space="preserve"> общую тенденцию к усилению правопорядка в воинской среде.</w:t>
-      </w:r>
-    </w:p>
-    <w:p>
-      <w:pPr>
-        <w:spacing w:line="360" w:lineRule="auto"/>
-        <w:ind w:firstLine="709"/>
-        <w:jc w:val="both"/>
-        <w:rPr>
-          <w:rFonts w:ascii="Times New Roman" w:hAnsi="Times New Roman" w:cs="Times New Roman"/>
-          <w:sz w:val="28"/>
-          <w:szCs w:val="28"/>
-        </w:rPr>
-      </w:pPr>
-      <w:r>
-        <w:rPr>
-          <w:rFonts w:ascii="Times New Roman" w:hAnsi="Times New Roman" w:cs="Times New Roman"/>
-          <w:sz w:val="28"/>
-          <w:szCs w:val="28"/>
-        </w:rPr>
-        <w:t>Кроме того, военнослужащие могут быть привлечены к административной ответственности за нарушение требований пожарной безопасности, за незаконную охоту и рыболовство, за нарушение правил охраны окружающей среды. При этом командиры обязаны создавать условия для соблюдения военнослужащими административного законодательства и не допускать случаев правонарушений.</w:t>
+        <w:t xml:space="preserve">Военнослужащий освобождается от ответственности, если ущерб причинён в результате выполнения приказа командира, если сам приказ был законным. В </w:t>
+      </w:r>
+      <w:r>
+        <w:rPr>
+          <w:rFonts w:ascii="Times New Roman" w:hAnsi="Times New Roman" w:cs="Times New Roman"/>
+          <w:sz w:val="28"/>
+          <w:szCs w:val="28"/>
+        </w:rPr>
+        <w:lastRenderedPageBreak/>
+        <w:t>случае причинения ущерба по вине командира, отдавшего незаконный приказ, ответственность несёт командир.</w:t>
+      </w:r>
+    </w:p>
+    <w:p>
+      <w:pPr>
+        <w:spacing w:line="360" w:lineRule="auto"/>
+        <w:ind w:firstLine="709"/>
+        <w:jc w:val="both"/>
+        <w:rPr>
+          <w:rFonts w:ascii="Times New Roman" w:hAnsi="Times New Roman" w:cs="Times New Roman"/>
+          <w:sz w:val="28"/>
+          <w:szCs w:val="28"/>
+        </w:rPr>
+      </w:pPr>
+      <w:r>
+        <w:rPr>
+          <w:rFonts w:ascii="Times New Roman" w:hAnsi="Times New Roman" w:cs="Times New Roman"/>
+          <w:sz w:val="28"/>
+          <w:szCs w:val="28"/>
+        </w:rPr>
+        <w:t>Определение размера ущерба производится по фактическим затратам на восстановление или приобретение утраченного имущества с учётом износа. При этом учитывается стоимость имущества на момент причинения ущерба. Если ущерб причинён в результате хищения, уничтожения или повреждения, размер определяется исходя из рыночной стоимости аналогичного имущества.</w:t>
       </w:r>
     </w:p>
     <w:p>
@@ -3186,114 +3554,230 @@
           <w:rStyle w:val="a9"/>
         </w:rPr>
       </w:pPr>
-      <w:bookmarkStart w:id="8" w:name="_Toc241595951"/>
+      <w:bookmarkStart w:id="10" w:name="_Toc241597223"/>
       <w:r>
         <w:rPr>
           <w:rStyle w:val="a9"/>
         </w:rPr>
+        <w:t>ГЛАВА 9. ОСОБЕННОСТИ ВОЕННОЙ ЮСТИЦИИ И СУДОПРОИЗВОДСТВА</w:t>
+      </w:r>
+      <w:bookmarkEnd w:id="10"/>
+    </w:p>
+    <w:p>
+      <w:pPr>
+        <w:spacing w:line="360" w:lineRule="auto"/>
+        <w:ind w:firstLine="709"/>
+        <w:jc w:val="both"/>
+        <w:rPr>
+          <w:rFonts w:ascii="Times New Roman" w:hAnsi="Times New Roman" w:cs="Times New Roman"/>
+          <w:sz w:val="28"/>
+          <w:szCs w:val="28"/>
+        </w:rPr>
+      </w:pPr>
+      <w:r>
+        <w:rPr>
+          <w:rFonts w:ascii="Times New Roman" w:hAnsi="Times New Roman" w:cs="Times New Roman"/>
+          <w:sz w:val="28"/>
+          <w:szCs w:val="28"/>
+        </w:rPr>
+        <w:t>Военнослужащие обладают правом на судебную защиту. Рассмотрение дел в отношении военнослужащих осуществляется военными судами (гарнизонными и окружными). Военные суды входят в единую судебную систему РФ, но обладают специальной подсудностью. Они рассматривают дела о преступлениях против военной службы, а также некоторые административные дела.</w:t>
+      </w:r>
+    </w:p>
+    <w:p>
+      <w:pPr>
+        <w:spacing w:line="360" w:lineRule="auto"/>
+        <w:ind w:firstLine="709"/>
+        <w:jc w:val="both"/>
+        <w:rPr>
+          <w:rFonts w:ascii="Times New Roman" w:hAnsi="Times New Roman" w:cs="Times New Roman"/>
+          <w:sz w:val="28"/>
+          <w:szCs w:val="28"/>
+        </w:rPr>
+      </w:pPr>
+      <w:r>
+        <w:rPr>
+          <w:rFonts w:ascii="Times New Roman" w:hAnsi="Times New Roman" w:cs="Times New Roman"/>
+          <w:sz w:val="28"/>
+          <w:szCs w:val="28"/>
+        </w:rPr>
+        <w:t>Особенности военной юстиции включают рассмотрение дел о преступлениях против военной службы исключительно военными судами. Это обеспечивает учёт военной специфики и сохранение государственной тайны. Военные судьи обладают специальными знаниями в области военного права и проходят соответствующую подготовку.</w:t>
+      </w:r>
+    </w:p>
+    <w:p>
+      <w:pPr>
+        <w:spacing w:line="360" w:lineRule="auto"/>
+        <w:ind w:firstLine="709"/>
+        <w:jc w:val="both"/>
+        <w:rPr>
+          <w:rFonts w:ascii="Times New Roman" w:hAnsi="Times New Roman" w:cs="Times New Roman"/>
+          <w:sz w:val="28"/>
+          <w:szCs w:val="28"/>
+        </w:rPr>
+      </w:pPr>
+      <w:r>
+        <w:rPr>
+          <w:rFonts w:ascii="Times New Roman" w:hAnsi="Times New Roman" w:cs="Times New Roman"/>
+          <w:sz w:val="28"/>
+          <w:szCs w:val="28"/>
+        </w:rPr>
+        <w:t>При расследовании преступлений следственные действия часто проводятся следователями Следственного комитета РФ по военным следственным управлениям. Прокурорский надзор осуществляют военные прокуроры. Такая система обеспечивает сохранение государственной тайны и учёт специфики военной службы.</w:t>
+      </w:r>
+    </w:p>
+    <w:p>
+      <w:pPr>
+        <w:spacing w:line="360" w:lineRule="auto"/>
+        <w:ind w:firstLine="709"/>
+        <w:jc w:val="both"/>
+        <w:rPr>
+          <w:rFonts w:ascii="Times New Roman" w:hAnsi="Times New Roman" w:cs="Times New Roman"/>
+          <w:sz w:val="28"/>
+          <w:szCs w:val="28"/>
+        </w:rPr>
+      </w:pPr>
+      <w:r>
+        <w:rPr>
+          <w:rFonts w:ascii="Times New Roman" w:hAnsi="Times New Roman" w:cs="Times New Roman"/>
+          <w:sz w:val="28"/>
+          <w:szCs w:val="28"/>
+        </w:rPr>
+        <w:t xml:space="preserve">Военнослужащие имеют право на защиту, на участие защитника, на обжалование судебных решений. Судебные решения могут быть обжалованы </w:t>
+      </w:r>
+      <w:r>
+        <w:rPr>
+          <w:rFonts w:ascii="Times New Roman" w:hAnsi="Times New Roman" w:cs="Times New Roman"/>
+          <w:sz w:val="28"/>
+          <w:szCs w:val="28"/>
+        </w:rPr>
         <w:lastRenderedPageBreak/>
-        <w:t>ГЛАВА 7. УГОЛОВНАЯ ОТВЕТСТВЕННОСТЬ И ПРЕСТУПЛЕНИЯ ПРОТИВ ВОЕННОЙ СЛУЖБЫ</w:t>
-      </w:r>
-      <w:bookmarkEnd w:id="8"/>
-    </w:p>
-    <w:p>
-      <w:pPr>
-        <w:spacing w:line="360" w:lineRule="auto"/>
-        <w:ind w:firstLine="709"/>
-        <w:jc w:val="both"/>
-        <w:rPr>
-          <w:rFonts w:ascii="Times New Roman" w:hAnsi="Times New Roman" w:cs="Times New Roman"/>
-          <w:sz w:val="28"/>
-          <w:szCs w:val="28"/>
-        </w:rPr>
-      </w:pPr>
-      <w:r>
-        <w:rPr>
-          <w:rFonts w:ascii="Times New Roman" w:hAnsi="Times New Roman" w:cs="Times New Roman"/>
-          <w:sz w:val="28"/>
-          <w:szCs w:val="28"/>
-        </w:rPr>
-        <w:t>Уголовная ответственность наступает за совершение преступлений, предусмотренных Уголовным кодексом РФ. Особенностью является наличие специальной главы 33 «Преступления против военной службы», устанавливающей ответственность за деяния, посягающие на порядок прохождения военной службы. Субъектом этих преступлений могут быть только военнослужащие и граждане, пребывающие на сборах.</w:t>
-      </w:r>
-    </w:p>
-    <w:p>
-      <w:pPr>
-        <w:spacing w:line="360" w:lineRule="auto"/>
-        <w:ind w:firstLine="709"/>
-        <w:jc w:val="both"/>
-        <w:rPr>
-          <w:rFonts w:ascii="Times New Roman" w:hAnsi="Times New Roman" w:cs="Times New Roman"/>
-          <w:sz w:val="28"/>
-          <w:szCs w:val="28"/>
-        </w:rPr>
-      </w:pPr>
-      <w:r>
-        <w:rPr>
-          <w:rFonts w:ascii="Times New Roman" w:hAnsi="Times New Roman" w:cs="Times New Roman"/>
-          <w:sz w:val="28"/>
-          <w:szCs w:val="28"/>
-        </w:rPr>
-        <w:t>К общим воинским преступлениям относятся: неисполнение приказа, сопротивление начальнику, нарушение уставных правил взаимоотношений («дедовщина»), оскорбление военнослужащего, самовольное оставление части, дезертирство, уклонение от военной службы, нарушение правил несения боевого дежурства, караульной и внутренней службы. Каждое из этих деяний имеет свои квалифицирующие признаки и санкции.</w:t>
-      </w:r>
-    </w:p>
-    <w:p>
-      <w:pPr>
-        <w:spacing w:line="360" w:lineRule="auto"/>
-        <w:ind w:firstLine="709"/>
-        <w:jc w:val="both"/>
-        <w:rPr>
-          <w:rFonts w:ascii="Times New Roman" w:hAnsi="Times New Roman" w:cs="Times New Roman"/>
-          <w:sz w:val="28"/>
-          <w:szCs w:val="28"/>
-        </w:rPr>
-      </w:pPr>
-      <w:r>
-        <w:rPr>
-          <w:rFonts w:ascii="Times New Roman" w:hAnsi="Times New Roman" w:cs="Times New Roman"/>
-          <w:sz w:val="28"/>
-          <w:szCs w:val="28"/>
-        </w:rPr>
-        <w:t>Неисполнение приказа (ст. 332 УК РФ) — одно из самых опасных воинских преступлений, поскольку подрывает основы воинской дисциплины и боеготовности. Санкции зависят от тяжести последствий: от ограничения по военной службе до лишения свободы на срок до 10 лет. Сопротивление начальнику (ст. 333 УК РФ) также относится к тяжким преступлениям против военной службы.</w:t>
-      </w:r>
-    </w:p>
-    <w:p>
-      <w:pPr>
-        <w:spacing w:line="360" w:lineRule="auto"/>
-        <w:ind w:firstLine="709"/>
-        <w:jc w:val="both"/>
-        <w:rPr>
-          <w:rFonts w:ascii="Times New Roman" w:hAnsi="Times New Roman" w:cs="Times New Roman"/>
-          <w:sz w:val="28"/>
-          <w:szCs w:val="28"/>
-        </w:rPr>
-      </w:pPr>
-      <w:r>
-        <w:rPr>
-          <w:rFonts w:ascii="Times New Roman" w:hAnsi="Times New Roman" w:cs="Times New Roman"/>
-          <w:sz w:val="28"/>
-          <w:szCs w:val="28"/>
-        </w:rPr>
-        <w:t>Нарушение уставных правил взаимоотношений (ст. 335 УК РФ) — так называемая «дедовщина» — остаётся одной из серьёзных проблем современной армии. Это преступление наносит вред не только конкретным потерпевшим, но и подрывает морально-психологический климат в воинских коллективах. Санкции за это преступление ужесточены, вплоть до лишения свободы на срок до 12 лет при тяжких последствиях.</w:t>
-      </w:r>
-    </w:p>
-    <w:p>
-      <w:pPr>
-        <w:spacing w:line="360" w:lineRule="auto"/>
-        <w:ind w:firstLine="709"/>
-        <w:jc w:val="both"/>
-        <w:rPr>
-          <w:rFonts w:ascii="Times New Roman" w:hAnsi="Times New Roman" w:cs="Times New Roman"/>
-          <w:sz w:val="28"/>
-          <w:szCs w:val="28"/>
-        </w:rPr>
-      </w:pPr>
-      <w:r>
-        <w:rPr>
-          <w:rFonts w:ascii="Times New Roman" w:hAnsi="Times New Roman" w:cs="Times New Roman"/>
-          <w:sz w:val="28"/>
-          <w:szCs w:val="28"/>
-        </w:rPr>
-        <w:t xml:space="preserve">Самовольное оставление части (ст. 337 УК РФ) и дезертирство (ст. 338 УК РФ) — это преступления, связанные с уклонением от прохождения </w:t>
+        <w:t>в апелляционном, кассационном и надзорном порядке. Высшей инстанцией является Верховный Суд РФ, в составе которого действует Военная коллегия.</w:t>
+      </w:r>
+    </w:p>
+    <w:p>
+      <w:pPr>
+        <w:spacing w:line="360" w:lineRule="auto"/>
+        <w:ind w:firstLine="709"/>
+        <w:jc w:val="both"/>
+        <w:rPr>
+          <w:rFonts w:ascii="Times New Roman" w:hAnsi="Times New Roman" w:cs="Times New Roman"/>
+          <w:sz w:val="28"/>
+          <w:szCs w:val="28"/>
+        </w:rPr>
+      </w:pPr>
+      <w:r>
+        <w:rPr>
+          <w:rFonts w:ascii="Times New Roman" w:hAnsi="Times New Roman" w:cs="Times New Roman"/>
+          <w:sz w:val="28"/>
+          <w:szCs w:val="28"/>
+        </w:rPr>
+        <w:t>Особенностью военного судопроизводства является возможность рассмотрения дел в закрытом режиме, если это связано с государственной тайной. Также предусмотрены особенности при рассмотрении дел о преступлениях, совершённых в условиях боевых действий. Это требует от судей не только юридических знаний, но и понимания военной обстановки.</w:t>
+      </w:r>
+    </w:p>
+    <w:p>
+      <w:pPr>
+        <w:spacing w:line="360" w:lineRule="auto"/>
+        <w:ind w:firstLine="709"/>
+        <w:jc w:val="both"/>
+        <w:rPr>
+          <w:rFonts w:ascii="Times New Roman" w:hAnsi="Times New Roman" w:cs="Times New Roman"/>
+          <w:sz w:val="28"/>
+          <w:szCs w:val="28"/>
+        </w:rPr>
+      </w:pPr>
+      <w:r>
+        <w:rPr>
+          <w:rFonts w:ascii="Times New Roman" w:hAnsi="Times New Roman" w:cs="Times New Roman"/>
+          <w:sz w:val="28"/>
+          <w:szCs w:val="28"/>
+        </w:rPr>
+        <w:t>Военные суды рассматривают не только уголовные дела, но и гражданские дела, связанные с защитой прав военнослужащих. Это могут быть споры о восстановлении на военной службе, о взыскании денежного довольствия, о предоставлении жилья, о компенсации морального вреда. Военные суды также рассматривают дела об административных правонарушениях, совершённых военнослужащими.</w:t>
+      </w:r>
+    </w:p>
+    <w:p>
+      <w:pPr>
+        <w:spacing w:line="360" w:lineRule="auto"/>
+        <w:ind w:firstLine="709"/>
+        <w:jc w:val="both"/>
+        <w:rPr>
+          <w:rFonts w:ascii="Times New Roman" w:hAnsi="Times New Roman" w:cs="Times New Roman"/>
+          <w:sz w:val="28"/>
+          <w:szCs w:val="28"/>
+        </w:rPr>
+      </w:pPr>
+    </w:p>
+    <w:p>
+      <w:pPr>
+        <w:pStyle w:val="1"/>
+        <w:rPr>
+          <w:rStyle w:val="a9"/>
+        </w:rPr>
+      </w:pPr>
+      <w:bookmarkStart w:id="11" w:name="_Toc241597224"/>
+      <w:r>
+        <w:rPr>
+          <w:rStyle w:val="a9"/>
+        </w:rPr>
+        <w:t>ГЛАВА 10. СОВРЕМЕННЫЕ ПРОБЛЕМЫ ПРАВОВОГО РЕГУЛИРОВАНИЯ</w:t>
+      </w:r>
+      <w:bookmarkEnd w:id="11"/>
+    </w:p>
+    <w:p>
+      <w:pPr>
+        <w:spacing w:line="360" w:lineRule="auto"/>
+        <w:ind w:firstLine="709"/>
+        <w:jc w:val="both"/>
+        <w:rPr>
+          <w:rFonts w:ascii="Times New Roman" w:hAnsi="Times New Roman" w:cs="Times New Roman"/>
+          <w:sz w:val="28"/>
+          <w:szCs w:val="28"/>
+        </w:rPr>
+      </w:pPr>
+      <w:r>
+        <w:rPr>
+          <w:rFonts w:ascii="Times New Roman" w:hAnsi="Times New Roman" w:cs="Times New Roman"/>
+          <w:sz w:val="28"/>
+          <w:szCs w:val="28"/>
+        </w:rPr>
+        <w:t>Несмотря на развитую нормативную базу, в правовом регулировании статуса военнослужащих существуют проблемы. Одной из главных остаётся проблема неуставных отношений, скрытые формы которых сохраняются. Это требует улучшения работы психологов, совершенствования системы воспитательной работы и ужесточения ответственности за «дедовщину».</w:t>
+      </w:r>
+    </w:p>
+    <w:p>
+      <w:pPr>
+        <w:spacing w:line="360" w:lineRule="auto"/>
+        <w:ind w:firstLine="709"/>
+        <w:jc w:val="both"/>
+        <w:rPr>
+          <w:rFonts w:ascii="Times New Roman" w:hAnsi="Times New Roman" w:cs="Times New Roman"/>
+          <w:sz w:val="28"/>
+          <w:szCs w:val="28"/>
+        </w:rPr>
+      </w:pPr>
+      <w:r>
+        <w:rPr>
+          <w:rFonts w:ascii="Times New Roman" w:hAnsi="Times New Roman" w:cs="Times New Roman"/>
+          <w:sz w:val="28"/>
+          <w:szCs w:val="28"/>
+        </w:rPr>
+        <w:t>Существует проблема жилищного вопроса, несмотря на систему НИС. Не все военнослужащие могут воспользоваться накопительно-ипотечной системой из-за недостаточного срока службы. Кроме того, стоимость жилья в некоторых регионах превышает накопленные средства. Требуется дальнейшее совершенствование механизмов жилищного обеспечения.</w:t>
+      </w:r>
+    </w:p>
+    <w:p>
+      <w:pPr>
+        <w:spacing w:line="360" w:lineRule="auto"/>
+        <w:ind w:firstLine="709"/>
+        <w:jc w:val="both"/>
+        <w:rPr>
+          <w:rFonts w:ascii="Times New Roman" w:hAnsi="Times New Roman" w:cs="Times New Roman"/>
+          <w:sz w:val="28"/>
+          <w:szCs w:val="28"/>
+        </w:rPr>
+      </w:pPr>
+      <w:r>
+        <w:rPr>
+          <w:rFonts w:ascii="Times New Roman" w:hAnsi="Times New Roman" w:cs="Times New Roman"/>
+          <w:sz w:val="28"/>
+          <w:szCs w:val="28"/>
+        </w:rPr>
+        <w:t xml:space="preserve">Высокий уровень суицидов среди военнослужащих по призыву указывает на недостаточную психологическую подготовку и адаптацию </w:t>
       </w:r>
       <w:r>
         <w:rPr>
@@ -3302,80 +3786,108 @@
           <w:szCs w:val="28"/>
         </w:rPr>
         <w:lastRenderedPageBreak/>
-        <w:t>военной службы. Дезертирство считается особо тяжким преступлением, поскольку предполагает намерение вовсе уклониться от службы. Санкции за дезертирство — до 15 лет лишения свободы.</w:t>
-      </w:r>
-    </w:p>
-    <w:p>
-      <w:pPr>
-        <w:spacing w:line="360" w:lineRule="auto"/>
-        <w:ind w:firstLine="709"/>
-        <w:jc w:val="both"/>
-        <w:rPr>
-          <w:rFonts w:ascii="Times New Roman" w:hAnsi="Times New Roman" w:cs="Times New Roman"/>
-          <w:sz w:val="28"/>
-          <w:szCs w:val="28"/>
-        </w:rPr>
-      </w:pPr>
-      <w:r>
-        <w:rPr>
-          <w:rFonts w:ascii="Times New Roman" w:hAnsi="Times New Roman" w:cs="Times New Roman"/>
-          <w:sz w:val="28"/>
-          <w:szCs w:val="28"/>
-        </w:rPr>
-        <w:t>Если военнослужащий совершает общеуголовное преступление (убийство, грабёж, разбой, наркотики), он несёт ответственность по соответствующим статьям Общей части УК РФ. Однако при назначении наказания учитывается его статус военнослужащего. В некоторых случаях военнослужащие могут быть приговорены к содержанию в дисциплинарной воинской части.</w:t>
-      </w:r>
-    </w:p>
-    <w:p>
-      <w:pPr>
-        <w:spacing w:line="360" w:lineRule="auto"/>
-        <w:ind w:firstLine="709"/>
-        <w:jc w:val="both"/>
-        <w:rPr>
-          <w:rFonts w:ascii="Times New Roman" w:hAnsi="Times New Roman" w:cs="Times New Roman"/>
-          <w:sz w:val="28"/>
-          <w:szCs w:val="28"/>
-        </w:rPr>
-      </w:pPr>
-      <w:r>
-        <w:rPr>
-          <w:rFonts w:ascii="Times New Roman" w:hAnsi="Times New Roman" w:cs="Times New Roman"/>
-          <w:sz w:val="28"/>
-          <w:szCs w:val="28"/>
-        </w:rPr>
-        <w:t>Отдельного внимания заслуживают преступления, связанные с нарушением правил несения боевого дежурства и караульной службы. Эти преступления посягают на порядок обеспечения безопасности государства и могут повлечь тяжкие последствия. Санкции за них предусматривают лишение свободы на срок до семи лет, а при наступлении тяжких последствий — до десяти лет.</w:t>
-      </w:r>
-    </w:p>
-    <w:p>
-      <w:pPr>
-        <w:spacing w:line="360" w:lineRule="auto"/>
-        <w:ind w:firstLine="709"/>
-        <w:jc w:val="both"/>
-        <w:rPr>
-          <w:rFonts w:ascii="Times New Roman" w:hAnsi="Times New Roman" w:cs="Times New Roman"/>
-          <w:sz w:val="28"/>
-          <w:szCs w:val="28"/>
-        </w:rPr>
-      </w:pPr>
-      <w:r>
-        <w:rPr>
-          <w:rFonts w:ascii="Times New Roman" w:hAnsi="Times New Roman" w:cs="Times New Roman"/>
-          <w:sz w:val="28"/>
-          <w:szCs w:val="28"/>
-        </w:rPr>
-        <w:t>Кроме того, уголовная ответственность наступает за утрату военного имущества, за нарушение правил обращения с оружием и опасными веществами, за уничтожение или повреждение военного имущества. Субъектами этих преступлений являются военнослужащие, а также граждане, пребывающие на военных сборах. Уголовные дела рассматриваются военными судами с учётом особенностей военной службы.</w:t>
-      </w:r>
-    </w:p>
-    <w:p>
-      <w:pPr>
-        <w:spacing w:line="360" w:lineRule="auto"/>
-        <w:ind w:firstLine="709"/>
-        <w:jc w:val="both"/>
-        <w:rPr>
-          <w:rFonts w:ascii="Times New Roman" w:hAnsi="Times New Roman" w:cs="Times New Roman"/>
-          <w:sz w:val="28"/>
-          <w:szCs w:val="28"/>
-        </w:rPr>
-      </w:pPr>
+        <w:t>молодого пополнения. Необходимо развивать систему психологической помощи, проводить регулярные тренинги и мониторинг психологического состояния военнослужащих.</w:t>
+      </w:r>
+    </w:p>
+    <w:p>
+      <w:pPr>
+        <w:spacing w:line="360" w:lineRule="auto"/>
+        <w:ind w:firstLine="709"/>
+        <w:jc w:val="both"/>
+        <w:rPr>
+          <w:rFonts w:ascii="Times New Roman" w:hAnsi="Times New Roman" w:cs="Times New Roman"/>
+          <w:sz w:val="28"/>
+          <w:szCs w:val="28"/>
+        </w:rPr>
+      </w:pPr>
+      <w:r>
+        <w:rPr>
+          <w:rFonts w:ascii="Times New Roman" w:hAnsi="Times New Roman" w:cs="Times New Roman"/>
+          <w:sz w:val="28"/>
+          <w:szCs w:val="28"/>
+        </w:rPr>
+        <w:t>Также возникают сложности с разграничением дисциплинарного проступка и преступления. Некоторые деяния могут квалифицироваться по-разному в зависимости от обстоятельств. Это требует от командиров и юристов высокой квалификации и чётких критериев разграничения.</w:t>
+      </w:r>
+    </w:p>
+    <w:p>
+      <w:pPr>
+        <w:spacing w:line="360" w:lineRule="auto"/>
+        <w:ind w:firstLine="709"/>
+        <w:jc w:val="both"/>
+        <w:rPr>
+          <w:rFonts w:ascii="Times New Roman" w:hAnsi="Times New Roman" w:cs="Times New Roman"/>
+          <w:sz w:val="28"/>
+          <w:szCs w:val="28"/>
+        </w:rPr>
+      </w:pPr>
+      <w:r>
+        <w:rPr>
+          <w:rFonts w:ascii="Times New Roman" w:hAnsi="Times New Roman" w:cs="Times New Roman"/>
+          <w:sz w:val="28"/>
+          <w:szCs w:val="28"/>
+        </w:rPr>
+        <w:t>Требуется дальнейшая цифровизация воинского учёта и совершенствование системы психологической реабилитации. Внедрение электронных документов, автоматизированных систем управления и телемедицины может повысить эффективность военного управления и улучшить качество жизни военнослужащих.</w:t>
+      </w:r>
+    </w:p>
+    <w:p>
+      <w:pPr>
+        <w:spacing w:line="360" w:lineRule="auto"/>
+        <w:ind w:firstLine="709"/>
+        <w:jc w:val="both"/>
+        <w:rPr>
+          <w:rFonts w:ascii="Times New Roman" w:hAnsi="Times New Roman" w:cs="Times New Roman"/>
+          <w:sz w:val="28"/>
+          <w:szCs w:val="28"/>
+        </w:rPr>
+      </w:pPr>
+      <w:r>
+        <w:rPr>
+          <w:rFonts w:ascii="Times New Roman" w:hAnsi="Times New Roman" w:cs="Times New Roman"/>
+          <w:sz w:val="28"/>
+          <w:szCs w:val="28"/>
+        </w:rPr>
+        <w:t>Отдельной проблемой является правовая защита военнослужащих, участвующих в боевых действиях. Необходимо совершенствовать законодательство о социальных гарантиях ветеранов, о статусе участников боевых действий, о медицинской и психологической реабилитации.</w:t>
+      </w:r>
+    </w:p>
+    <w:p>
+      <w:pPr>
+        <w:spacing w:line="360" w:lineRule="auto"/>
+        <w:ind w:firstLine="709"/>
+        <w:jc w:val="both"/>
+        <w:rPr>
+          <w:rFonts w:ascii="Times New Roman" w:hAnsi="Times New Roman" w:cs="Times New Roman"/>
+          <w:sz w:val="28"/>
+          <w:szCs w:val="28"/>
+        </w:rPr>
+      </w:pPr>
+      <w:r>
+        <w:rPr>
+          <w:rFonts w:ascii="Times New Roman" w:hAnsi="Times New Roman" w:cs="Times New Roman"/>
+          <w:sz w:val="28"/>
+          <w:szCs w:val="28"/>
+        </w:rPr>
+        <w:t>Ещё одной проблемой является несовершенство механизмов контроля за соблюдением прав военнослужащих. Военная прокуратура и командование не всегда оперативно реагируют на жалобы военнослужащих, что приводит к нарушению их прав и законных интересов. Требуется усиление прокурорского надзора, повышение правовой грамотности самих военнослужащих, создание эффективных механизмов защиты их прав.</w:t>
+      </w:r>
+    </w:p>
+    <w:p>
+      <w:pPr>
+        <w:spacing w:line="360" w:lineRule="auto"/>
+        <w:ind w:firstLine="709"/>
+        <w:jc w:val="both"/>
+        <w:rPr>
+          <w:rFonts w:ascii="Times New Roman" w:hAnsi="Times New Roman" w:cs="Times New Roman"/>
+          <w:sz w:val="28"/>
+          <w:szCs w:val="28"/>
+        </w:rPr>
+      </w:pPr>
+      <w:r>
+        <w:rPr>
+          <w:rFonts w:ascii="Times New Roman" w:hAnsi="Times New Roman" w:cs="Times New Roman"/>
+          <w:sz w:val="28"/>
+          <w:szCs w:val="28"/>
+        </w:rPr>
+        <w:t>Также актуальной остаётся проблема адаптации военнослужащих, уволенных с военной службы, к гражданской жизни. Многие из них испытывают трудности с трудоустройством, получением медицинской помощи, социальной поддержкой. Необходимо развивать систему переподготовки кадров, создавать центры социальной адаптации, совершенствовать законодательство о статусе ветеранов.</w:t>
+      </w:r>
     </w:p>
     <w:p>
       <w:pPr>
@@ -3384,689 +3896,121 @@
           <w:rStyle w:val="a9"/>
         </w:rPr>
       </w:pPr>
-      <w:bookmarkStart w:id="9" w:name="_Toc241595952"/>
+      <w:bookmarkStart w:id="12" w:name="_Toc241597225"/>
       <w:r>
         <w:rPr>
           <w:rStyle w:val="a9"/>
         </w:rPr>
-        <w:t>ГЛАВА 8. МАТЕРИАЛЬНАЯ ОТВЕТСТВЕННОСТЬ ВОЕННОСЛУЖАЩИХ</w:t>
-      </w:r>
-      <w:bookmarkEnd w:id="9"/>
-    </w:p>
-    <w:p>
-      <w:pPr>
-        <w:spacing w:line="360" w:lineRule="auto"/>
-        <w:ind w:firstLine="709"/>
-        <w:jc w:val="both"/>
-        <w:rPr>
-          <w:rFonts w:ascii="Times New Roman" w:hAnsi="Times New Roman" w:cs="Times New Roman"/>
-          <w:sz w:val="28"/>
-          <w:szCs w:val="28"/>
-        </w:rPr>
-      </w:pPr>
-      <w:r>
-        <w:rPr>
-          <w:rFonts w:ascii="Times New Roman" w:hAnsi="Times New Roman" w:cs="Times New Roman"/>
-          <w:sz w:val="28"/>
-          <w:szCs w:val="28"/>
-        </w:rPr>
-        <w:t xml:space="preserve">Материальная ответственность наступает за прямой действительный ущерб, причинённый государству, например, за утрату вооружения, техники или обмундирования. Она регулируется специальным Положением о материальной ответственности военнослужащих, утверждённым </w:t>
-      </w:r>
-      <w:r>
-        <w:rPr>
-          <w:rFonts w:ascii="Times New Roman" w:hAnsi="Times New Roman" w:cs="Times New Roman"/>
-          <w:sz w:val="28"/>
-          <w:szCs w:val="28"/>
-        </w:rPr>
         <w:lastRenderedPageBreak/>
-        <w:t>Постановлением Правительства РФ. Материальная ответственность носит восстановительный характер и направлена на возмещение причинённого ущерба.</w:t>
-      </w:r>
-    </w:p>
-    <w:p>
-      <w:pPr>
-        <w:spacing w:line="360" w:lineRule="auto"/>
-        <w:ind w:firstLine="709"/>
-        <w:jc w:val="both"/>
-        <w:rPr>
-          <w:rFonts w:ascii="Times New Roman" w:hAnsi="Times New Roman" w:cs="Times New Roman"/>
-          <w:sz w:val="28"/>
-          <w:szCs w:val="28"/>
-        </w:rPr>
-      </w:pPr>
-      <w:r>
-        <w:rPr>
-          <w:rFonts w:ascii="Times New Roman" w:hAnsi="Times New Roman" w:cs="Times New Roman"/>
-          <w:sz w:val="28"/>
-          <w:szCs w:val="28"/>
-        </w:rPr>
-        <w:t>Виды материальной ответственности делятся на ограниченную и полную. Ограниченная ответственность предполагает возмещение ущерба в пределах среднего месячного довольствия. Она применяется за большинство случаев причинения ущерба по неосторожности. Полная ответственность применяется, если ущерб причинён в состоянии опьянения, умышленно или в результате преступных действий. В этих случаях военнослужащий возмещает ущерб в полном объёме.</w:t>
-      </w:r>
-    </w:p>
-    <w:p>
-      <w:pPr>
-        <w:spacing w:line="360" w:lineRule="auto"/>
-        <w:ind w:firstLine="709"/>
-        <w:jc w:val="both"/>
-        <w:rPr>
-          <w:rFonts w:ascii="Times New Roman" w:hAnsi="Times New Roman" w:cs="Times New Roman"/>
-          <w:sz w:val="28"/>
-          <w:szCs w:val="28"/>
-        </w:rPr>
-      </w:pPr>
-      <w:r>
-        <w:rPr>
-          <w:rFonts w:ascii="Times New Roman" w:hAnsi="Times New Roman" w:cs="Times New Roman"/>
-          <w:sz w:val="28"/>
-          <w:szCs w:val="28"/>
-        </w:rPr>
-        <w:t>Ущерб возмещается по распоряжению командира части путём удержания из довольствия или добровольного внесения средств. При этом размер удержаний не может превышать установленных законом пределов. Военнослужащий имеет право обжаловать решение о привлечении к материальной ответственности.</w:t>
-      </w:r>
-    </w:p>
-    <w:p>
-      <w:pPr>
-        <w:spacing w:line="360" w:lineRule="auto"/>
-        <w:ind w:firstLine="709"/>
-        <w:jc w:val="both"/>
-        <w:rPr>
-          <w:rFonts w:ascii="Times New Roman" w:hAnsi="Times New Roman" w:cs="Times New Roman"/>
-          <w:sz w:val="28"/>
-          <w:szCs w:val="28"/>
-        </w:rPr>
-      </w:pPr>
-      <w:r>
-        <w:rPr>
-          <w:rFonts w:ascii="Times New Roman" w:hAnsi="Times New Roman" w:cs="Times New Roman"/>
-          <w:sz w:val="28"/>
-          <w:szCs w:val="28"/>
-        </w:rPr>
-        <w:t>Материальная ответственность не наступает, если ущерб причинён вследствие непреодолимой силы, крайней необходимости, необходимой обороны, а также в результате правомерных действий. Командиры несут ответственность за организацию учёта и хранения военного имущества, за создание условий, исключающих его утрату или повреждение.</w:t>
-      </w:r>
-      <w:r>
-        <w:rPr>
-          <w:rFonts w:ascii="Times New Roman" w:hAnsi="Times New Roman" w:cs="Times New Roman"/>
-          <w:sz w:val="28"/>
-          <w:szCs w:val="28"/>
-        </w:rPr>
-        <w:t xml:space="preserve"> </w:t>
-      </w:r>
-      <w:r>
-        <w:rPr>
-          <w:rFonts w:ascii="Times New Roman" w:hAnsi="Times New Roman" w:cs="Times New Roman"/>
-          <w:sz w:val="28"/>
-          <w:szCs w:val="28"/>
-        </w:rPr>
-        <w:t>Военнослужащий освобождается от ответственности, если ущерб причинён в результате выполнения приказа командира, если сам приказ был законным. В случае причинения ущерба по вине командира, отдавшего незаконный приказ, ответственность несёт командир.</w:t>
-      </w:r>
-    </w:p>
-    <w:p>
-      <w:pPr>
-        <w:spacing w:line="360" w:lineRule="auto"/>
-        <w:ind w:firstLine="709"/>
-        <w:jc w:val="both"/>
-        <w:rPr>
-          <w:rFonts w:ascii="Times New Roman" w:hAnsi="Times New Roman" w:cs="Times New Roman"/>
-          <w:sz w:val="28"/>
-          <w:szCs w:val="28"/>
-        </w:rPr>
-      </w:pPr>
-      <w:r>
-        <w:rPr>
-          <w:rFonts w:ascii="Times New Roman" w:hAnsi="Times New Roman" w:cs="Times New Roman"/>
-          <w:sz w:val="28"/>
-          <w:szCs w:val="28"/>
-        </w:rPr>
-        <w:t xml:space="preserve">Определение размера ущерба производится по фактическим затратам на восстановление или приобретение утраченного имущества с учётом износа. При этом учитывается стоимость имущества на момент причинения ущерба. </w:t>
-      </w:r>
-      <w:r>
-        <w:rPr>
-          <w:rFonts w:ascii="Times New Roman" w:hAnsi="Times New Roman" w:cs="Times New Roman"/>
-          <w:sz w:val="28"/>
-          <w:szCs w:val="28"/>
+        <w:t>ЗАКЛЮЧЕНИЕ</w:t>
+      </w:r>
+      <w:bookmarkEnd w:id="12"/>
+    </w:p>
+    <w:p>
+      <w:pPr>
+        <w:spacing w:line="360" w:lineRule="auto"/>
+        <w:ind w:firstLine="709"/>
+        <w:jc w:val="both"/>
+        <w:rPr>
+          <w:rFonts w:ascii="Times New Roman" w:hAnsi="Times New Roman" w:cs="Times New Roman"/>
+          <w:sz w:val="28"/>
+          <w:szCs w:val="28"/>
+        </w:rPr>
+      </w:pPr>
+      <w:r>
+        <w:rPr>
+          <w:rFonts w:ascii="Times New Roman" w:hAnsi="Times New Roman" w:cs="Times New Roman"/>
+          <w:sz w:val="28"/>
+          <w:szCs w:val="28"/>
+        </w:rPr>
+        <w:t>Подводя итог, можно констатировать, что правовой статус военнослужащих в Российской Федерации представляет собой сложный, многогранный институт, сочетающий в себе элементы государственной службы и специфических воинских отношений. Государство, возлагая на военнослужащих повышенные обязанности и ограничения, берёт на себя обязательства по обеспечению их высокими социальными гарантиями.</w:t>
+      </w:r>
+    </w:p>
+    <w:p>
+      <w:pPr>
+        <w:spacing w:line="360" w:lineRule="auto"/>
+        <w:ind w:firstLine="709"/>
+        <w:jc w:val="both"/>
+        <w:rPr>
+          <w:rFonts w:ascii="Times New Roman" w:hAnsi="Times New Roman" w:cs="Times New Roman"/>
+          <w:sz w:val="28"/>
+          <w:szCs w:val="28"/>
+        </w:rPr>
+      </w:pPr>
+      <w:r>
+        <w:rPr>
+          <w:rFonts w:ascii="Times New Roman" w:hAnsi="Times New Roman" w:cs="Times New Roman"/>
+          <w:sz w:val="28"/>
+          <w:szCs w:val="28"/>
+        </w:rPr>
+        <w:t>Система юридической ответственности военнослужащих носит многоуровневый характер. Дисциплинарная ответственность обеспечивает поддержание повседневного порядка; административная регулирует проступки в сфере общественного порядка; уголовная защищает основы военной службы; материальная обеспечивает сохранность вверенного имущества. Особое место занимает военная юстиция, которая обеспечивает специализированное рассмотрение дел.</w:t>
+      </w:r>
+    </w:p>
+    <w:p>
+      <w:pPr>
+        <w:spacing w:line="360" w:lineRule="auto"/>
+        <w:ind w:firstLine="709"/>
+        <w:jc w:val="both"/>
+        <w:rPr>
+          <w:rFonts w:ascii="Times New Roman" w:hAnsi="Times New Roman" w:cs="Times New Roman"/>
+          <w:sz w:val="28"/>
+          <w:szCs w:val="28"/>
+        </w:rPr>
+      </w:pPr>
+      <w:r>
+        <w:rPr>
+          <w:rFonts w:ascii="Times New Roman" w:hAnsi="Times New Roman" w:cs="Times New Roman"/>
+          <w:sz w:val="28"/>
+          <w:szCs w:val="28"/>
+        </w:rPr>
+        <w:t>Дальнейшее развитие правового статуса должно быть направлено на усиление социальной защиты и улучшение психологического климата в воинских коллективах. Необходимо продолжать работу по совершенствованию законодательства, повышению правовой грамотности военнослужащих, укреплению дисциплины и правопорядка.</w:t>
+      </w:r>
+    </w:p>
+    <w:p>
+      <w:pPr>
+        <w:spacing w:line="360" w:lineRule="auto"/>
+        <w:ind w:firstLine="709"/>
+        <w:jc w:val="both"/>
+        <w:rPr>
+          <w:rFonts w:ascii="Times New Roman" w:hAnsi="Times New Roman" w:cs="Times New Roman"/>
+          <w:sz w:val="28"/>
+          <w:szCs w:val="28"/>
+        </w:rPr>
+      </w:pPr>
+      <w:r>
+        <w:rPr>
+          <w:rFonts w:ascii="Times New Roman" w:hAnsi="Times New Roman" w:cs="Times New Roman"/>
+          <w:sz w:val="28"/>
+          <w:szCs w:val="28"/>
+        </w:rPr>
+        <w:t>В процессе работы над рефератом я глубже изучил правовые основы военной службы, систему юридической ответственности военнослужащих и особенности военной юстиции. Наибольшие трудности вызвал анализ разграничения дисциплинарной и административной ответственности, а также работа с большим объёмом нормативных актов. Я считаю, что мне удалось систематизировать материал и сделать обоснованные выводы. Полученные знания будут полезны для понимания правового статуса военнослужащих и могут пригодиться в дальнейшей профессиональной деятельности.</w:t>
+      </w:r>
+    </w:p>
+    <w:p>
+      <w:pPr>
+        <w:spacing w:line="360" w:lineRule="auto"/>
+        <w:ind w:firstLine="709"/>
+        <w:jc w:val="both"/>
+        <w:rPr>
+          <w:rFonts w:ascii="Times New Roman" w:hAnsi="Times New Roman" w:cs="Times New Roman"/>
+          <w:sz w:val="28"/>
+          <w:szCs w:val="28"/>
+        </w:rPr>
+      </w:pPr>
+    </w:p>
+    <w:p>
+      <w:pPr>
+        <w:pStyle w:val="1"/>
+        <w:rPr>
+          <w:rStyle w:val="a9"/>
+        </w:rPr>
+      </w:pPr>
+      <w:bookmarkStart w:id="13" w:name="_Toc241597226"/>
+      <w:r>
+        <w:rPr>
+          <w:rStyle w:val="a9"/>
         </w:rPr>
         <w:lastRenderedPageBreak/>
-        <w:t>Если ущерб причинён в результате хищения, уничтожения или повреждения, размер определяется исходя из рыночной стоимости аналогичного имущества.</w:t>
-      </w:r>
-    </w:p>
-    <w:p>
-      <w:pPr>
-        <w:spacing w:line="360" w:lineRule="auto"/>
-        <w:ind w:firstLine="709"/>
-        <w:jc w:val="both"/>
-        <w:rPr>
-          <w:rFonts w:ascii="Times New Roman" w:hAnsi="Times New Roman" w:cs="Times New Roman"/>
-          <w:sz w:val="28"/>
-          <w:szCs w:val="28"/>
-        </w:rPr>
-      </w:pPr>
-    </w:p>
-    <w:p>
-      <w:pPr>
-        <w:pStyle w:val="1"/>
-        <w:rPr>
-          <w:rStyle w:val="a9"/>
-        </w:rPr>
-      </w:pPr>
-      <w:bookmarkStart w:id="10" w:name="_Toc241595953"/>
-      <w:r>
-        <w:rPr>
-          <w:rStyle w:val="a9"/>
-        </w:rPr>
-        <w:t>ГЛАВА 9. ОСОБЕННОСТИ ВОЕННОЙ ЮСТИЦИИ И СУДОПРОИЗВОДСТВА</w:t>
-      </w:r>
-      <w:bookmarkEnd w:id="10"/>
-    </w:p>
-    <w:p>
-      <w:pPr>
-        <w:spacing w:line="360" w:lineRule="auto"/>
-        <w:ind w:firstLine="709"/>
-        <w:jc w:val="both"/>
-        <w:rPr>
-          <w:rFonts w:ascii="Times New Roman" w:hAnsi="Times New Roman" w:cs="Times New Roman"/>
-          <w:sz w:val="28"/>
-          <w:szCs w:val="28"/>
-        </w:rPr>
-      </w:pPr>
-      <w:r>
-        <w:rPr>
-          <w:rFonts w:ascii="Times New Roman" w:hAnsi="Times New Roman" w:cs="Times New Roman"/>
-          <w:sz w:val="28"/>
-          <w:szCs w:val="28"/>
-        </w:rPr>
-        <w:t>Военнослужащие обладают правом на судебную защиту. Рассмотрение дел в отношении военнослужащих осуществляется военными судами (гарнизонными и окружными). Военные суды входят в единую судебную систему РФ, но обладают специальной подсудностью. Они рассматривают дела о преступлениях против военной службы, а также некоторые административные дела.</w:t>
-      </w:r>
-    </w:p>
-    <w:p>
-      <w:pPr>
-        <w:spacing w:line="360" w:lineRule="auto"/>
-        <w:ind w:firstLine="709"/>
-        <w:jc w:val="both"/>
-        <w:rPr>
-          <w:rFonts w:ascii="Times New Roman" w:hAnsi="Times New Roman" w:cs="Times New Roman"/>
-          <w:sz w:val="28"/>
-          <w:szCs w:val="28"/>
-        </w:rPr>
-      </w:pPr>
-      <w:r>
-        <w:rPr>
-          <w:rFonts w:ascii="Times New Roman" w:hAnsi="Times New Roman" w:cs="Times New Roman"/>
-          <w:sz w:val="28"/>
-          <w:szCs w:val="28"/>
-        </w:rPr>
-        <w:t>Особенности военной юстиции включают рассмотрение дел о преступлениях против военной службы исключительно военными судами. Это обеспечивает учёт военной специфики и сохранение государственной тайны. Военные судьи обладают специальными знаниями в области военного права и проходят соответствующую подготовку.</w:t>
-      </w:r>
-    </w:p>
-    <w:p>
-      <w:pPr>
-        <w:spacing w:line="360" w:lineRule="auto"/>
-        <w:ind w:firstLine="709"/>
-        <w:jc w:val="both"/>
-        <w:rPr>
-          <w:rFonts w:ascii="Times New Roman" w:hAnsi="Times New Roman" w:cs="Times New Roman"/>
-          <w:sz w:val="28"/>
-          <w:szCs w:val="28"/>
-        </w:rPr>
-      </w:pPr>
-      <w:r>
-        <w:rPr>
-          <w:rFonts w:ascii="Times New Roman" w:hAnsi="Times New Roman" w:cs="Times New Roman"/>
-          <w:sz w:val="28"/>
-          <w:szCs w:val="28"/>
-        </w:rPr>
-        <w:t>При расследовании преступлений следственные действия часто проводятся следователями Следственного комитета РФ по военным следственным управлениям. Прокурорский надзор осуществляют военные прокуроры. Такая система обеспечивает сохранение государственной тайны и учёт специфики военной службы.</w:t>
-      </w:r>
-    </w:p>
-    <w:p>
-      <w:pPr>
-        <w:spacing w:line="360" w:lineRule="auto"/>
-        <w:ind w:firstLine="709"/>
-        <w:jc w:val="both"/>
-        <w:rPr>
-          <w:rFonts w:ascii="Times New Roman" w:hAnsi="Times New Roman" w:cs="Times New Roman"/>
-          <w:sz w:val="28"/>
-          <w:szCs w:val="28"/>
-        </w:rPr>
-      </w:pPr>
-      <w:r>
-        <w:rPr>
-          <w:rFonts w:ascii="Times New Roman" w:hAnsi="Times New Roman" w:cs="Times New Roman"/>
-          <w:sz w:val="28"/>
-          <w:szCs w:val="28"/>
-        </w:rPr>
-        <w:t>Военнослужащие имеют право на защиту, на участие защитника, на обжалование судебных решений. Судебные решения могут быть обжалованы в апелляционном, кассационном и надзорном порядке. Высшей инстанцией является Верховный Суд РФ, в составе которого действует Военная коллегия.</w:t>
-      </w:r>
-    </w:p>
-    <w:p>
-      <w:pPr>
-        <w:spacing w:line="360" w:lineRule="auto"/>
-        <w:ind w:firstLine="709"/>
-        <w:jc w:val="both"/>
-        <w:rPr>
-          <w:rFonts w:ascii="Times New Roman" w:hAnsi="Times New Roman" w:cs="Times New Roman"/>
-          <w:sz w:val="28"/>
-          <w:szCs w:val="28"/>
-        </w:rPr>
-      </w:pPr>
-      <w:r>
-        <w:rPr>
-          <w:rFonts w:ascii="Times New Roman" w:hAnsi="Times New Roman" w:cs="Times New Roman"/>
-          <w:sz w:val="28"/>
-          <w:szCs w:val="28"/>
-        </w:rPr>
-        <w:t xml:space="preserve">Особенностью военного судопроизводства является возможность рассмотрения дел в закрытом режиме, если это связано с государственной тайной. Также предусмотрены особенности при рассмотрении дел о </w:t>
-      </w:r>
-      <w:r>
-        <w:rPr>
-          <w:rFonts w:ascii="Times New Roman" w:hAnsi="Times New Roman" w:cs="Times New Roman"/>
-          <w:sz w:val="28"/>
-          <w:szCs w:val="28"/>
-        </w:rPr>
-        <w:lastRenderedPageBreak/>
-        <w:t>преступлениях, совершённых в условиях боевых действий. Это требует от судей не только юридических знаний, но и понимания военной обстановки.</w:t>
-      </w:r>
-    </w:p>
-    <w:p>
-      <w:pPr>
-        <w:spacing w:line="360" w:lineRule="auto"/>
-        <w:ind w:firstLine="709"/>
-        <w:jc w:val="both"/>
-        <w:rPr>
-          <w:rFonts w:ascii="Times New Roman" w:hAnsi="Times New Roman" w:cs="Times New Roman"/>
-          <w:sz w:val="28"/>
-          <w:szCs w:val="28"/>
-        </w:rPr>
-      </w:pPr>
-      <w:r>
-        <w:rPr>
-          <w:rFonts w:ascii="Times New Roman" w:hAnsi="Times New Roman" w:cs="Times New Roman"/>
-          <w:sz w:val="28"/>
-          <w:szCs w:val="28"/>
-        </w:rPr>
-        <w:t>Военные суды рассматривают не только уголовные дела, но и гражданские дела, связанные с защитой прав военнослужащих. Это могут быть споры о восстановлении на военной службе, о взыскании денежного довольствия, о предоставлении жилья, о компенсации морального вреда. Военные суды также рассматривают дела об административных правонарушениях, совершённых военнослужащими.</w:t>
-      </w:r>
-    </w:p>
-    <w:p>
-      <w:pPr>
-        <w:spacing w:line="360" w:lineRule="auto"/>
-        <w:ind w:firstLine="709"/>
-        <w:jc w:val="both"/>
-        <w:rPr>
-          <w:rFonts w:ascii="Times New Roman" w:hAnsi="Times New Roman" w:cs="Times New Roman"/>
-          <w:sz w:val="28"/>
-          <w:szCs w:val="28"/>
-        </w:rPr>
-      </w:pPr>
-      <w:r>
-        <w:rPr>
-          <w:rFonts w:ascii="Times New Roman" w:hAnsi="Times New Roman" w:cs="Times New Roman"/>
-          <w:sz w:val="28"/>
-          <w:szCs w:val="28"/>
-        </w:rPr>
-        <w:t>Важной гарантией прав военнослужащих является возможность обращения в Европейский суд по правам человека, если исчерпаны все внутренние средства правовой защиты. Однако в связи с выходом Российской Федерации из Совета Европы в 2022 году эта возможность была существенно ограничена. Тем не менее, военнослужащие сохраняют право на обращение в Конституционный Суд РФ и к Уполномоченному по правам человека.</w:t>
-      </w:r>
-    </w:p>
-    <w:p>
-      <w:pPr>
-        <w:spacing w:line="360" w:lineRule="auto"/>
-        <w:ind w:firstLine="709"/>
-        <w:jc w:val="both"/>
-        <w:rPr>
-          <w:rFonts w:ascii="Times New Roman" w:hAnsi="Times New Roman" w:cs="Times New Roman"/>
-          <w:sz w:val="28"/>
-          <w:szCs w:val="28"/>
-        </w:rPr>
-      </w:pPr>
-    </w:p>
-    <w:p>
-      <w:pPr>
-        <w:pStyle w:val="1"/>
-        <w:rPr>
-          <w:rStyle w:val="a9"/>
-        </w:rPr>
-      </w:pPr>
-      <w:bookmarkStart w:id="11" w:name="_Toc241595954"/>
-      <w:r>
-        <w:rPr>
-          <w:rStyle w:val="a9"/>
-        </w:rPr>
-        <w:t>ГЛАВА 10. СОВРЕМЕННЫЕ ПРОБЛЕМЫ ПРАВОВОГО РЕГУЛИРОВАНИЯ</w:t>
-      </w:r>
-      <w:bookmarkEnd w:id="11"/>
-    </w:p>
-    <w:p>
-      <w:pPr>
-        <w:spacing w:line="360" w:lineRule="auto"/>
-        <w:ind w:firstLine="709"/>
-        <w:jc w:val="both"/>
-        <w:rPr>
-          <w:rFonts w:ascii="Times New Roman" w:hAnsi="Times New Roman" w:cs="Times New Roman"/>
-          <w:sz w:val="28"/>
-          <w:szCs w:val="28"/>
-        </w:rPr>
-      </w:pPr>
-      <w:r>
-        <w:rPr>
-          <w:rFonts w:ascii="Times New Roman" w:hAnsi="Times New Roman" w:cs="Times New Roman"/>
-          <w:sz w:val="28"/>
-          <w:szCs w:val="28"/>
-        </w:rPr>
-        <w:t>Несмотря на развитую нормативную базу, в правовом регулировании статуса военнослужащих существуют проблемы. Одной из главных остаётся проблема неуставных отношений, скрытые формы которых сохраняются. Это требует улучшения работы психологов, совершенствования системы воспитательной работы и ужесточения ответственности за «дедовщину».</w:t>
-      </w:r>
-    </w:p>
-    <w:p>
-      <w:pPr>
-        <w:spacing w:line="360" w:lineRule="auto"/>
-        <w:ind w:firstLine="709"/>
-        <w:jc w:val="both"/>
-        <w:rPr>
-          <w:rFonts w:ascii="Times New Roman" w:hAnsi="Times New Roman" w:cs="Times New Roman"/>
-          <w:sz w:val="28"/>
-          <w:szCs w:val="28"/>
-        </w:rPr>
-      </w:pPr>
-      <w:r>
-        <w:rPr>
-          <w:rFonts w:ascii="Times New Roman" w:hAnsi="Times New Roman" w:cs="Times New Roman"/>
-          <w:sz w:val="28"/>
-          <w:szCs w:val="28"/>
-        </w:rPr>
-        <w:t>Существует проблема жилищного вопроса, несмотря на систему НИС. Не все военнослужащие могут воспользоваться накопительно-ипотечной системой из-за недостаточного срока службы. Кроме того, стоимость жилья в некоторых регионах превышает накопленные средства. Требуется дальнейшее совершенствование механизмов жилищного обеспечения.</w:t>
-      </w:r>
-    </w:p>
-    <w:p>
-      <w:pPr>
-        <w:spacing w:line="360" w:lineRule="auto"/>
-        <w:ind w:firstLine="709"/>
-        <w:jc w:val="both"/>
-        <w:rPr>
-          <w:rFonts w:ascii="Times New Roman" w:hAnsi="Times New Roman" w:cs="Times New Roman"/>
-          <w:sz w:val="28"/>
-          <w:szCs w:val="28"/>
-        </w:rPr>
-      </w:pPr>
-      <w:r>
-        <w:rPr>
-          <w:rFonts w:ascii="Times New Roman" w:hAnsi="Times New Roman" w:cs="Times New Roman"/>
-          <w:sz w:val="28"/>
-          <w:szCs w:val="28"/>
-        </w:rPr>
-        <w:lastRenderedPageBreak/>
-        <w:t>Высокий уровень суицидов среди военнослужащих по призыву указывает на недостаточную психологическую подготовку и адаптацию молодого пополнения. Необходимо развивать систему психологической помощи, проводить регулярные тренинги и мониторинг психологического состояния военнослужащих.</w:t>
-      </w:r>
-    </w:p>
-    <w:p>
-      <w:pPr>
-        <w:spacing w:line="360" w:lineRule="auto"/>
-        <w:ind w:firstLine="709"/>
-        <w:jc w:val="both"/>
-        <w:rPr>
-          <w:rFonts w:ascii="Times New Roman" w:hAnsi="Times New Roman" w:cs="Times New Roman"/>
-          <w:sz w:val="28"/>
-          <w:szCs w:val="28"/>
-        </w:rPr>
-      </w:pPr>
-      <w:r>
-        <w:rPr>
-          <w:rFonts w:ascii="Times New Roman" w:hAnsi="Times New Roman" w:cs="Times New Roman"/>
-          <w:sz w:val="28"/>
-          <w:szCs w:val="28"/>
-        </w:rPr>
-        <w:t>Также возникают сложности с разграничением дисциплинарного проступка и преступления. Некоторые деяния могут квалифицироваться по-разному в зависимости от обстоятельств. Это требует от командиров и юристов высокой квалификации и чётких критериев разграничения.</w:t>
-      </w:r>
-    </w:p>
-    <w:p>
-      <w:pPr>
-        <w:spacing w:line="360" w:lineRule="auto"/>
-        <w:ind w:firstLine="709"/>
-        <w:jc w:val="both"/>
-        <w:rPr>
-          <w:rFonts w:ascii="Times New Roman" w:hAnsi="Times New Roman" w:cs="Times New Roman"/>
-          <w:sz w:val="28"/>
-          <w:szCs w:val="28"/>
-        </w:rPr>
-      </w:pPr>
-      <w:r>
-        <w:rPr>
-          <w:rFonts w:ascii="Times New Roman" w:hAnsi="Times New Roman" w:cs="Times New Roman"/>
-          <w:sz w:val="28"/>
-          <w:szCs w:val="28"/>
-        </w:rPr>
-        <w:t>Требуется дальнейшая цифровизация воинского учёта и совершенствование системы психологической реабилитации. Внедрение электронных документов, автоматизированных систем управления и телемедицины может повысить эффективность военного управления и улучшить качество жизни военнослужащих.</w:t>
-      </w:r>
-    </w:p>
-    <w:p>
-      <w:pPr>
-        <w:spacing w:line="360" w:lineRule="auto"/>
-        <w:ind w:firstLine="709"/>
-        <w:jc w:val="both"/>
-        <w:rPr>
-          <w:rFonts w:ascii="Times New Roman" w:hAnsi="Times New Roman" w:cs="Times New Roman"/>
-          <w:sz w:val="28"/>
-          <w:szCs w:val="28"/>
-        </w:rPr>
-      </w:pPr>
-      <w:r>
-        <w:rPr>
-          <w:rFonts w:ascii="Times New Roman" w:hAnsi="Times New Roman" w:cs="Times New Roman"/>
-          <w:sz w:val="28"/>
-          <w:szCs w:val="28"/>
-        </w:rPr>
-        <w:t>Отдельной проблемой является правовая защита военнослужащих, участвующих в боевых действиях. Необходимо совершенствовать законодательство о социальных гарантиях ветеранов, о статусе участников боевых действий, о медицинской и психологической реабилитации.</w:t>
-      </w:r>
-    </w:p>
-    <w:p>
-      <w:pPr>
-        <w:spacing w:line="360" w:lineRule="auto"/>
-        <w:ind w:firstLine="709"/>
-        <w:jc w:val="both"/>
-        <w:rPr>
-          <w:rFonts w:ascii="Times New Roman" w:hAnsi="Times New Roman" w:cs="Times New Roman"/>
-          <w:sz w:val="28"/>
-          <w:szCs w:val="28"/>
-        </w:rPr>
-      </w:pPr>
-      <w:r>
-        <w:rPr>
-          <w:rFonts w:ascii="Times New Roman" w:hAnsi="Times New Roman" w:cs="Times New Roman"/>
-          <w:sz w:val="28"/>
-          <w:szCs w:val="28"/>
-        </w:rPr>
-        <w:t>Ещё одной проблемой является несовершенство механизмов контроля за соблюдением прав военнослужащих. Военная прокуратура и командование не всегда оперативно реагируют на жалобы военнослужащих, что приводит к нарушению их прав и законных интересов. Требуется усиление прокурорского надзора, повышение правовой грамотности самих военнослужащих, создание эффективных механизмов защиты их прав.</w:t>
-      </w:r>
-    </w:p>
-    <w:p>
-      <w:pPr>
-        <w:spacing w:line="360" w:lineRule="auto"/>
-        <w:ind w:firstLine="709"/>
-        <w:jc w:val="both"/>
-        <w:rPr>
-          <w:rFonts w:ascii="Times New Roman" w:hAnsi="Times New Roman" w:cs="Times New Roman"/>
-          <w:sz w:val="28"/>
-          <w:szCs w:val="28"/>
-        </w:rPr>
-      </w:pPr>
-      <w:r>
-        <w:rPr>
-          <w:rFonts w:ascii="Times New Roman" w:hAnsi="Times New Roman" w:cs="Times New Roman"/>
-          <w:sz w:val="28"/>
-          <w:szCs w:val="28"/>
-        </w:rPr>
-        <w:t xml:space="preserve">Также актуальной остаётся проблема адаптации военнослужащих, уволенных с военной службы, к гражданской жизни. Многие из них испытывают трудности с трудоустройством, получением медицинской помощи, социальной поддержкой. Необходимо развивать систему </w:t>
-      </w:r>
-      <w:r>
-        <w:rPr>
-          <w:rFonts w:ascii="Times New Roman" w:hAnsi="Times New Roman" w:cs="Times New Roman"/>
-          <w:sz w:val="28"/>
-          <w:szCs w:val="28"/>
-        </w:rPr>
-        <w:lastRenderedPageBreak/>
-        <w:t>переподготовки кадров, создавать центры социальной адаптации, совершенствовать законодательство о статусе ветеранов.</w:t>
-      </w:r>
-    </w:p>
-    <w:p>
-      <w:pPr>
-        <w:spacing w:line="360" w:lineRule="auto"/>
-        <w:ind w:firstLine="709"/>
-        <w:jc w:val="both"/>
-        <w:rPr>
-          <w:rFonts w:ascii="Times New Roman" w:hAnsi="Times New Roman" w:cs="Times New Roman"/>
-          <w:sz w:val="28"/>
-          <w:szCs w:val="28"/>
-        </w:rPr>
-      </w:pPr>
-    </w:p>
-    <w:p>
-      <w:pPr>
-        <w:spacing w:line="360" w:lineRule="auto"/>
-        <w:ind w:firstLine="709"/>
-        <w:jc w:val="both"/>
-        <w:rPr>
-          <w:rFonts w:ascii="Times New Roman" w:hAnsi="Times New Roman" w:cs="Times New Roman"/>
-          <w:sz w:val="28"/>
-          <w:szCs w:val="28"/>
-        </w:rPr>
-      </w:pPr>
-    </w:p>
-    <w:p>
-      <w:pPr>
-        <w:pStyle w:val="1"/>
-        <w:rPr>
-          <w:rStyle w:val="a9"/>
-        </w:rPr>
-      </w:pPr>
-      <w:bookmarkStart w:id="12" w:name="_Toc241595955"/>
-      <w:r>
-        <w:rPr>
-          <w:rStyle w:val="a9"/>
-        </w:rPr>
-        <w:t>ЗАКЛЮЧЕНИЕ</w:t>
-      </w:r>
-      <w:bookmarkEnd w:id="12"/>
-    </w:p>
-    <w:p>
-      <w:pPr>
-        <w:spacing w:line="360" w:lineRule="auto"/>
-        <w:ind w:firstLine="709"/>
-        <w:jc w:val="both"/>
-        <w:rPr>
-          <w:rFonts w:ascii="Times New Roman" w:hAnsi="Times New Roman" w:cs="Times New Roman"/>
-          <w:sz w:val="28"/>
-          <w:szCs w:val="28"/>
-        </w:rPr>
-      </w:pPr>
-      <w:r>
-        <w:rPr>
-          <w:rFonts w:ascii="Times New Roman" w:hAnsi="Times New Roman" w:cs="Times New Roman"/>
-          <w:sz w:val="28"/>
-          <w:szCs w:val="28"/>
-        </w:rPr>
-        <w:t>Подводя итог, можно констатировать, что правовой статус военнослужащих в Российской Федерации представляет собой сложный, многогранный институт, сочетающий в себе элементы государственной службы и специфических воинских отношений. Государство, возлагая на военнослужащих повышенные обязанности и ограничения, берёт на себя обязательства по обеспечению их высокими социальными гарантиями.</w:t>
-      </w:r>
-    </w:p>
-    <w:p>
-      <w:pPr>
-        <w:spacing w:line="360" w:lineRule="auto"/>
-        <w:ind w:firstLine="709"/>
-        <w:jc w:val="both"/>
-        <w:rPr>
-          <w:rFonts w:ascii="Times New Roman" w:hAnsi="Times New Roman" w:cs="Times New Roman"/>
-          <w:sz w:val="28"/>
-          <w:szCs w:val="28"/>
-        </w:rPr>
-      </w:pPr>
-      <w:r>
-        <w:rPr>
-          <w:rFonts w:ascii="Times New Roman" w:hAnsi="Times New Roman" w:cs="Times New Roman"/>
-          <w:sz w:val="28"/>
-          <w:szCs w:val="28"/>
-        </w:rPr>
-        <w:t>Система юридической ответственности военнослужащих носит многоуровневый характер. Дисциплинарная ответственность обеспечивает поддержание повседневного порядка; административная регулирует проступки в сфере общественного порядка; уголовная защищает основы военной службы; материальная обеспечивает сохранность вверенного имущества. Особое место занимает военная юстиция, которая обеспечивает специализированное рассмотрение дел.</w:t>
-      </w:r>
-    </w:p>
-    <w:p>
-      <w:pPr>
-        <w:spacing w:line="360" w:lineRule="auto"/>
-        <w:ind w:firstLine="709"/>
-        <w:jc w:val="both"/>
-        <w:rPr>
-          <w:rFonts w:ascii="Times New Roman" w:hAnsi="Times New Roman" w:cs="Times New Roman"/>
-          <w:sz w:val="28"/>
-          <w:szCs w:val="28"/>
-        </w:rPr>
-      </w:pPr>
-      <w:r>
-        <w:rPr>
-          <w:rFonts w:ascii="Times New Roman" w:hAnsi="Times New Roman" w:cs="Times New Roman"/>
-          <w:sz w:val="28"/>
-          <w:szCs w:val="28"/>
-        </w:rPr>
-        <w:t>Дальнейшее развитие правового статуса должно быть направлено на усиление социальной защиты и улучшение психологического климата в воинских коллективах. Необходимо продолжать работу по совершенствованию законодательства, повышению правовой грамотности военнослужащих, укреплению дисциплины и правопорядка.</w:t>
-      </w:r>
-    </w:p>
-    <w:p>
-      <w:pPr>
-        <w:spacing w:line="360" w:lineRule="auto"/>
-        <w:ind w:firstLine="709"/>
-        <w:jc w:val="both"/>
-        <w:rPr>
-          <w:rFonts w:ascii="Times New Roman" w:hAnsi="Times New Roman" w:cs="Times New Roman"/>
-          <w:sz w:val="28"/>
-          <w:szCs w:val="28"/>
-        </w:rPr>
-      </w:pPr>
-      <w:r>
-        <w:rPr>
-          <w:rFonts w:ascii="Times New Roman" w:hAnsi="Times New Roman" w:cs="Times New Roman"/>
-          <w:sz w:val="28"/>
-          <w:szCs w:val="28"/>
-        </w:rPr>
-        <w:t xml:space="preserve">Таким образом, правовое регулирование статуса и ответственности военнослужащих представляет собой динамично развивающуюся систему, которая требует постоянного внимания со стороны государства и общества. Совершенствование этой системы должно быть направлено на укрепление </w:t>
-      </w:r>
-      <w:r>
-        <w:rPr>
-          <w:rFonts w:ascii="Times New Roman" w:hAnsi="Times New Roman" w:cs="Times New Roman"/>
-          <w:sz w:val="28"/>
-          <w:szCs w:val="28"/>
-        </w:rPr>
-        <w:lastRenderedPageBreak/>
-        <w:t>обороноспособности страны, повышение престижа военной службы и обеспечение правовой защищённости военнослужащих.</w:t>
-      </w:r>
-    </w:p>
-    <w:p>
-      <w:pPr>
-        <w:spacing w:line="360" w:lineRule="auto"/>
-        <w:ind w:firstLine="709"/>
-        <w:jc w:val="both"/>
-        <w:rPr>
-          <w:rFonts w:ascii="Times New Roman" w:hAnsi="Times New Roman" w:cs="Times New Roman"/>
-          <w:sz w:val="28"/>
-          <w:szCs w:val="28"/>
-        </w:rPr>
-      </w:pPr>
-    </w:p>
-    <w:p>
-      <w:pPr>
-        <w:spacing w:line="360" w:lineRule="auto"/>
-        <w:ind w:firstLine="709"/>
-        <w:jc w:val="both"/>
-        <w:rPr>
-          <w:rFonts w:ascii="Times New Roman" w:hAnsi="Times New Roman" w:cs="Times New Roman"/>
-          <w:sz w:val="28"/>
-          <w:szCs w:val="28"/>
-        </w:rPr>
-      </w:pPr>
-    </w:p>
-    <w:p>
-      <w:pPr>
-        <w:pStyle w:val="1"/>
-        <w:rPr>
-          <w:rStyle w:val="a9"/>
-        </w:rPr>
-      </w:pPr>
-      <w:bookmarkStart w:id="13" w:name="_Toc241595956"/>
-      <w:r>
-        <w:rPr>
-          <w:rStyle w:val="a9"/>
-        </w:rPr>
         <w:t>СПИСОК ИСПОЛЬЗОВАННОЙ ЛИТЕРАТУРЫ</w:t>
       </w:r>
       <w:bookmarkEnd w:id="13"/>
@@ -4415,7 +4359,6 @@
           <w:sz w:val="28"/>
           <w:szCs w:val="28"/>
         </w:rPr>
-        <w:lastRenderedPageBreak/>
         <w:t>Корякин В.М. Военное право: курс лекций. — 2022.</w:t>
       </w:r>
     </w:p>
@@ -4468,50 +4411,92 @@
     <w:p>
       <w:pPr>
         <w:spacing w:line="360" w:lineRule="auto"/>
-        <w:ind w:firstLine="709"/>
-        <w:jc w:val="both"/>
-        <w:rPr>
-          <w:rFonts w:ascii="Times New Roman" w:hAnsi="Times New Roman" w:cs="Times New Roman"/>
-          <w:sz w:val="28"/>
-          <w:szCs w:val="28"/>
-        </w:rPr>
-      </w:pPr>
-    </w:p>
-    <w:p>
-      <w:pPr>
-        <w:spacing w:line="360" w:lineRule="auto"/>
-        <w:ind w:firstLine="709"/>
-        <w:jc w:val="both"/>
-        <w:rPr>
-          <w:rFonts w:ascii="Times New Roman" w:hAnsi="Times New Roman" w:cs="Times New Roman"/>
-          <w:sz w:val="28"/>
-          <w:szCs w:val="28"/>
-        </w:rPr>
-      </w:pPr>
-    </w:p>
-    <w:p>
-      <w:pPr>
-        <w:spacing w:line="360" w:lineRule="auto"/>
-        <w:ind w:firstLine="709"/>
-        <w:jc w:val="both"/>
-        <w:rPr>
-          <w:rFonts w:ascii="Times New Roman" w:hAnsi="Times New Roman" w:cs="Times New Roman"/>
-          <w:sz w:val="28"/>
-          <w:szCs w:val="28"/>
-        </w:rPr>
-      </w:pPr>
-    </w:p>
-    <w:p>
-      <w:pPr>
-        <w:spacing w:line="360" w:lineRule="auto"/>
-        <w:ind w:firstLine="709"/>
-        <w:jc w:val="both"/>
-        <w:rPr>
-          <w:rFonts w:ascii="Times New Roman" w:hAnsi="Times New Roman" w:cs="Times New Roman"/>
-          <w:sz w:val="28"/>
-          <w:szCs w:val="28"/>
-        </w:rPr>
-      </w:pPr>
+        <w:jc w:val="both"/>
+        <w:rPr>
+          <w:rFonts w:ascii="Times New Roman" w:hAnsi="Times New Roman" w:cs="Times New Roman"/>
+          <w:sz w:val="28"/>
+          <w:szCs w:val="28"/>
+        </w:rPr>
+      </w:pPr>
+    </w:p>
+    <w:p>
+      <w:pPr>
+        <w:pStyle w:val="1"/>
+      </w:pPr>
+      <w:bookmarkStart w:id="14" w:name="_Toc241597227"/>
+      <w:r>
+        <w:lastRenderedPageBreak/>
+        <w:t>Схема 1 – Виды юридической ответственности военнослужащих</w:t>
+      </w:r>
+      <w:bookmarkEnd w:id="14"/>
+    </w:p>
+    <w:p>
+      <w:pPr>
+        <w:spacing w:line="360" w:lineRule="auto"/>
+        <w:jc w:val="both"/>
+        <w:rPr>
+          <w:rFonts w:ascii="Times New Roman" w:hAnsi="Times New Roman" w:cs="Times New Roman"/>
+          <w:sz w:val="28"/>
+          <w:szCs w:val="28"/>
+        </w:rPr>
+      </w:pPr>
+      <w:r>
+        <w:rPr>
+          <w:noProof/>
+          <w:lang w:eastAsia="ru-RU"/>
+        </w:rPr>
+        <w:drawing>
+          <wp:inline distT="0" distB="0" distL="0" distR="0">
+            <wp:extent cx="5971695" cy="3952875"/>
+            <wp:effectExtent l="0" t="0" r="0" b="0"/>
+            <wp:docPr id="1" name="Рисунок 1" descr="Виды юридической ответственности военнослужащих и их характеристика. Тема №  9 - online presentation"/>
+            <wp:cNvGraphicFramePr>
+              <a:graphicFrameLocks xmlns:a="http://schemas.openxmlformats.org/drawingml/2006/main" noChangeAspect="1"/>
+            </wp:cNvGraphicFramePr>
+            <a:graphic xmlns:a="http://schemas.openxmlformats.org/drawingml/2006/main">
+              <a:graphicData uri="http://schemas.openxmlformats.org/drawingml/2006/picture">
+                <pic:pic xmlns:pic="http://schemas.openxmlformats.org/drawingml/2006/picture">
+                  <pic:nvPicPr>
+                    <pic:cNvPr id="0" name="Picture 1" descr="Виды юридической ответственности военнослужащих и их характеристика. Тема №  9 - online presentation"/>
+                    <pic:cNvPicPr>
+                      <a:picLocks noChangeAspect="1" noChangeArrowheads="1"/>
+                    </pic:cNvPicPr>
+                  </pic:nvPicPr>
+                  <pic:blipFill rotWithShape="1">
+                    <a:blip r:embed="rId8">
+                      <a:extLst>
+                        <a:ext uri="{28A0092B-C50C-407E-A947-70E740481C1C}">
+                          <a14:useLocalDpi xmlns:a14="http://schemas.microsoft.com/office/drawing/2010/main" val="0"/>
+                        </a:ext>
+                      </a:extLst>
+                    </a:blip>
+                    <a:srcRect b="11627"/>
+                    <a:stretch/>
+                  </pic:blipFill>
+                  <pic:spPr bwMode="auto">
+                    <a:xfrm>
+                      <a:off x="0" y="0"/>
+                      <a:ext cx="5974144" cy="3954496"/>
+                    </a:xfrm>
+                    <a:prstGeom prst="rect">
+                      <a:avLst/>
+                    </a:prstGeom>
+                    <a:noFill/>
+                    <a:ln>
+                      <a:noFill/>
+                    </a:ln>
+                    <a:extLst>
+                      <a:ext uri="{53640926-AAD7-44D8-BBD7-CCE9431645EC}">
+                        <a14:shadowObscured xmlns:a14="http://schemas.microsoft.com/office/drawing/2010/main"/>
+                      </a:ext>
+                    </a:extLst>
+                  </pic:spPr>
+                </pic:pic>
+              </a:graphicData>
+            </a:graphic>
+          </wp:inline>
+        </w:drawing>
+      </w:r>
     </w:p>
     <w:p>
       <w:pPr>
@@ -4526,7 +4511,7 @@
       </w:pPr>
     </w:p>
     <w:sectPr>
-      <w:footerReference w:type="default" r:id="rId8"/>
+      <w:footerReference w:type="default" r:id="rId9"/>
       <w:pgSz w:w="11906" w:h="16838"/>
       <w:pgMar w:top="1134" w:right="850" w:bottom="1134" w:left="1701" w:header="708" w:footer="708" w:gutter="0"/>
       <w:cols w:space="708"/>
@@ -5197,6 +5182,7 @@
   <w:style w:type="character" w:default="1" w:styleId="a0">
     <w:name w:val="Default Paragraph Font"/>
     <w:uiPriority w:val="1"/>
+    <w:semiHidden/>
     <w:unhideWhenUsed/>
   </w:style>
   <w:style w:type="table" w:default="1" w:styleId="a1">
@@ -5653,7 +5639,7 @@
 </file>
 
 <file path=customXml/itemProps1.xml><?xml version="1.0" encoding="utf-8"?>
-<ds:datastoreItem xmlns:ds="http://schemas.openxmlformats.org/officeDocument/2006/customXml" ds:itemID="{B745403E-7F81-48ED-8CCF-161AC542374C}">
+<ds:datastoreItem xmlns:ds="http://schemas.openxmlformats.org/officeDocument/2006/customXml" ds:itemID="{20BF8E13-F737-4917-97F2-C6E577075A44}">
   <ds:schemaRefs>
     <ds:schemaRef ds:uri="http://schemas.openxmlformats.org/officeDocument/2006/bibliography"/>
   </ds:schemaRefs>
